--- a/docs/tables/whole/sec4_side_effect.docx
+++ b/docs/tables/whole/sec4_side_effect.docx
@@ -838,7 +838,7 @@
                 <w:szCs w:val="22"/>
                 <w:color w:val="000000"/>
               </w:rPr>
-              <w:t xml:space="preserve">323</w:t>
+              <w:t xml:space="preserve">322</w:t>
             </w:r>
           </w:p>
         </w:tc>
@@ -997,7 +997,7 @@
                 <w:szCs w:val="22"/>
                 <w:color w:val="000000"/>
               </w:rPr>
-              <w:t xml:space="preserve">0.048</w:t>
+              <w:t xml:space="preserve">0.044</w:t>
             </w:r>
           </w:p>
         </w:tc>
@@ -1050,7 +1050,7 @@
                 <w:szCs w:val="22"/>
                 <w:color w:val="000000"/>
               </w:rPr>
-              <w:t xml:space="preserve">323</w:t>
+              <w:t xml:space="preserve">322</w:t>
             </w:r>
           </w:p>
         </w:tc>
@@ -1103,7 +1103,7 @@
                 <w:szCs w:val="22"/>
                 <w:color w:val="000000"/>
               </w:rPr>
-              <w:t xml:space="preserve">1.63</w:t>
+              <w:t xml:space="preserve">1.66</w:t>
             </w:r>
           </w:p>
         </w:tc>
@@ -1156,7 +1156,7 @@
                 <w:szCs w:val="22"/>
                 <w:color w:val="000000"/>
               </w:rPr>
-              <w:t xml:space="preserve">1.22, 2.18</w:t>
+              <w:t xml:space="preserve">1.25, 2.21</w:t>
             </w:r>
           </w:p>
         </w:tc>
@@ -1321,7 +1321,7 @@
                 <w:szCs w:val="22"/>
                 <w:color w:val="000000"/>
               </w:rPr>
-              <w:t xml:space="preserve">323</w:t>
+              <w:t xml:space="preserve">322</w:t>
             </w:r>
           </w:p>
         </w:tc>
@@ -1533,7 +1533,7 @@
                 <w:szCs w:val="22"/>
                 <w:color w:val="000000"/>
               </w:rPr>
-              <w:t xml:space="preserve">323</w:t>
+              <w:t xml:space="preserve">322</w:t>
             </w:r>
           </w:p>
         </w:tc>
@@ -1692,7 +1692,7 @@
                 <w:szCs w:val="22"/>
                 <w:color w:val="000000"/>
               </w:rPr>
-              <w:t xml:space="preserve">0.700</w:t>
+              <w:t xml:space="preserve">0.740</w:t>
             </w:r>
           </w:p>
         </w:tc>
@@ -1804,7 +1804,7 @@
                 <w:szCs w:val="22"/>
                 <w:color w:val="000000"/>
               </w:rPr>
-              <w:t xml:space="preserve">323</w:t>
+              <w:t xml:space="preserve">322</w:t>
             </w:r>
           </w:p>
         </w:tc>
@@ -2016,7 +2016,7 @@
                 <w:szCs w:val="22"/>
                 <w:color w:val="000000"/>
               </w:rPr>
-              <w:t xml:space="preserve">323</w:t>
+              <w:t xml:space="preserve">322</w:t>
             </w:r>
           </w:p>
         </w:tc>
@@ -2823,113 +2823,113 @@
                 <w:szCs w:val="22"/>
                 <w:color w:val="000000"/>
               </w:rPr>
-              <w:t xml:space="preserve">1.08</w:t>
-            </w:r>
-          </w:p>
-        </w:tc>
-        <w:tc>
-          <w:tcPr>
-            <w:tcBorders>
-              <w:bottom w:val="none" w:sz="0" w:space="0" w:color="000000"/>
-              <w:top w:val="none" w:sz="0" w:space="0" w:color="000000"/>
-              <w:left w:val="none" w:sz="0" w:space="0" w:color="000000"/>
-              <w:right w:val="none" w:sz="0" w:space="0" w:color="000000"/>
-            </w:tcBorders>
-            <w:shd w:val="clear" w:color="auto" w:fill="FFFFFF"/>
-            <w:tcMar>
-              <w:top w:w="0" w:type="dxa"/>
-              <w:bottom w:w="0" w:type="dxa"/>
-              <w:left w:w="0" w:type="dxa"/>
-              <w:right w:w="0" w:type="dxa"/>
-            </w:tcMar>
-            <w:vAlign w:val="top"/>
-          </w:tcPr>
-          <w:p>
-            <w:pPr>
-              <w:pStyle w:val="Normal"/>
-              <w:jc w:val="center"/>
-              <w:pBdr>
-                <w:bottom w:val="none" w:sz="0" w:space="0" w:color="000000"/>
-                <w:top w:val="none" w:sz="0" w:space="0" w:color="000000"/>
-                <w:left w:val="none" w:sz="0" w:space="0" w:color="000000"/>
-                <w:right w:val="none" w:sz="0" w:space="0" w:color="000000"/>
-              </w:pBdr>
-              <w:spacing w:after="100" w:before="100" w:line="240"/>
-              <w:ind w:left="100" w:right="100" w:firstLine="0" w:firstLineChars="0"/>
-              <w:rPr>
-                <w:rFonts w:ascii="Helvetica" w:hAnsi="Helvetica" w:eastAsia="Helvetica" w:cs="Helvetica"/>
-                <w:i w:val="false"/>
-                <w:b w:val="false"/>
-                <w:u w:val="none"/>
-                <w:sz w:val="22"/>
-                <w:szCs w:val="22"/>
-                <w:color w:val="000000"/>
-              </w:rPr>
-            </w:pPr>
-            <w:r>
-              <w:rPr>
-                <w:rFonts w:ascii="Helvetica" w:hAnsi="Helvetica" w:eastAsia="Helvetica" w:cs="Helvetica"/>
-                <w:i w:val="false"/>
-                <w:b w:val="false"/>
-                <w:u w:val="none"/>
-                <w:sz w:val="22"/>
-                <w:szCs w:val="22"/>
-                <w:color w:val="000000"/>
-              </w:rPr>
-              <w:t xml:space="preserve">0.60, 1.96</w:t>
-            </w:r>
-          </w:p>
-        </w:tc>
-        <w:tc>
-          <w:tcPr>
-            <w:tcBorders>
-              <w:bottom w:val="none" w:sz="0" w:space="0" w:color="000000"/>
-              <w:top w:val="none" w:sz="0" w:space="0" w:color="000000"/>
-              <w:left w:val="none" w:sz="0" w:space="0" w:color="000000"/>
-              <w:right w:val="none" w:sz="0" w:space="0" w:color="000000"/>
-            </w:tcBorders>
-            <w:shd w:val="clear" w:color="auto" w:fill="FFFFFF"/>
-            <w:tcMar>
-              <w:top w:w="0" w:type="dxa"/>
-              <w:bottom w:w="0" w:type="dxa"/>
-              <w:left w:w="0" w:type="dxa"/>
-              <w:right w:w="0" w:type="dxa"/>
-            </w:tcMar>
-            <w:vAlign w:val="top"/>
-          </w:tcPr>
-          <w:p>
-            <w:pPr>
-              <w:pStyle w:val="Normal"/>
-              <w:jc w:val="center"/>
-              <w:pBdr>
-                <w:bottom w:val="none" w:sz="0" w:space="0" w:color="000000"/>
-                <w:top w:val="none" w:sz="0" w:space="0" w:color="000000"/>
-                <w:left w:val="none" w:sz="0" w:space="0" w:color="000000"/>
-                <w:right w:val="none" w:sz="0" w:space="0" w:color="000000"/>
-              </w:pBdr>
-              <w:spacing w:after="100" w:before="100" w:line="240"/>
-              <w:ind w:left="100" w:right="100" w:firstLine="0" w:firstLineChars="0"/>
-              <w:rPr>
-                <w:rFonts w:ascii="Helvetica" w:hAnsi="Helvetica" w:eastAsia="Helvetica" w:cs="Helvetica"/>
-                <w:i w:val="false"/>
-                <w:b w:val="false"/>
-                <w:u w:val="none"/>
-                <w:sz w:val="22"/>
-                <w:szCs w:val="22"/>
-                <w:color w:val="000000"/>
-              </w:rPr>
-            </w:pPr>
-            <w:r>
-              <w:rPr>
-                <w:rFonts w:ascii="Helvetica" w:hAnsi="Helvetica" w:eastAsia="Helvetica" w:cs="Helvetica"/>
-                <w:i w:val="false"/>
-                <w:b w:val="false"/>
-                <w:u w:val="none"/>
-                <w:sz w:val="22"/>
-                <w:szCs w:val="22"/>
-                <w:color w:val="000000"/>
-              </w:rPr>
-              <w:t xml:space="preserve">0.790</w:t>
+              <w:t xml:space="preserve">1.12</w:t>
+            </w:r>
+          </w:p>
+        </w:tc>
+        <w:tc>
+          <w:tcPr>
+            <w:tcBorders>
+              <w:bottom w:val="none" w:sz="0" w:space="0" w:color="000000"/>
+              <w:top w:val="none" w:sz="0" w:space="0" w:color="000000"/>
+              <w:left w:val="none" w:sz="0" w:space="0" w:color="000000"/>
+              <w:right w:val="none" w:sz="0" w:space="0" w:color="000000"/>
+            </w:tcBorders>
+            <w:shd w:val="clear" w:color="auto" w:fill="FFFFFF"/>
+            <w:tcMar>
+              <w:top w:w="0" w:type="dxa"/>
+              <w:bottom w:w="0" w:type="dxa"/>
+              <w:left w:w="0" w:type="dxa"/>
+              <w:right w:w="0" w:type="dxa"/>
+            </w:tcMar>
+            <w:vAlign w:val="top"/>
+          </w:tcPr>
+          <w:p>
+            <w:pPr>
+              <w:pStyle w:val="Normal"/>
+              <w:jc w:val="center"/>
+              <w:pBdr>
+                <w:bottom w:val="none" w:sz="0" w:space="0" w:color="000000"/>
+                <w:top w:val="none" w:sz="0" w:space="0" w:color="000000"/>
+                <w:left w:val="none" w:sz="0" w:space="0" w:color="000000"/>
+                <w:right w:val="none" w:sz="0" w:space="0" w:color="000000"/>
+              </w:pBdr>
+              <w:spacing w:after="100" w:before="100" w:line="240"/>
+              <w:ind w:left="100" w:right="100" w:firstLine="0" w:firstLineChars="0"/>
+              <w:rPr>
+                <w:rFonts w:ascii="Helvetica" w:hAnsi="Helvetica" w:eastAsia="Helvetica" w:cs="Helvetica"/>
+                <w:i w:val="false"/>
+                <w:b w:val="false"/>
+                <w:u w:val="none"/>
+                <w:sz w:val="22"/>
+                <w:szCs w:val="22"/>
+                <w:color w:val="000000"/>
+              </w:rPr>
+            </w:pPr>
+            <w:r>
+              <w:rPr>
+                <w:rFonts w:ascii="Helvetica" w:hAnsi="Helvetica" w:eastAsia="Helvetica" w:cs="Helvetica"/>
+                <w:i w:val="false"/>
+                <w:b w:val="false"/>
+                <w:u w:val="none"/>
+                <w:sz w:val="22"/>
+                <w:szCs w:val="22"/>
+                <w:color w:val="000000"/>
+              </w:rPr>
+              <w:t xml:space="preserve">0.62, 2.01</w:t>
+            </w:r>
+          </w:p>
+        </w:tc>
+        <w:tc>
+          <w:tcPr>
+            <w:tcBorders>
+              <w:bottom w:val="none" w:sz="0" w:space="0" w:color="000000"/>
+              <w:top w:val="none" w:sz="0" w:space="0" w:color="000000"/>
+              <w:left w:val="none" w:sz="0" w:space="0" w:color="000000"/>
+              <w:right w:val="none" w:sz="0" w:space="0" w:color="000000"/>
+            </w:tcBorders>
+            <w:shd w:val="clear" w:color="auto" w:fill="FFFFFF"/>
+            <w:tcMar>
+              <w:top w:w="0" w:type="dxa"/>
+              <w:bottom w:w="0" w:type="dxa"/>
+              <w:left w:w="0" w:type="dxa"/>
+              <w:right w:w="0" w:type="dxa"/>
+            </w:tcMar>
+            <w:vAlign w:val="top"/>
+          </w:tcPr>
+          <w:p>
+            <w:pPr>
+              <w:pStyle w:val="Normal"/>
+              <w:jc w:val="center"/>
+              <w:pBdr>
+                <w:bottom w:val="none" w:sz="0" w:space="0" w:color="000000"/>
+                <w:top w:val="none" w:sz="0" w:space="0" w:color="000000"/>
+                <w:left w:val="none" w:sz="0" w:space="0" w:color="000000"/>
+                <w:right w:val="none" w:sz="0" w:space="0" w:color="000000"/>
+              </w:pBdr>
+              <w:spacing w:after="100" w:before="100" w:line="240"/>
+              <w:ind w:left="100" w:right="100" w:firstLine="0" w:firstLineChars="0"/>
+              <w:rPr>
+                <w:rFonts w:ascii="Helvetica" w:hAnsi="Helvetica" w:eastAsia="Helvetica" w:cs="Helvetica"/>
+                <w:i w:val="false"/>
+                <w:b w:val="false"/>
+                <w:u w:val="none"/>
+                <w:sz w:val="22"/>
+                <w:szCs w:val="22"/>
+                <w:color w:val="000000"/>
+              </w:rPr>
+            </w:pPr>
+            <w:r>
+              <w:rPr>
+                <w:rFonts w:ascii="Helvetica" w:hAnsi="Helvetica" w:eastAsia="Helvetica" w:cs="Helvetica"/>
+                <w:i w:val="false"/>
+                <w:b w:val="false"/>
+                <w:u w:val="none"/>
+                <w:sz w:val="22"/>
+                <w:szCs w:val="22"/>
+                <w:color w:val="000000"/>
+              </w:rPr>
+              <w:t xml:space="preserve">0.700</w:t>
             </w:r>
           </w:p>
         </w:tc>
@@ -3035,113 +3035,113 @@
                 <w:szCs w:val="22"/>
                 <w:color w:val="000000"/>
               </w:rPr>
-              <w:t xml:space="preserve">0.76</w:t>
-            </w:r>
-          </w:p>
-        </w:tc>
-        <w:tc>
-          <w:tcPr>
-            <w:tcBorders>
-              <w:bottom w:val="none" w:sz="0" w:space="0" w:color="000000"/>
-              <w:top w:val="none" w:sz="0" w:space="0" w:color="000000"/>
-              <w:left w:val="none" w:sz="0" w:space="0" w:color="000000"/>
-              <w:right w:val="none" w:sz="0" w:space="0" w:color="000000"/>
-            </w:tcBorders>
-            <w:shd w:val="clear" w:color="auto" w:fill="FFFFFF"/>
-            <w:tcMar>
-              <w:top w:w="0" w:type="dxa"/>
-              <w:bottom w:w="0" w:type="dxa"/>
-              <w:left w:w="0" w:type="dxa"/>
-              <w:right w:w="0" w:type="dxa"/>
-            </w:tcMar>
-            <w:vAlign w:val="top"/>
-          </w:tcPr>
-          <w:p>
-            <w:pPr>
-              <w:pStyle w:val="Normal"/>
-              <w:jc w:val="center"/>
-              <w:pBdr>
-                <w:bottom w:val="none" w:sz="0" w:space="0" w:color="000000"/>
-                <w:top w:val="none" w:sz="0" w:space="0" w:color="000000"/>
-                <w:left w:val="none" w:sz="0" w:space="0" w:color="000000"/>
-                <w:right w:val="none" w:sz="0" w:space="0" w:color="000000"/>
-              </w:pBdr>
-              <w:spacing w:after="100" w:before="100" w:line="240"/>
-              <w:ind w:left="100" w:right="100" w:firstLine="0" w:firstLineChars="0"/>
-              <w:rPr>
-                <w:rFonts w:ascii="Helvetica" w:hAnsi="Helvetica" w:eastAsia="Helvetica" w:cs="Helvetica"/>
-                <w:i w:val="false"/>
-                <w:b w:val="false"/>
-                <w:u w:val="none"/>
-                <w:sz w:val="22"/>
-                <w:szCs w:val="22"/>
-                <w:color w:val="000000"/>
-              </w:rPr>
-            </w:pPr>
-            <w:r>
-              <w:rPr>
-                <w:rFonts w:ascii="Helvetica" w:hAnsi="Helvetica" w:eastAsia="Helvetica" w:cs="Helvetica"/>
-                <w:i w:val="false"/>
-                <w:b w:val="false"/>
-                <w:u w:val="none"/>
-                <w:sz w:val="22"/>
-                <w:szCs w:val="22"/>
-                <w:color w:val="000000"/>
-              </w:rPr>
-              <w:t xml:space="preserve">0.32, 1.79</w:t>
-            </w:r>
-          </w:p>
-        </w:tc>
-        <w:tc>
-          <w:tcPr>
-            <w:tcBorders>
-              <w:bottom w:val="none" w:sz="0" w:space="0" w:color="000000"/>
-              <w:top w:val="none" w:sz="0" w:space="0" w:color="000000"/>
-              <w:left w:val="none" w:sz="0" w:space="0" w:color="000000"/>
-              <w:right w:val="none" w:sz="0" w:space="0" w:color="000000"/>
-            </w:tcBorders>
-            <w:shd w:val="clear" w:color="auto" w:fill="FFFFFF"/>
-            <w:tcMar>
-              <w:top w:w="0" w:type="dxa"/>
-              <w:bottom w:w="0" w:type="dxa"/>
-              <w:left w:w="0" w:type="dxa"/>
-              <w:right w:w="0" w:type="dxa"/>
-            </w:tcMar>
-            <w:vAlign w:val="top"/>
-          </w:tcPr>
-          <w:p>
-            <w:pPr>
-              <w:pStyle w:val="Normal"/>
-              <w:jc w:val="center"/>
-              <w:pBdr>
-                <w:bottom w:val="none" w:sz="0" w:space="0" w:color="000000"/>
-                <w:top w:val="none" w:sz="0" w:space="0" w:color="000000"/>
-                <w:left w:val="none" w:sz="0" w:space="0" w:color="000000"/>
-                <w:right w:val="none" w:sz="0" w:space="0" w:color="000000"/>
-              </w:pBdr>
-              <w:spacing w:after="100" w:before="100" w:line="240"/>
-              <w:ind w:left="100" w:right="100" w:firstLine="0" w:firstLineChars="0"/>
-              <w:rPr>
-                <w:rFonts w:ascii="Helvetica" w:hAnsi="Helvetica" w:eastAsia="Helvetica" w:cs="Helvetica"/>
-                <w:i w:val="false"/>
-                <w:b w:val="false"/>
-                <w:u w:val="none"/>
-                <w:sz w:val="22"/>
-                <w:szCs w:val="22"/>
-                <w:color w:val="000000"/>
-              </w:rPr>
-            </w:pPr>
-            <w:r>
-              <w:rPr>
-                <w:rFonts w:ascii="Helvetica" w:hAnsi="Helvetica" w:eastAsia="Helvetica" w:cs="Helvetica"/>
-                <w:i w:val="false"/>
-                <w:b w:val="false"/>
-                <w:u w:val="none"/>
-                <w:sz w:val="22"/>
-                <w:szCs w:val="22"/>
-                <w:color w:val="000000"/>
-              </w:rPr>
-              <w:t xml:space="preserve">0.530</w:t>
+              <w:t xml:space="preserve">0.79</w:t>
+            </w:r>
+          </w:p>
+        </w:tc>
+        <w:tc>
+          <w:tcPr>
+            <w:tcBorders>
+              <w:bottom w:val="none" w:sz="0" w:space="0" w:color="000000"/>
+              <w:top w:val="none" w:sz="0" w:space="0" w:color="000000"/>
+              <w:left w:val="none" w:sz="0" w:space="0" w:color="000000"/>
+              <w:right w:val="none" w:sz="0" w:space="0" w:color="000000"/>
+            </w:tcBorders>
+            <w:shd w:val="clear" w:color="auto" w:fill="FFFFFF"/>
+            <w:tcMar>
+              <w:top w:w="0" w:type="dxa"/>
+              <w:bottom w:w="0" w:type="dxa"/>
+              <w:left w:w="0" w:type="dxa"/>
+              <w:right w:w="0" w:type="dxa"/>
+            </w:tcMar>
+            <w:vAlign w:val="top"/>
+          </w:tcPr>
+          <w:p>
+            <w:pPr>
+              <w:pStyle w:val="Normal"/>
+              <w:jc w:val="center"/>
+              <w:pBdr>
+                <w:bottom w:val="none" w:sz="0" w:space="0" w:color="000000"/>
+                <w:top w:val="none" w:sz="0" w:space="0" w:color="000000"/>
+                <w:left w:val="none" w:sz="0" w:space="0" w:color="000000"/>
+                <w:right w:val="none" w:sz="0" w:space="0" w:color="000000"/>
+              </w:pBdr>
+              <w:spacing w:after="100" w:before="100" w:line="240"/>
+              <w:ind w:left="100" w:right="100" w:firstLine="0" w:firstLineChars="0"/>
+              <w:rPr>
+                <w:rFonts w:ascii="Helvetica" w:hAnsi="Helvetica" w:eastAsia="Helvetica" w:cs="Helvetica"/>
+                <w:i w:val="false"/>
+                <w:b w:val="false"/>
+                <w:u w:val="none"/>
+                <w:sz w:val="22"/>
+                <w:szCs w:val="22"/>
+                <w:color w:val="000000"/>
+              </w:rPr>
+            </w:pPr>
+            <w:r>
+              <w:rPr>
+                <w:rFonts w:ascii="Helvetica" w:hAnsi="Helvetica" w:eastAsia="Helvetica" w:cs="Helvetica"/>
+                <w:i w:val="false"/>
+                <w:b w:val="false"/>
+                <w:u w:val="none"/>
+                <w:sz w:val="22"/>
+                <w:szCs w:val="22"/>
+                <w:color w:val="000000"/>
+              </w:rPr>
+              <w:t xml:space="preserve">0.34, 1.81</w:t>
+            </w:r>
+          </w:p>
+        </w:tc>
+        <w:tc>
+          <w:tcPr>
+            <w:tcBorders>
+              <w:bottom w:val="none" w:sz="0" w:space="0" w:color="000000"/>
+              <w:top w:val="none" w:sz="0" w:space="0" w:color="000000"/>
+              <w:left w:val="none" w:sz="0" w:space="0" w:color="000000"/>
+              <w:right w:val="none" w:sz="0" w:space="0" w:color="000000"/>
+            </w:tcBorders>
+            <w:shd w:val="clear" w:color="auto" w:fill="FFFFFF"/>
+            <w:tcMar>
+              <w:top w:w="0" w:type="dxa"/>
+              <w:bottom w:w="0" w:type="dxa"/>
+              <w:left w:w="0" w:type="dxa"/>
+              <w:right w:w="0" w:type="dxa"/>
+            </w:tcMar>
+            <w:vAlign w:val="top"/>
+          </w:tcPr>
+          <w:p>
+            <w:pPr>
+              <w:pStyle w:val="Normal"/>
+              <w:jc w:val="center"/>
+              <w:pBdr>
+                <w:bottom w:val="none" w:sz="0" w:space="0" w:color="000000"/>
+                <w:top w:val="none" w:sz="0" w:space="0" w:color="000000"/>
+                <w:left w:val="none" w:sz="0" w:space="0" w:color="000000"/>
+                <w:right w:val="none" w:sz="0" w:space="0" w:color="000000"/>
+              </w:pBdr>
+              <w:spacing w:after="100" w:before="100" w:line="240"/>
+              <w:ind w:left="100" w:right="100" w:firstLine="0" w:firstLineChars="0"/>
+              <w:rPr>
+                <w:rFonts w:ascii="Helvetica" w:hAnsi="Helvetica" w:eastAsia="Helvetica" w:cs="Helvetica"/>
+                <w:i w:val="false"/>
+                <w:b w:val="false"/>
+                <w:u w:val="none"/>
+                <w:sz w:val="22"/>
+                <w:szCs w:val="22"/>
+                <w:color w:val="000000"/>
+              </w:rPr>
+            </w:pPr>
+            <w:r>
+              <w:rPr>
+                <w:rFonts w:ascii="Helvetica" w:hAnsi="Helvetica" w:eastAsia="Helvetica" w:cs="Helvetica"/>
+                <w:i w:val="false"/>
+                <w:b w:val="false"/>
+                <w:u w:val="none"/>
+                <w:sz w:val="22"/>
+                <w:szCs w:val="22"/>
+                <w:color w:val="000000"/>
+              </w:rPr>
+              <w:t xml:space="preserve">0.570</w:t>
             </w:r>
           </w:p>
         </w:tc>
@@ -3253,378 +3253,378 @@
                 <w:szCs w:val="22"/>
                 <w:color w:val="000000"/>
               </w:rPr>
-              <w:t xml:space="preserve">323</w:t>
-            </w:r>
-          </w:p>
-        </w:tc>
-        <w:tc>
-          <w:tcPr>
-            <w:tcBorders>
-              <w:bottom w:val="none" w:sz="0" w:space="0" w:color="000000"/>
-              <w:top w:val="none" w:sz="0" w:space="0" w:color="000000"/>
-              <w:left w:val="none" w:sz="0" w:space="0" w:color="000000"/>
-              <w:right w:val="none" w:sz="0" w:space="0" w:color="000000"/>
-            </w:tcBorders>
-            <w:shd w:val="clear" w:color="auto" w:fill="FFFFFF"/>
-            <w:tcMar>
-              <w:top w:w="0" w:type="dxa"/>
-              <w:bottom w:w="0" w:type="dxa"/>
-              <w:left w:w="0" w:type="dxa"/>
-              <w:right w:w="0" w:type="dxa"/>
-            </w:tcMar>
-            <w:vAlign w:val="top"/>
-          </w:tcPr>
-          <w:p>
-            <w:pPr>
-              <w:pStyle w:val="Normal"/>
-              <w:jc w:val="center"/>
-              <w:pBdr>
-                <w:bottom w:val="none" w:sz="0" w:space="0" w:color="000000"/>
-                <w:top w:val="none" w:sz="0" w:space="0" w:color="000000"/>
-                <w:left w:val="none" w:sz="0" w:space="0" w:color="000000"/>
-                <w:right w:val="none" w:sz="0" w:space="0" w:color="000000"/>
-              </w:pBdr>
-              <w:spacing w:after="100" w:before="100" w:line="240"/>
-              <w:ind w:left="100" w:right="100" w:firstLine="0" w:firstLineChars="0"/>
-              <w:rPr>
-                <w:rFonts w:ascii="Helvetica" w:hAnsi="Helvetica" w:eastAsia="Helvetica" w:cs="Helvetica"/>
-                <w:i w:val="false"/>
-                <w:b w:val="false"/>
-                <w:u w:val="none"/>
-                <w:sz w:val="22"/>
-                <w:szCs w:val="22"/>
-                <w:color w:val="000000"/>
-              </w:rPr>
-            </w:pPr>
-            <w:r>
-              <w:rPr>
-                <w:rFonts w:ascii="Helvetica" w:hAnsi="Helvetica" w:eastAsia="Helvetica" w:cs="Helvetica"/>
-                <w:i w:val="false"/>
-                <w:b w:val="false"/>
-                <w:u w:val="none"/>
-                <w:sz w:val="22"/>
-                <w:szCs w:val="22"/>
-                <w:color w:val="000000"/>
-              </w:rPr>
-              <w:t xml:space="preserve">1.13</w:t>
-            </w:r>
-          </w:p>
-        </w:tc>
-        <w:tc>
-          <w:tcPr>
-            <w:tcBorders>
-              <w:bottom w:val="none" w:sz="0" w:space="0" w:color="000000"/>
-              <w:top w:val="none" w:sz="0" w:space="0" w:color="000000"/>
-              <w:left w:val="none" w:sz="0" w:space="0" w:color="000000"/>
-              <w:right w:val="none" w:sz="0" w:space="0" w:color="000000"/>
-            </w:tcBorders>
-            <w:shd w:val="clear" w:color="auto" w:fill="FFFFFF"/>
-            <w:tcMar>
-              <w:top w:w="0" w:type="dxa"/>
-              <w:bottom w:w="0" w:type="dxa"/>
-              <w:left w:w="0" w:type="dxa"/>
-              <w:right w:w="0" w:type="dxa"/>
-            </w:tcMar>
-            <w:vAlign w:val="top"/>
-          </w:tcPr>
-          <w:p>
-            <w:pPr>
-              <w:pStyle w:val="Normal"/>
-              <w:jc w:val="center"/>
-              <w:pBdr>
-                <w:bottom w:val="none" w:sz="0" w:space="0" w:color="000000"/>
-                <w:top w:val="none" w:sz="0" w:space="0" w:color="000000"/>
-                <w:left w:val="none" w:sz="0" w:space="0" w:color="000000"/>
-                <w:right w:val="none" w:sz="0" w:space="0" w:color="000000"/>
-              </w:pBdr>
-              <w:spacing w:after="100" w:before="100" w:line="240"/>
-              <w:ind w:left="100" w:right="100" w:firstLine="0" w:firstLineChars="0"/>
-              <w:rPr>
-                <w:rFonts w:ascii="Helvetica" w:hAnsi="Helvetica" w:eastAsia="Helvetica" w:cs="Helvetica"/>
-                <w:i w:val="false"/>
-                <w:b w:val="false"/>
-                <w:u w:val="none"/>
-                <w:sz w:val="22"/>
-                <w:szCs w:val="22"/>
-                <w:color w:val="000000"/>
-              </w:rPr>
-            </w:pPr>
-            <w:r>
-              <w:rPr>
-                <w:rFonts w:ascii="Helvetica" w:hAnsi="Helvetica" w:eastAsia="Helvetica" w:cs="Helvetica"/>
-                <w:i w:val="false"/>
-                <w:b w:val="false"/>
-                <w:u w:val="none"/>
-                <w:sz w:val="22"/>
-                <w:szCs w:val="22"/>
-                <w:color w:val="000000"/>
-              </w:rPr>
-              <w:t xml:space="preserve">1.04, 1.24</w:t>
-            </w:r>
-          </w:p>
-        </w:tc>
-        <w:tc>
-          <w:tcPr>
-            <w:tcBorders>
-              <w:bottom w:val="none" w:sz="0" w:space="0" w:color="000000"/>
-              <w:top w:val="none" w:sz="0" w:space="0" w:color="000000"/>
-              <w:left w:val="none" w:sz="0" w:space="0" w:color="000000"/>
-              <w:right w:val="none" w:sz="0" w:space="0" w:color="000000"/>
-            </w:tcBorders>
-            <w:shd w:val="clear" w:color="auto" w:fill="FFFFFF"/>
-            <w:tcMar>
-              <w:top w:w="0" w:type="dxa"/>
-              <w:bottom w:w="0" w:type="dxa"/>
-              <w:left w:w="0" w:type="dxa"/>
-              <w:right w:w="0" w:type="dxa"/>
-            </w:tcMar>
-            <w:vAlign w:val="top"/>
-          </w:tcPr>
-          <w:p>
-            <w:pPr>
-              <w:pStyle w:val="Normal"/>
-              <w:jc w:val="center"/>
-              <w:pBdr>
-                <w:bottom w:val="none" w:sz="0" w:space="0" w:color="000000"/>
-                <w:top w:val="none" w:sz="0" w:space="0" w:color="000000"/>
-                <w:left w:val="none" w:sz="0" w:space="0" w:color="000000"/>
-                <w:right w:val="none" w:sz="0" w:space="0" w:color="000000"/>
-              </w:pBdr>
-              <w:spacing w:after="100" w:before="100" w:line="240"/>
-              <w:ind w:left="100" w:right="100" w:firstLine="0" w:firstLineChars="0"/>
-              <w:rPr>
-                <w:rFonts w:ascii="Helvetica" w:hAnsi="Helvetica" w:eastAsia="Helvetica" w:cs="Helvetica"/>
-                <w:i w:val="false"/>
-                <w:b w:val="false"/>
-                <w:u w:val="none"/>
-                <w:sz w:val="22"/>
-                <w:szCs w:val="22"/>
-                <w:color w:val="000000"/>
-              </w:rPr>
-            </w:pPr>
-            <w:r>
-              <w:rPr>
-                <w:rFonts w:ascii="Helvetica" w:hAnsi="Helvetica" w:eastAsia="Helvetica" w:cs="Helvetica"/>
-                <w:i w:val="false"/>
-                <w:b w:val="false"/>
-                <w:u w:val="none"/>
-                <w:sz w:val="22"/>
-                <w:szCs w:val="22"/>
-                <w:color w:val="000000"/>
-              </w:rPr>
-              <w:t xml:space="preserve">0.005</w:t>
-            </w:r>
-          </w:p>
-        </w:tc>
-        <w:tc>
-          <w:tcPr>
-            <w:tcBorders>
-              <w:bottom w:val="none" w:sz="0" w:space="0" w:color="000000"/>
-              <w:top w:val="none" w:sz="0" w:space="0" w:color="000000"/>
-              <w:left w:val="none" w:sz="0" w:space="0" w:color="000000"/>
-              <w:right w:val="none" w:sz="0" w:space="0" w:color="000000"/>
-            </w:tcBorders>
-            <w:shd w:val="clear" w:color="auto" w:fill="FFFFFF"/>
-            <w:tcMar>
-              <w:top w:w="0" w:type="dxa"/>
-              <w:bottom w:w="0" w:type="dxa"/>
-              <w:left w:w="0" w:type="dxa"/>
-              <w:right w:w="0" w:type="dxa"/>
-            </w:tcMar>
-            <w:vAlign w:val="top"/>
-          </w:tcPr>
-          <w:p>
-            <w:pPr>
-              <w:pStyle w:val="Normal"/>
-              <w:jc w:val="center"/>
-              <w:pBdr>
-                <w:bottom w:val="none" w:sz="0" w:space="0" w:color="000000"/>
-                <w:top w:val="none" w:sz="0" w:space="0" w:color="000000"/>
-                <w:left w:val="none" w:sz="0" w:space="0" w:color="000000"/>
-                <w:right w:val="none" w:sz="0" w:space="0" w:color="000000"/>
-              </w:pBdr>
-              <w:spacing w:after="100" w:before="100" w:line="240"/>
-              <w:ind w:left="100" w:right="100" w:firstLine="0" w:firstLineChars="0"/>
-              <w:rPr>
-                <w:rFonts w:ascii="Helvetica" w:hAnsi="Helvetica" w:eastAsia="Helvetica" w:cs="Helvetica"/>
-                <w:i w:val="false"/>
-                <w:b w:val="false"/>
-                <w:u w:val="none"/>
-                <w:sz w:val="22"/>
-                <w:szCs w:val="22"/>
-                <w:color w:val="000000"/>
-              </w:rPr>
-            </w:pPr>
-            <w:r>
-              <w:rPr>
-                <w:rFonts w:ascii="Helvetica" w:hAnsi="Helvetica" w:eastAsia="Helvetica" w:cs="Helvetica"/>
-                <w:i w:val="false"/>
-                <w:b w:val="false"/>
-                <w:u w:val="none"/>
-                <w:sz w:val="22"/>
-                <w:szCs w:val="22"/>
-                <w:color w:val="000000"/>
-              </w:rPr>
-              <w:t xml:space="preserve">323</w:t>
-            </w:r>
-          </w:p>
-        </w:tc>
-        <w:tc>
-          <w:tcPr>
-            <w:tcBorders>
-              <w:bottom w:val="none" w:sz="0" w:space="0" w:color="000000"/>
-              <w:top w:val="none" w:sz="0" w:space="0" w:color="000000"/>
-              <w:left w:val="none" w:sz="0" w:space="0" w:color="000000"/>
-              <w:right w:val="none" w:sz="0" w:space="0" w:color="000000"/>
-            </w:tcBorders>
-            <w:shd w:val="clear" w:color="auto" w:fill="FFFFFF"/>
-            <w:tcMar>
-              <w:top w:w="0" w:type="dxa"/>
-              <w:bottom w:w="0" w:type="dxa"/>
-              <w:left w:w="0" w:type="dxa"/>
-              <w:right w:w="0" w:type="dxa"/>
-            </w:tcMar>
-            <w:vAlign w:val="top"/>
-          </w:tcPr>
-          <w:p>
-            <w:pPr>
-              <w:pStyle w:val="Normal"/>
-              <w:jc w:val="center"/>
-              <w:pBdr>
-                <w:bottom w:val="none" w:sz="0" w:space="0" w:color="000000"/>
-                <w:top w:val="none" w:sz="0" w:space="0" w:color="000000"/>
-                <w:left w:val="none" w:sz="0" w:space="0" w:color="000000"/>
-                <w:right w:val="none" w:sz="0" w:space="0" w:color="000000"/>
-              </w:pBdr>
-              <w:spacing w:after="100" w:before="100" w:line="240"/>
-              <w:ind w:left="100" w:right="100" w:firstLine="0" w:firstLineChars="0"/>
-              <w:rPr>
-                <w:rFonts w:ascii="Helvetica" w:hAnsi="Helvetica" w:eastAsia="Helvetica" w:cs="Helvetica"/>
-                <w:i w:val="false"/>
-                <w:b w:val="false"/>
-                <w:u w:val="none"/>
-                <w:sz w:val="22"/>
-                <w:szCs w:val="22"/>
-                <w:color w:val="000000"/>
-              </w:rPr>
-            </w:pPr>
-            <w:r>
-              <w:rPr>
-                <w:rFonts w:ascii="Helvetica" w:hAnsi="Helvetica" w:eastAsia="Helvetica" w:cs="Helvetica"/>
-                <w:i w:val="false"/>
-                <w:b w:val="false"/>
-                <w:u w:val="none"/>
-                <w:sz w:val="22"/>
-                <w:szCs w:val="22"/>
-                <w:color w:val="000000"/>
-              </w:rPr>
-              <w:t xml:space="preserve">1.05</w:t>
-            </w:r>
-          </w:p>
-        </w:tc>
-        <w:tc>
-          <w:tcPr>
-            <w:tcBorders>
-              <w:bottom w:val="none" w:sz="0" w:space="0" w:color="000000"/>
-              <w:top w:val="none" w:sz="0" w:space="0" w:color="000000"/>
-              <w:left w:val="none" w:sz="0" w:space="0" w:color="000000"/>
-              <w:right w:val="none" w:sz="0" w:space="0" w:color="000000"/>
-            </w:tcBorders>
-            <w:shd w:val="clear" w:color="auto" w:fill="FFFFFF"/>
-            <w:tcMar>
-              <w:top w:w="0" w:type="dxa"/>
-              <w:bottom w:w="0" w:type="dxa"/>
-              <w:left w:w="0" w:type="dxa"/>
-              <w:right w:w="0" w:type="dxa"/>
-            </w:tcMar>
-            <w:vAlign w:val="top"/>
-          </w:tcPr>
-          <w:p>
-            <w:pPr>
-              <w:pStyle w:val="Normal"/>
-              <w:jc w:val="center"/>
-              <w:pBdr>
-                <w:bottom w:val="none" w:sz="0" w:space="0" w:color="000000"/>
-                <w:top w:val="none" w:sz="0" w:space="0" w:color="000000"/>
-                <w:left w:val="none" w:sz="0" w:space="0" w:color="000000"/>
-                <w:right w:val="none" w:sz="0" w:space="0" w:color="000000"/>
-              </w:pBdr>
-              <w:spacing w:after="100" w:before="100" w:line="240"/>
-              <w:ind w:left="100" w:right="100" w:firstLine="0" w:firstLineChars="0"/>
-              <w:rPr>
-                <w:rFonts w:ascii="Helvetica" w:hAnsi="Helvetica" w:eastAsia="Helvetica" w:cs="Helvetica"/>
-                <w:i w:val="false"/>
-                <w:b w:val="false"/>
-                <w:u w:val="none"/>
-                <w:sz w:val="22"/>
-                <w:szCs w:val="22"/>
-                <w:color w:val="000000"/>
-              </w:rPr>
-            </w:pPr>
-            <w:r>
-              <w:rPr>
-                <w:rFonts w:ascii="Helvetica" w:hAnsi="Helvetica" w:eastAsia="Helvetica" w:cs="Helvetica"/>
-                <w:i w:val="false"/>
-                <w:b w:val="false"/>
-                <w:u w:val="none"/>
-                <w:sz w:val="22"/>
-                <w:szCs w:val="22"/>
-                <w:color w:val="000000"/>
-              </w:rPr>
-              <w:t xml:space="preserve">0.94, 1.17</w:t>
-            </w:r>
-          </w:p>
-        </w:tc>
-        <w:tc>
-          <w:tcPr>
-            <w:tcBorders>
-              <w:bottom w:val="none" w:sz="0" w:space="0" w:color="000000"/>
-              <w:top w:val="none" w:sz="0" w:space="0" w:color="000000"/>
-              <w:left w:val="none" w:sz="0" w:space="0" w:color="000000"/>
-              <w:right w:val="none" w:sz="0" w:space="0" w:color="000000"/>
-            </w:tcBorders>
-            <w:shd w:val="clear" w:color="auto" w:fill="FFFFFF"/>
-            <w:tcMar>
-              <w:top w:w="0" w:type="dxa"/>
-              <w:bottom w:w="0" w:type="dxa"/>
-              <w:left w:w="0" w:type="dxa"/>
-              <w:right w:w="0" w:type="dxa"/>
-            </w:tcMar>
-            <w:vAlign w:val="top"/>
-          </w:tcPr>
-          <w:p>
-            <w:pPr>
-              <w:pStyle w:val="Normal"/>
-              <w:jc w:val="center"/>
-              <w:pBdr>
-                <w:bottom w:val="none" w:sz="0" w:space="0" w:color="000000"/>
-                <w:top w:val="none" w:sz="0" w:space="0" w:color="000000"/>
-                <w:left w:val="none" w:sz="0" w:space="0" w:color="000000"/>
-                <w:right w:val="none" w:sz="0" w:space="0" w:color="000000"/>
-              </w:pBdr>
-              <w:spacing w:after="100" w:before="100" w:line="240"/>
-              <w:ind w:left="100" w:right="100" w:firstLine="0" w:firstLineChars="0"/>
-              <w:rPr>
-                <w:rFonts w:ascii="Helvetica" w:hAnsi="Helvetica" w:eastAsia="Helvetica" w:cs="Helvetica"/>
-                <w:i w:val="false"/>
-                <w:b w:val="false"/>
-                <w:u w:val="none"/>
-                <w:sz w:val="22"/>
-                <w:szCs w:val="22"/>
-                <w:color w:val="000000"/>
-              </w:rPr>
-            </w:pPr>
-            <w:r>
-              <w:rPr>
-                <w:rFonts w:ascii="Helvetica" w:hAnsi="Helvetica" w:eastAsia="Helvetica" w:cs="Helvetica"/>
-                <w:i w:val="false"/>
-                <w:b w:val="false"/>
-                <w:u w:val="none"/>
-                <w:sz w:val="22"/>
-                <w:szCs w:val="22"/>
-                <w:color w:val="000000"/>
-              </w:rPr>
-              <w:t xml:space="preserve">0.380</w:t>
+              <w:t xml:space="preserve">322</w:t>
+            </w:r>
+          </w:p>
+        </w:tc>
+        <w:tc>
+          <w:tcPr>
+            <w:tcBorders>
+              <w:bottom w:val="none" w:sz="0" w:space="0" w:color="000000"/>
+              <w:top w:val="none" w:sz="0" w:space="0" w:color="000000"/>
+              <w:left w:val="none" w:sz="0" w:space="0" w:color="000000"/>
+              <w:right w:val="none" w:sz="0" w:space="0" w:color="000000"/>
+            </w:tcBorders>
+            <w:shd w:val="clear" w:color="auto" w:fill="FFFFFF"/>
+            <w:tcMar>
+              <w:top w:w="0" w:type="dxa"/>
+              <w:bottom w:w="0" w:type="dxa"/>
+              <w:left w:w="0" w:type="dxa"/>
+              <w:right w:w="0" w:type="dxa"/>
+            </w:tcMar>
+            <w:vAlign w:val="top"/>
+          </w:tcPr>
+          <w:p>
+            <w:pPr>
+              <w:pStyle w:val="Normal"/>
+              <w:jc w:val="center"/>
+              <w:pBdr>
+                <w:bottom w:val="none" w:sz="0" w:space="0" w:color="000000"/>
+                <w:top w:val="none" w:sz="0" w:space="0" w:color="000000"/>
+                <w:left w:val="none" w:sz="0" w:space="0" w:color="000000"/>
+                <w:right w:val="none" w:sz="0" w:space="0" w:color="000000"/>
+              </w:pBdr>
+              <w:spacing w:after="100" w:before="100" w:line="240"/>
+              <w:ind w:left="100" w:right="100" w:firstLine="0" w:firstLineChars="0"/>
+              <w:rPr>
+                <w:rFonts w:ascii="Helvetica" w:hAnsi="Helvetica" w:eastAsia="Helvetica" w:cs="Helvetica"/>
+                <w:i w:val="false"/>
+                <w:b w:val="false"/>
+                <w:u w:val="none"/>
+                <w:sz w:val="22"/>
+                <w:szCs w:val="22"/>
+                <w:color w:val="000000"/>
+              </w:rPr>
+            </w:pPr>
+            <w:r>
+              <w:rPr>
+                <w:rFonts w:ascii="Helvetica" w:hAnsi="Helvetica" w:eastAsia="Helvetica" w:cs="Helvetica"/>
+                <w:i w:val="false"/>
+                <w:b w:val="false"/>
+                <w:u w:val="none"/>
+                <w:sz w:val="22"/>
+                <w:szCs w:val="22"/>
+                <w:color w:val="000000"/>
+              </w:rPr>
+              <w:t xml:space="preserve">1.12</w:t>
+            </w:r>
+          </w:p>
+        </w:tc>
+        <w:tc>
+          <w:tcPr>
+            <w:tcBorders>
+              <w:bottom w:val="none" w:sz="0" w:space="0" w:color="000000"/>
+              <w:top w:val="none" w:sz="0" w:space="0" w:color="000000"/>
+              <w:left w:val="none" w:sz="0" w:space="0" w:color="000000"/>
+              <w:right w:val="none" w:sz="0" w:space="0" w:color="000000"/>
+            </w:tcBorders>
+            <w:shd w:val="clear" w:color="auto" w:fill="FFFFFF"/>
+            <w:tcMar>
+              <w:top w:w="0" w:type="dxa"/>
+              <w:bottom w:w="0" w:type="dxa"/>
+              <w:left w:w="0" w:type="dxa"/>
+              <w:right w:w="0" w:type="dxa"/>
+            </w:tcMar>
+            <w:vAlign w:val="top"/>
+          </w:tcPr>
+          <w:p>
+            <w:pPr>
+              <w:pStyle w:val="Normal"/>
+              <w:jc w:val="center"/>
+              <w:pBdr>
+                <w:bottom w:val="none" w:sz="0" w:space="0" w:color="000000"/>
+                <w:top w:val="none" w:sz="0" w:space="0" w:color="000000"/>
+                <w:left w:val="none" w:sz="0" w:space="0" w:color="000000"/>
+                <w:right w:val="none" w:sz="0" w:space="0" w:color="000000"/>
+              </w:pBdr>
+              <w:spacing w:after="100" w:before="100" w:line="240"/>
+              <w:ind w:left="100" w:right="100" w:firstLine="0" w:firstLineChars="0"/>
+              <w:rPr>
+                <w:rFonts w:ascii="Helvetica" w:hAnsi="Helvetica" w:eastAsia="Helvetica" w:cs="Helvetica"/>
+                <w:i w:val="false"/>
+                <w:b w:val="false"/>
+                <w:u w:val="none"/>
+                <w:sz w:val="22"/>
+                <w:szCs w:val="22"/>
+                <w:color w:val="000000"/>
+              </w:rPr>
+            </w:pPr>
+            <w:r>
+              <w:rPr>
+                <w:rFonts w:ascii="Helvetica" w:hAnsi="Helvetica" w:eastAsia="Helvetica" w:cs="Helvetica"/>
+                <w:i w:val="false"/>
+                <w:b w:val="false"/>
+                <w:u w:val="none"/>
+                <w:sz w:val="22"/>
+                <w:szCs w:val="22"/>
+                <w:color w:val="000000"/>
+              </w:rPr>
+              <w:t xml:space="preserve">1.03, 1.23</w:t>
+            </w:r>
+          </w:p>
+        </w:tc>
+        <w:tc>
+          <w:tcPr>
+            <w:tcBorders>
+              <w:bottom w:val="none" w:sz="0" w:space="0" w:color="000000"/>
+              <w:top w:val="none" w:sz="0" w:space="0" w:color="000000"/>
+              <w:left w:val="none" w:sz="0" w:space="0" w:color="000000"/>
+              <w:right w:val="none" w:sz="0" w:space="0" w:color="000000"/>
+            </w:tcBorders>
+            <w:shd w:val="clear" w:color="auto" w:fill="FFFFFF"/>
+            <w:tcMar>
+              <w:top w:w="0" w:type="dxa"/>
+              <w:bottom w:w="0" w:type="dxa"/>
+              <w:left w:w="0" w:type="dxa"/>
+              <w:right w:w="0" w:type="dxa"/>
+            </w:tcMar>
+            <w:vAlign w:val="top"/>
+          </w:tcPr>
+          <w:p>
+            <w:pPr>
+              <w:pStyle w:val="Normal"/>
+              <w:jc w:val="center"/>
+              <w:pBdr>
+                <w:bottom w:val="none" w:sz="0" w:space="0" w:color="000000"/>
+                <w:top w:val="none" w:sz="0" w:space="0" w:color="000000"/>
+                <w:left w:val="none" w:sz="0" w:space="0" w:color="000000"/>
+                <w:right w:val="none" w:sz="0" w:space="0" w:color="000000"/>
+              </w:pBdr>
+              <w:spacing w:after="100" w:before="100" w:line="240"/>
+              <w:ind w:left="100" w:right="100" w:firstLine="0" w:firstLineChars="0"/>
+              <w:rPr>
+                <w:rFonts w:ascii="Helvetica" w:hAnsi="Helvetica" w:eastAsia="Helvetica" w:cs="Helvetica"/>
+                <w:i w:val="false"/>
+                <w:b w:val="false"/>
+                <w:u w:val="none"/>
+                <w:sz w:val="22"/>
+                <w:szCs w:val="22"/>
+                <w:color w:val="000000"/>
+              </w:rPr>
+            </w:pPr>
+            <w:r>
+              <w:rPr>
+                <w:rFonts w:ascii="Helvetica" w:hAnsi="Helvetica" w:eastAsia="Helvetica" w:cs="Helvetica"/>
+                <w:i w:val="false"/>
+                <w:b w:val="false"/>
+                <w:u w:val="none"/>
+                <w:sz w:val="22"/>
+                <w:szCs w:val="22"/>
+                <w:color w:val="000000"/>
+              </w:rPr>
+              <w:t xml:space="preserve">0.009</w:t>
+            </w:r>
+          </w:p>
+        </w:tc>
+        <w:tc>
+          <w:tcPr>
+            <w:tcBorders>
+              <w:bottom w:val="none" w:sz="0" w:space="0" w:color="000000"/>
+              <w:top w:val="none" w:sz="0" w:space="0" w:color="000000"/>
+              <w:left w:val="none" w:sz="0" w:space="0" w:color="000000"/>
+              <w:right w:val="none" w:sz="0" w:space="0" w:color="000000"/>
+            </w:tcBorders>
+            <w:shd w:val="clear" w:color="auto" w:fill="FFFFFF"/>
+            <w:tcMar>
+              <w:top w:w="0" w:type="dxa"/>
+              <w:bottom w:w="0" w:type="dxa"/>
+              <w:left w:w="0" w:type="dxa"/>
+              <w:right w:w="0" w:type="dxa"/>
+            </w:tcMar>
+            <w:vAlign w:val="top"/>
+          </w:tcPr>
+          <w:p>
+            <w:pPr>
+              <w:pStyle w:val="Normal"/>
+              <w:jc w:val="center"/>
+              <w:pBdr>
+                <w:bottom w:val="none" w:sz="0" w:space="0" w:color="000000"/>
+                <w:top w:val="none" w:sz="0" w:space="0" w:color="000000"/>
+                <w:left w:val="none" w:sz="0" w:space="0" w:color="000000"/>
+                <w:right w:val="none" w:sz="0" w:space="0" w:color="000000"/>
+              </w:pBdr>
+              <w:spacing w:after="100" w:before="100" w:line="240"/>
+              <w:ind w:left="100" w:right="100" w:firstLine="0" w:firstLineChars="0"/>
+              <w:rPr>
+                <w:rFonts w:ascii="Helvetica" w:hAnsi="Helvetica" w:eastAsia="Helvetica" w:cs="Helvetica"/>
+                <w:i w:val="false"/>
+                <w:b w:val="false"/>
+                <w:u w:val="none"/>
+                <w:sz w:val="22"/>
+                <w:szCs w:val="22"/>
+                <w:color w:val="000000"/>
+              </w:rPr>
+            </w:pPr>
+            <w:r>
+              <w:rPr>
+                <w:rFonts w:ascii="Helvetica" w:hAnsi="Helvetica" w:eastAsia="Helvetica" w:cs="Helvetica"/>
+                <w:i w:val="false"/>
+                <w:b w:val="false"/>
+                <w:u w:val="none"/>
+                <w:sz w:val="22"/>
+                <w:szCs w:val="22"/>
+                <w:color w:val="000000"/>
+              </w:rPr>
+              <w:t xml:space="preserve">322</w:t>
+            </w:r>
+          </w:p>
+        </w:tc>
+        <w:tc>
+          <w:tcPr>
+            <w:tcBorders>
+              <w:bottom w:val="none" w:sz="0" w:space="0" w:color="000000"/>
+              <w:top w:val="none" w:sz="0" w:space="0" w:color="000000"/>
+              <w:left w:val="none" w:sz="0" w:space="0" w:color="000000"/>
+              <w:right w:val="none" w:sz="0" w:space="0" w:color="000000"/>
+            </w:tcBorders>
+            <w:shd w:val="clear" w:color="auto" w:fill="FFFFFF"/>
+            <w:tcMar>
+              <w:top w:w="0" w:type="dxa"/>
+              <w:bottom w:w="0" w:type="dxa"/>
+              <w:left w:w="0" w:type="dxa"/>
+              <w:right w:w="0" w:type="dxa"/>
+            </w:tcMar>
+            <w:vAlign w:val="top"/>
+          </w:tcPr>
+          <w:p>
+            <w:pPr>
+              <w:pStyle w:val="Normal"/>
+              <w:jc w:val="center"/>
+              <w:pBdr>
+                <w:bottom w:val="none" w:sz="0" w:space="0" w:color="000000"/>
+                <w:top w:val="none" w:sz="0" w:space="0" w:color="000000"/>
+                <w:left w:val="none" w:sz="0" w:space="0" w:color="000000"/>
+                <w:right w:val="none" w:sz="0" w:space="0" w:color="000000"/>
+              </w:pBdr>
+              <w:spacing w:after="100" w:before="100" w:line="240"/>
+              <w:ind w:left="100" w:right="100" w:firstLine="0" w:firstLineChars="0"/>
+              <w:rPr>
+                <w:rFonts w:ascii="Helvetica" w:hAnsi="Helvetica" w:eastAsia="Helvetica" w:cs="Helvetica"/>
+                <w:i w:val="false"/>
+                <w:b w:val="false"/>
+                <w:u w:val="none"/>
+                <w:sz w:val="22"/>
+                <w:szCs w:val="22"/>
+                <w:color w:val="000000"/>
+              </w:rPr>
+            </w:pPr>
+            <w:r>
+              <w:rPr>
+                <w:rFonts w:ascii="Helvetica" w:hAnsi="Helvetica" w:eastAsia="Helvetica" w:cs="Helvetica"/>
+                <w:i w:val="false"/>
+                <w:b w:val="false"/>
+                <w:u w:val="none"/>
+                <w:sz w:val="22"/>
+                <w:szCs w:val="22"/>
+                <w:color w:val="000000"/>
+              </w:rPr>
+              <w:t xml:space="preserve">1.04</w:t>
+            </w:r>
+          </w:p>
+        </w:tc>
+        <w:tc>
+          <w:tcPr>
+            <w:tcBorders>
+              <w:bottom w:val="none" w:sz="0" w:space="0" w:color="000000"/>
+              <w:top w:val="none" w:sz="0" w:space="0" w:color="000000"/>
+              <w:left w:val="none" w:sz="0" w:space="0" w:color="000000"/>
+              <w:right w:val="none" w:sz="0" w:space="0" w:color="000000"/>
+            </w:tcBorders>
+            <w:shd w:val="clear" w:color="auto" w:fill="FFFFFF"/>
+            <w:tcMar>
+              <w:top w:w="0" w:type="dxa"/>
+              <w:bottom w:w="0" w:type="dxa"/>
+              <w:left w:w="0" w:type="dxa"/>
+              <w:right w:w="0" w:type="dxa"/>
+            </w:tcMar>
+            <w:vAlign w:val="top"/>
+          </w:tcPr>
+          <w:p>
+            <w:pPr>
+              <w:pStyle w:val="Normal"/>
+              <w:jc w:val="center"/>
+              <w:pBdr>
+                <w:bottom w:val="none" w:sz="0" w:space="0" w:color="000000"/>
+                <w:top w:val="none" w:sz="0" w:space="0" w:color="000000"/>
+                <w:left w:val="none" w:sz="0" w:space="0" w:color="000000"/>
+                <w:right w:val="none" w:sz="0" w:space="0" w:color="000000"/>
+              </w:pBdr>
+              <w:spacing w:after="100" w:before="100" w:line="240"/>
+              <w:ind w:left="100" w:right="100" w:firstLine="0" w:firstLineChars="0"/>
+              <w:rPr>
+                <w:rFonts w:ascii="Helvetica" w:hAnsi="Helvetica" w:eastAsia="Helvetica" w:cs="Helvetica"/>
+                <w:i w:val="false"/>
+                <w:b w:val="false"/>
+                <w:u w:val="none"/>
+                <w:sz w:val="22"/>
+                <w:szCs w:val="22"/>
+                <w:color w:val="000000"/>
+              </w:rPr>
+            </w:pPr>
+            <w:r>
+              <w:rPr>
+                <w:rFonts w:ascii="Helvetica" w:hAnsi="Helvetica" w:eastAsia="Helvetica" w:cs="Helvetica"/>
+                <w:i w:val="false"/>
+                <w:b w:val="false"/>
+                <w:u w:val="none"/>
+                <w:sz w:val="22"/>
+                <w:szCs w:val="22"/>
+                <w:color w:val="000000"/>
+              </w:rPr>
+              <w:t xml:space="preserve">0.93, 1.16</w:t>
+            </w:r>
+          </w:p>
+        </w:tc>
+        <w:tc>
+          <w:tcPr>
+            <w:tcBorders>
+              <w:bottom w:val="none" w:sz="0" w:space="0" w:color="000000"/>
+              <w:top w:val="none" w:sz="0" w:space="0" w:color="000000"/>
+              <w:left w:val="none" w:sz="0" w:space="0" w:color="000000"/>
+              <w:right w:val="none" w:sz="0" w:space="0" w:color="000000"/>
+            </w:tcBorders>
+            <w:shd w:val="clear" w:color="auto" w:fill="FFFFFF"/>
+            <w:tcMar>
+              <w:top w:w="0" w:type="dxa"/>
+              <w:bottom w:w="0" w:type="dxa"/>
+              <w:left w:w="0" w:type="dxa"/>
+              <w:right w:w="0" w:type="dxa"/>
+            </w:tcMar>
+            <w:vAlign w:val="top"/>
+          </w:tcPr>
+          <w:p>
+            <w:pPr>
+              <w:pStyle w:val="Normal"/>
+              <w:jc w:val="center"/>
+              <w:pBdr>
+                <w:bottom w:val="none" w:sz="0" w:space="0" w:color="000000"/>
+                <w:top w:val="none" w:sz="0" w:space="0" w:color="000000"/>
+                <w:left w:val="none" w:sz="0" w:space="0" w:color="000000"/>
+                <w:right w:val="none" w:sz="0" w:space="0" w:color="000000"/>
+              </w:pBdr>
+              <w:spacing w:after="100" w:before="100" w:line="240"/>
+              <w:ind w:left="100" w:right="100" w:firstLine="0" w:firstLineChars="0"/>
+              <w:rPr>
+                <w:rFonts w:ascii="Helvetica" w:hAnsi="Helvetica" w:eastAsia="Helvetica" w:cs="Helvetica"/>
+                <w:i w:val="false"/>
+                <w:b w:val="false"/>
+                <w:u w:val="none"/>
+                <w:sz w:val="22"/>
+                <w:szCs w:val="22"/>
+                <w:color w:val="000000"/>
+              </w:rPr>
+            </w:pPr>
+            <w:r>
+              <w:rPr>
+                <w:rFonts w:ascii="Helvetica" w:hAnsi="Helvetica" w:eastAsia="Helvetica" w:cs="Helvetica"/>
+                <w:i w:val="false"/>
+                <w:b w:val="false"/>
+                <w:u w:val="none"/>
+                <w:sz w:val="22"/>
+                <w:szCs w:val="22"/>
+                <w:color w:val="000000"/>
+              </w:rPr>
+              <w:t xml:space="preserve">0.480</w:t>
             </w:r>
           </w:p>
         </w:tc>
@@ -3736,7 +3736,7 @@
                 <w:szCs w:val="22"/>
                 <w:color w:val="000000"/>
               </w:rPr>
-              <w:t xml:space="preserve">323</w:t>
+              <w:t xml:space="preserve">322</w:t>
             </w:r>
           </w:p>
         </w:tc>
@@ -3948,7 +3948,7 @@
                 <w:szCs w:val="22"/>
                 <w:color w:val="000000"/>
               </w:rPr>
-              <w:t xml:space="preserve">323</w:t>
+              <w:t xml:space="preserve">322</w:t>
             </w:r>
           </w:p>
         </w:tc>
@@ -4755,113 +4755,113 @@
                 <w:szCs w:val="22"/>
                 <w:color w:val="000000"/>
               </w:rPr>
-              <w:t xml:space="preserve">1.20</w:t>
-            </w:r>
-          </w:p>
-        </w:tc>
-        <w:tc>
-          <w:tcPr>
-            <w:tcBorders>
-              <w:bottom w:val="none" w:sz="0" w:space="0" w:color="000000"/>
-              <w:top w:val="none" w:sz="0" w:space="0" w:color="000000"/>
-              <w:left w:val="none" w:sz="0" w:space="0" w:color="000000"/>
-              <w:right w:val="none" w:sz="0" w:space="0" w:color="000000"/>
-            </w:tcBorders>
-            <w:shd w:val="clear" w:color="auto" w:fill="FFFFFF"/>
-            <w:tcMar>
-              <w:top w:w="0" w:type="dxa"/>
-              <w:bottom w:w="0" w:type="dxa"/>
-              <w:left w:w="0" w:type="dxa"/>
-              <w:right w:w="0" w:type="dxa"/>
-            </w:tcMar>
-            <w:vAlign w:val="top"/>
-          </w:tcPr>
-          <w:p>
-            <w:pPr>
-              <w:pStyle w:val="Normal"/>
-              <w:jc w:val="center"/>
-              <w:pBdr>
-                <w:bottom w:val="none" w:sz="0" w:space="0" w:color="000000"/>
-                <w:top w:val="none" w:sz="0" w:space="0" w:color="000000"/>
-                <w:left w:val="none" w:sz="0" w:space="0" w:color="000000"/>
-                <w:right w:val="none" w:sz="0" w:space="0" w:color="000000"/>
-              </w:pBdr>
-              <w:spacing w:after="100" w:before="100" w:line="240"/>
-              <w:ind w:left="100" w:right="100" w:firstLine="0" w:firstLineChars="0"/>
-              <w:rPr>
-                <w:rFonts w:ascii="Helvetica" w:hAnsi="Helvetica" w:eastAsia="Helvetica" w:cs="Helvetica"/>
-                <w:i w:val="false"/>
-                <w:b w:val="false"/>
-                <w:u w:val="none"/>
-                <w:sz w:val="22"/>
-                <w:szCs w:val="22"/>
-                <w:color w:val="000000"/>
-              </w:rPr>
-            </w:pPr>
-            <w:r>
-              <w:rPr>
-                <w:rFonts w:ascii="Helvetica" w:hAnsi="Helvetica" w:eastAsia="Helvetica" w:cs="Helvetica"/>
-                <w:i w:val="false"/>
-                <w:b w:val="false"/>
-                <w:u w:val="none"/>
-                <w:sz w:val="22"/>
-                <w:szCs w:val="22"/>
-                <w:color w:val="000000"/>
-              </w:rPr>
-              <w:t xml:space="preserve">0.65, 2.21</w:t>
-            </w:r>
-          </w:p>
-        </w:tc>
-        <w:tc>
-          <w:tcPr>
-            <w:tcBorders>
-              <w:bottom w:val="none" w:sz="0" w:space="0" w:color="000000"/>
-              <w:top w:val="none" w:sz="0" w:space="0" w:color="000000"/>
-              <w:left w:val="none" w:sz="0" w:space="0" w:color="000000"/>
-              <w:right w:val="none" w:sz="0" w:space="0" w:color="000000"/>
-            </w:tcBorders>
-            <w:shd w:val="clear" w:color="auto" w:fill="FFFFFF"/>
-            <w:tcMar>
-              <w:top w:w="0" w:type="dxa"/>
-              <w:bottom w:w="0" w:type="dxa"/>
-              <w:left w:w="0" w:type="dxa"/>
-              <w:right w:w="0" w:type="dxa"/>
-            </w:tcMar>
-            <w:vAlign w:val="top"/>
-          </w:tcPr>
-          <w:p>
-            <w:pPr>
-              <w:pStyle w:val="Normal"/>
-              <w:jc w:val="center"/>
-              <w:pBdr>
-                <w:bottom w:val="none" w:sz="0" w:space="0" w:color="000000"/>
-                <w:top w:val="none" w:sz="0" w:space="0" w:color="000000"/>
-                <w:left w:val="none" w:sz="0" w:space="0" w:color="000000"/>
-                <w:right w:val="none" w:sz="0" w:space="0" w:color="000000"/>
-              </w:pBdr>
-              <w:spacing w:after="100" w:before="100" w:line="240"/>
-              <w:ind w:left="100" w:right="100" w:firstLine="0" w:firstLineChars="0"/>
-              <w:rPr>
-                <w:rFonts w:ascii="Helvetica" w:hAnsi="Helvetica" w:eastAsia="Helvetica" w:cs="Helvetica"/>
-                <w:i w:val="false"/>
-                <w:b w:val="false"/>
-                <w:u w:val="none"/>
-                <w:sz w:val="22"/>
-                <w:szCs w:val="22"/>
-                <w:color w:val="000000"/>
-              </w:rPr>
-            </w:pPr>
-            <w:r>
-              <w:rPr>
-                <w:rFonts w:ascii="Helvetica" w:hAnsi="Helvetica" w:eastAsia="Helvetica" w:cs="Helvetica"/>
-                <w:i w:val="false"/>
-                <w:b w:val="false"/>
-                <w:u w:val="none"/>
-                <w:sz w:val="22"/>
-                <w:szCs w:val="22"/>
-                <w:color w:val="000000"/>
-              </w:rPr>
-              <w:t xml:space="preserve">0.560</w:t>
+              <w:t xml:space="preserve">1.18</w:t>
+            </w:r>
+          </w:p>
+        </w:tc>
+        <w:tc>
+          <w:tcPr>
+            <w:tcBorders>
+              <w:bottom w:val="none" w:sz="0" w:space="0" w:color="000000"/>
+              <w:top w:val="none" w:sz="0" w:space="0" w:color="000000"/>
+              <w:left w:val="none" w:sz="0" w:space="0" w:color="000000"/>
+              <w:right w:val="none" w:sz="0" w:space="0" w:color="000000"/>
+            </w:tcBorders>
+            <w:shd w:val="clear" w:color="auto" w:fill="FFFFFF"/>
+            <w:tcMar>
+              <w:top w:w="0" w:type="dxa"/>
+              <w:bottom w:w="0" w:type="dxa"/>
+              <w:left w:w="0" w:type="dxa"/>
+              <w:right w:w="0" w:type="dxa"/>
+            </w:tcMar>
+            <w:vAlign w:val="top"/>
+          </w:tcPr>
+          <w:p>
+            <w:pPr>
+              <w:pStyle w:val="Normal"/>
+              <w:jc w:val="center"/>
+              <w:pBdr>
+                <w:bottom w:val="none" w:sz="0" w:space="0" w:color="000000"/>
+                <w:top w:val="none" w:sz="0" w:space="0" w:color="000000"/>
+                <w:left w:val="none" w:sz="0" w:space="0" w:color="000000"/>
+                <w:right w:val="none" w:sz="0" w:space="0" w:color="000000"/>
+              </w:pBdr>
+              <w:spacing w:after="100" w:before="100" w:line="240"/>
+              <w:ind w:left="100" w:right="100" w:firstLine="0" w:firstLineChars="0"/>
+              <w:rPr>
+                <w:rFonts w:ascii="Helvetica" w:hAnsi="Helvetica" w:eastAsia="Helvetica" w:cs="Helvetica"/>
+                <w:i w:val="false"/>
+                <w:b w:val="false"/>
+                <w:u w:val="none"/>
+                <w:sz w:val="22"/>
+                <w:szCs w:val="22"/>
+                <w:color w:val="000000"/>
+              </w:rPr>
+            </w:pPr>
+            <w:r>
+              <w:rPr>
+                <w:rFonts w:ascii="Helvetica" w:hAnsi="Helvetica" w:eastAsia="Helvetica" w:cs="Helvetica"/>
+                <w:i w:val="false"/>
+                <w:b w:val="false"/>
+                <w:u w:val="none"/>
+                <w:sz w:val="22"/>
+                <w:szCs w:val="22"/>
+                <w:color w:val="000000"/>
+              </w:rPr>
+              <w:t xml:space="preserve">0.64, 2.17</w:t>
+            </w:r>
+          </w:p>
+        </w:tc>
+        <w:tc>
+          <w:tcPr>
+            <w:tcBorders>
+              <w:bottom w:val="none" w:sz="0" w:space="0" w:color="000000"/>
+              <w:top w:val="none" w:sz="0" w:space="0" w:color="000000"/>
+              <w:left w:val="none" w:sz="0" w:space="0" w:color="000000"/>
+              <w:right w:val="none" w:sz="0" w:space="0" w:color="000000"/>
+            </w:tcBorders>
+            <w:shd w:val="clear" w:color="auto" w:fill="FFFFFF"/>
+            <w:tcMar>
+              <w:top w:w="0" w:type="dxa"/>
+              <w:bottom w:w="0" w:type="dxa"/>
+              <w:left w:w="0" w:type="dxa"/>
+              <w:right w:w="0" w:type="dxa"/>
+            </w:tcMar>
+            <w:vAlign w:val="top"/>
+          </w:tcPr>
+          <w:p>
+            <w:pPr>
+              <w:pStyle w:val="Normal"/>
+              <w:jc w:val="center"/>
+              <w:pBdr>
+                <w:bottom w:val="none" w:sz="0" w:space="0" w:color="000000"/>
+                <w:top w:val="none" w:sz="0" w:space="0" w:color="000000"/>
+                <w:left w:val="none" w:sz="0" w:space="0" w:color="000000"/>
+                <w:right w:val="none" w:sz="0" w:space="0" w:color="000000"/>
+              </w:pBdr>
+              <w:spacing w:after="100" w:before="100" w:line="240"/>
+              <w:ind w:left="100" w:right="100" w:firstLine="0" w:firstLineChars="0"/>
+              <w:rPr>
+                <w:rFonts w:ascii="Helvetica" w:hAnsi="Helvetica" w:eastAsia="Helvetica" w:cs="Helvetica"/>
+                <w:i w:val="false"/>
+                <w:b w:val="false"/>
+                <w:u w:val="none"/>
+                <w:sz w:val="22"/>
+                <w:szCs w:val="22"/>
+                <w:color w:val="000000"/>
+              </w:rPr>
+            </w:pPr>
+            <w:r>
+              <w:rPr>
+                <w:rFonts w:ascii="Helvetica" w:hAnsi="Helvetica" w:eastAsia="Helvetica" w:cs="Helvetica"/>
+                <w:i w:val="false"/>
+                <w:b w:val="false"/>
+                <w:u w:val="none"/>
+                <w:sz w:val="22"/>
+                <w:szCs w:val="22"/>
+                <w:color w:val="000000"/>
+              </w:rPr>
+              <w:t xml:space="preserve">0.600</w:t>
             </w:r>
           </w:p>
         </w:tc>
@@ -4967,113 +4967,113 @@
                 <w:szCs w:val="22"/>
                 <w:color w:val="000000"/>
               </w:rPr>
-              <w:t xml:space="preserve">0.63</w:t>
-            </w:r>
-          </w:p>
-        </w:tc>
-        <w:tc>
-          <w:tcPr>
-            <w:tcBorders>
-              <w:bottom w:val="none" w:sz="0" w:space="0" w:color="000000"/>
-              <w:top w:val="none" w:sz="0" w:space="0" w:color="000000"/>
-              <w:left w:val="none" w:sz="0" w:space="0" w:color="000000"/>
-              <w:right w:val="none" w:sz="0" w:space="0" w:color="000000"/>
-            </w:tcBorders>
-            <w:shd w:val="clear" w:color="auto" w:fill="FFFFFF"/>
-            <w:tcMar>
-              <w:top w:w="0" w:type="dxa"/>
-              <w:bottom w:w="0" w:type="dxa"/>
-              <w:left w:w="0" w:type="dxa"/>
-              <w:right w:w="0" w:type="dxa"/>
-            </w:tcMar>
-            <w:vAlign w:val="top"/>
-          </w:tcPr>
-          <w:p>
-            <w:pPr>
-              <w:pStyle w:val="Normal"/>
-              <w:jc w:val="center"/>
-              <w:pBdr>
-                <w:bottom w:val="none" w:sz="0" w:space="0" w:color="000000"/>
-                <w:top w:val="none" w:sz="0" w:space="0" w:color="000000"/>
-                <w:left w:val="none" w:sz="0" w:space="0" w:color="000000"/>
-                <w:right w:val="none" w:sz="0" w:space="0" w:color="000000"/>
-              </w:pBdr>
-              <w:spacing w:after="100" w:before="100" w:line="240"/>
-              <w:ind w:left="100" w:right="100" w:firstLine="0" w:firstLineChars="0"/>
-              <w:rPr>
-                <w:rFonts w:ascii="Helvetica" w:hAnsi="Helvetica" w:eastAsia="Helvetica" w:cs="Helvetica"/>
-                <w:i w:val="false"/>
-                <w:b w:val="false"/>
-                <w:u w:val="none"/>
-                <w:sz w:val="22"/>
-                <w:szCs w:val="22"/>
-                <w:color w:val="000000"/>
-              </w:rPr>
-            </w:pPr>
-            <w:r>
-              <w:rPr>
-                <w:rFonts w:ascii="Helvetica" w:hAnsi="Helvetica" w:eastAsia="Helvetica" w:cs="Helvetica"/>
-                <w:i w:val="false"/>
-                <w:b w:val="false"/>
-                <w:u w:val="none"/>
-                <w:sz w:val="22"/>
-                <w:szCs w:val="22"/>
-                <w:color w:val="000000"/>
-              </w:rPr>
-              <w:t xml:space="preserve">0.27, 1.44</w:t>
-            </w:r>
-          </w:p>
-        </w:tc>
-        <w:tc>
-          <w:tcPr>
-            <w:tcBorders>
-              <w:bottom w:val="none" w:sz="0" w:space="0" w:color="000000"/>
-              <w:top w:val="none" w:sz="0" w:space="0" w:color="000000"/>
-              <w:left w:val="none" w:sz="0" w:space="0" w:color="000000"/>
-              <w:right w:val="none" w:sz="0" w:space="0" w:color="000000"/>
-            </w:tcBorders>
-            <w:shd w:val="clear" w:color="auto" w:fill="FFFFFF"/>
-            <w:tcMar>
-              <w:top w:w="0" w:type="dxa"/>
-              <w:bottom w:w="0" w:type="dxa"/>
-              <w:left w:w="0" w:type="dxa"/>
-              <w:right w:w="0" w:type="dxa"/>
-            </w:tcMar>
-            <w:vAlign w:val="top"/>
-          </w:tcPr>
-          <w:p>
-            <w:pPr>
-              <w:pStyle w:val="Normal"/>
-              <w:jc w:val="center"/>
-              <w:pBdr>
-                <w:bottom w:val="none" w:sz="0" w:space="0" w:color="000000"/>
-                <w:top w:val="none" w:sz="0" w:space="0" w:color="000000"/>
-                <w:left w:val="none" w:sz="0" w:space="0" w:color="000000"/>
-                <w:right w:val="none" w:sz="0" w:space="0" w:color="000000"/>
-              </w:pBdr>
-              <w:spacing w:after="100" w:before="100" w:line="240"/>
-              <w:ind w:left="100" w:right="100" w:firstLine="0" w:firstLineChars="0"/>
-              <w:rPr>
-                <w:rFonts w:ascii="Helvetica" w:hAnsi="Helvetica" w:eastAsia="Helvetica" w:cs="Helvetica"/>
-                <w:i w:val="false"/>
-                <w:b w:val="false"/>
-                <w:u w:val="none"/>
-                <w:sz w:val="22"/>
-                <w:szCs w:val="22"/>
-                <w:color w:val="000000"/>
-              </w:rPr>
-            </w:pPr>
-            <w:r>
-              <w:rPr>
-                <w:rFonts w:ascii="Helvetica" w:hAnsi="Helvetica" w:eastAsia="Helvetica" w:cs="Helvetica"/>
-                <w:i w:val="false"/>
-                <w:b w:val="false"/>
-                <w:u w:val="none"/>
-                <w:sz w:val="22"/>
-                <w:szCs w:val="22"/>
-                <w:color w:val="000000"/>
-              </w:rPr>
-              <w:t xml:space="preserve">0.270</w:t>
+              <w:t xml:space="preserve">0.62</w:t>
+            </w:r>
+          </w:p>
+        </w:tc>
+        <w:tc>
+          <w:tcPr>
+            <w:tcBorders>
+              <w:bottom w:val="none" w:sz="0" w:space="0" w:color="000000"/>
+              <w:top w:val="none" w:sz="0" w:space="0" w:color="000000"/>
+              <w:left w:val="none" w:sz="0" w:space="0" w:color="000000"/>
+              <w:right w:val="none" w:sz="0" w:space="0" w:color="000000"/>
+            </w:tcBorders>
+            <w:shd w:val="clear" w:color="auto" w:fill="FFFFFF"/>
+            <w:tcMar>
+              <w:top w:w="0" w:type="dxa"/>
+              <w:bottom w:w="0" w:type="dxa"/>
+              <w:left w:w="0" w:type="dxa"/>
+              <w:right w:w="0" w:type="dxa"/>
+            </w:tcMar>
+            <w:vAlign w:val="top"/>
+          </w:tcPr>
+          <w:p>
+            <w:pPr>
+              <w:pStyle w:val="Normal"/>
+              <w:jc w:val="center"/>
+              <w:pBdr>
+                <w:bottom w:val="none" w:sz="0" w:space="0" w:color="000000"/>
+                <w:top w:val="none" w:sz="0" w:space="0" w:color="000000"/>
+                <w:left w:val="none" w:sz="0" w:space="0" w:color="000000"/>
+                <w:right w:val="none" w:sz="0" w:space="0" w:color="000000"/>
+              </w:pBdr>
+              <w:spacing w:after="100" w:before="100" w:line="240"/>
+              <w:ind w:left="100" w:right="100" w:firstLine="0" w:firstLineChars="0"/>
+              <w:rPr>
+                <w:rFonts w:ascii="Helvetica" w:hAnsi="Helvetica" w:eastAsia="Helvetica" w:cs="Helvetica"/>
+                <w:i w:val="false"/>
+                <w:b w:val="false"/>
+                <w:u w:val="none"/>
+                <w:sz w:val="22"/>
+                <w:szCs w:val="22"/>
+                <w:color w:val="000000"/>
+              </w:rPr>
+            </w:pPr>
+            <w:r>
+              <w:rPr>
+                <w:rFonts w:ascii="Helvetica" w:hAnsi="Helvetica" w:eastAsia="Helvetica" w:cs="Helvetica"/>
+                <w:i w:val="false"/>
+                <w:b w:val="false"/>
+                <w:u w:val="none"/>
+                <w:sz w:val="22"/>
+                <w:szCs w:val="22"/>
+                <w:color w:val="000000"/>
+              </w:rPr>
+              <w:t xml:space="preserve">0.27, 1.42</w:t>
+            </w:r>
+          </w:p>
+        </w:tc>
+        <w:tc>
+          <w:tcPr>
+            <w:tcBorders>
+              <w:bottom w:val="none" w:sz="0" w:space="0" w:color="000000"/>
+              <w:top w:val="none" w:sz="0" w:space="0" w:color="000000"/>
+              <w:left w:val="none" w:sz="0" w:space="0" w:color="000000"/>
+              <w:right w:val="none" w:sz="0" w:space="0" w:color="000000"/>
+            </w:tcBorders>
+            <w:shd w:val="clear" w:color="auto" w:fill="FFFFFF"/>
+            <w:tcMar>
+              <w:top w:w="0" w:type="dxa"/>
+              <w:bottom w:w="0" w:type="dxa"/>
+              <w:left w:w="0" w:type="dxa"/>
+              <w:right w:w="0" w:type="dxa"/>
+            </w:tcMar>
+            <w:vAlign w:val="top"/>
+          </w:tcPr>
+          <w:p>
+            <w:pPr>
+              <w:pStyle w:val="Normal"/>
+              <w:jc w:val="center"/>
+              <w:pBdr>
+                <w:bottom w:val="none" w:sz="0" w:space="0" w:color="000000"/>
+                <w:top w:val="none" w:sz="0" w:space="0" w:color="000000"/>
+                <w:left w:val="none" w:sz="0" w:space="0" w:color="000000"/>
+                <w:right w:val="none" w:sz="0" w:space="0" w:color="000000"/>
+              </w:pBdr>
+              <w:spacing w:after="100" w:before="100" w:line="240"/>
+              <w:ind w:left="100" w:right="100" w:firstLine="0" w:firstLineChars="0"/>
+              <w:rPr>
+                <w:rFonts w:ascii="Helvetica" w:hAnsi="Helvetica" w:eastAsia="Helvetica" w:cs="Helvetica"/>
+                <w:i w:val="false"/>
+                <w:b w:val="false"/>
+                <w:u w:val="none"/>
+                <w:sz w:val="22"/>
+                <w:szCs w:val="22"/>
+                <w:color w:val="000000"/>
+              </w:rPr>
+            </w:pPr>
+            <w:r>
+              <w:rPr>
+                <w:rFonts w:ascii="Helvetica" w:hAnsi="Helvetica" w:eastAsia="Helvetica" w:cs="Helvetica"/>
+                <w:i w:val="false"/>
+                <w:b w:val="false"/>
+                <w:u w:val="none"/>
+                <w:sz w:val="22"/>
+                <w:szCs w:val="22"/>
+                <w:color w:val="000000"/>
+              </w:rPr>
+              <w:t xml:space="preserve">0.260</w:t>
             </w:r>
           </w:p>
         </w:tc>
@@ -5185,7 +5185,7 @@
                 <w:szCs w:val="22"/>
                 <w:color w:val="000000"/>
               </w:rPr>
-              <w:t xml:space="preserve">323</w:t>
+              <w:t xml:space="preserve">322</w:t>
             </w:r>
           </w:p>
         </w:tc>
@@ -5397,7 +5397,7 @@
                 <w:szCs w:val="22"/>
                 <w:color w:val="000000"/>
               </w:rPr>
-              <w:t xml:space="preserve">323</w:t>
+              <w:t xml:space="preserve">322</w:t>
             </w:r>
           </w:p>
         </w:tc>
@@ -6204,113 +6204,113 @@
                 <w:szCs w:val="22"/>
                 <w:color w:val="000000"/>
               </w:rPr>
-              <w:t xml:space="preserve">0.68</w:t>
-            </w:r>
-          </w:p>
-        </w:tc>
-        <w:tc>
-          <w:tcPr>
-            <w:tcBorders>
-              <w:bottom w:val="none" w:sz="0" w:space="0" w:color="000000"/>
-              <w:top w:val="none" w:sz="0" w:space="0" w:color="000000"/>
-              <w:left w:val="none" w:sz="0" w:space="0" w:color="000000"/>
-              <w:right w:val="none" w:sz="0" w:space="0" w:color="000000"/>
-            </w:tcBorders>
-            <w:shd w:val="clear" w:color="auto" w:fill="FFFFFF"/>
-            <w:tcMar>
-              <w:top w:w="0" w:type="dxa"/>
-              <w:bottom w:w="0" w:type="dxa"/>
-              <w:left w:w="0" w:type="dxa"/>
-              <w:right w:w="0" w:type="dxa"/>
-            </w:tcMar>
-            <w:vAlign w:val="top"/>
-          </w:tcPr>
-          <w:p>
-            <w:pPr>
-              <w:pStyle w:val="Normal"/>
-              <w:jc w:val="center"/>
-              <w:pBdr>
-                <w:bottom w:val="none" w:sz="0" w:space="0" w:color="000000"/>
-                <w:top w:val="none" w:sz="0" w:space="0" w:color="000000"/>
-                <w:left w:val="none" w:sz="0" w:space="0" w:color="000000"/>
-                <w:right w:val="none" w:sz="0" w:space="0" w:color="000000"/>
-              </w:pBdr>
-              <w:spacing w:after="100" w:before="100" w:line="240"/>
-              <w:ind w:left="100" w:right="100" w:firstLine="0" w:firstLineChars="0"/>
-              <w:rPr>
-                <w:rFonts w:ascii="Helvetica" w:hAnsi="Helvetica" w:eastAsia="Helvetica" w:cs="Helvetica"/>
-                <w:i w:val="false"/>
-                <w:b w:val="false"/>
-                <w:u w:val="none"/>
-                <w:sz w:val="22"/>
-                <w:szCs w:val="22"/>
-                <w:color w:val="000000"/>
-              </w:rPr>
-            </w:pPr>
-            <w:r>
-              <w:rPr>
-                <w:rFonts w:ascii="Helvetica" w:hAnsi="Helvetica" w:eastAsia="Helvetica" w:cs="Helvetica"/>
-                <w:i w:val="false"/>
-                <w:b w:val="false"/>
-                <w:u w:val="none"/>
-                <w:sz w:val="22"/>
-                <w:szCs w:val="22"/>
-                <w:color w:val="000000"/>
-              </w:rPr>
-              <w:t xml:space="preserve">0.26, 1.73</w:t>
-            </w:r>
-          </w:p>
-        </w:tc>
-        <w:tc>
-          <w:tcPr>
-            <w:tcBorders>
-              <w:bottom w:val="none" w:sz="0" w:space="0" w:color="000000"/>
-              <w:top w:val="none" w:sz="0" w:space="0" w:color="000000"/>
-              <w:left w:val="none" w:sz="0" w:space="0" w:color="000000"/>
-              <w:right w:val="none" w:sz="0" w:space="0" w:color="000000"/>
-            </w:tcBorders>
-            <w:shd w:val="clear" w:color="auto" w:fill="FFFFFF"/>
-            <w:tcMar>
-              <w:top w:w="0" w:type="dxa"/>
-              <w:bottom w:w="0" w:type="dxa"/>
-              <w:left w:w="0" w:type="dxa"/>
-              <w:right w:w="0" w:type="dxa"/>
-            </w:tcMar>
-            <w:vAlign w:val="top"/>
-          </w:tcPr>
-          <w:p>
-            <w:pPr>
-              <w:pStyle w:val="Normal"/>
-              <w:jc w:val="center"/>
-              <w:pBdr>
-                <w:bottom w:val="none" w:sz="0" w:space="0" w:color="000000"/>
-                <w:top w:val="none" w:sz="0" w:space="0" w:color="000000"/>
-                <w:left w:val="none" w:sz="0" w:space="0" w:color="000000"/>
-                <w:right w:val="none" w:sz="0" w:space="0" w:color="000000"/>
-              </w:pBdr>
-              <w:spacing w:after="100" w:before="100" w:line="240"/>
-              <w:ind w:left="100" w:right="100" w:firstLine="0" w:firstLineChars="0"/>
-              <w:rPr>
-                <w:rFonts w:ascii="Helvetica" w:hAnsi="Helvetica" w:eastAsia="Helvetica" w:cs="Helvetica"/>
-                <w:i w:val="false"/>
-                <w:b w:val="false"/>
-                <w:u w:val="none"/>
-                <w:sz w:val="22"/>
-                <w:szCs w:val="22"/>
-                <w:color w:val="000000"/>
-              </w:rPr>
-            </w:pPr>
-            <w:r>
-              <w:rPr>
-                <w:rFonts w:ascii="Helvetica" w:hAnsi="Helvetica" w:eastAsia="Helvetica" w:cs="Helvetica"/>
-                <w:i w:val="false"/>
-                <w:b w:val="false"/>
-                <w:u w:val="none"/>
-                <w:sz w:val="22"/>
-                <w:szCs w:val="22"/>
-                <w:color w:val="000000"/>
-              </w:rPr>
-              <w:t xml:space="preserve">0.410</w:t>
+              <w:t xml:space="preserve">0.66</w:t>
+            </w:r>
+          </w:p>
+        </w:tc>
+        <w:tc>
+          <w:tcPr>
+            <w:tcBorders>
+              <w:bottom w:val="none" w:sz="0" w:space="0" w:color="000000"/>
+              <w:top w:val="none" w:sz="0" w:space="0" w:color="000000"/>
+              <w:left w:val="none" w:sz="0" w:space="0" w:color="000000"/>
+              <w:right w:val="none" w:sz="0" w:space="0" w:color="000000"/>
+            </w:tcBorders>
+            <w:shd w:val="clear" w:color="auto" w:fill="FFFFFF"/>
+            <w:tcMar>
+              <w:top w:w="0" w:type="dxa"/>
+              <w:bottom w:w="0" w:type="dxa"/>
+              <w:left w:w="0" w:type="dxa"/>
+              <w:right w:w="0" w:type="dxa"/>
+            </w:tcMar>
+            <w:vAlign w:val="top"/>
+          </w:tcPr>
+          <w:p>
+            <w:pPr>
+              <w:pStyle w:val="Normal"/>
+              <w:jc w:val="center"/>
+              <w:pBdr>
+                <w:bottom w:val="none" w:sz="0" w:space="0" w:color="000000"/>
+                <w:top w:val="none" w:sz="0" w:space="0" w:color="000000"/>
+                <w:left w:val="none" w:sz="0" w:space="0" w:color="000000"/>
+                <w:right w:val="none" w:sz="0" w:space="0" w:color="000000"/>
+              </w:pBdr>
+              <w:spacing w:after="100" w:before="100" w:line="240"/>
+              <w:ind w:left="100" w:right="100" w:firstLine="0" w:firstLineChars="0"/>
+              <w:rPr>
+                <w:rFonts w:ascii="Helvetica" w:hAnsi="Helvetica" w:eastAsia="Helvetica" w:cs="Helvetica"/>
+                <w:i w:val="false"/>
+                <w:b w:val="false"/>
+                <w:u w:val="none"/>
+                <w:sz w:val="22"/>
+                <w:szCs w:val="22"/>
+                <w:color w:val="000000"/>
+              </w:rPr>
+            </w:pPr>
+            <w:r>
+              <w:rPr>
+                <w:rFonts w:ascii="Helvetica" w:hAnsi="Helvetica" w:eastAsia="Helvetica" w:cs="Helvetica"/>
+                <w:i w:val="false"/>
+                <w:b w:val="false"/>
+                <w:u w:val="none"/>
+                <w:sz w:val="22"/>
+                <w:szCs w:val="22"/>
+                <w:color w:val="000000"/>
+              </w:rPr>
+              <w:t xml:space="preserve">0.26, 1.69</w:t>
+            </w:r>
+          </w:p>
+        </w:tc>
+        <w:tc>
+          <w:tcPr>
+            <w:tcBorders>
+              <w:bottom w:val="none" w:sz="0" w:space="0" w:color="000000"/>
+              <w:top w:val="none" w:sz="0" w:space="0" w:color="000000"/>
+              <w:left w:val="none" w:sz="0" w:space="0" w:color="000000"/>
+              <w:right w:val="none" w:sz="0" w:space="0" w:color="000000"/>
+            </w:tcBorders>
+            <w:shd w:val="clear" w:color="auto" w:fill="FFFFFF"/>
+            <w:tcMar>
+              <w:top w:w="0" w:type="dxa"/>
+              <w:bottom w:w="0" w:type="dxa"/>
+              <w:left w:w="0" w:type="dxa"/>
+              <w:right w:w="0" w:type="dxa"/>
+            </w:tcMar>
+            <w:vAlign w:val="top"/>
+          </w:tcPr>
+          <w:p>
+            <w:pPr>
+              <w:pStyle w:val="Normal"/>
+              <w:jc w:val="center"/>
+              <w:pBdr>
+                <w:bottom w:val="none" w:sz="0" w:space="0" w:color="000000"/>
+                <w:top w:val="none" w:sz="0" w:space="0" w:color="000000"/>
+                <w:left w:val="none" w:sz="0" w:space="0" w:color="000000"/>
+                <w:right w:val="none" w:sz="0" w:space="0" w:color="000000"/>
+              </w:pBdr>
+              <w:spacing w:after="100" w:before="100" w:line="240"/>
+              <w:ind w:left="100" w:right="100" w:firstLine="0" w:firstLineChars="0"/>
+              <w:rPr>
+                <w:rFonts w:ascii="Helvetica" w:hAnsi="Helvetica" w:eastAsia="Helvetica" w:cs="Helvetica"/>
+                <w:i w:val="false"/>
+                <w:b w:val="false"/>
+                <w:u w:val="none"/>
+                <w:sz w:val="22"/>
+                <w:szCs w:val="22"/>
+                <w:color w:val="000000"/>
+              </w:rPr>
+            </w:pPr>
+            <w:r>
+              <w:rPr>
+                <w:rFonts w:ascii="Helvetica" w:hAnsi="Helvetica" w:eastAsia="Helvetica" w:cs="Helvetica"/>
+                <w:i w:val="false"/>
+                <w:b w:val="false"/>
+                <w:u w:val="none"/>
+                <w:sz w:val="22"/>
+                <w:szCs w:val="22"/>
+                <w:color w:val="000000"/>
+              </w:rPr>
+              <w:t xml:space="preserve">0.390</w:t>
             </w:r>
           </w:p>
         </w:tc>
@@ -6416,113 +6416,113 @@
                 <w:szCs w:val="22"/>
                 <w:color w:val="000000"/>
               </w:rPr>
-              <w:t xml:space="preserve">0.43</w:t>
-            </w:r>
-          </w:p>
-        </w:tc>
-        <w:tc>
-          <w:tcPr>
-            <w:tcBorders>
-              <w:bottom w:val="none" w:sz="0" w:space="0" w:color="000000"/>
-              <w:top w:val="none" w:sz="0" w:space="0" w:color="000000"/>
-              <w:left w:val="none" w:sz="0" w:space="0" w:color="000000"/>
-              <w:right w:val="none" w:sz="0" w:space="0" w:color="000000"/>
-            </w:tcBorders>
-            <w:shd w:val="clear" w:color="auto" w:fill="FFFFFF"/>
-            <w:tcMar>
-              <w:top w:w="0" w:type="dxa"/>
-              <w:bottom w:w="0" w:type="dxa"/>
-              <w:left w:w="0" w:type="dxa"/>
-              <w:right w:w="0" w:type="dxa"/>
-            </w:tcMar>
-            <w:vAlign w:val="top"/>
-          </w:tcPr>
-          <w:p>
-            <w:pPr>
-              <w:pStyle w:val="Normal"/>
-              <w:jc w:val="center"/>
-              <w:pBdr>
-                <w:bottom w:val="none" w:sz="0" w:space="0" w:color="000000"/>
-                <w:top w:val="none" w:sz="0" w:space="0" w:color="000000"/>
-                <w:left w:val="none" w:sz="0" w:space="0" w:color="000000"/>
-                <w:right w:val="none" w:sz="0" w:space="0" w:color="000000"/>
-              </w:pBdr>
-              <w:spacing w:after="100" w:before="100" w:line="240"/>
-              <w:ind w:left="100" w:right="100" w:firstLine="0" w:firstLineChars="0"/>
-              <w:rPr>
-                <w:rFonts w:ascii="Helvetica" w:hAnsi="Helvetica" w:eastAsia="Helvetica" w:cs="Helvetica"/>
-                <w:i w:val="false"/>
-                <w:b w:val="false"/>
-                <w:u w:val="none"/>
-                <w:sz w:val="22"/>
-                <w:szCs w:val="22"/>
-                <w:color w:val="000000"/>
-              </w:rPr>
-            </w:pPr>
-            <w:r>
-              <w:rPr>
-                <w:rFonts w:ascii="Helvetica" w:hAnsi="Helvetica" w:eastAsia="Helvetica" w:cs="Helvetica"/>
-                <w:i w:val="false"/>
-                <w:b w:val="false"/>
-                <w:u w:val="none"/>
-                <w:sz w:val="22"/>
-                <w:szCs w:val="22"/>
-                <w:color w:val="000000"/>
-              </w:rPr>
-              <w:t xml:space="preserve">0.10, 1.82</w:t>
-            </w:r>
-          </w:p>
-        </w:tc>
-        <w:tc>
-          <w:tcPr>
-            <w:tcBorders>
-              <w:bottom w:val="none" w:sz="0" w:space="0" w:color="000000"/>
-              <w:top w:val="none" w:sz="0" w:space="0" w:color="000000"/>
-              <w:left w:val="none" w:sz="0" w:space="0" w:color="000000"/>
-              <w:right w:val="none" w:sz="0" w:space="0" w:color="000000"/>
-            </w:tcBorders>
-            <w:shd w:val="clear" w:color="auto" w:fill="FFFFFF"/>
-            <w:tcMar>
-              <w:top w:w="0" w:type="dxa"/>
-              <w:bottom w:w="0" w:type="dxa"/>
-              <w:left w:w="0" w:type="dxa"/>
-              <w:right w:w="0" w:type="dxa"/>
-            </w:tcMar>
-            <w:vAlign w:val="top"/>
-          </w:tcPr>
-          <w:p>
-            <w:pPr>
-              <w:pStyle w:val="Normal"/>
-              <w:jc w:val="center"/>
-              <w:pBdr>
-                <w:bottom w:val="none" w:sz="0" w:space="0" w:color="000000"/>
-                <w:top w:val="none" w:sz="0" w:space="0" w:color="000000"/>
-                <w:left w:val="none" w:sz="0" w:space="0" w:color="000000"/>
-                <w:right w:val="none" w:sz="0" w:space="0" w:color="000000"/>
-              </w:pBdr>
-              <w:spacing w:after="100" w:before="100" w:line="240"/>
-              <w:ind w:left="100" w:right="100" w:firstLine="0" w:firstLineChars="0"/>
-              <w:rPr>
-                <w:rFonts w:ascii="Helvetica" w:hAnsi="Helvetica" w:eastAsia="Helvetica" w:cs="Helvetica"/>
-                <w:i w:val="false"/>
-                <w:b w:val="false"/>
-                <w:u w:val="none"/>
-                <w:sz w:val="22"/>
-                <w:szCs w:val="22"/>
-                <w:color w:val="000000"/>
-              </w:rPr>
-            </w:pPr>
-            <w:r>
-              <w:rPr>
-                <w:rFonts w:ascii="Helvetica" w:hAnsi="Helvetica" w:eastAsia="Helvetica" w:cs="Helvetica"/>
-                <w:i w:val="false"/>
-                <w:b w:val="false"/>
-                <w:u w:val="none"/>
-                <w:sz w:val="22"/>
-                <w:szCs w:val="22"/>
-                <w:color w:val="000000"/>
-              </w:rPr>
-              <w:t xml:space="preserve">0.250</w:t>
+              <w:t xml:space="preserve">0.41</w:t>
+            </w:r>
+          </w:p>
+        </w:tc>
+        <w:tc>
+          <w:tcPr>
+            <w:tcBorders>
+              <w:bottom w:val="none" w:sz="0" w:space="0" w:color="000000"/>
+              <w:top w:val="none" w:sz="0" w:space="0" w:color="000000"/>
+              <w:left w:val="none" w:sz="0" w:space="0" w:color="000000"/>
+              <w:right w:val="none" w:sz="0" w:space="0" w:color="000000"/>
+            </w:tcBorders>
+            <w:shd w:val="clear" w:color="auto" w:fill="FFFFFF"/>
+            <w:tcMar>
+              <w:top w:w="0" w:type="dxa"/>
+              <w:bottom w:w="0" w:type="dxa"/>
+              <w:left w:w="0" w:type="dxa"/>
+              <w:right w:w="0" w:type="dxa"/>
+            </w:tcMar>
+            <w:vAlign w:val="top"/>
+          </w:tcPr>
+          <w:p>
+            <w:pPr>
+              <w:pStyle w:val="Normal"/>
+              <w:jc w:val="center"/>
+              <w:pBdr>
+                <w:bottom w:val="none" w:sz="0" w:space="0" w:color="000000"/>
+                <w:top w:val="none" w:sz="0" w:space="0" w:color="000000"/>
+                <w:left w:val="none" w:sz="0" w:space="0" w:color="000000"/>
+                <w:right w:val="none" w:sz="0" w:space="0" w:color="000000"/>
+              </w:pBdr>
+              <w:spacing w:after="100" w:before="100" w:line="240"/>
+              <w:ind w:left="100" w:right="100" w:firstLine="0" w:firstLineChars="0"/>
+              <w:rPr>
+                <w:rFonts w:ascii="Helvetica" w:hAnsi="Helvetica" w:eastAsia="Helvetica" w:cs="Helvetica"/>
+                <w:i w:val="false"/>
+                <w:b w:val="false"/>
+                <w:u w:val="none"/>
+                <w:sz w:val="22"/>
+                <w:szCs w:val="22"/>
+                <w:color w:val="000000"/>
+              </w:rPr>
+            </w:pPr>
+            <w:r>
+              <w:rPr>
+                <w:rFonts w:ascii="Helvetica" w:hAnsi="Helvetica" w:eastAsia="Helvetica" w:cs="Helvetica"/>
+                <w:i w:val="false"/>
+                <w:b w:val="false"/>
+                <w:u w:val="none"/>
+                <w:sz w:val="22"/>
+                <w:szCs w:val="22"/>
+                <w:color w:val="000000"/>
+              </w:rPr>
+              <w:t xml:space="preserve">0.10, 1.74</w:t>
+            </w:r>
+          </w:p>
+        </w:tc>
+        <w:tc>
+          <w:tcPr>
+            <w:tcBorders>
+              <w:bottom w:val="none" w:sz="0" w:space="0" w:color="000000"/>
+              <w:top w:val="none" w:sz="0" w:space="0" w:color="000000"/>
+              <w:left w:val="none" w:sz="0" w:space="0" w:color="000000"/>
+              <w:right w:val="none" w:sz="0" w:space="0" w:color="000000"/>
+            </w:tcBorders>
+            <w:shd w:val="clear" w:color="auto" w:fill="FFFFFF"/>
+            <w:tcMar>
+              <w:top w:w="0" w:type="dxa"/>
+              <w:bottom w:w="0" w:type="dxa"/>
+              <w:left w:w="0" w:type="dxa"/>
+              <w:right w:w="0" w:type="dxa"/>
+            </w:tcMar>
+            <w:vAlign w:val="top"/>
+          </w:tcPr>
+          <w:p>
+            <w:pPr>
+              <w:pStyle w:val="Normal"/>
+              <w:jc w:val="center"/>
+              <w:pBdr>
+                <w:bottom w:val="none" w:sz="0" w:space="0" w:color="000000"/>
+                <w:top w:val="none" w:sz="0" w:space="0" w:color="000000"/>
+                <w:left w:val="none" w:sz="0" w:space="0" w:color="000000"/>
+                <w:right w:val="none" w:sz="0" w:space="0" w:color="000000"/>
+              </w:pBdr>
+              <w:spacing w:after="100" w:before="100" w:line="240"/>
+              <w:ind w:left="100" w:right="100" w:firstLine="0" w:firstLineChars="0"/>
+              <w:rPr>
+                <w:rFonts w:ascii="Helvetica" w:hAnsi="Helvetica" w:eastAsia="Helvetica" w:cs="Helvetica"/>
+                <w:i w:val="false"/>
+                <w:b w:val="false"/>
+                <w:u w:val="none"/>
+                <w:sz w:val="22"/>
+                <w:szCs w:val="22"/>
+                <w:color w:val="000000"/>
+              </w:rPr>
+            </w:pPr>
+            <w:r>
+              <w:rPr>
+                <w:rFonts w:ascii="Helvetica" w:hAnsi="Helvetica" w:eastAsia="Helvetica" w:cs="Helvetica"/>
+                <w:i w:val="false"/>
+                <w:b w:val="false"/>
+                <w:u w:val="none"/>
+                <w:sz w:val="22"/>
+                <w:szCs w:val="22"/>
+                <w:color w:val="000000"/>
+              </w:rPr>
+              <w:t xml:space="preserve">0.230</w:t>
             </w:r>
           </w:p>
         </w:tc>
@@ -6687,60 +6687,60 @@
                 <w:szCs w:val="22"/>
                 <w:color w:val="000000"/>
               </w:rPr>
-              <w:t xml:space="preserve">0.35</w:t>
-            </w:r>
-          </w:p>
-        </w:tc>
-        <w:tc>
-          <w:tcPr>
-            <w:tcBorders>
-              <w:bottom w:val="none" w:sz="0" w:space="0" w:color="000000"/>
-              <w:top w:val="none" w:sz="0" w:space="0" w:color="000000"/>
-              <w:left w:val="none" w:sz="0" w:space="0" w:color="000000"/>
-              <w:right w:val="none" w:sz="0" w:space="0" w:color="000000"/>
-            </w:tcBorders>
-            <w:shd w:val="clear" w:color="auto" w:fill="FFFFFF"/>
-            <w:tcMar>
-              <w:top w:w="0" w:type="dxa"/>
-              <w:bottom w:w="0" w:type="dxa"/>
-              <w:left w:w="0" w:type="dxa"/>
-              <w:right w:w="0" w:type="dxa"/>
-            </w:tcMar>
-            <w:vAlign w:val="top"/>
-          </w:tcPr>
-          <w:p>
-            <w:pPr>
-              <w:pStyle w:val="Normal"/>
-              <w:jc w:val="center"/>
-              <w:pBdr>
-                <w:bottom w:val="none" w:sz="0" w:space="0" w:color="000000"/>
-                <w:top w:val="none" w:sz="0" w:space="0" w:color="000000"/>
-                <w:left w:val="none" w:sz="0" w:space="0" w:color="000000"/>
-                <w:right w:val="none" w:sz="0" w:space="0" w:color="000000"/>
-              </w:pBdr>
-              <w:spacing w:after="100" w:before="100" w:line="240"/>
-              <w:ind w:left="100" w:right="100" w:firstLine="0" w:firstLineChars="0"/>
-              <w:rPr>
-                <w:rFonts w:ascii="Helvetica" w:hAnsi="Helvetica" w:eastAsia="Helvetica" w:cs="Helvetica"/>
-                <w:i w:val="false"/>
-                <w:b w:val="false"/>
-                <w:u w:val="none"/>
-                <w:sz w:val="22"/>
-                <w:szCs w:val="22"/>
-                <w:color w:val="000000"/>
-              </w:rPr>
-            </w:pPr>
-            <w:r>
-              <w:rPr>
-                <w:rFonts w:ascii="Helvetica" w:hAnsi="Helvetica" w:eastAsia="Helvetica" w:cs="Helvetica"/>
-                <w:i w:val="false"/>
-                <w:b w:val="false"/>
-                <w:u w:val="none"/>
-                <w:sz w:val="22"/>
-                <w:szCs w:val="22"/>
-                <w:color w:val="000000"/>
-              </w:rPr>
-              <w:t xml:space="preserve">0.08, 1.60</w:t>
+              <w:t xml:space="preserve">0.34</w:t>
+            </w:r>
+          </w:p>
+        </w:tc>
+        <w:tc>
+          <w:tcPr>
+            <w:tcBorders>
+              <w:bottom w:val="none" w:sz="0" w:space="0" w:color="000000"/>
+              <w:top w:val="none" w:sz="0" w:space="0" w:color="000000"/>
+              <w:left w:val="none" w:sz="0" w:space="0" w:color="000000"/>
+              <w:right w:val="none" w:sz="0" w:space="0" w:color="000000"/>
+            </w:tcBorders>
+            <w:shd w:val="clear" w:color="auto" w:fill="FFFFFF"/>
+            <w:tcMar>
+              <w:top w:w="0" w:type="dxa"/>
+              <w:bottom w:w="0" w:type="dxa"/>
+              <w:left w:w="0" w:type="dxa"/>
+              <w:right w:w="0" w:type="dxa"/>
+            </w:tcMar>
+            <w:vAlign w:val="top"/>
+          </w:tcPr>
+          <w:p>
+            <w:pPr>
+              <w:pStyle w:val="Normal"/>
+              <w:jc w:val="center"/>
+              <w:pBdr>
+                <w:bottom w:val="none" w:sz="0" w:space="0" w:color="000000"/>
+                <w:top w:val="none" w:sz="0" w:space="0" w:color="000000"/>
+                <w:left w:val="none" w:sz="0" w:space="0" w:color="000000"/>
+                <w:right w:val="none" w:sz="0" w:space="0" w:color="000000"/>
+              </w:pBdr>
+              <w:spacing w:after="100" w:before="100" w:line="240"/>
+              <w:ind w:left="100" w:right="100" w:firstLine="0" w:firstLineChars="0"/>
+              <w:rPr>
+                <w:rFonts w:ascii="Helvetica" w:hAnsi="Helvetica" w:eastAsia="Helvetica" w:cs="Helvetica"/>
+                <w:i w:val="false"/>
+                <w:b w:val="false"/>
+                <w:u w:val="none"/>
+                <w:sz w:val="22"/>
+                <w:szCs w:val="22"/>
+                <w:color w:val="000000"/>
+              </w:rPr>
+            </w:pPr>
+            <w:r>
+              <w:rPr>
+                <w:rFonts w:ascii="Helvetica" w:hAnsi="Helvetica" w:eastAsia="Helvetica" w:cs="Helvetica"/>
+                <w:i w:val="false"/>
+                <w:b w:val="false"/>
+                <w:u w:val="none"/>
+                <w:sz w:val="22"/>
+                <w:szCs w:val="22"/>
+                <w:color w:val="000000"/>
+              </w:rPr>
+              <w:t xml:space="preserve">0.07, 1.57</w:t>
             </w:r>
           </w:p>
         </w:tc>
@@ -6899,113 +6899,113 @@
                 <w:szCs w:val="22"/>
                 <w:color w:val="000000"/>
               </w:rPr>
-              <w:t xml:space="preserve">0.40</w:t>
-            </w:r>
-          </w:p>
-        </w:tc>
-        <w:tc>
-          <w:tcPr>
-            <w:tcBorders>
-              <w:bottom w:val="none" w:sz="0" w:space="0" w:color="000000"/>
-              <w:top w:val="none" w:sz="0" w:space="0" w:color="000000"/>
-              <w:left w:val="none" w:sz="0" w:space="0" w:color="000000"/>
-              <w:right w:val="none" w:sz="0" w:space="0" w:color="000000"/>
-            </w:tcBorders>
-            <w:shd w:val="clear" w:color="auto" w:fill="FFFFFF"/>
-            <w:tcMar>
-              <w:top w:w="0" w:type="dxa"/>
-              <w:bottom w:w="0" w:type="dxa"/>
-              <w:left w:w="0" w:type="dxa"/>
-              <w:right w:w="0" w:type="dxa"/>
-            </w:tcMar>
-            <w:vAlign w:val="top"/>
-          </w:tcPr>
-          <w:p>
-            <w:pPr>
-              <w:pStyle w:val="Normal"/>
-              <w:jc w:val="center"/>
-              <w:pBdr>
-                <w:bottom w:val="none" w:sz="0" w:space="0" w:color="000000"/>
-                <w:top w:val="none" w:sz="0" w:space="0" w:color="000000"/>
-                <w:left w:val="none" w:sz="0" w:space="0" w:color="000000"/>
-                <w:right w:val="none" w:sz="0" w:space="0" w:color="000000"/>
-              </w:pBdr>
-              <w:spacing w:after="100" w:before="100" w:line="240"/>
-              <w:ind w:left="100" w:right="100" w:firstLine="0" w:firstLineChars="0"/>
-              <w:rPr>
-                <w:rFonts w:ascii="Helvetica" w:hAnsi="Helvetica" w:eastAsia="Helvetica" w:cs="Helvetica"/>
-                <w:i w:val="false"/>
-                <w:b w:val="false"/>
-                <w:u w:val="none"/>
-                <w:sz w:val="22"/>
-                <w:szCs w:val="22"/>
-                <w:color w:val="000000"/>
-              </w:rPr>
-            </w:pPr>
-            <w:r>
-              <w:rPr>
-                <w:rFonts w:ascii="Helvetica" w:hAnsi="Helvetica" w:eastAsia="Helvetica" w:cs="Helvetica"/>
-                <w:i w:val="false"/>
-                <w:b w:val="false"/>
-                <w:u w:val="none"/>
-                <w:sz w:val="22"/>
-                <w:szCs w:val="22"/>
-                <w:color w:val="000000"/>
-              </w:rPr>
-              <w:t xml:space="preserve">0.06, 2.63</w:t>
-            </w:r>
-          </w:p>
-        </w:tc>
-        <w:tc>
-          <w:tcPr>
-            <w:tcBorders>
-              <w:bottom w:val="none" w:sz="0" w:space="0" w:color="000000"/>
-              <w:top w:val="none" w:sz="0" w:space="0" w:color="000000"/>
-              <w:left w:val="none" w:sz="0" w:space="0" w:color="000000"/>
-              <w:right w:val="none" w:sz="0" w:space="0" w:color="000000"/>
-            </w:tcBorders>
-            <w:shd w:val="clear" w:color="auto" w:fill="FFFFFF"/>
-            <w:tcMar>
-              <w:top w:w="0" w:type="dxa"/>
-              <w:bottom w:w="0" w:type="dxa"/>
-              <w:left w:w="0" w:type="dxa"/>
-              <w:right w:w="0" w:type="dxa"/>
-            </w:tcMar>
-            <w:vAlign w:val="top"/>
-          </w:tcPr>
-          <w:p>
-            <w:pPr>
-              <w:pStyle w:val="Normal"/>
-              <w:jc w:val="center"/>
-              <w:pBdr>
-                <w:bottom w:val="none" w:sz="0" w:space="0" w:color="000000"/>
-                <w:top w:val="none" w:sz="0" w:space="0" w:color="000000"/>
-                <w:left w:val="none" w:sz="0" w:space="0" w:color="000000"/>
-                <w:right w:val="none" w:sz="0" w:space="0" w:color="000000"/>
-              </w:pBdr>
-              <w:spacing w:after="100" w:before="100" w:line="240"/>
-              <w:ind w:left="100" w:right="100" w:firstLine="0" w:firstLineChars="0"/>
-              <w:rPr>
-                <w:rFonts w:ascii="Helvetica" w:hAnsi="Helvetica" w:eastAsia="Helvetica" w:cs="Helvetica"/>
-                <w:i w:val="false"/>
-                <w:b w:val="false"/>
-                <w:u w:val="none"/>
-                <w:sz w:val="22"/>
-                <w:szCs w:val="22"/>
-                <w:color w:val="000000"/>
-              </w:rPr>
-            </w:pPr>
-            <w:r>
-              <w:rPr>
-                <w:rFonts w:ascii="Helvetica" w:hAnsi="Helvetica" w:eastAsia="Helvetica" w:cs="Helvetica"/>
-                <w:i w:val="false"/>
-                <w:b w:val="false"/>
-                <w:u w:val="none"/>
-                <w:sz w:val="22"/>
-                <w:szCs w:val="22"/>
-                <w:color w:val="000000"/>
-              </w:rPr>
-              <w:t xml:space="preserve">0.340</w:t>
+              <w:t xml:space="preserve">0.38</w:t>
+            </w:r>
+          </w:p>
+        </w:tc>
+        <w:tc>
+          <w:tcPr>
+            <w:tcBorders>
+              <w:bottom w:val="none" w:sz="0" w:space="0" w:color="000000"/>
+              <w:top w:val="none" w:sz="0" w:space="0" w:color="000000"/>
+              <w:left w:val="none" w:sz="0" w:space="0" w:color="000000"/>
+              <w:right w:val="none" w:sz="0" w:space="0" w:color="000000"/>
+            </w:tcBorders>
+            <w:shd w:val="clear" w:color="auto" w:fill="FFFFFF"/>
+            <w:tcMar>
+              <w:top w:w="0" w:type="dxa"/>
+              <w:bottom w:w="0" w:type="dxa"/>
+              <w:left w:w="0" w:type="dxa"/>
+              <w:right w:w="0" w:type="dxa"/>
+            </w:tcMar>
+            <w:vAlign w:val="top"/>
+          </w:tcPr>
+          <w:p>
+            <w:pPr>
+              <w:pStyle w:val="Normal"/>
+              <w:jc w:val="center"/>
+              <w:pBdr>
+                <w:bottom w:val="none" w:sz="0" w:space="0" w:color="000000"/>
+                <w:top w:val="none" w:sz="0" w:space="0" w:color="000000"/>
+                <w:left w:val="none" w:sz="0" w:space="0" w:color="000000"/>
+                <w:right w:val="none" w:sz="0" w:space="0" w:color="000000"/>
+              </w:pBdr>
+              <w:spacing w:after="100" w:before="100" w:line="240"/>
+              <w:ind w:left="100" w:right="100" w:firstLine="0" w:firstLineChars="0"/>
+              <w:rPr>
+                <w:rFonts w:ascii="Helvetica" w:hAnsi="Helvetica" w:eastAsia="Helvetica" w:cs="Helvetica"/>
+                <w:i w:val="false"/>
+                <w:b w:val="false"/>
+                <w:u w:val="none"/>
+                <w:sz w:val="22"/>
+                <w:szCs w:val="22"/>
+                <w:color w:val="000000"/>
+              </w:rPr>
+            </w:pPr>
+            <w:r>
+              <w:rPr>
+                <w:rFonts w:ascii="Helvetica" w:hAnsi="Helvetica" w:eastAsia="Helvetica" w:cs="Helvetica"/>
+                <w:i w:val="false"/>
+                <w:b w:val="false"/>
+                <w:u w:val="none"/>
+                <w:sz w:val="22"/>
+                <w:szCs w:val="22"/>
+                <w:color w:val="000000"/>
+              </w:rPr>
+              <w:t xml:space="preserve">0.06, 2.54</w:t>
+            </w:r>
+          </w:p>
+        </w:tc>
+        <w:tc>
+          <w:tcPr>
+            <w:tcBorders>
+              <w:bottom w:val="none" w:sz="0" w:space="0" w:color="000000"/>
+              <w:top w:val="none" w:sz="0" w:space="0" w:color="000000"/>
+              <w:left w:val="none" w:sz="0" w:space="0" w:color="000000"/>
+              <w:right w:val="none" w:sz="0" w:space="0" w:color="000000"/>
+            </w:tcBorders>
+            <w:shd w:val="clear" w:color="auto" w:fill="FFFFFF"/>
+            <w:tcMar>
+              <w:top w:w="0" w:type="dxa"/>
+              <w:bottom w:w="0" w:type="dxa"/>
+              <w:left w:w="0" w:type="dxa"/>
+              <w:right w:w="0" w:type="dxa"/>
+            </w:tcMar>
+            <w:vAlign w:val="top"/>
+          </w:tcPr>
+          <w:p>
+            <w:pPr>
+              <w:pStyle w:val="Normal"/>
+              <w:jc w:val="center"/>
+              <w:pBdr>
+                <w:bottom w:val="none" w:sz="0" w:space="0" w:color="000000"/>
+                <w:top w:val="none" w:sz="0" w:space="0" w:color="000000"/>
+                <w:left w:val="none" w:sz="0" w:space="0" w:color="000000"/>
+                <w:right w:val="none" w:sz="0" w:space="0" w:color="000000"/>
+              </w:pBdr>
+              <w:spacing w:after="100" w:before="100" w:line="240"/>
+              <w:ind w:left="100" w:right="100" w:firstLine="0" w:firstLineChars="0"/>
+              <w:rPr>
+                <w:rFonts w:ascii="Helvetica" w:hAnsi="Helvetica" w:eastAsia="Helvetica" w:cs="Helvetica"/>
+                <w:i w:val="false"/>
+                <w:b w:val="false"/>
+                <w:u w:val="none"/>
+                <w:sz w:val="22"/>
+                <w:szCs w:val="22"/>
+                <w:color w:val="000000"/>
+              </w:rPr>
+            </w:pPr>
+            <w:r>
+              <w:rPr>
+                <w:rFonts w:ascii="Helvetica" w:hAnsi="Helvetica" w:eastAsia="Helvetica" w:cs="Helvetica"/>
+                <w:i w:val="false"/>
+                <w:b w:val="false"/>
+                <w:u w:val="none"/>
+                <w:sz w:val="22"/>
+                <w:szCs w:val="22"/>
+                <w:color w:val="000000"/>
+              </w:rPr>
+              <w:t xml:space="preserve">0.320</w:t>
             </w:r>
           </w:p>
         </w:tc>
@@ -7170,113 +7170,113 @@
                 <w:szCs w:val="22"/>
                 <w:color w:val="000000"/>
               </w:rPr>
-              <w:t xml:space="preserve">0.47</w:t>
-            </w:r>
-          </w:p>
-        </w:tc>
-        <w:tc>
-          <w:tcPr>
-            <w:tcBorders>
-              <w:bottom w:val="none" w:sz="0" w:space="0" w:color="000000"/>
-              <w:top w:val="none" w:sz="0" w:space="0" w:color="000000"/>
-              <w:left w:val="none" w:sz="0" w:space="0" w:color="000000"/>
-              <w:right w:val="none" w:sz="0" w:space="0" w:color="000000"/>
-            </w:tcBorders>
-            <w:shd w:val="clear" w:color="auto" w:fill="FFFFFF"/>
-            <w:tcMar>
-              <w:top w:w="0" w:type="dxa"/>
-              <w:bottom w:w="0" w:type="dxa"/>
-              <w:left w:w="0" w:type="dxa"/>
-              <w:right w:w="0" w:type="dxa"/>
-            </w:tcMar>
-            <w:vAlign w:val="top"/>
-          </w:tcPr>
-          <w:p>
-            <w:pPr>
-              <w:pStyle w:val="Normal"/>
-              <w:jc w:val="center"/>
-              <w:pBdr>
-                <w:bottom w:val="none" w:sz="0" w:space="0" w:color="000000"/>
-                <w:top w:val="none" w:sz="0" w:space="0" w:color="000000"/>
-                <w:left w:val="none" w:sz="0" w:space="0" w:color="000000"/>
-                <w:right w:val="none" w:sz="0" w:space="0" w:color="000000"/>
-              </w:pBdr>
-              <w:spacing w:after="100" w:before="100" w:line="240"/>
-              <w:ind w:left="100" w:right="100" w:firstLine="0" w:firstLineChars="0"/>
-              <w:rPr>
-                <w:rFonts w:ascii="Helvetica" w:hAnsi="Helvetica" w:eastAsia="Helvetica" w:cs="Helvetica"/>
-                <w:i w:val="false"/>
-                <w:b w:val="false"/>
-                <w:u w:val="none"/>
-                <w:sz w:val="22"/>
-                <w:szCs w:val="22"/>
-                <w:color w:val="000000"/>
-              </w:rPr>
-            </w:pPr>
-            <w:r>
-              <w:rPr>
-                <w:rFonts w:ascii="Helvetica" w:hAnsi="Helvetica" w:eastAsia="Helvetica" w:cs="Helvetica"/>
-                <w:i w:val="false"/>
-                <w:b w:val="false"/>
-                <w:u w:val="none"/>
-                <w:sz w:val="22"/>
-                <w:szCs w:val="22"/>
-                <w:color w:val="000000"/>
-              </w:rPr>
-              <w:t xml:space="preserve">0.15, 1.45</w:t>
-            </w:r>
-          </w:p>
-        </w:tc>
-        <w:tc>
-          <w:tcPr>
-            <w:tcBorders>
-              <w:bottom w:val="none" w:sz="0" w:space="0" w:color="000000"/>
-              <w:top w:val="none" w:sz="0" w:space="0" w:color="000000"/>
-              <w:left w:val="none" w:sz="0" w:space="0" w:color="000000"/>
-              <w:right w:val="none" w:sz="0" w:space="0" w:color="000000"/>
-            </w:tcBorders>
-            <w:shd w:val="clear" w:color="auto" w:fill="FFFFFF"/>
-            <w:tcMar>
-              <w:top w:w="0" w:type="dxa"/>
-              <w:bottom w:w="0" w:type="dxa"/>
-              <w:left w:w="0" w:type="dxa"/>
-              <w:right w:w="0" w:type="dxa"/>
-            </w:tcMar>
-            <w:vAlign w:val="top"/>
-          </w:tcPr>
-          <w:p>
-            <w:pPr>
-              <w:pStyle w:val="Normal"/>
-              <w:jc w:val="center"/>
-              <w:pBdr>
-                <w:bottom w:val="none" w:sz="0" w:space="0" w:color="000000"/>
-                <w:top w:val="none" w:sz="0" w:space="0" w:color="000000"/>
-                <w:left w:val="none" w:sz="0" w:space="0" w:color="000000"/>
-                <w:right w:val="none" w:sz="0" w:space="0" w:color="000000"/>
-              </w:pBdr>
-              <w:spacing w:after="100" w:before="100" w:line="240"/>
-              <w:ind w:left="100" w:right="100" w:firstLine="0" w:firstLineChars="0"/>
-              <w:rPr>
-                <w:rFonts w:ascii="Helvetica" w:hAnsi="Helvetica" w:eastAsia="Helvetica" w:cs="Helvetica"/>
-                <w:i w:val="false"/>
-                <w:b w:val="false"/>
-                <w:u w:val="none"/>
-                <w:sz w:val="22"/>
-                <w:szCs w:val="22"/>
-                <w:color w:val="000000"/>
-              </w:rPr>
-            </w:pPr>
-            <w:r>
-              <w:rPr>
-                <w:rFonts w:ascii="Helvetica" w:hAnsi="Helvetica" w:eastAsia="Helvetica" w:cs="Helvetica"/>
-                <w:i w:val="false"/>
-                <w:b w:val="false"/>
-                <w:u w:val="none"/>
-                <w:sz w:val="22"/>
-                <w:szCs w:val="22"/>
-                <w:color w:val="000000"/>
-              </w:rPr>
-              <w:t xml:space="preserve">0.190</w:t>
+              <w:t xml:space="preserve">0.46</w:t>
+            </w:r>
+          </w:p>
+        </w:tc>
+        <w:tc>
+          <w:tcPr>
+            <w:tcBorders>
+              <w:bottom w:val="none" w:sz="0" w:space="0" w:color="000000"/>
+              <w:top w:val="none" w:sz="0" w:space="0" w:color="000000"/>
+              <w:left w:val="none" w:sz="0" w:space="0" w:color="000000"/>
+              <w:right w:val="none" w:sz="0" w:space="0" w:color="000000"/>
+            </w:tcBorders>
+            <w:shd w:val="clear" w:color="auto" w:fill="FFFFFF"/>
+            <w:tcMar>
+              <w:top w:w="0" w:type="dxa"/>
+              <w:bottom w:w="0" w:type="dxa"/>
+              <w:left w:w="0" w:type="dxa"/>
+              <w:right w:w="0" w:type="dxa"/>
+            </w:tcMar>
+            <w:vAlign w:val="top"/>
+          </w:tcPr>
+          <w:p>
+            <w:pPr>
+              <w:pStyle w:val="Normal"/>
+              <w:jc w:val="center"/>
+              <w:pBdr>
+                <w:bottom w:val="none" w:sz="0" w:space="0" w:color="000000"/>
+                <w:top w:val="none" w:sz="0" w:space="0" w:color="000000"/>
+                <w:left w:val="none" w:sz="0" w:space="0" w:color="000000"/>
+                <w:right w:val="none" w:sz="0" w:space="0" w:color="000000"/>
+              </w:pBdr>
+              <w:spacing w:after="100" w:before="100" w:line="240"/>
+              <w:ind w:left="100" w:right="100" w:firstLine="0" w:firstLineChars="0"/>
+              <w:rPr>
+                <w:rFonts w:ascii="Helvetica" w:hAnsi="Helvetica" w:eastAsia="Helvetica" w:cs="Helvetica"/>
+                <w:i w:val="false"/>
+                <w:b w:val="false"/>
+                <w:u w:val="none"/>
+                <w:sz w:val="22"/>
+                <w:szCs w:val="22"/>
+                <w:color w:val="000000"/>
+              </w:rPr>
+            </w:pPr>
+            <w:r>
+              <w:rPr>
+                <w:rFonts w:ascii="Helvetica" w:hAnsi="Helvetica" w:eastAsia="Helvetica" w:cs="Helvetica"/>
+                <w:i w:val="false"/>
+                <w:b w:val="false"/>
+                <w:u w:val="none"/>
+                <w:sz w:val="22"/>
+                <w:szCs w:val="22"/>
+                <w:color w:val="000000"/>
+              </w:rPr>
+              <w:t xml:space="preserve">0.15, 1.42</w:t>
+            </w:r>
+          </w:p>
+        </w:tc>
+        <w:tc>
+          <w:tcPr>
+            <w:tcBorders>
+              <w:bottom w:val="none" w:sz="0" w:space="0" w:color="000000"/>
+              <w:top w:val="none" w:sz="0" w:space="0" w:color="000000"/>
+              <w:left w:val="none" w:sz="0" w:space="0" w:color="000000"/>
+              <w:right w:val="none" w:sz="0" w:space="0" w:color="000000"/>
+            </w:tcBorders>
+            <w:shd w:val="clear" w:color="auto" w:fill="FFFFFF"/>
+            <w:tcMar>
+              <w:top w:w="0" w:type="dxa"/>
+              <w:bottom w:w="0" w:type="dxa"/>
+              <w:left w:w="0" w:type="dxa"/>
+              <w:right w:w="0" w:type="dxa"/>
+            </w:tcMar>
+            <w:vAlign w:val="top"/>
+          </w:tcPr>
+          <w:p>
+            <w:pPr>
+              <w:pStyle w:val="Normal"/>
+              <w:jc w:val="center"/>
+              <w:pBdr>
+                <w:bottom w:val="none" w:sz="0" w:space="0" w:color="000000"/>
+                <w:top w:val="none" w:sz="0" w:space="0" w:color="000000"/>
+                <w:left w:val="none" w:sz="0" w:space="0" w:color="000000"/>
+                <w:right w:val="none" w:sz="0" w:space="0" w:color="000000"/>
+              </w:pBdr>
+              <w:spacing w:after="100" w:before="100" w:line="240"/>
+              <w:ind w:left="100" w:right="100" w:firstLine="0" w:firstLineChars="0"/>
+              <w:rPr>
+                <w:rFonts w:ascii="Helvetica" w:hAnsi="Helvetica" w:eastAsia="Helvetica" w:cs="Helvetica"/>
+                <w:i w:val="false"/>
+                <w:b w:val="false"/>
+                <w:u w:val="none"/>
+                <w:sz w:val="22"/>
+                <w:szCs w:val="22"/>
+                <w:color w:val="000000"/>
+              </w:rPr>
+            </w:pPr>
+            <w:r>
+              <w:rPr>
+                <w:rFonts w:ascii="Helvetica" w:hAnsi="Helvetica" w:eastAsia="Helvetica" w:cs="Helvetica"/>
+                <w:i w:val="false"/>
+                <w:b w:val="false"/>
+                <w:u w:val="none"/>
+                <w:sz w:val="22"/>
+                <w:szCs w:val="22"/>
+                <w:color w:val="000000"/>
+              </w:rPr>
+              <w:t xml:space="preserve">0.180</w:t>
             </w:r>
           </w:p>
         </w:tc>
@@ -7382,113 +7382,113 @@
                 <w:szCs w:val="22"/>
                 <w:color w:val="000000"/>
               </w:rPr>
-              <w:t xml:space="preserve">0.24</w:t>
-            </w:r>
-          </w:p>
-        </w:tc>
-        <w:tc>
-          <w:tcPr>
-            <w:tcBorders>
-              <w:bottom w:val="none" w:sz="0" w:space="0" w:color="000000"/>
-              <w:top w:val="none" w:sz="0" w:space="0" w:color="000000"/>
-              <w:left w:val="none" w:sz="0" w:space="0" w:color="000000"/>
-              <w:right w:val="none" w:sz="0" w:space="0" w:color="000000"/>
-            </w:tcBorders>
-            <w:shd w:val="clear" w:color="auto" w:fill="FFFFFF"/>
-            <w:tcMar>
-              <w:top w:w="0" w:type="dxa"/>
-              <w:bottom w:w="0" w:type="dxa"/>
-              <w:left w:w="0" w:type="dxa"/>
-              <w:right w:w="0" w:type="dxa"/>
-            </w:tcMar>
-            <w:vAlign w:val="top"/>
-          </w:tcPr>
-          <w:p>
-            <w:pPr>
-              <w:pStyle w:val="Normal"/>
-              <w:jc w:val="center"/>
-              <w:pBdr>
-                <w:bottom w:val="none" w:sz="0" w:space="0" w:color="000000"/>
-                <w:top w:val="none" w:sz="0" w:space="0" w:color="000000"/>
-                <w:left w:val="none" w:sz="0" w:space="0" w:color="000000"/>
-                <w:right w:val="none" w:sz="0" w:space="0" w:color="000000"/>
-              </w:pBdr>
-              <w:spacing w:after="100" w:before="100" w:line="240"/>
-              <w:ind w:left="100" w:right="100" w:firstLine="0" w:firstLineChars="0"/>
-              <w:rPr>
-                <w:rFonts w:ascii="Helvetica" w:hAnsi="Helvetica" w:eastAsia="Helvetica" w:cs="Helvetica"/>
-                <w:i w:val="false"/>
-                <w:b w:val="false"/>
-                <w:u w:val="none"/>
-                <w:sz w:val="22"/>
-                <w:szCs w:val="22"/>
-                <w:color w:val="000000"/>
-              </w:rPr>
-            </w:pPr>
-            <w:r>
-              <w:rPr>
-                <w:rFonts w:ascii="Helvetica" w:hAnsi="Helvetica" w:eastAsia="Helvetica" w:cs="Helvetica"/>
-                <w:i w:val="false"/>
-                <w:b w:val="false"/>
-                <w:u w:val="none"/>
-                <w:sz w:val="22"/>
-                <w:szCs w:val="22"/>
-                <w:color w:val="000000"/>
-              </w:rPr>
-              <w:t xml:space="preserve">0.04, 1.58</w:t>
-            </w:r>
-          </w:p>
-        </w:tc>
-        <w:tc>
-          <w:tcPr>
-            <w:tcBorders>
-              <w:bottom w:val="none" w:sz="0" w:space="0" w:color="000000"/>
-              <w:top w:val="none" w:sz="0" w:space="0" w:color="000000"/>
-              <w:left w:val="none" w:sz="0" w:space="0" w:color="000000"/>
-              <w:right w:val="none" w:sz="0" w:space="0" w:color="000000"/>
-            </w:tcBorders>
-            <w:shd w:val="clear" w:color="auto" w:fill="FFFFFF"/>
-            <w:tcMar>
-              <w:top w:w="0" w:type="dxa"/>
-              <w:bottom w:w="0" w:type="dxa"/>
-              <w:left w:w="0" w:type="dxa"/>
-              <w:right w:w="0" w:type="dxa"/>
-            </w:tcMar>
-            <w:vAlign w:val="top"/>
-          </w:tcPr>
-          <w:p>
-            <w:pPr>
-              <w:pStyle w:val="Normal"/>
-              <w:jc w:val="center"/>
-              <w:pBdr>
-                <w:bottom w:val="none" w:sz="0" w:space="0" w:color="000000"/>
-                <w:top w:val="none" w:sz="0" w:space="0" w:color="000000"/>
-                <w:left w:val="none" w:sz="0" w:space="0" w:color="000000"/>
-                <w:right w:val="none" w:sz="0" w:space="0" w:color="000000"/>
-              </w:pBdr>
-              <w:spacing w:after="100" w:before="100" w:line="240"/>
-              <w:ind w:left="100" w:right="100" w:firstLine="0" w:firstLineChars="0"/>
-              <w:rPr>
-                <w:rFonts w:ascii="Helvetica" w:hAnsi="Helvetica" w:eastAsia="Helvetica" w:cs="Helvetica"/>
-                <w:i w:val="false"/>
-                <w:b w:val="false"/>
-                <w:u w:val="none"/>
-                <w:sz w:val="22"/>
-                <w:szCs w:val="22"/>
-                <w:color w:val="000000"/>
-              </w:rPr>
-            </w:pPr>
-            <w:r>
-              <w:rPr>
-                <w:rFonts w:ascii="Helvetica" w:hAnsi="Helvetica" w:eastAsia="Helvetica" w:cs="Helvetica"/>
-                <w:i w:val="false"/>
-                <w:b w:val="false"/>
-                <w:u w:val="none"/>
-                <w:sz w:val="22"/>
-                <w:szCs w:val="22"/>
-                <w:color w:val="000000"/>
-              </w:rPr>
-              <w:t xml:space="preserve">0.140</w:t>
+              <w:t xml:space="preserve">0.21</w:t>
+            </w:r>
+          </w:p>
+        </w:tc>
+        <w:tc>
+          <w:tcPr>
+            <w:tcBorders>
+              <w:bottom w:val="none" w:sz="0" w:space="0" w:color="000000"/>
+              <w:top w:val="none" w:sz="0" w:space="0" w:color="000000"/>
+              <w:left w:val="none" w:sz="0" w:space="0" w:color="000000"/>
+              <w:right w:val="none" w:sz="0" w:space="0" w:color="000000"/>
+            </w:tcBorders>
+            <w:shd w:val="clear" w:color="auto" w:fill="FFFFFF"/>
+            <w:tcMar>
+              <w:top w:w="0" w:type="dxa"/>
+              <w:bottom w:w="0" w:type="dxa"/>
+              <w:left w:w="0" w:type="dxa"/>
+              <w:right w:w="0" w:type="dxa"/>
+            </w:tcMar>
+            <w:vAlign w:val="top"/>
+          </w:tcPr>
+          <w:p>
+            <w:pPr>
+              <w:pStyle w:val="Normal"/>
+              <w:jc w:val="center"/>
+              <w:pBdr>
+                <w:bottom w:val="none" w:sz="0" w:space="0" w:color="000000"/>
+                <w:top w:val="none" w:sz="0" w:space="0" w:color="000000"/>
+                <w:left w:val="none" w:sz="0" w:space="0" w:color="000000"/>
+                <w:right w:val="none" w:sz="0" w:space="0" w:color="000000"/>
+              </w:pBdr>
+              <w:spacing w:after="100" w:before="100" w:line="240"/>
+              <w:ind w:left="100" w:right="100" w:firstLine="0" w:firstLineChars="0"/>
+              <w:rPr>
+                <w:rFonts w:ascii="Helvetica" w:hAnsi="Helvetica" w:eastAsia="Helvetica" w:cs="Helvetica"/>
+                <w:i w:val="false"/>
+                <w:b w:val="false"/>
+                <w:u w:val="none"/>
+                <w:sz w:val="22"/>
+                <w:szCs w:val="22"/>
+                <w:color w:val="000000"/>
+              </w:rPr>
+            </w:pPr>
+            <w:r>
+              <w:rPr>
+                <w:rFonts w:ascii="Helvetica" w:hAnsi="Helvetica" w:eastAsia="Helvetica" w:cs="Helvetica"/>
+                <w:i w:val="false"/>
+                <w:b w:val="false"/>
+                <w:u w:val="none"/>
+                <w:sz w:val="22"/>
+                <w:szCs w:val="22"/>
+                <w:color w:val="000000"/>
+              </w:rPr>
+              <w:t xml:space="preserve">0.03, 1.44</w:t>
+            </w:r>
+          </w:p>
+        </w:tc>
+        <w:tc>
+          <w:tcPr>
+            <w:tcBorders>
+              <w:bottom w:val="none" w:sz="0" w:space="0" w:color="000000"/>
+              <w:top w:val="none" w:sz="0" w:space="0" w:color="000000"/>
+              <w:left w:val="none" w:sz="0" w:space="0" w:color="000000"/>
+              <w:right w:val="none" w:sz="0" w:space="0" w:color="000000"/>
+            </w:tcBorders>
+            <w:shd w:val="clear" w:color="auto" w:fill="FFFFFF"/>
+            <w:tcMar>
+              <w:top w:w="0" w:type="dxa"/>
+              <w:bottom w:w="0" w:type="dxa"/>
+              <w:left w:w="0" w:type="dxa"/>
+              <w:right w:w="0" w:type="dxa"/>
+            </w:tcMar>
+            <w:vAlign w:val="top"/>
+          </w:tcPr>
+          <w:p>
+            <w:pPr>
+              <w:pStyle w:val="Normal"/>
+              <w:jc w:val="center"/>
+              <w:pBdr>
+                <w:bottom w:val="none" w:sz="0" w:space="0" w:color="000000"/>
+                <w:top w:val="none" w:sz="0" w:space="0" w:color="000000"/>
+                <w:left w:val="none" w:sz="0" w:space="0" w:color="000000"/>
+                <w:right w:val="none" w:sz="0" w:space="0" w:color="000000"/>
+              </w:pBdr>
+              <w:spacing w:after="100" w:before="100" w:line="240"/>
+              <w:ind w:left="100" w:right="100" w:firstLine="0" w:firstLineChars="0"/>
+              <w:rPr>
+                <w:rFonts w:ascii="Helvetica" w:hAnsi="Helvetica" w:eastAsia="Helvetica" w:cs="Helvetica"/>
+                <w:i w:val="false"/>
+                <w:b w:val="false"/>
+                <w:u w:val="none"/>
+                <w:sz w:val="22"/>
+                <w:szCs w:val="22"/>
+                <w:color w:val="000000"/>
+              </w:rPr>
+            </w:pPr>
+            <w:r>
+              <w:rPr>
+                <w:rFonts w:ascii="Helvetica" w:hAnsi="Helvetica" w:eastAsia="Helvetica" w:cs="Helvetica"/>
+                <w:i w:val="false"/>
+                <w:b w:val="false"/>
+                <w:u w:val="none"/>
+                <w:sz w:val="22"/>
+                <w:szCs w:val="22"/>
+                <w:color w:val="000000"/>
+              </w:rPr>
+              <w:t xml:space="preserve">0.110</w:t>
             </w:r>
           </w:p>
         </w:tc>
@@ -7706,60 +7706,60 @@
                 <w:szCs w:val="22"/>
                 <w:color w:val="000000"/>
               </w:rPr>
-              <w:t xml:space="preserve">0.10, 0.82</w:t>
-            </w:r>
-          </w:p>
-        </w:tc>
-        <w:tc>
-          <w:tcPr>
-            <w:tcBorders>
-              <w:bottom w:val="none" w:sz="0" w:space="0" w:color="000000"/>
-              <w:top w:val="none" w:sz="0" w:space="0" w:color="000000"/>
-              <w:left w:val="none" w:sz="0" w:space="0" w:color="000000"/>
-              <w:right w:val="none" w:sz="0" w:space="0" w:color="000000"/>
-            </w:tcBorders>
-            <w:shd w:val="clear" w:color="auto" w:fill="FFFFFF"/>
-            <w:tcMar>
-              <w:top w:w="0" w:type="dxa"/>
-              <w:bottom w:w="0" w:type="dxa"/>
-              <w:left w:w="0" w:type="dxa"/>
-              <w:right w:w="0" w:type="dxa"/>
-            </w:tcMar>
-            <w:vAlign w:val="top"/>
-          </w:tcPr>
-          <w:p>
-            <w:pPr>
-              <w:pStyle w:val="Normal"/>
-              <w:jc w:val="center"/>
-              <w:pBdr>
-                <w:bottom w:val="none" w:sz="0" w:space="0" w:color="000000"/>
-                <w:top w:val="none" w:sz="0" w:space="0" w:color="000000"/>
-                <w:left w:val="none" w:sz="0" w:space="0" w:color="000000"/>
-                <w:right w:val="none" w:sz="0" w:space="0" w:color="000000"/>
-              </w:pBdr>
-              <w:spacing w:after="100" w:before="100" w:line="240"/>
-              <w:ind w:left="100" w:right="100" w:firstLine="0" w:firstLineChars="0"/>
-              <w:rPr>
-                <w:rFonts w:ascii="Helvetica" w:hAnsi="Helvetica" w:eastAsia="Helvetica" w:cs="Helvetica"/>
-                <w:i w:val="false"/>
-                <w:b w:val="false"/>
-                <w:u w:val="none"/>
-                <w:sz w:val="22"/>
-                <w:szCs w:val="22"/>
-                <w:color w:val="000000"/>
-              </w:rPr>
-            </w:pPr>
-            <w:r>
-              <w:rPr>
-                <w:rFonts w:ascii="Helvetica" w:hAnsi="Helvetica" w:eastAsia="Helvetica" w:cs="Helvetica"/>
-                <w:i w:val="false"/>
-                <w:b w:val="false"/>
-                <w:u w:val="none"/>
-                <w:sz w:val="22"/>
-                <w:szCs w:val="22"/>
-                <w:color w:val="000000"/>
-              </w:rPr>
-              <w:t xml:space="preserve">0.020</w:t>
+              <w:t xml:space="preserve">0.10, 0.80</w:t>
+            </w:r>
+          </w:p>
+        </w:tc>
+        <w:tc>
+          <w:tcPr>
+            <w:tcBorders>
+              <w:bottom w:val="none" w:sz="0" w:space="0" w:color="000000"/>
+              <w:top w:val="none" w:sz="0" w:space="0" w:color="000000"/>
+              <w:left w:val="none" w:sz="0" w:space="0" w:color="000000"/>
+              <w:right w:val="none" w:sz="0" w:space="0" w:color="000000"/>
+            </w:tcBorders>
+            <w:shd w:val="clear" w:color="auto" w:fill="FFFFFF"/>
+            <w:tcMar>
+              <w:top w:w="0" w:type="dxa"/>
+              <w:bottom w:w="0" w:type="dxa"/>
+              <w:left w:w="0" w:type="dxa"/>
+              <w:right w:w="0" w:type="dxa"/>
+            </w:tcMar>
+            <w:vAlign w:val="top"/>
+          </w:tcPr>
+          <w:p>
+            <w:pPr>
+              <w:pStyle w:val="Normal"/>
+              <w:jc w:val="center"/>
+              <w:pBdr>
+                <w:bottom w:val="none" w:sz="0" w:space="0" w:color="000000"/>
+                <w:top w:val="none" w:sz="0" w:space="0" w:color="000000"/>
+                <w:left w:val="none" w:sz="0" w:space="0" w:color="000000"/>
+                <w:right w:val="none" w:sz="0" w:space="0" w:color="000000"/>
+              </w:pBdr>
+              <w:spacing w:after="100" w:before="100" w:line="240"/>
+              <w:ind w:left="100" w:right="100" w:firstLine="0" w:firstLineChars="0"/>
+              <w:rPr>
+                <w:rFonts w:ascii="Helvetica" w:hAnsi="Helvetica" w:eastAsia="Helvetica" w:cs="Helvetica"/>
+                <w:i w:val="false"/>
+                <w:b w:val="false"/>
+                <w:u w:val="none"/>
+                <w:sz w:val="22"/>
+                <w:szCs w:val="22"/>
+                <w:color w:val="000000"/>
+              </w:rPr>
+            </w:pPr>
+            <w:r>
+              <w:rPr>
+                <w:rFonts w:ascii="Helvetica" w:hAnsi="Helvetica" w:eastAsia="Helvetica" w:cs="Helvetica"/>
+                <w:i w:val="false"/>
+                <w:b w:val="false"/>
+                <w:u w:val="none"/>
+                <w:sz w:val="22"/>
+                <w:szCs w:val="22"/>
+                <w:color w:val="000000"/>
+              </w:rPr>
+              <w:t xml:space="preserve">0.018</w:t>
             </w:r>
           </w:p>
         </w:tc>
@@ -7865,113 +7865,113 @@
                 <w:szCs w:val="22"/>
                 <w:color w:val="000000"/>
               </w:rPr>
-              <w:t xml:space="preserve">0.27</w:t>
-            </w:r>
-          </w:p>
-        </w:tc>
-        <w:tc>
-          <w:tcPr>
-            <w:tcBorders>
-              <w:bottom w:val="none" w:sz="0" w:space="0" w:color="000000"/>
-              <w:top w:val="none" w:sz="0" w:space="0" w:color="000000"/>
-              <w:left w:val="none" w:sz="0" w:space="0" w:color="000000"/>
-              <w:right w:val="none" w:sz="0" w:space="0" w:color="000000"/>
-            </w:tcBorders>
-            <w:shd w:val="clear" w:color="auto" w:fill="FFFFFF"/>
-            <w:tcMar>
-              <w:top w:w="0" w:type="dxa"/>
-              <w:bottom w:w="0" w:type="dxa"/>
-              <w:left w:w="0" w:type="dxa"/>
-              <w:right w:w="0" w:type="dxa"/>
-            </w:tcMar>
-            <w:vAlign w:val="top"/>
-          </w:tcPr>
-          <w:p>
-            <w:pPr>
-              <w:pStyle w:val="Normal"/>
-              <w:jc w:val="center"/>
-              <w:pBdr>
-                <w:bottom w:val="none" w:sz="0" w:space="0" w:color="000000"/>
-                <w:top w:val="none" w:sz="0" w:space="0" w:color="000000"/>
-                <w:left w:val="none" w:sz="0" w:space="0" w:color="000000"/>
-                <w:right w:val="none" w:sz="0" w:space="0" w:color="000000"/>
-              </w:pBdr>
-              <w:spacing w:after="100" w:before="100" w:line="240"/>
-              <w:ind w:left="100" w:right="100" w:firstLine="0" w:firstLineChars="0"/>
-              <w:rPr>
-                <w:rFonts w:ascii="Helvetica" w:hAnsi="Helvetica" w:eastAsia="Helvetica" w:cs="Helvetica"/>
-                <w:i w:val="false"/>
-                <w:b w:val="false"/>
-                <w:u w:val="none"/>
-                <w:sz w:val="22"/>
-                <w:szCs w:val="22"/>
-                <w:color w:val="000000"/>
-              </w:rPr>
-            </w:pPr>
-            <w:r>
-              <w:rPr>
-                <w:rFonts w:ascii="Helvetica" w:hAnsi="Helvetica" w:eastAsia="Helvetica" w:cs="Helvetica"/>
-                <w:i w:val="false"/>
-                <w:b w:val="false"/>
-                <w:u w:val="none"/>
-                <w:sz w:val="22"/>
-                <w:szCs w:val="22"/>
-                <w:color w:val="000000"/>
-              </w:rPr>
-              <w:t xml:space="preserve">0.06, 1.25</w:t>
-            </w:r>
-          </w:p>
-        </w:tc>
-        <w:tc>
-          <w:tcPr>
-            <w:tcBorders>
-              <w:bottom w:val="none" w:sz="0" w:space="0" w:color="000000"/>
-              <w:top w:val="none" w:sz="0" w:space="0" w:color="000000"/>
-              <w:left w:val="none" w:sz="0" w:space="0" w:color="000000"/>
-              <w:right w:val="none" w:sz="0" w:space="0" w:color="000000"/>
-            </w:tcBorders>
-            <w:shd w:val="clear" w:color="auto" w:fill="FFFFFF"/>
-            <w:tcMar>
-              <w:top w:w="0" w:type="dxa"/>
-              <w:bottom w:w="0" w:type="dxa"/>
-              <w:left w:w="0" w:type="dxa"/>
-              <w:right w:w="0" w:type="dxa"/>
-            </w:tcMar>
-            <w:vAlign w:val="top"/>
-          </w:tcPr>
-          <w:p>
-            <w:pPr>
-              <w:pStyle w:val="Normal"/>
-              <w:jc w:val="center"/>
-              <w:pBdr>
-                <w:bottom w:val="none" w:sz="0" w:space="0" w:color="000000"/>
-                <w:top w:val="none" w:sz="0" w:space="0" w:color="000000"/>
-                <w:left w:val="none" w:sz="0" w:space="0" w:color="000000"/>
-                <w:right w:val="none" w:sz="0" w:space="0" w:color="000000"/>
-              </w:pBdr>
-              <w:spacing w:after="100" w:before="100" w:line="240"/>
-              <w:ind w:left="100" w:right="100" w:firstLine="0" w:firstLineChars="0"/>
-              <w:rPr>
-                <w:rFonts w:ascii="Helvetica" w:hAnsi="Helvetica" w:eastAsia="Helvetica" w:cs="Helvetica"/>
-                <w:i w:val="false"/>
-                <w:b w:val="false"/>
-                <w:u w:val="none"/>
-                <w:sz w:val="22"/>
-                <w:szCs w:val="22"/>
-                <w:color w:val="000000"/>
-              </w:rPr>
-            </w:pPr>
-            <w:r>
-              <w:rPr>
-                <w:rFonts w:ascii="Helvetica" w:hAnsi="Helvetica" w:eastAsia="Helvetica" w:cs="Helvetica"/>
-                <w:i w:val="false"/>
-                <w:b w:val="false"/>
-                <w:u w:val="none"/>
-                <w:sz w:val="22"/>
-                <w:szCs w:val="22"/>
-                <w:color w:val="000000"/>
-              </w:rPr>
-              <w:t xml:space="preserve">0.094</w:t>
+              <w:t xml:space="preserve">0.26</w:t>
+            </w:r>
+          </w:p>
+        </w:tc>
+        <w:tc>
+          <w:tcPr>
+            <w:tcBorders>
+              <w:bottom w:val="none" w:sz="0" w:space="0" w:color="000000"/>
+              <w:top w:val="none" w:sz="0" w:space="0" w:color="000000"/>
+              <w:left w:val="none" w:sz="0" w:space="0" w:color="000000"/>
+              <w:right w:val="none" w:sz="0" w:space="0" w:color="000000"/>
+            </w:tcBorders>
+            <w:shd w:val="clear" w:color="auto" w:fill="FFFFFF"/>
+            <w:tcMar>
+              <w:top w:w="0" w:type="dxa"/>
+              <w:bottom w:w="0" w:type="dxa"/>
+              <w:left w:w="0" w:type="dxa"/>
+              <w:right w:w="0" w:type="dxa"/>
+            </w:tcMar>
+            <w:vAlign w:val="top"/>
+          </w:tcPr>
+          <w:p>
+            <w:pPr>
+              <w:pStyle w:val="Normal"/>
+              <w:jc w:val="center"/>
+              <w:pBdr>
+                <w:bottom w:val="none" w:sz="0" w:space="0" w:color="000000"/>
+                <w:top w:val="none" w:sz="0" w:space="0" w:color="000000"/>
+                <w:left w:val="none" w:sz="0" w:space="0" w:color="000000"/>
+                <w:right w:val="none" w:sz="0" w:space="0" w:color="000000"/>
+              </w:pBdr>
+              <w:spacing w:after="100" w:before="100" w:line="240"/>
+              <w:ind w:left="100" w:right="100" w:firstLine="0" w:firstLineChars="0"/>
+              <w:rPr>
+                <w:rFonts w:ascii="Helvetica" w:hAnsi="Helvetica" w:eastAsia="Helvetica" w:cs="Helvetica"/>
+                <w:i w:val="false"/>
+                <w:b w:val="false"/>
+                <w:u w:val="none"/>
+                <w:sz w:val="22"/>
+                <w:szCs w:val="22"/>
+                <w:color w:val="000000"/>
+              </w:rPr>
+            </w:pPr>
+            <w:r>
+              <w:rPr>
+                <w:rFonts w:ascii="Helvetica" w:hAnsi="Helvetica" w:eastAsia="Helvetica" w:cs="Helvetica"/>
+                <w:i w:val="false"/>
+                <w:b w:val="false"/>
+                <w:u w:val="none"/>
+                <w:sz w:val="22"/>
+                <w:szCs w:val="22"/>
+                <w:color w:val="000000"/>
+              </w:rPr>
+              <w:t xml:space="preserve">0.06, 1.21</w:t>
+            </w:r>
+          </w:p>
+        </w:tc>
+        <w:tc>
+          <w:tcPr>
+            <w:tcBorders>
+              <w:bottom w:val="none" w:sz="0" w:space="0" w:color="000000"/>
+              <w:top w:val="none" w:sz="0" w:space="0" w:color="000000"/>
+              <w:left w:val="none" w:sz="0" w:space="0" w:color="000000"/>
+              <w:right w:val="none" w:sz="0" w:space="0" w:color="000000"/>
+            </w:tcBorders>
+            <w:shd w:val="clear" w:color="auto" w:fill="FFFFFF"/>
+            <w:tcMar>
+              <w:top w:w="0" w:type="dxa"/>
+              <w:bottom w:w="0" w:type="dxa"/>
+              <w:left w:w="0" w:type="dxa"/>
+              <w:right w:w="0" w:type="dxa"/>
+            </w:tcMar>
+            <w:vAlign w:val="top"/>
+          </w:tcPr>
+          <w:p>
+            <w:pPr>
+              <w:pStyle w:val="Normal"/>
+              <w:jc w:val="center"/>
+              <w:pBdr>
+                <w:bottom w:val="none" w:sz="0" w:space="0" w:color="000000"/>
+                <w:top w:val="none" w:sz="0" w:space="0" w:color="000000"/>
+                <w:left w:val="none" w:sz="0" w:space="0" w:color="000000"/>
+                <w:right w:val="none" w:sz="0" w:space="0" w:color="000000"/>
+              </w:pBdr>
+              <w:spacing w:after="100" w:before="100" w:line="240"/>
+              <w:ind w:left="100" w:right="100" w:firstLine="0" w:firstLineChars="0"/>
+              <w:rPr>
+                <w:rFonts w:ascii="Helvetica" w:hAnsi="Helvetica" w:eastAsia="Helvetica" w:cs="Helvetica"/>
+                <w:i w:val="false"/>
+                <w:b w:val="false"/>
+                <w:u w:val="none"/>
+                <w:sz w:val="22"/>
+                <w:szCs w:val="22"/>
+                <w:color w:val="000000"/>
+              </w:rPr>
+            </w:pPr>
+            <w:r>
+              <w:rPr>
+                <w:rFonts w:ascii="Helvetica" w:hAnsi="Helvetica" w:eastAsia="Helvetica" w:cs="Helvetica"/>
+                <w:i w:val="false"/>
+                <w:b w:val="false"/>
+                <w:u w:val="none"/>
+                <w:sz w:val="22"/>
+                <w:szCs w:val="22"/>
+                <w:color w:val="000000"/>
+              </w:rPr>
+              <w:t xml:space="preserve">0.087</w:t>
             </w:r>
           </w:p>
         </w:tc>
@@ -8136,113 +8136,113 @@
                 <w:szCs w:val="22"/>
                 <w:color w:val="000000"/>
               </w:rPr>
-              <w:t xml:space="preserve">0.91</w:t>
-            </w:r>
-          </w:p>
-        </w:tc>
-        <w:tc>
-          <w:tcPr>
-            <w:tcBorders>
-              <w:bottom w:val="none" w:sz="0" w:space="0" w:color="000000"/>
-              <w:top w:val="none" w:sz="0" w:space="0" w:color="000000"/>
-              <w:left w:val="none" w:sz="0" w:space="0" w:color="000000"/>
-              <w:right w:val="none" w:sz="0" w:space="0" w:color="000000"/>
-            </w:tcBorders>
-            <w:shd w:val="clear" w:color="auto" w:fill="FFFFFF"/>
-            <w:tcMar>
-              <w:top w:w="0" w:type="dxa"/>
-              <w:bottom w:w="0" w:type="dxa"/>
-              <w:left w:w="0" w:type="dxa"/>
-              <w:right w:w="0" w:type="dxa"/>
-            </w:tcMar>
-            <w:vAlign w:val="top"/>
-          </w:tcPr>
-          <w:p>
-            <w:pPr>
-              <w:pStyle w:val="Normal"/>
-              <w:jc w:val="center"/>
-              <w:pBdr>
-                <w:bottom w:val="none" w:sz="0" w:space="0" w:color="000000"/>
-                <w:top w:val="none" w:sz="0" w:space="0" w:color="000000"/>
-                <w:left w:val="none" w:sz="0" w:space="0" w:color="000000"/>
-                <w:right w:val="none" w:sz="0" w:space="0" w:color="000000"/>
-              </w:pBdr>
-              <w:spacing w:after="100" w:before="100" w:line="240"/>
-              <w:ind w:left="100" w:right="100" w:firstLine="0" w:firstLineChars="0"/>
-              <w:rPr>
-                <w:rFonts w:ascii="Helvetica" w:hAnsi="Helvetica" w:eastAsia="Helvetica" w:cs="Helvetica"/>
-                <w:i w:val="false"/>
-                <w:b w:val="false"/>
-                <w:u w:val="none"/>
-                <w:sz w:val="22"/>
-                <w:szCs w:val="22"/>
-                <w:color w:val="000000"/>
-              </w:rPr>
-            </w:pPr>
-            <w:r>
-              <w:rPr>
-                <w:rFonts w:ascii="Helvetica" w:hAnsi="Helvetica" w:eastAsia="Helvetica" w:cs="Helvetica"/>
-                <w:i w:val="false"/>
-                <w:b w:val="false"/>
-                <w:u w:val="none"/>
-                <w:sz w:val="22"/>
-                <w:szCs w:val="22"/>
-                <w:color w:val="000000"/>
-              </w:rPr>
-              <w:t xml:space="preserve">0.40, 2.07</w:t>
-            </w:r>
-          </w:p>
-        </w:tc>
-        <w:tc>
-          <w:tcPr>
-            <w:tcBorders>
-              <w:bottom w:val="none" w:sz="0" w:space="0" w:color="000000"/>
-              <w:top w:val="none" w:sz="0" w:space="0" w:color="000000"/>
-              <w:left w:val="none" w:sz="0" w:space="0" w:color="000000"/>
-              <w:right w:val="none" w:sz="0" w:space="0" w:color="000000"/>
-            </w:tcBorders>
-            <w:shd w:val="clear" w:color="auto" w:fill="FFFFFF"/>
-            <w:tcMar>
-              <w:top w:w="0" w:type="dxa"/>
-              <w:bottom w:w="0" w:type="dxa"/>
-              <w:left w:w="0" w:type="dxa"/>
-              <w:right w:w="0" w:type="dxa"/>
-            </w:tcMar>
-            <w:vAlign w:val="top"/>
-          </w:tcPr>
-          <w:p>
-            <w:pPr>
-              <w:pStyle w:val="Normal"/>
-              <w:jc w:val="center"/>
-              <w:pBdr>
-                <w:bottom w:val="none" w:sz="0" w:space="0" w:color="000000"/>
-                <w:top w:val="none" w:sz="0" w:space="0" w:color="000000"/>
-                <w:left w:val="none" w:sz="0" w:space="0" w:color="000000"/>
-                <w:right w:val="none" w:sz="0" w:space="0" w:color="000000"/>
-              </w:pBdr>
-              <w:spacing w:after="100" w:before="100" w:line="240"/>
-              <w:ind w:left="100" w:right="100" w:firstLine="0" w:firstLineChars="0"/>
-              <w:rPr>
-                <w:rFonts w:ascii="Helvetica" w:hAnsi="Helvetica" w:eastAsia="Helvetica" w:cs="Helvetica"/>
-                <w:i w:val="false"/>
-                <w:b w:val="false"/>
-                <w:u w:val="none"/>
-                <w:sz w:val="22"/>
-                <w:szCs w:val="22"/>
-                <w:color w:val="000000"/>
-              </w:rPr>
-            </w:pPr>
-            <w:r>
-              <w:rPr>
-                <w:rFonts w:ascii="Helvetica" w:hAnsi="Helvetica" w:eastAsia="Helvetica" w:cs="Helvetica"/>
-                <w:i w:val="false"/>
-                <w:b w:val="false"/>
-                <w:u w:val="none"/>
-                <w:sz w:val="22"/>
-                <w:szCs w:val="22"/>
-                <w:color w:val="000000"/>
-              </w:rPr>
-              <w:t xml:space="preserve">0.820</w:t>
+              <w:t xml:space="preserve">0.95</w:t>
+            </w:r>
+          </w:p>
+        </w:tc>
+        <w:tc>
+          <w:tcPr>
+            <w:tcBorders>
+              <w:bottom w:val="none" w:sz="0" w:space="0" w:color="000000"/>
+              <w:top w:val="none" w:sz="0" w:space="0" w:color="000000"/>
+              <w:left w:val="none" w:sz="0" w:space="0" w:color="000000"/>
+              <w:right w:val="none" w:sz="0" w:space="0" w:color="000000"/>
+            </w:tcBorders>
+            <w:shd w:val="clear" w:color="auto" w:fill="FFFFFF"/>
+            <w:tcMar>
+              <w:top w:w="0" w:type="dxa"/>
+              <w:bottom w:w="0" w:type="dxa"/>
+              <w:left w:w="0" w:type="dxa"/>
+              <w:right w:w="0" w:type="dxa"/>
+            </w:tcMar>
+            <w:vAlign w:val="top"/>
+          </w:tcPr>
+          <w:p>
+            <w:pPr>
+              <w:pStyle w:val="Normal"/>
+              <w:jc w:val="center"/>
+              <w:pBdr>
+                <w:bottom w:val="none" w:sz="0" w:space="0" w:color="000000"/>
+                <w:top w:val="none" w:sz="0" w:space="0" w:color="000000"/>
+                <w:left w:val="none" w:sz="0" w:space="0" w:color="000000"/>
+                <w:right w:val="none" w:sz="0" w:space="0" w:color="000000"/>
+              </w:pBdr>
+              <w:spacing w:after="100" w:before="100" w:line="240"/>
+              <w:ind w:left="100" w:right="100" w:firstLine="0" w:firstLineChars="0"/>
+              <w:rPr>
+                <w:rFonts w:ascii="Helvetica" w:hAnsi="Helvetica" w:eastAsia="Helvetica" w:cs="Helvetica"/>
+                <w:i w:val="false"/>
+                <w:b w:val="false"/>
+                <w:u w:val="none"/>
+                <w:sz w:val="22"/>
+                <w:szCs w:val="22"/>
+                <w:color w:val="000000"/>
+              </w:rPr>
+            </w:pPr>
+            <w:r>
+              <w:rPr>
+                <w:rFonts w:ascii="Helvetica" w:hAnsi="Helvetica" w:eastAsia="Helvetica" w:cs="Helvetica"/>
+                <w:i w:val="false"/>
+                <w:b w:val="false"/>
+                <w:u w:val="none"/>
+                <w:sz w:val="22"/>
+                <w:szCs w:val="22"/>
+                <w:color w:val="000000"/>
+              </w:rPr>
+              <w:t xml:space="preserve">0.42, 2.14</w:t>
+            </w:r>
+          </w:p>
+        </w:tc>
+        <w:tc>
+          <w:tcPr>
+            <w:tcBorders>
+              <w:bottom w:val="none" w:sz="0" w:space="0" w:color="000000"/>
+              <w:top w:val="none" w:sz="0" w:space="0" w:color="000000"/>
+              <w:left w:val="none" w:sz="0" w:space="0" w:color="000000"/>
+              <w:right w:val="none" w:sz="0" w:space="0" w:color="000000"/>
+            </w:tcBorders>
+            <w:shd w:val="clear" w:color="auto" w:fill="FFFFFF"/>
+            <w:tcMar>
+              <w:top w:w="0" w:type="dxa"/>
+              <w:bottom w:w="0" w:type="dxa"/>
+              <w:left w:w="0" w:type="dxa"/>
+              <w:right w:w="0" w:type="dxa"/>
+            </w:tcMar>
+            <w:vAlign w:val="top"/>
+          </w:tcPr>
+          <w:p>
+            <w:pPr>
+              <w:pStyle w:val="Normal"/>
+              <w:jc w:val="center"/>
+              <w:pBdr>
+                <w:bottom w:val="none" w:sz="0" w:space="0" w:color="000000"/>
+                <w:top w:val="none" w:sz="0" w:space="0" w:color="000000"/>
+                <w:left w:val="none" w:sz="0" w:space="0" w:color="000000"/>
+                <w:right w:val="none" w:sz="0" w:space="0" w:color="000000"/>
+              </w:pBdr>
+              <w:spacing w:after="100" w:before="100" w:line="240"/>
+              <w:ind w:left="100" w:right="100" w:firstLine="0" w:firstLineChars="0"/>
+              <w:rPr>
+                <w:rFonts w:ascii="Helvetica" w:hAnsi="Helvetica" w:eastAsia="Helvetica" w:cs="Helvetica"/>
+                <w:i w:val="false"/>
+                <w:b w:val="false"/>
+                <w:u w:val="none"/>
+                <w:sz w:val="22"/>
+                <w:szCs w:val="22"/>
+                <w:color w:val="000000"/>
+              </w:rPr>
+            </w:pPr>
+            <w:r>
+              <w:rPr>
+                <w:rFonts w:ascii="Helvetica" w:hAnsi="Helvetica" w:eastAsia="Helvetica" w:cs="Helvetica"/>
+                <w:i w:val="false"/>
+                <w:b w:val="false"/>
+                <w:u w:val="none"/>
+                <w:sz w:val="22"/>
+                <w:szCs w:val="22"/>
+                <w:color w:val="000000"/>
+              </w:rPr>
+              <w:t xml:space="preserve">0.910</w:t>
             </w:r>
           </w:p>
         </w:tc>
@@ -8348,113 +8348,113 @@
                 <w:szCs w:val="22"/>
                 <w:color w:val="000000"/>
               </w:rPr>
-              <w:t xml:space="preserve">0.94</w:t>
-            </w:r>
-          </w:p>
-        </w:tc>
-        <w:tc>
-          <w:tcPr>
-            <w:tcBorders>
-              <w:bottom w:val="none" w:sz="0" w:space="0" w:color="000000"/>
-              <w:top w:val="none" w:sz="0" w:space="0" w:color="000000"/>
-              <w:left w:val="none" w:sz="0" w:space="0" w:color="000000"/>
-              <w:right w:val="none" w:sz="0" w:space="0" w:color="000000"/>
-            </w:tcBorders>
-            <w:shd w:val="clear" w:color="auto" w:fill="FFFFFF"/>
-            <w:tcMar>
-              <w:top w:w="0" w:type="dxa"/>
-              <w:bottom w:w="0" w:type="dxa"/>
-              <w:left w:w="0" w:type="dxa"/>
-              <w:right w:w="0" w:type="dxa"/>
-            </w:tcMar>
-            <w:vAlign w:val="top"/>
-          </w:tcPr>
-          <w:p>
-            <w:pPr>
-              <w:pStyle w:val="Normal"/>
-              <w:jc w:val="center"/>
-              <w:pBdr>
-                <w:bottom w:val="none" w:sz="0" w:space="0" w:color="000000"/>
-                <w:top w:val="none" w:sz="0" w:space="0" w:color="000000"/>
-                <w:left w:val="none" w:sz="0" w:space="0" w:color="000000"/>
-                <w:right w:val="none" w:sz="0" w:space="0" w:color="000000"/>
-              </w:pBdr>
-              <w:spacing w:after="100" w:before="100" w:line="240"/>
-              <w:ind w:left="100" w:right="100" w:firstLine="0" w:firstLineChars="0"/>
-              <w:rPr>
-                <w:rFonts w:ascii="Helvetica" w:hAnsi="Helvetica" w:eastAsia="Helvetica" w:cs="Helvetica"/>
-                <w:i w:val="false"/>
-                <w:b w:val="false"/>
-                <w:u w:val="none"/>
-                <w:sz w:val="22"/>
-                <w:szCs w:val="22"/>
-                <w:color w:val="000000"/>
-              </w:rPr>
-            </w:pPr>
-            <w:r>
-              <w:rPr>
-                <w:rFonts w:ascii="Helvetica" w:hAnsi="Helvetica" w:eastAsia="Helvetica" w:cs="Helvetica"/>
-                <w:i w:val="false"/>
-                <w:b w:val="false"/>
-                <w:u w:val="none"/>
-                <w:sz w:val="22"/>
-                <w:szCs w:val="22"/>
-                <w:color w:val="000000"/>
-              </w:rPr>
-              <w:t xml:space="preserve">0.21, 4.23</w:t>
-            </w:r>
-          </w:p>
-        </w:tc>
-        <w:tc>
-          <w:tcPr>
-            <w:tcBorders>
-              <w:bottom w:val="none" w:sz="0" w:space="0" w:color="000000"/>
-              <w:top w:val="none" w:sz="0" w:space="0" w:color="000000"/>
-              <w:left w:val="none" w:sz="0" w:space="0" w:color="000000"/>
-              <w:right w:val="none" w:sz="0" w:space="0" w:color="000000"/>
-            </w:tcBorders>
-            <w:shd w:val="clear" w:color="auto" w:fill="FFFFFF"/>
-            <w:tcMar>
-              <w:top w:w="0" w:type="dxa"/>
-              <w:bottom w:w="0" w:type="dxa"/>
-              <w:left w:w="0" w:type="dxa"/>
-              <w:right w:w="0" w:type="dxa"/>
-            </w:tcMar>
-            <w:vAlign w:val="top"/>
-          </w:tcPr>
-          <w:p>
-            <w:pPr>
-              <w:pStyle w:val="Normal"/>
-              <w:jc w:val="center"/>
-              <w:pBdr>
-                <w:bottom w:val="none" w:sz="0" w:space="0" w:color="000000"/>
-                <w:top w:val="none" w:sz="0" w:space="0" w:color="000000"/>
-                <w:left w:val="none" w:sz="0" w:space="0" w:color="000000"/>
-                <w:right w:val="none" w:sz="0" w:space="0" w:color="000000"/>
-              </w:pBdr>
-              <w:spacing w:after="100" w:before="100" w:line="240"/>
-              <w:ind w:left="100" w:right="100" w:firstLine="0" w:firstLineChars="0"/>
-              <w:rPr>
-                <w:rFonts w:ascii="Helvetica" w:hAnsi="Helvetica" w:eastAsia="Helvetica" w:cs="Helvetica"/>
-                <w:i w:val="false"/>
-                <w:b w:val="false"/>
-                <w:u w:val="none"/>
-                <w:sz w:val="22"/>
-                <w:szCs w:val="22"/>
-                <w:color w:val="000000"/>
-              </w:rPr>
-            </w:pPr>
-            <w:r>
-              <w:rPr>
-                <w:rFonts w:ascii="Helvetica" w:hAnsi="Helvetica" w:eastAsia="Helvetica" w:cs="Helvetica"/>
-                <w:i w:val="false"/>
-                <w:b w:val="false"/>
-                <w:u w:val="none"/>
-                <w:sz w:val="22"/>
-                <w:szCs w:val="22"/>
-                <w:color w:val="000000"/>
-              </w:rPr>
-              <w:t xml:space="preserve">0.930</w:t>
+              <w:t xml:space="preserve">0.96</w:t>
+            </w:r>
+          </w:p>
+        </w:tc>
+        <w:tc>
+          <w:tcPr>
+            <w:tcBorders>
+              <w:bottom w:val="none" w:sz="0" w:space="0" w:color="000000"/>
+              <w:top w:val="none" w:sz="0" w:space="0" w:color="000000"/>
+              <w:left w:val="none" w:sz="0" w:space="0" w:color="000000"/>
+              <w:right w:val="none" w:sz="0" w:space="0" w:color="000000"/>
+            </w:tcBorders>
+            <w:shd w:val="clear" w:color="auto" w:fill="FFFFFF"/>
+            <w:tcMar>
+              <w:top w:w="0" w:type="dxa"/>
+              <w:bottom w:w="0" w:type="dxa"/>
+              <w:left w:w="0" w:type="dxa"/>
+              <w:right w:w="0" w:type="dxa"/>
+            </w:tcMar>
+            <w:vAlign w:val="top"/>
+          </w:tcPr>
+          <w:p>
+            <w:pPr>
+              <w:pStyle w:val="Normal"/>
+              <w:jc w:val="center"/>
+              <w:pBdr>
+                <w:bottom w:val="none" w:sz="0" w:space="0" w:color="000000"/>
+                <w:top w:val="none" w:sz="0" w:space="0" w:color="000000"/>
+                <w:left w:val="none" w:sz="0" w:space="0" w:color="000000"/>
+                <w:right w:val="none" w:sz="0" w:space="0" w:color="000000"/>
+              </w:pBdr>
+              <w:spacing w:after="100" w:before="100" w:line="240"/>
+              <w:ind w:left="100" w:right="100" w:firstLine="0" w:firstLineChars="0"/>
+              <w:rPr>
+                <w:rFonts w:ascii="Helvetica" w:hAnsi="Helvetica" w:eastAsia="Helvetica" w:cs="Helvetica"/>
+                <w:i w:val="false"/>
+                <w:b w:val="false"/>
+                <w:u w:val="none"/>
+                <w:sz w:val="22"/>
+                <w:szCs w:val="22"/>
+                <w:color w:val="000000"/>
+              </w:rPr>
+            </w:pPr>
+            <w:r>
+              <w:rPr>
+                <w:rFonts w:ascii="Helvetica" w:hAnsi="Helvetica" w:eastAsia="Helvetica" w:cs="Helvetica"/>
+                <w:i w:val="false"/>
+                <w:b w:val="false"/>
+                <w:u w:val="none"/>
+                <w:sz w:val="22"/>
+                <w:szCs w:val="22"/>
+                <w:color w:val="000000"/>
+              </w:rPr>
+              <w:t xml:space="preserve">0.22, 4.24</w:t>
+            </w:r>
+          </w:p>
+        </w:tc>
+        <w:tc>
+          <w:tcPr>
+            <w:tcBorders>
+              <w:bottom w:val="none" w:sz="0" w:space="0" w:color="000000"/>
+              <w:top w:val="none" w:sz="0" w:space="0" w:color="000000"/>
+              <w:left w:val="none" w:sz="0" w:space="0" w:color="000000"/>
+              <w:right w:val="none" w:sz="0" w:space="0" w:color="000000"/>
+            </w:tcBorders>
+            <w:shd w:val="clear" w:color="auto" w:fill="FFFFFF"/>
+            <w:tcMar>
+              <w:top w:w="0" w:type="dxa"/>
+              <w:bottom w:w="0" w:type="dxa"/>
+              <w:left w:w="0" w:type="dxa"/>
+              <w:right w:w="0" w:type="dxa"/>
+            </w:tcMar>
+            <w:vAlign w:val="top"/>
+          </w:tcPr>
+          <w:p>
+            <w:pPr>
+              <w:pStyle w:val="Normal"/>
+              <w:jc w:val="center"/>
+              <w:pBdr>
+                <w:bottom w:val="none" w:sz="0" w:space="0" w:color="000000"/>
+                <w:top w:val="none" w:sz="0" w:space="0" w:color="000000"/>
+                <w:left w:val="none" w:sz="0" w:space="0" w:color="000000"/>
+                <w:right w:val="none" w:sz="0" w:space="0" w:color="000000"/>
+              </w:pBdr>
+              <w:spacing w:after="100" w:before="100" w:line="240"/>
+              <w:ind w:left="100" w:right="100" w:firstLine="0" w:firstLineChars="0"/>
+              <w:rPr>
+                <w:rFonts w:ascii="Helvetica" w:hAnsi="Helvetica" w:eastAsia="Helvetica" w:cs="Helvetica"/>
+                <w:i w:val="false"/>
+                <w:b w:val="false"/>
+                <w:u w:val="none"/>
+                <w:sz w:val="22"/>
+                <w:szCs w:val="22"/>
+                <w:color w:val="000000"/>
+              </w:rPr>
+            </w:pPr>
+            <w:r>
+              <w:rPr>
+                <w:rFonts w:ascii="Helvetica" w:hAnsi="Helvetica" w:eastAsia="Helvetica" w:cs="Helvetica"/>
+                <w:i w:val="false"/>
+                <w:b w:val="false"/>
+                <w:u w:val="none"/>
+                <w:sz w:val="22"/>
+                <w:szCs w:val="22"/>
+                <w:color w:val="000000"/>
+              </w:rPr>
+              <w:t xml:space="preserve">0.960</w:t>
             </w:r>
           </w:p>
         </w:tc>
@@ -8619,113 +8619,113 @@
                 <w:szCs w:val="22"/>
                 <w:color w:val="000000"/>
               </w:rPr>
-              <w:t xml:space="preserve">0.88</w:t>
-            </w:r>
-          </w:p>
-        </w:tc>
-        <w:tc>
-          <w:tcPr>
-            <w:tcBorders>
-              <w:bottom w:val="none" w:sz="0" w:space="0" w:color="000000"/>
-              <w:top w:val="none" w:sz="0" w:space="0" w:color="000000"/>
-              <w:left w:val="none" w:sz="0" w:space="0" w:color="000000"/>
-              <w:right w:val="none" w:sz="0" w:space="0" w:color="000000"/>
-            </w:tcBorders>
-            <w:shd w:val="clear" w:color="auto" w:fill="FFFFFF"/>
-            <w:tcMar>
-              <w:top w:w="0" w:type="dxa"/>
-              <w:bottom w:w="0" w:type="dxa"/>
-              <w:left w:w="0" w:type="dxa"/>
-              <w:right w:w="0" w:type="dxa"/>
-            </w:tcMar>
-            <w:vAlign w:val="top"/>
-          </w:tcPr>
-          <w:p>
-            <w:pPr>
-              <w:pStyle w:val="Normal"/>
-              <w:jc w:val="center"/>
-              <w:pBdr>
-                <w:bottom w:val="none" w:sz="0" w:space="0" w:color="000000"/>
-                <w:top w:val="none" w:sz="0" w:space="0" w:color="000000"/>
-                <w:left w:val="none" w:sz="0" w:space="0" w:color="000000"/>
-                <w:right w:val="none" w:sz="0" w:space="0" w:color="000000"/>
-              </w:pBdr>
-              <w:spacing w:after="100" w:before="100" w:line="240"/>
-              <w:ind w:left="100" w:right="100" w:firstLine="0" w:firstLineChars="0"/>
-              <w:rPr>
-                <w:rFonts w:ascii="Helvetica" w:hAnsi="Helvetica" w:eastAsia="Helvetica" w:cs="Helvetica"/>
-                <w:i w:val="false"/>
-                <w:b w:val="false"/>
-                <w:u w:val="none"/>
-                <w:sz w:val="22"/>
-                <w:szCs w:val="22"/>
-                <w:color w:val="000000"/>
-              </w:rPr>
-            </w:pPr>
-            <w:r>
-              <w:rPr>
-                <w:rFonts w:ascii="Helvetica" w:hAnsi="Helvetica" w:eastAsia="Helvetica" w:cs="Helvetica"/>
-                <w:i w:val="false"/>
-                <w:b w:val="false"/>
-                <w:u w:val="none"/>
-                <w:sz w:val="22"/>
-                <w:szCs w:val="22"/>
-                <w:color w:val="000000"/>
-              </w:rPr>
-              <w:t xml:space="preserve">0.27, 2.95</w:t>
-            </w:r>
-          </w:p>
-        </w:tc>
-        <w:tc>
-          <w:tcPr>
-            <w:tcBorders>
-              <w:bottom w:val="none" w:sz="0" w:space="0" w:color="000000"/>
-              <w:top w:val="none" w:sz="0" w:space="0" w:color="000000"/>
-              <w:left w:val="none" w:sz="0" w:space="0" w:color="000000"/>
-              <w:right w:val="none" w:sz="0" w:space="0" w:color="000000"/>
-            </w:tcBorders>
-            <w:shd w:val="clear" w:color="auto" w:fill="FFFFFF"/>
-            <w:tcMar>
-              <w:top w:w="0" w:type="dxa"/>
-              <w:bottom w:w="0" w:type="dxa"/>
-              <w:left w:w="0" w:type="dxa"/>
-              <w:right w:w="0" w:type="dxa"/>
-            </w:tcMar>
-            <w:vAlign w:val="top"/>
-          </w:tcPr>
-          <w:p>
-            <w:pPr>
-              <w:pStyle w:val="Normal"/>
-              <w:jc w:val="center"/>
-              <w:pBdr>
-                <w:bottom w:val="none" w:sz="0" w:space="0" w:color="000000"/>
-                <w:top w:val="none" w:sz="0" w:space="0" w:color="000000"/>
-                <w:left w:val="none" w:sz="0" w:space="0" w:color="000000"/>
-                <w:right w:val="none" w:sz="0" w:space="0" w:color="000000"/>
-              </w:pBdr>
-              <w:spacing w:after="100" w:before="100" w:line="240"/>
-              <w:ind w:left="100" w:right="100" w:firstLine="0" w:firstLineChars="0"/>
-              <w:rPr>
-                <w:rFonts w:ascii="Helvetica" w:hAnsi="Helvetica" w:eastAsia="Helvetica" w:cs="Helvetica"/>
-                <w:i w:val="false"/>
-                <w:b w:val="false"/>
-                <w:u w:val="none"/>
-                <w:sz w:val="22"/>
-                <w:szCs w:val="22"/>
-                <w:color w:val="000000"/>
-              </w:rPr>
-            </w:pPr>
-            <w:r>
-              <w:rPr>
-                <w:rFonts w:ascii="Helvetica" w:hAnsi="Helvetica" w:eastAsia="Helvetica" w:cs="Helvetica"/>
-                <w:i w:val="false"/>
-                <w:b w:val="false"/>
-                <w:u w:val="none"/>
-                <w:sz w:val="22"/>
-                <w:szCs w:val="22"/>
-                <w:color w:val="000000"/>
-              </w:rPr>
-              <w:t xml:space="preserve">0.840</w:t>
+              <w:t xml:space="preserve">0.81</w:t>
+            </w:r>
+          </w:p>
+        </w:tc>
+        <w:tc>
+          <w:tcPr>
+            <w:tcBorders>
+              <w:bottom w:val="none" w:sz="0" w:space="0" w:color="000000"/>
+              <w:top w:val="none" w:sz="0" w:space="0" w:color="000000"/>
+              <w:left w:val="none" w:sz="0" w:space="0" w:color="000000"/>
+              <w:right w:val="none" w:sz="0" w:space="0" w:color="000000"/>
+            </w:tcBorders>
+            <w:shd w:val="clear" w:color="auto" w:fill="FFFFFF"/>
+            <w:tcMar>
+              <w:top w:w="0" w:type="dxa"/>
+              <w:bottom w:w="0" w:type="dxa"/>
+              <w:left w:w="0" w:type="dxa"/>
+              <w:right w:w="0" w:type="dxa"/>
+            </w:tcMar>
+            <w:vAlign w:val="top"/>
+          </w:tcPr>
+          <w:p>
+            <w:pPr>
+              <w:pStyle w:val="Normal"/>
+              <w:jc w:val="center"/>
+              <w:pBdr>
+                <w:bottom w:val="none" w:sz="0" w:space="0" w:color="000000"/>
+                <w:top w:val="none" w:sz="0" w:space="0" w:color="000000"/>
+                <w:left w:val="none" w:sz="0" w:space="0" w:color="000000"/>
+                <w:right w:val="none" w:sz="0" w:space="0" w:color="000000"/>
+              </w:pBdr>
+              <w:spacing w:after="100" w:before="100" w:line="240"/>
+              <w:ind w:left="100" w:right="100" w:firstLine="0" w:firstLineChars="0"/>
+              <w:rPr>
+                <w:rFonts w:ascii="Helvetica" w:hAnsi="Helvetica" w:eastAsia="Helvetica" w:cs="Helvetica"/>
+                <w:i w:val="false"/>
+                <w:b w:val="false"/>
+                <w:u w:val="none"/>
+                <w:sz w:val="22"/>
+                <w:szCs w:val="22"/>
+                <w:color w:val="000000"/>
+              </w:rPr>
+            </w:pPr>
+            <w:r>
+              <w:rPr>
+                <w:rFonts w:ascii="Helvetica" w:hAnsi="Helvetica" w:eastAsia="Helvetica" w:cs="Helvetica"/>
+                <w:i w:val="false"/>
+                <w:b w:val="false"/>
+                <w:u w:val="none"/>
+                <w:sz w:val="22"/>
+                <w:szCs w:val="22"/>
+                <w:color w:val="000000"/>
+              </w:rPr>
+              <w:t xml:space="preserve">0.24, 2.71</w:t>
+            </w:r>
+          </w:p>
+        </w:tc>
+        <w:tc>
+          <w:tcPr>
+            <w:tcBorders>
+              <w:bottom w:val="none" w:sz="0" w:space="0" w:color="000000"/>
+              <w:top w:val="none" w:sz="0" w:space="0" w:color="000000"/>
+              <w:left w:val="none" w:sz="0" w:space="0" w:color="000000"/>
+              <w:right w:val="none" w:sz="0" w:space="0" w:color="000000"/>
+            </w:tcBorders>
+            <w:shd w:val="clear" w:color="auto" w:fill="FFFFFF"/>
+            <w:tcMar>
+              <w:top w:w="0" w:type="dxa"/>
+              <w:bottom w:w="0" w:type="dxa"/>
+              <w:left w:w="0" w:type="dxa"/>
+              <w:right w:w="0" w:type="dxa"/>
+            </w:tcMar>
+            <w:vAlign w:val="top"/>
+          </w:tcPr>
+          <w:p>
+            <w:pPr>
+              <w:pStyle w:val="Normal"/>
+              <w:jc w:val="center"/>
+              <w:pBdr>
+                <w:bottom w:val="none" w:sz="0" w:space="0" w:color="000000"/>
+                <w:top w:val="none" w:sz="0" w:space="0" w:color="000000"/>
+                <w:left w:val="none" w:sz="0" w:space="0" w:color="000000"/>
+                <w:right w:val="none" w:sz="0" w:space="0" w:color="000000"/>
+              </w:pBdr>
+              <w:spacing w:after="100" w:before="100" w:line="240"/>
+              <w:ind w:left="100" w:right="100" w:firstLine="0" w:firstLineChars="0"/>
+              <w:rPr>
+                <w:rFonts w:ascii="Helvetica" w:hAnsi="Helvetica" w:eastAsia="Helvetica" w:cs="Helvetica"/>
+                <w:i w:val="false"/>
+                <w:b w:val="false"/>
+                <w:u w:val="none"/>
+                <w:sz w:val="22"/>
+                <w:szCs w:val="22"/>
+                <w:color w:val="000000"/>
+              </w:rPr>
+            </w:pPr>
+            <w:r>
+              <w:rPr>
+                <w:rFonts w:ascii="Helvetica" w:hAnsi="Helvetica" w:eastAsia="Helvetica" w:cs="Helvetica"/>
+                <w:i w:val="false"/>
+                <w:b w:val="false"/>
+                <w:u w:val="none"/>
+                <w:sz w:val="22"/>
+                <w:szCs w:val="22"/>
+                <w:color w:val="000000"/>
+              </w:rPr>
+              <w:t xml:space="preserve">0.730</w:t>
             </w:r>
           </w:p>
         </w:tc>
@@ -8831,113 +8831,113 @@
                 <w:szCs w:val="22"/>
                 <w:color w:val="000000"/>
               </w:rPr>
-              <w:t xml:space="preserve">0.54</w:t>
-            </w:r>
-          </w:p>
-        </w:tc>
-        <w:tc>
-          <w:tcPr>
-            <w:tcBorders>
-              <w:bottom w:val="none" w:sz="0" w:space="0" w:color="000000"/>
-              <w:top w:val="none" w:sz="0" w:space="0" w:color="000000"/>
-              <w:left w:val="none" w:sz="0" w:space="0" w:color="000000"/>
-              <w:right w:val="none" w:sz="0" w:space="0" w:color="000000"/>
-            </w:tcBorders>
-            <w:shd w:val="clear" w:color="auto" w:fill="FFFFFF"/>
-            <w:tcMar>
-              <w:top w:w="0" w:type="dxa"/>
-              <w:bottom w:w="0" w:type="dxa"/>
-              <w:left w:w="0" w:type="dxa"/>
-              <w:right w:w="0" w:type="dxa"/>
-            </w:tcMar>
-            <w:vAlign w:val="top"/>
-          </w:tcPr>
-          <w:p>
-            <w:pPr>
-              <w:pStyle w:val="Normal"/>
-              <w:jc w:val="center"/>
-              <w:pBdr>
-                <w:bottom w:val="none" w:sz="0" w:space="0" w:color="000000"/>
-                <w:top w:val="none" w:sz="0" w:space="0" w:color="000000"/>
-                <w:left w:val="none" w:sz="0" w:space="0" w:color="000000"/>
-                <w:right w:val="none" w:sz="0" w:space="0" w:color="000000"/>
-              </w:pBdr>
-              <w:spacing w:after="100" w:before="100" w:line="240"/>
-              <w:ind w:left="100" w:right="100" w:firstLine="0" w:firstLineChars="0"/>
-              <w:rPr>
-                <w:rFonts w:ascii="Helvetica" w:hAnsi="Helvetica" w:eastAsia="Helvetica" w:cs="Helvetica"/>
-                <w:i w:val="false"/>
-                <w:b w:val="false"/>
-                <w:u w:val="none"/>
-                <w:sz w:val="22"/>
-                <w:szCs w:val="22"/>
-                <w:color w:val="000000"/>
-              </w:rPr>
-            </w:pPr>
-            <w:r>
-              <w:rPr>
-                <w:rFonts w:ascii="Helvetica" w:hAnsi="Helvetica" w:eastAsia="Helvetica" w:cs="Helvetica"/>
-                <w:i w:val="false"/>
-                <w:b w:val="false"/>
-                <w:u w:val="none"/>
-                <w:sz w:val="22"/>
-                <w:szCs w:val="22"/>
-                <w:color w:val="000000"/>
-              </w:rPr>
-              <w:t xml:space="preserve">0.09, 3.38</w:t>
-            </w:r>
-          </w:p>
-        </w:tc>
-        <w:tc>
-          <w:tcPr>
-            <w:tcBorders>
-              <w:bottom w:val="none" w:sz="0" w:space="0" w:color="000000"/>
-              <w:top w:val="none" w:sz="0" w:space="0" w:color="000000"/>
-              <w:left w:val="none" w:sz="0" w:space="0" w:color="000000"/>
-              <w:right w:val="none" w:sz="0" w:space="0" w:color="000000"/>
-            </w:tcBorders>
-            <w:shd w:val="clear" w:color="auto" w:fill="FFFFFF"/>
-            <w:tcMar>
-              <w:top w:w="0" w:type="dxa"/>
-              <w:bottom w:w="0" w:type="dxa"/>
-              <w:left w:w="0" w:type="dxa"/>
-              <w:right w:w="0" w:type="dxa"/>
-            </w:tcMar>
-            <w:vAlign w:val="top"/>
-          </w:tcPr>
-          <w:p>
-            <w:pPr>
-              <w:pStyle w:val="Normal"/>
-              <w:jc w:val="center"/>
-              <w:pBdr>
-                <w:bottom w:val="none" w:sz="0" w:space="0" w:color="000000"/>
-                <w:top w:val="none" w:sz="0" w:space="0" w:color="000000"/>
-                <w:left w:val="none" w:sz="0" w:space="0" w:color="000000"/>
-                <w:right w:val="none" w:sz="0" w:space="0" w:color="000000"/>
-              </w:pBdr>
-              <w:spacing w:after="100" w:before="100" w:line="240"/>
-              <w:ind w:left="100" w:right="100" w:firstLine="0" w:firstLineChars="0"/>
-              <w:rPr>
-                <w:rFonts w:ascii="Helvetica" w:hAnsi="Helvetica" w:eastAsia="Helvetica" w:cs="Helvetica"/>
-                <w:i w:val="false"/>
-                <w:b w:val="false"/>
-                <w:u w:val="none"/>
-                <w:sz w:val="22"/>
-                <w:szCs w:val="22"/>
-                <w:color w:val="000000"/>
-              </w:rPr>
-            </w:pPr>
-            <w:r>
-              <w:rPr>
-                <w:rFonts w:ascii="Helvetica" w:hAnsi="Helvetica" w:eastAsia="Helvetica" w:cs="Helvetica"/>
-                <w:i w:val="false"/>
-                <w:b w:val="false"/>
-                <w:u w:val="none"/>
-                <w:sz w:val="22"/>
-                <w:szCs w:val="22"/>
-                <w:color w:val="000000"/>
-              </w:rPr>
-              <w:t xml:space="preserve">0.510</w:t>
+              <w:t xml:space="preserve">0.48</w:t>
+            </w:r>
+          </w:p>
+        </w:tc>
+        <w:tc>
+          <w:tcPr>
+            <w:tcBorders>
+              <w:bottom w:val="none" w:sz="0" w:space="0" w:color="000000"/>
+              <w:top w:val="none" w:sz="0" w:space="0" w:color="000000"/>
+              <w:left w:val="none" w:sz="0" w:space="0" w:color="000000"/>
+              <w:right w:val="none" w:sz="0" w:space="0" w:color="000000"/>
+            </w:tcBorders>
+            <w:shd w:val="clear" w:color="auto" w:fill="FFFFFF"/>
+            <w:tcMar>
+              <w:top w:w="0" w:type="dxa"/>
+              <w:bottom w:w="0" w:type="dxa"/>
+              <w:left w:w="0" w:type="dxa"/>
+              <w:right w:w="0" w:type="dxa"/>
+            </w:tcMar>
+            <w:vAlign w:val="top"/>
+          </w:tcPr>
+          <w:p>
+            <w:pPr>
+              <w:pStyle w:val="Normal"/>
+              <w:jc w:val="center"/>
+              <w:pBdr>
+                <w:bottom w:val="none" w:sz="0" w:space="0" w:color="000000"/>
+                <w:top w:val="none" w:sz="0" w:space="0" w:color="000000"/>
+                <w:left w:val="none" w:sz="0" w:space="0" w:color="000000"/>
+                <w:right w:val="none" w:sz="0" w:space="0" w:color="000000"/>
+              </w:pBdr>
+              <w:spacing w:after="100" w:before="100" w:line="240"/>
+              <w:ind w:left="100" w:right="100" w:firstLine="0" w:firstLineChars="0"/>
+              <w:rPr>
+                <w:rFonts w:ascii="Helvetica" w:hAnsi="Helvetica" w:eastAsia="Helvetica" w:cs="Helvetica"/>
+                <w:i w:val="false"/>
+                <w:b w:val="false"/>
+                <w:u w:val="none"/>
+                <w:sz w:val="22"/>
+                <w:szCs w:val="22"/>
+                <w:color w:val="000000"/>
+              </w:rPr>
+            </w:pPr>
+            <w:r>
+              <w:rPr>
+                <w:rFonts w:ascii="Helvetica" w:hAnsi="Helvetica" w:eastAsia="Helvetica" w:cs="Helvetica"/>
+                <w:i w:val="false"/>
+                <w:b w:val="false"/>
+                <w:u w:val="none"/>
+                <w:sz w:val="22"/>
+                <w:szCs w:val="22"/>
+                <w:color w:val="000000"/>
+              </w:rPr>
+              <w:t xml:space="preserve">0.08, 3.05</w:t>
+            </w:r>
+          </w:p>
+        </w:tc>
+        <w:tc>
+          <w:tcPr>
+            <w:tcBorders>
+              <w:bottom w:val="none" w:sz="0" w:space="0" w:color="000000"/>
+              <w:top w:val="none" w:sz="0" w:space="0" w:color="000000"/>
+              <w:left w:val="none" w:sz="0" w:space="0" w:color="000000"/>
+              <w:right w:val="none" w:sz="0" w:space="0" w:color="000000"/>
+            </w:tcBorders>
+            <w:shd w:val="clear" w:color="auto" w:fill="FFFFFF"/>
+            <w:tcMar>
+              <w:top w:w="0" w:type="dxa"/>
+              <w:bottom w:w="0" w:type="dxa"/>
+              <w:left w:w="0" w:type="dxa"/>
+              <w:right w:w="0" w:type="dxa"/>
+            </w:tcMar>
+            <w:vAlign w:val="top"/>
+          </w:tcPr>
+          <w:p>
+            <w:pPr>
+              <w:pStyle w:val="Normal"/>
+              <w:jc w:val="center"/>
+              <w:pBdr>
+                <w:bottom w:val="none" w:sz="0" w:space="0" w:color="000000"/>
+                <w:top w:val="none" w:sz="0" w:space="0" w:color="000000"/>
+                <w:left w:val="none" w:sz="0" w:space="0" w:color="000000"/>
+                <w:right w:val="none" w:sz="0" w:space="0" w:color="000000"/>
+              </w:pBdr>
+              <w:spacing w:after="100" w:before="100" w:line="240"/>
+              <w:ind w:left="100" w:right="100" w:firstLine="0" w:firstLineChars="0"/>
+              <w:rPr>
+                <w:rFonts w:ascii="Helvetica" w:hAnsi="Helvetica" w:eastAsia="Helvetica" w:cs="Helvetica"/>
+                <w:i w:val="false"/>
+                <w:b w:val="false"/>
+                <w:u w:val="none"/>
+                <w:sz w:val="22"/>
+                <w:szCs w:val="22"/>
+                <w:color w:val="000000"/>
+              </w:rPr>
+            </w:pPr>
+            <w:r>
+              <w:rPr>
+                <w:rFonts w:ascii="Helvetica" w:hAnsi="Helvetica" w:eastAsia="Helvetica" w:cs="Helvetica"/>
+                <w:i w:val="false"/>
+                <w:b w:val="false"/>
+                <w:u w:val="none"/>
+                <w:sz w:val="22"/>
+                <w:szCs w:val="22"/>
+                <w:color w:val="000000"/>
+              </w:rPr>
+              <w:t xml:space="preserve">0.440</w:t>
             </w:r>
           </w:p>
         </w:tc>
@@ -9049,7 +9049,7 @@
                 <w:szCs w:val="22"/>
                 <w:color w:val="000000"/>
               </w:rPr>
-              <w:t xml:space="preserve">323</w:t>
+              <w:t xml:space="preserve">322</w:t>
             </w:r>
           </w:p>
         </w:tc>
@@ -9261,7 +9261,7 @@
                 <w:szCs w:val="22"/>
                 <w:color w:val="000000"/>
               </w:rPr>
-              <w:t xml:space="preserve">323</w:t>
+              <w:t xml:space="preserve">322</w:t>
             </w:r>
           </w:p>
         </w:tc>
@@ -10068,113 +10068,113 @@
                 <w:szCs w:val="22"/>
                 <w:color w:val="000000"/>
               </w:rPr>
-              <w:t xml:space="preserve">1.82</w:t>
-            </w:r>
-          </w:p>
-        </w:tc>
-        <w:tc>
-          <w:tcPr>
-            <w:tcBorders>
-              <w:bottom w:val="none" w:sz="0" w:space="0" w:color="000000"/>
-              <w:top w:val="none" w:sz="0" w:space="0" w:color="000000"/>
-              <w:left w:val="none" w:sz="0" w:space="0" w:color="000000"/>
-              <w:right w:val="none" w:sz="0" w:space="0" w:color="000000"/>
-            </w:tcBorders>
-            <w:shd w:val="clear" w:color="auto" w:fill="FFFFFF"/>
-            <w:tcMar>
-              <w:top w:w="0" w:type="dxa"/>
-              <w:bottom w:w="0" w:type="dxa"/>
-              <w:left w:w="0" w:type="dxa"/>
-              <w:right w:w="0" w:type="dxa"/>
-            </w:tcMar>
-            <w:vAlign w:val="top"/>
-          </w:tcPr>
-          <w:p>
-            <w:pPr>
-              <w:pStyle w:val="Normal"/>
-              <w:jc w:val="center"/>
-              <w:pBdr>
-                <w:bottom w:val="none" w:sz="0" w:space="0" w:color="000000"/>
-                <w:top w:val="none" w:sz="0" w:space="0" w:color="000000"/>
-                <w:left w:val="none" w:sz="0" w:space="0" w:color="000000"/>
-                <w:right w:val="none" w:sz="0" w:space="0" w:color="000000"/>
-              </w:pBdr>
-              <w:spacing w:after="100" w:before="100" w:line="240"/>
-              <w:ind w:left="100" w:right="100" w:firstLine="0" w:firstLineChars="0"/>
-              <w:rPr>
-                <w:rFonts w:ascii="Helvetica" w:hAnsi="Helvetica" w:eastAsia="Helvetica" w:cs="Helvetica"/>
-                <w:i w:val="false"/>
-                <w:b w:val="false"/>
-                <w:u w:val="none"/>
-                <w:sz w:val="22"/>
-                <w:szCs w:val="22"/>
-                <w:color w:val="000000"/>
-              </w:rPr>
-            </w:pPr>
-            <w:r>
-              <w:rPr>
-                <w:rFonts w:ascii="Helvetica" w:hAnsi="Helvetica" w:eastAsia="Helvetica" w:cs="Helvetica"/>
-                <w:i w:val="false"/>
-                <w:b w:val="false"/>
-                <w:u w:val="none"/>
-                <w:sz w:val="22"/>
-                <w:szCs w:val="22"/>
-                <w:color w:val="000000"/>
-              </w:rPr>
-              <w:t xml:space="preserve">1.01, 3.29</w:t>
-            </w:r>
-          </w:p>
-        </w:tc>
-        <w:tc>
-          <w:tcPr>
-            <w:tcBorders>
-              <w:bottom w:val="none" w:sz="0" w:space="0" w:color="000000"/>
-              <w:top w:val="none" w:sz="0" w:space="0" w:color="000000"/>
-              <w:left w:val="none" w:sz="0" w:space="0" w:color="000000"/>
-              <w:right w:val="none" w:sz="0" w:space="0" w:color="000000"/>
-            </w:tcBorders>
-            <w:shd w:val="clear" w:color="auto" w:fill="FFFFFF"/>
-            <w:tcMar>
-              <w:top w:w="0" w:type="dxa"/>
-              <w:bottom w:w="0" w:type="dxa"/>
-              <w:left w:w="0" w:type="dxa"/>
-              <w:right w:w="0" w:type="dxa"/>
-            </w:tcMar>
-            <w:vAlign w:val="top"/>
-          </w:tcPr>
-          <w:p>
-            <w:pPr>
-              <w:pStyle w:val="Normal"/>
-              <w:jc w:val="center"/>
-              <w:pBdr>
-                <w:bottom w:val="none" w:sz="0" w:space="0" w:color="000000"/>
-                <w:top w:val="none" w:sz="0" w:space="0" w:color="000000"/>
-                <w:left w:val="none" w:sz="0" w:space="0" w:color="000000"/>
-                <w:right w:val="none" w:sz="0" w:space="0" w:color="000000"/>
-              </w:pBdr>
-              <w:spacing w:after="100" w:before="100" w:line="240"/>
-              <w:ind w:left="100" w:right="100" w:firstLine="0" w:firstLineChars="0"/>
-              <w:rPr>
-                <w:rFonts w:ascii="Helvetica" w:hAnsi="Helvetica" w:eastAsia="Helvetica" w:cs="Helvetica"/>
-                <w:i w:val="false"/>
-                <w:b w:val="false"/>
-                <w:u w:val="none"/>
-                <w:sz w:val="22"/>
-                <w:szCs w:val="22"/>
-                <w:color w:val="000000"/>
-              </w:rPr>
-            </w:pPr>
-            <w:r>
-              <w:rPr>
-                <w:rFonts w:ascii="Helvetica" w:hAnsi="Helvetica" w:eastAsia="Helvetica" w:cs="Helvetica"/>
-                <w:i w:val="false"/>
-                <w:b w:val="false"/>
-                <w:u w:val="none"/>
-                <w:sz w:val="22"/>
-                <w:szCs w:val="22"/>
-                <w:color w:val="000000"/>
-              </w:rPr>
-              <w:t xml:space="preserve">0.046</w:t>
+              <w:t xml:space="preserve">1.87</w:t>
+            </w:r>
+          </w:p>
+        </w:tc>
+        <w:tc>
+          <w:tcPr>
+            <w:tcBorders>
+              <w:bottom w:val="none" w:sz="0" w:space="0" w:color="000000"/>
+              <w:top w:val="none" w:sz="0" w:space="0" w:color="000000"/>
+              <w:left w:val="none" w:sz="0" w:space="0" w:color="000000"/>
+              <w:right w:val="none" w:sz="0" w:space="0" w:color="000000"/>
+            </w:tcBorders>
+            <w:shd w:val="clear" w:color="auto" w:fill="FFFFFF"/>
+            <w:tcMar>
+              <w:top w:w="0" w:type="dxa"/>
+              <w:bottom w:w="0" w:type="dxa"/>
+              <w:left w:w="0" w:type="dxa"/>
+              <w:right w:w="0" w:type="dxa"/>
+            </w:tcMar>
+            <w:vAlign w:val="top"/>
+          </w:tcPr>
+          <w:p>
+            <w:pPr>
+              <w:pStyle w:val="Normal"/>
+              <w:jc w:val="center"/>
+              <w:pBdr>
+                <w:bottom w:val="none" w:sz="0" w:space="0" w:color="000000"/>
+                <w:top w:val="none" w:sz="0" w:space="0" w:color="000000"/>
+                <w:left w:val="none" w:sz="0" w:space="0" w:color="000000"/>
+                <w:right w:val="none" w:sz="0" w:space="0" w:color="000000"/>
+              </w:pBdr>
+              <w:spacing w:after="100" w:before="100" w:line="240"/>
+              <w:ind w:left="100" w:right="100" w:firstLine="0" w:firstLineChars="0"/>
+              <w:rPr>
+                <w:rFonts w:ascii="Helvetica" w:hAnsi="Helvetica" w:eastAsia="Helvetica" w:cs="Helvetica"/>
+                <w:i w:val="false"/>
+                <w:b w:val="false"/>
+                <w:u w:val="none"/>
+                <w:sz w:val="22"/>
+                <w:szCs w:val="22"/>
+                <w:color w:val="000000"/>
+              </w:rPr>
+            </w:pPr>
+            <w:r>
+              <w:rPr>
+                <w:rFonts w:ascii="Helvetica" w:hAnsi="Helvetica" w:eastAsia="Helvetica" w:cs="Helvetica"/>
+                <w:i w:val="false"/>
+                <w:b w:val="false"/>
+                <w:u w:val="none"/>
+                <w:sz w:val="22"/>
+                <w:szCs w:val="22"/>
+                <w:color w:val="000000"/>
+              </w:rPr>
+              <w:t xml:space="preserve">1.04, 3.35</w:t>
+            </w:r>
+          </w:p>
+        </w:tc>
+        <w:tc>
+          <w:tcPr>
+            <w:tcBorders>
+              <w:bottom w:val="none" w:sz="0" w:space="0" w:color="000000"/>
+              <w:top w:val="none" w:sz="0" w:space="0" w:color="000000"/>
+              <w:left w:val="none" w:sz="0" w:space="0" w:color="000000"/>
+              <w:right w:val="none" w:sz="0" w:space="0" w:color="000000"/>
+            </w:tcBorders>
+            <w:shd w:val="clear" w:color="auto" w:fill="FFFFFF"/>
+            <w:tcMar>
+              <w:top w:w="0" w:type="dxa"/>
+              <w:bottom w:w="0" w:type="dxa"/>
+              <w:left w:w="0" w:type="dxa"/>
+              <w:right w:w="0" w:type="dxa"/>
+            </w:tcMar>
+            <w:vAlign w:val="top"/>
+          </w:tcPr>
+          <w:p>
+            <w:pPr>
+              <w:pStyle w:val="Normal"/>
+              <w:jc w:val="center"/>
+              <w:pBdr>
+                <w:bottom w:val="none" w:sz="0" w:space="0" w:color="000000"/>
+                <w:top w:val="none" w:sz="0" w:space="0" w:color="000000"/>
+                <w:left w:val="none" w:sz="0" w:space="0" w:color="000000"/>
+                <w:right w:val="none" w:sz="0" w:space="0" w:color="000000"/>
+              </w:pBdr>
+              <w:spacing w:after="100" w:before="100" w:line="240"/>
+              <w:ind w:left="100" w:right="100" w:firstLine="0" w:firstLineChars="0"/>
+              <w:rPr>
+                <w:rFonts w:ascii="Helvetica" w:hAnsi="Helvetica" w:eastAsia="Helvetica" w:cs="Helvetica"/>
+                <w:i w:val="false"/>
+                <w:b w:val="false"/>
+                <w:u w:val="none"/>
+                <w:sz w:val="22"/>
+                <w:szCs w:val="22"/>
+                <w:color w:val="000000"/>
+              </w:rPr>
+            </w:pPr>
+            <w:r>
+              <w:rPr>
+                <w:rFonts w:ascii="Helvetica" w:hAnsi="Helvetica" w:eastAsia="Helvetica" w:cs="Helvetica"/>
+                <w:i w:val="false"/>
+                <w:b w:val="false"/>
+                <w:u w:val="none"/>
+                <w:sz w:val="22"/>
+                <w:szCs w:val="22"/>
+                <w:color w:val="000000"/>
+              </w:rPr>
+              <w:t xml:space="preserve">0.037</w:t>
             </w:r>
           </w:p>
         </w:tc>
@@ -10280,113 +10280,113 @@
                 <w:szCs w:val="22"/>
                 <w:color w:val="000000"/>
               </w:rPr>
-              <w:t xml:space="preserve">2.05</w:t>
-            </w:r>
-          </w:p>
-        </w:tc>
-        <w:tc>
-          <w:tcPr>
-            <w:tcBorders>
-              <w:bottom w:val="none" w:sz="0" w:space="0" w:color="000000"/>
-              <w:top w:val="none" w:sz="0" w:space="0" w:color="000000"/>
-              <w:left w:val="none" w:sz="0" w:space="0" w:color="000000"/>
-              <w:right w:val="none" w:sz="0" w:space="0" w:color="000000"/>
-            </w:tcBorders>
-            <w:shd w:val="clear" w:color="auto" w:fill="FFFFFF"/>
-            <w:tcMar>
-              <w:top w:w="0" w:type="dxa"/>
-              <w:bottom w:w="0" w:type="dxa"/>
-              <w:left w:w="0" w:type="dxa"/>
-              <w:right w:w="0" w:type="dxa"/>
-            </w:tcMar>
-            <w:vAlign w:val="top"/>
-          </w:tcPr>
-          <w:p>
-            <w:pPr>
-              <w:pStyle w:val="Normal"/>
-              <w:jc w:val="center"/>
-              <w:pBdr>
-                <w:bottom w:val="none" w:sz="0" w:space="0" w:color="000000"/>
-                <w:top w:val="none" w:sz="0" w:space="0" w:color="000000"/>
-                <w:left w:val="none" w:sz="0" w:space="0" w:color="000000"/>
-                <w:right w:val="none" w:sz="0" w:space="0" w:color="000000"/>
-              </w:pBdr>
-              <w:spacing w:after="100" w:before="100" w:line="240"/>
-              <w:ind w:left="100" w:right="100" w:firstLine="0" w:firstLineChars="0"/>
-              <w:rPr>
-                <w:rFonts w:ascii="Helvetica" w:hAnsi="Helvetica" w:eastAsia="Helvetica" w:cs="Helvetica"/>
-                <w:i w:val="false"/>
-                <w:b w:val="false"/>
-                <w:u w:val="none"/>
-                <w:sz w:val="22"/>
-                <w:szCs w:val="22"/>
-                <w:color w:val="000000"/>
-              </w:rPr>
-            </w:pPr>
-            <w:r>
-              <w:rPr>
-                <w:rFonts w:ascii="Helvetica" w:hAnsi="Helvetica" w:eastAsia="Helvetica" w:cs="Helvetica"/>
-                <w:i w:val="false"/>
-                <w:b w:val="false"/>
-                <w:u w:val="none"/>
-                <w:sz w:val="22"/>
-                <w:szCs w:val="22"/>
-                <w:color w:val="000000"/>
-              </w:rPr>
-              <w:t xml:space="preserve">0.65, 6.47</w:t>
-            </w:r>
-          </w:p>
-        </w:tc>
-        <w:tc>
-          <w:tcPr>
-            <w:tcBorders>
-              <w:bottom w:val="none" w:sz="0" w:space="0" w:color="000000"/>
-              <w:top w:val="none" w:sz="0" w:space="0" w:color="000000"/>
-              <w:left w:val="none" w:sz="0" w:space="0" w:color="000000"/>
-              <w:right w:val="none" w:sz="0" w:space="0" w:color="000000"/>
-            </w:tcBorders>
-            <w:shd w:val="clear" w:color="auto" w:fill="FFFFFF"/>
-            <w:tcMar>
-              <w:top w:w="0" w:type="dxa"/>
-              <w:bottom w:w="0" w:type="dxa"/>
-              <w:left w:w="0" w:type="dxa"/>
-              <w:right w:w="0" w:type="dxa"/>
-            </w:tcMar>
-            <w:vAlign w:val="top"/>
-          </w:tcPr>
-          <w:p>
-            <w:pPr>
-              <w:pStyle w:val="Normal"/>
-              <w:jc w:val="center"/>
-              <w:pBdr>
-                <w:bottom w:val="none" w:sz="0" w:space="0" w:color="000000"/>
-                <w:top w:val="none" w:sz="0" w:space="0" w:color="000000"/>
-                <w:left w:val="none" w:sz="0" w:space="0" w:color="000000"/>
-                <w:right w:val="none" w:sz="0" w:space="0" w:color="000000"/>
-              </w:pBdr>
-              <w:spacing w:after="100" w:before="100" w:line="240"/>
-              <w:ind w:left="100" w:right="100" w:firstLine="0" w:firstLineChars="0"/>
-              <w:rPr>
-                <w:rFonts w:ascii="Helvetica" w:hAnsi="Helvetica" w:eastAsia="Helvetica" w:cs="Helvetica"/>
-                <w:i w:val="false"/>
-                <w:b w:val="false"/>
-                <w:u w:val="none"/>
-                <w:sz w:val="22"/>
-                <w:szCs w:val="22"/>
-                <w:color w:val="000000"/>
-              </w:rPr>
-            </w:pPr>
-            <w:r>
-              <w:rPr>
-                <w:rFonts w:ascii="Helvetica" w:hAnsi="Helvetica" w:eastAsia="Helvetica" w:cs="Helvetica"/>
-                <w:i w:val="false"/>
-                <w:b w:val="false"/>
-                <w:u w:val="none"/>
-                <w:sz w:val="22"/>
-                <w:szCs w:val="22"/>
-                <w:color w:val="000000"/>
-              </w:rPr>
-              <w:t xml:space="preserve">0.220</w:t>
+              <w:t xml:space="preserve">2.11</w:t>
+            </w:r>
+          </w:p>
+        </w:tc>
+        <w:tc>
+          <w:tcPr>
+            <w:tcBorders>
+              <w:bottom w:val="none" w:sz="0" w:space="0" w:color="000000"/>
+              <w:top w:val="none" w:sz="0" w:space="0" w:color="000000"/>
+              <w:left w:val="none" w:sz="0" w:space="0" w:color="000000"/>
+              <w:right w:val="none" w:sz="0" w:space="0" w:color="000000"/>
+            </w:tcBorders>
+            <w:shd w:val="clear" w:color="auto" w:fill="FFFFFF"/>
+            <w:tcMar>
+              <w:top w:w="0" w:type="dxa"/>
+              <w:bottom w:w="0" w:type="dxa"/>
+              <w:left w:w="0" w:type="dxa"/>
+              <w:right w:w="0" w:type="dxa"/>
+            </w:tcMar>
+            <w:vAlign w:val="top"/>
+          </w:tcPr>
+          <w:p>
+            <w:pPr>
+              <w:pStyle w:val="Normal"/>
+              <w:jc w:val="center"/>
+              <w:pBdr>
+                <w:bottom w:val="none" w:sz="0" w:space="0" w:color="000000"/>
+                <w:top w:val="none" w:sz="0" w:space="0" w:color="000000"/>
+                <w:left w:val="none" w:sz="0" w:space="0" w:color="000000"/>
+                <w:right w:val="none" w:sz="0" w:space="0" w:color="000000"/>
+              </w:pBdr>
+              <w:spacing w:after="100" w:before="100" w:line="240"/>
+              <w:ind w:left="100" w:right="100" w:firstLine="0" w:firstLineChars="0"/>
+              <w:rPr>
+                <w:rFonts w:ascii="Helvetica" w:hAnsi="Helvetica" w:eastAsia="Helvetica" w:cs="Helvetica"/>
+                <w:i w:val="false"/>
+                <w:b w:val="false"/>
+                <w:u w:val="none"/>
+                <w:sz w:val="22"/>
+                <w:szCs w:val="22"/>
+                <w:color w:val="000000"/>
+              </w:rPr>
+            </w:pPr>
+            <w:r>
+              <w:rPr>
+                <w:rFonts w:ascii="Helvetica" w:hAnsi="Helvetica" w:eastAsia="Helvetica" w:cs="Helvetica"/>
+                <w:i w:val="false"/>
+                <w:b w:val="false"/>
+                <w:u w:val="none"/>
+                <w:sz w:val="22"/>
+                <w:szCs w:val="22"/>
+                <w:color w:val="000000"/>
+              </w:rPr>
+              <w:t xml:space="preserve">0.66, 6.70</w:t>
+            </w:r>
+          </w:p>
+        </w:tc>
+        <w:tc>
+          <w:tcPr>
+            <w:tcBorders>
+              <w:bottom w:val="none" w:sz="0" w:space="0" w:color="000000"/>
+              <w:top w:val="none" w:sz="0" w:space="0" w:color="000000"/>
+              <w:left w:val="none" w:sz="0" w:space="0" w:color="000000"/>
+              <w:right w:val="none" w:sz="0" w:space="0" w:color="000000"/>
+            </w:tcBorders>
+            <w:shd w:val="clear" w:color="auto" w:fill="FFFFFF"/>
+            <w:tcMar>
+              <w:top w:w="0" w:type="dxa"/>
+              <w:bottom w:w="0" w:type="dxa"/>
+              <w:left w:w="0" w:type="dxa"/>
+              <w:right w:w="0" w:type="dxa"/>
+            </w:tcMar>
+            <w:vAlign w:val="top"/>
+          </w:tcPr>
+          <w:p>
+            <w:pPr>
+              <w:pStyle w:val="Normal"/>
+              <w:jc w:val="center"/>
+              <w:pBdr>
+                <w:bottom w:val="none" w:sz="0" w:space="0" w:color="000000"/>
+                <w:top w:val="none" w:sz="0" w:space="0" w:color="000000"/>
+                <w:left w:val="none" w:sz="0" w:space="0" w:color="000000"/>
+                <w:right w:val="none" w:sz="0" w:space="0" w:color="000000"/>
+              </w:pBdr>
+              <w:spacing w:after="100" w:before="100" w:line="240"/>
+              <w:ind w:left="100" w:right="100" w:firstLine="0" w:firstLineChars="0"/>
+              <w:rPr>
+                <w:rFonts w:ascii="Helvetica" w:hAnsi="Helvetica" w:eastAsia="Helvetica" w:cs="Helvetica"/>
+                <w:i w:val="false"/>
+                <w:b w:val="false"/>
+                <w:u w:val="none"/>
+                <w:sz w:val="22"/>
+                <w:szCs w:val="22"/>
+                <w:color w:val="000000"/>
+              </w:rPr>
+            </w:pPr>
+            <w:r>
+              <w:rPr>
+                <w:rFonts w:ascii="Helvetica" w:hAnsi="Helvetica" w:eastAsia="Helvetica" w:cs="Helvetica"/>
+                <w:i w:val="false"/>
+                <w:b w:val="false"/>
+                <w:u w:val="none"/>
+                <w:sz w:val="22"/>
+                <w:szCs w:val="22"/>
+                <w:color w:val="000000"/>
+              </w:rPr>
+              <w:t xml:space="preserve">0.210</w:t>
             </w:r>
           </w:p>
         </w:tc>
@@ -10498,7 +10498,7 @@
                 <w:szCs w:val="22"/>
                 <w:color w:val="000000"/>
               </w:rPr>
-              <w:t xml:space="preserve">323</w:t>
+              <w:t xml:space="preserve">322</w:t>
             </w:r>
           </w:p>
         </w:tc>
@@ -10710,7 +10710,7 @@
                 <w:szCs w:val="22"/>
                 <w:color w:val="000000"/>
               </w:rPr>
-              <w:t xml:space="preserve">323</w:t>
+              <w:t xml:space="preserve">322</w:t>
             </w:r>
           </w:p>
         </w:tc>
@@ -11517,113 +11517,113 @@
                 <w:szCs w:val="22"/>
                 <w:color w:val="000000"/>
               </w:rPr>
-              <w:t xml:space="preserve">0.82</w:t>
-            </w:r>
-          </w:p>
-        </w:tc>
-        <w:tc>
-          <w:tcPr>
-            <w:tcBorders>
-              <w:bottom w:val="none" w:sz="0" w:space="0" w:color="000000"/>
-              <w:top w:val="none" w:sz="0" w:space="0" w:color="000000"/>
-              <w:left w:val="none" w:sz="0" w:space="0" w:color="000000"/>
-              <w:right w:val="none" w:sz="0" w:space="0" w:color="000000"/>
-            </w:tcBorders>
-            <w:shd w:val="clear" w:color="auto" w:fill="FFFFFF"/>
-            <w:tcMar>
-              <w:top w:w="0" w:type="dxa"/>
-              <w:bottom w:w="0" w:type="dxa"/>
-              <w:left w:w="0" w:type="dxa"/>
-              <w:right w:w="0" w:type="dxa"/>
-            </w:tcMar>
-            <w:vAlign w:val="top"/>
-          </w:tcPr>
-          <w:p>
-            <w:pPr>
-              <w:pStyle w:val="Normal"/>
-              <w:jc w:val="center"/>
-              <w:pBdr>
-                <w:bottom w:val="none" w:sz="0" w:space="0" w:color="000000"/>
-                <w:top w:val="none" w:sz="0" w:space="0" w:color="000000"/>
-                <w:left w:val="none" w:sz="0" w:space="0" w:color="000000"/>
-                <w:right w:val="none" w:sz="0" w:space="0" w:color="000000"/>
-              </w:pBdr>
-              <w:spacing w:after="100" w:before="100" w:line="240"/>
-              <w:ind w:left="100" w:right="100" w:firstLine="0" w:firstLineChars="0"/>
-              <w:rPr>
-                <w:rFonts w:ascii="Helvetica" w:hAnsi="Helvetica" w:eastAsia="Helvetica" w:cs="Helvetica"/>
-                <w:i w:val="false"/>
-                <w:b w:val="false"/>
-                <w:u w:val="none"/>
-                <w:sz w:val="22"/>
-                <w:szCs w:val="22"/>
-                <w:color w:val="000000"/>
-              </w:rPr>
-            </w:pPr>
-            <w:r>
-              <w:rPr>
-                <w:rFonts w:ascii="Helvetica" w:hAnsi="Helvetica" w:eastAsia="Helvetica" w:cs="Helvetica"/>
-                <w:i w:val="false"/>
-                <w:b w:val="false"/>
-                <w:u w:val="none"/>
-                <w:sz w:val="22"/>
-                <w:szCs w:val="22"/>
-                <w:color w:val="000000"/>
-              </w:rPr>
-              <w:t xml:space="preserve">0.45, 1.47</w:t>
-            </w:r>
-          </w:p>
-        </w:tc>
-        <w:tc>
-          <w:tcPr>
-            <w:tcBorders>
-              <w:bottom w:val="none" w:sz="0" w:space="0" w:color="000000"/>
-              <w:top w:val="none" w:sz="0" w:space="0" w:color="000000"/>
-              <w:left w:val="none" w:sz="0" w:space="0" w:color="000000"/>
-              <w:right w:val="none" w:sz="0" w:space="0" w:color="000000"/>
-            </w:tcBorders>
-            <w:shd w:val="clear" w:color="auto" w:fill="FFFFFF"/>
-            <w:tcMar>
-              <w:top w:w="0" w:type="dxa"/>
-              <w:bottom w:w="0" w:type="dxa"/>
-              <w:left w:w="0" w:type="dxa"/>
-              <w:right w:w="0" w:type="dxa"/>
-            </w:tcMar>
-            <w:vAlign w:val="top"/>
-          </w:tcPr>
-          <w:p>
-            <w:pPr>
-              <w:pStyle w:val="Normal"/>
-              <w:jc w:val="center"/>
-              <w:pBdr>
-                <w:bottom w:val="none" w:sz="0" w:space="0" w:color="000000"/>
-                <w:top w:val="none" w:sz="0" w:space="0" w:color="000000"/>
-                <w:left w:val="none" w:sz="0" w:space="0" w:color="000000"/>
-                <w:right w:val="none" w:sz="0" w:space="0" w:color="000000"/>
-              </w:pBdr>
-              <w:spacing w:after="100" w:before="100" w:line="240"/>
-              <w:ind w:left="100" w:right="100" w:firstLine="0" w:firstLineChars="0"/>
-              <w:rPr>
-                <w:rFonts w:ascii="Helvetica" w:hAnsi="Helvetica" w:eastAsia="Helvetica" w:cs="Helvetica"/>
-                <w:i w:val="false"/>
-                <w:b w:val="false"/>
-                <w:u w:val="none"/>
-                <w:sz w:val="22"/>
-                <w:szCs w:val="22"/>
-                <w:color w:val="000000"/>
-              </w:rPr>
-            </w:pPr>
-            <w:r>
-              <w:rPr>
-                <w:rFonts w:ascii="Helvetica" w:hAnsi="Helvetica" w:eastAsia="Helvetica" w:cs="Helvetica"/>
-                <w:i w:val="false"/>
-                <w:b w:val="false"/>
-                <w:u w:val="none"/>
-                <w:sz w:val="22"/>
-                <w:szCs w:val="22"/>
-                <w:color w:val="000000"/>
-              </w:rPr>
-              <w:t xml:space="preserve">0.500</w:t>
+              <w:t xml:space="preserve">0.79</w:t>
+            </w:r>
+          </w:p>
+        </w:tc>
+        <w:tc>
+          <w:tcPr>
+            <w:tcBorders>
+              <w:bottom w:val="none" w:sz="0" w:space="0" w:color="000000"/>
+              <w:top w:val="none" w:sz="0" w:space="0" w:color="000000"/>
+              <w:left w:val="none" w:sz="0" w:space="0" w:color="000000"/>
+              <w:right w:val="none" w:sz="0" w:space="0" w:color="000000"/>
+            </w:tcBorders>
+            <w:shd w:val="clear" w:color="auto" w:fill="FFFFFF"/>
+            <w:tcMar>
+              <w:top w:w="0" w:type="dxa"/>
+              <w:bottom w:w="0" w:type="dxa"/>
+              <w:left w:w="0" w:type="dxa"/>
+              <w:right w:w="0" w:type="dxa"/>
+            </w:tcMar>
+            <w:vAlign w:val="top"/>
+          </w:tcPr>
+          <w:p>
+            <w:pPr>
+              <w:pStyle w:val="Normal"/>
+              <w:jc w:val="center"/>
+              <w:pBdr>
+                <w:bottom w:val="none" w:sz="0" w:space="0" w:color="000000"/>
+                <w:top w:val="none" w:sz="0" w:space="0" w:color="000000"/>
+                <w:left w:val="none" w:sz="0" w:space="0" w:color="000000"/>
+                <w:right w:val="none" w:sz="0" w:space="0" w:color="000000"/>
+              </w:pBdr>
+              <w:spacing w:after="100" w:before="100" w:line="240"/>
+              <w:ind w:left="100" w:right="100" w:firstLine="0" w:firstLineChars="0"/>
+              <w:rPr>
+                <w:rFonts w:ascii="Helvetica" w:hAnsi="Helvetica" w:eastAsia="Helvetica" w:cs="Helvetica"/>
+                <w:i w:val="false"/>
+                <w:b w:val="false"/>
+                <w:u w:val="none"/>
+                <w:sz w:val="22"/>
+                <w:szCs w:val="22"/>
+                <w:color w:val="000000"/>
+              </w:rPr>
+            </w:pPr>
+            <w:r>
+              <w:rPr>
+                <w:rFonts w:ascii="Helvetica" w:hAnsi="Helvetica" w:eastAsia="Helvetica" w:cs="Helvetica"/>
+                <w:i w:val="false"/>
+                <w:b w:val="false"/>
+                <w:u w:val="none"/>
+                <w:sz w:val="22"/>
+                <w:szCs w:val="22"/>
+                <w:color w:val="000000"/>
+              </w:rPr>
+              <w:t xml:space="preserve">0.44, 1.41</w:t>
+            </w:r>
+          </w:p>
+        </w:tc>
+        <w:tc>
+          <w:tcPr>
+            <w:tcBorders>
+              <w:bottom w:val="none" w:sz="0" w:space="0" w:color="000000"/>
+              <w:top w:val="none" w:sz="0" w:space="0" w:color="000000"/>
+              <w:left w:val="none" w:sz="0" w:space="0" w:color="000000"/>
+              <w:right w:val="none" w:sz="0" w:space="0" w:color="000000"/>
+            </w:tcBorders>
+            <w:shd w:val="clear" w:color="auto" w:fill="FFFFFF"/>
+            <w:tcMar>
+              <w:top w:w="0" w:type="dxa"/>
+              <w:bottom w:w="0" w:type="dxa"/>
+              <w:left w:w="0" w:type="dxa"/>
+              <w:right w:w="0" w:type="dxa"/>
+            </w:tcMar>
+            <w:vAlign w:val="top"/>
+          </w:tcPr>
+          <w:p>
+            <w:pPr>
+              <w:pStyle w:val="Normal"/>
+              <w:jc w:val="center"/>
+              <w:pBdr>
+                <w:bottom w:val="none" w:sz="0" w:space="0" w:color="000000"/>
+                <w:top w:val="none" w:sz="0" w:space="0" w:color="000000"/>
+                <w:left w:val="none" w:sz="0" w:space="0" w:color="000000"/>
+                <w:right w:val="none" w:sz="0" w:space="0" w:color="000000"/>
+              </w:pBdr>
+              <w:spacing w:after="100" w:before="100" w:line="240"/>
+              <w:ind w:left="100" w:right="100" w:firstLine="0" w:firstLineChars="0"/>
+              <w:rPr>
+                <w:rFonts w:ascii="Helvetica" w:hAnsi="Helvetica" w:eastAsia="Helvetica" w:cs="Helvetica"/>
+                <w:i w:val="false"/>
+                <w:b w:val="false"/>
+                <w:u w:val="none"/>
+                <w:sz w:val="22"/>
+                <w:szCs w:val="22"/>
+                <w:color w:val="000000"/>
+              </w:rPr>
+            </w:pPr>
+            <w:r>
+              <w:rPr>
+                <w:rFonts w:ascii="Helvetica" w:hAnsi="Helvetica" w:eastAsia="Helvetica" w:cs="Helvetica"/>
+                <w:i w:val="false"/>
+                <w:b w:val="false"/>
+                <w:u w:val="none"/>
+                <w:sz w:val="22"/>
+                <w:szCs w:val="22"/>
+                <w:color w:val="000000"/>
+              </w:rPr>
+              <w:t xml:space="preserve">0.420</w:t>
             </w:r>
           </w:p>
         </w:tc>
@@ -11782,60 +11782,60 @@
                 <w:szCs w:val="22"/>
                 <w:color w:val="000000"/>
               </w:rPr>
-              <w:t xml:space="preserve">0.41, 6.08</w:t>
-            </w:r>
-          </w:p>
-        </w:tc>
-        <w:tc>
-          <w:tcPr>
-            <w:tcBorders>
-              <w:bottom w:val="none" w:sz="0" w:space="0" w:color="000000"/>
-              <w:top w:val="none" w:sz="0" w:space="0" w:color="000000"/>
-              <w:left w:val="none" w:sz="0" w:space="0" w:color="000000"/>
-              <w:right w:val="none" w:sz="0" w:space="0" w:color="000000"/>
-            </w:tcBorders>
-            <w:shd w:val="clear" w:color="auto" w:fill="FFFFFF"/>
-            <w:tcMar>
-              <w:top w:w="0" w:type="dxa"/>
-              <w:bottom w:w="0" w:type="dxa"/>
-              <w:left w:w="0" w:type="dxa"/>
-              <w:right w:w="0" w:type="dxa"/>
-            </w:tcMar>
-            <w:vAlign w:val="top"/>
-          </w:tcPr>
-          <w:p>
-            <w:pPr>
-              <w:pStyle w:val="Normal"/>
-              <w:jc w:val="center"/>
-              <w:pBdr>
-                <w:bottom w:val="none" w:sz="0" w:space="0" w:color="000000"/>
-                <w:top w:val="none" w:sz="0" w:space="0" w:color="000000"/>
-                <w:left w:val="none" w:sz="0" w:space="0" w:color="000000"/>
-                <w:right w:val="none" w:sz="0" w:space="0" w:color="000000"/>
-              </w:pBdr>
-              <w:spacing w:after="100" w:before="100" w:line="240"/>
-              <w:ind w:left="100" w:right="100" w:firstLine="0" w:firstLineChars="0"/>
-              <w:rPr>
-                <w:rFonts w:ascii="Helvetica" w:hAnsi="Helvetica" w:eastAsia="Helvetica" w:cs="Helvetica"/>
-                <w:i w:val="false"/>
-                <w:b w:val="false"/>
-                <w:u w:val="none"/>
-                <w:sz w:val="22"/>
-                <w:szCs w:val="22"/>
-                <w:color w:val="000000"/>
-              </w:rPr>
-            </w:pPr>
-            <w:r>
-              <w:rPr>
-                <w:rFonts w:ascii="Helvetica" w:hAnsi="Helvetica" w:eastAsia="Helvetica" w:cs="Helvetica"/>
-                <w:i w:val="false"/>
-                <w:b w:val="false"/>
-                <w:u w:val="none"/>
-                <w:sz w:val="22"/>
-                <w:szCs w:val="22"/>
-                <w:color w:val="000000"/>
-              </w:rPr>
-              <w:t xml:space="preserve">0.510</w:t>
+              <w:t xml:space="preserve">0.40, 6.24</w:t>
+            </w:r>
+          </w:p>
+        </w:tc>
+        <w:tc>
+          <w:tcPr>
+            <w:tcBorders>
+              <w:bottom w:val="none" w:sz="0" w:space="0" w:color="000000"/>
+              <w:top w:val="none" w:sz="0" w:space="0" w:color="000000"/>
+              <w:left w:val="none" w:sz="0" w:space="0" w:color="000000"/>
+              <w:right w:val="none" w:sz="0" w:space="0" w:color="000000"/>
+            </w:tcBorders>
+            <w:shd w:val="clear" w:color="auto" w:fill="FFFFFF"/>
+            <w:tcMar>
+              <w:top w:w="0" w:type="dxa"/>
+              <w:bottom w:w="0" w:type="dxa"/>
+              <w:left w:w="0" w:type="dxa"/>
+              <w:right w:w="0" w:type="dxa"/>
+            </w:tcMar>
+            <w:vAlign w:val="top"/>
+          </w:tcPr>
+          <w:p>
+            <w:pPr>
+              <w:pStyle w:val="Normal"/>
+              <w:jc w:val="center"/>
+              <w:pBdr>
+                <w:bottom w:val="none" w:sz="0" w:space="0" w:color="000000"/>
+                <w:top w:val="none" w:sz="0" w:space="0" w:color="000000"/>
+                <w:left w:val="none" w:sz="0" w:space="0" w:color="000000"/>
+                <w:right w:val="none" w:sz="0" w:space="0" w:color="000000"/>
+              </w:pBdr>
+              <w:spacing w:after="100" w:before="100" w:line="240"/>
+              <w:ind w:left="100" w:right="100" w:firstLine="0" w:firstLineChars="0"/>
+              <w:rPr>
+                <w:rFonts w:ascii="Helvetica" w:hAnsi="Helvetica" w:eastAsia="Helvetica" w:cs="Helvetica"/>
+                <w:i w:val="false"/>
+                <w:b w:val="false"/>
+                <w:u w:val="none"/>
+                <w:sz w:val="22"/>
+                <w:szCs w:val="22"/>
+                <w:color w:val="000000"/>
+              </w:rPr>
+            </w:pPr>
+            <w:r>
+              <w:rPr>
+                <w:rFonts w:ascii="Helvetica" w:hAnsi="Helvetica" w:eastAsia="Helvetica" w:cs="Helvetica"/>
+                <w:i w:val="false"/>
+                <w:b w:val="false"/>
+                <w:u w:val="none"/>
+                <w:sz w:val="22"/>
+                <w:szCs w:val="22"/>
+                <w:color w:val="000000"/>
+              </w:rPr>
+              <w:t xml:space="preserve">0.520</w:t>
             </w:r>
           </w:p>
         </w:tc>
@@ -11947,219 +11947,219 @@
                 <w:szCs w:val="22"/>
                 <w:color w:val="000000"/>
               </w:rPr>
-              <w:t xml:space="preserve">323</w:t>
-            </w:r>
-          </w:p>
-        </w:tc>
-        <w:tc>
-          <w:tcPr>
-            <w:tcBorders>
-              <w:bottom w:val="none" w:sz="0" w:space="0" w:color="000000"/>
-              <w:top w:val="none" w:sz="0" w:space="0" w:color="000000"/>
-              <w:left w:val="none" w:sz="0" w:space="0" w:color="000000"/>
-              <w:right w:val="none" w:sz="0" w:space="0" w:color="000000"/>
-            </w:tcBorders>
-            <w:shd w:val="clear" w:color="auto" w:fill="FFFFFF"/>
-            <w:tcMar>
-              <w:top w:w="0" w:type="dxa"/>
-              <w:bottom w:w="0" w:type="dxa"/>
-              <w:left w:w="0" w:type="dxa"/>
-              <w:right w:w="0" w:type="dxa"/>
-            </w:tcMar>
-            <w:vAlign w:val="top"/>
-          </w:tcPr>
-          <w:p>
-            <w:pPr>
-              <w:pStyle w:val="Normal"/>
-              <w:jc w:val="center"/>
-              <w:pBdr>
-                <w:bottom w:val="none" w:sz="0" w:space="0" w:color="000000"/>
-                <w:top w:val="none" w:sz="0" w:space="0" w:color="000000"/>
-                <w:left w:val="none" w:sz="0" w:space="0" w:color="000000"/>
-                <w:right w:val="none" w:sz="0" w:space="0" w:color="000000"/>
-              </w:pBdr>
-              <w:spacing w:after="100" w:before="100" w:line="240"/>
-              <w:ind w:left="100" w:right="100" w:firstLine="0" w:firstLineChars="0"/>
-              <w:rPr>
-                <w:rFonts w:ascii="Helvetica" w:hAnsi="Helvetica" w:eastAsia="Helvetica" w:cs="Helvetica"/>
-                <w:i w:val="false"/>
-                <w:b w:val="false"/>
-                <w:u w:val="none"/>
-                <w:sz w:val="22"/>
-                <w:szCs w:val="22"/>
-                <w:color w:val="000000"/>
-              </w:rPr>
-            </w:pPr>
-            <w:r>
-              <w:rPr>
-                <w:rFonts w:ascii="Helvetica" w:hAnsi="Helvetica" w:eastAsia="Helvetica" w:cs="Helvetica"/>
-                <w:i w:val="false"/>
-                <w:b w:val="false"/>
-                <w:u w:val="none"/>
-                <w:sz w:val="22"/>
-                <w:szCs w:val="22"/>
-                <w:color w:val="000000"/>
-              </w:rPr>
-              <w:t xml:space="preserve">0.46</w:t>
-            </w:r>
-          </w:p>
-        </w:tc>
-        <w:tc>
-          <w:tcPr>
-            <w:tcBorders>
-              <w:bottom w:val="none" w:sz="0" w:space="0" w:color="000000"/>
-              <w:top w:val="none" w:sz="0" w:space="0" w:color="000000"/>
-              <w:left w:val="none" w:sz="0" w:space="0" w:color="000000"/>
-              <w:right w:val="none" w:sz="0" w:space="0" w:color="000000"/>
-            </w:tcBorders>
-            <w:shd w:val="clear" w:color="auto" w:fill="FFFFFF"/>
-            <w:tcMar>
-              <w:top w:w="0" w:type="dxa"/>
-              <w:bottom w:w="0" w:type="dxa"/>
-              <w:left w:w="0" w:type="dxa"/>
-              <w:right w:w="0" w:type="dxa"/>
-            </w:tcMar>
-            <w:vAlign w:val="top"/>
-          </w:tcPr>
-          <w:p>
-            <w:pPr>
-              <w:pStyle w:val="Normal"/>
-              <w:jc w:val="center"/>
-              <w:pBdr>
-                <w:bottom w:val="none" w:sz="0" w:space="0" w:color="000000"/>
-                <w:top w:val="none" w:sz="0" w:space="0" w:color="000000"/>
-                <w:left w:val="none" w:sz="0" w:space="0" w:color="000000"/>
-                <w:right w:val="none" w:sz="0" w:space="0" w:color="000000"/>
-              </w:pBdr>
-              <w:spacing w:after="100" w:before="100" w:line="240"/>
-              <w:ind w:left="100" w:right="100" w:firstLine="0" w:firstLineChars="0"/>
-              <w:rPr>
-                <w:rFonts w:ascii="Helvetica" w:hAnsi="Helvetica" w:eastAsia="Helvetica" w:cs="Helvetica"/>
-                <w:i w:val="false"/>
-                <w:b w:val="false"/>
-                <w:u w:val="none"/>
-                <w:sz w:val="22"/>
-                <w:szCs w:val="22"/>
-                <w:color w:val="000000"/>
-              </w:rPr>
-            </w:pPr>
-            <w:r>
-              <w:rPr>
-                <w:rFonts w:ascii="Helvetica" w:hAnsi="Helvetica" w:eastAsia="Helvetica" w:cs="Helvetica"/>
-                <w:i w:val="false"/>
-                <w:b w:val="false"/>
-                <w:u w:val="none"/>
-                <w:sz w:val="22"/>
-                <w:szCs w:val="22"/>
-                <w:color w:val="000000"/>
-              </w:rPr>
-              <w:t xml:space="preserve">0.23, 0.93</w:t>
-            </w:r>
-          </w:p>
-        </w:tc>
-        <w:tc>
-          <w:tcPr>
-            <w:tcBorders>
-              <w:bottom w:val="none" w:sz="0" w:space="0" w:color="000000"/>
-              <w:top w:val="none" w:sz="0" w:space="0" w:color="000000"/>
-              <w:left w:val="none" w:sz="0" w:space="0" w:color="000000"/>
-              <w:right w:val="none" w:sz="0" w:space="0" w:color="000000"/>
-            </w:tcBorders>
-            <w:shd w:val="clear" w:color="auto" w:fill="FFFFFF"/>
-            <w:tcMar>
-              <w:top w:w="0" w:type="dxa"/>
-              <w:bottom w:w="0" w:type="dxa"/>
-              <w:left w:w="0" w:type="dxa"/>
-              <w:right w:w="0" w:type="dxa"/>
-            </w:tcMar>
-            <w:vAlign w:val="top"/>
-          </w:tcPr>
-          <w:p>
-            <w:pPr>
-              <w:pStyle w:val="Normal"/>
-              <w:jc w:val="center"/>
-              <w:pBdr>
-                <w:bottom w:val="none" w:sz="0" w:space="0" w:color="000000"/>
-                <w:top w:val="none" w:sz="0" w:space="0" w:color="000000"/>
-                <w:left w:val="none" w:sz="0" w:space="0" w:color="000000"/>
-                <w:right w:val="none" w:sz="0" w:space="0" w:color="000000"/>
-              </w:pBdr>
-              <w:spacing w:after="100" w:before="100" w:line="240"/>
-              <w:ind w:left="100" w:right="100" w:firstLine="0" w:firstLineChars="0"/>
-              <w:rPr>
-                <w:rFonts w:ascii="Helvetica" w:hAnsi="Helvetica" w:eastAsia="Helvetica" w:cs="Helvetica"/>
-                <w:i w:val="false"/>
-                <w:b w:val="false"/>
-                <w:u w:val="none"/>
-                <w:sz w:val="22"/>
-                <w:szCs w:val="22"/>
-                <w:color w:val="000000"/>
-              </w:rPr>
-            </w:pPr>
-            <w:r>
-              <w:rPr>
-                <w:rFonts w:ascii="Helvetica" w:hAnsi="Helvetica" w:eastAsia="Helvetica" w:cs="Helvetica"/>
-                <w:i w:val="false"/>
-                <w:b w:val="false"/>
-                <w:u w:val="none"/>
-                <w:sz w:val="22"/>
-                <w:szCs w:val="22"/>
-                <w:color w:val="000000"/>
-              </w:rPr>
-              <w:t xml:space="preserve">0.031</w:t>
-            </w:r>
-          </w:p>
-        </w:tc>
-        <w:tc>
-          <w:tcPr>
-            <w:tcBorders>
-              <w:bottom w:val="none" w:sz="0" w:space="0" w:color="000000"/>
-              <w:top w:val="none" w:sz="0" w:space="0" w:color="000000"/>
-              <w:left w:val="none" w:sz="0" w:space="0" w:color="000000"/>
-              <w:right w:val="none" w:sz="0" w:space="0" w:color="000000"/>
-            </w:tcBorders>
-            <w:shd w:val="clear" w:color="auto" w:fill="FFFFFF"/>
-            <w:tcMar>
-              <w:top w:w="0" w:type="dxa"/>
-              <w:bottom w:w="0" w:type="dxa"/>
-              <w:left w:w="0" w:type="dxa"/>
-              <w:right w:w="0" w:type="dxa"/>
-            </w:tcMar>
-            <w:vAlign w:val="top"/>
-          </w:tcPr>
-          <w:p>
-            <w:pPr>
-              <w:pStyle w:val="Normal"/>
-              <w:jc w:val="center"/>
-              <w:pBdr>
-                <w:bottom w:val="none" w:sz="0" w:space="0" w:color="000000"/>
-                <w:top w:val="none" w:sz="0" w:space="0" w:color="000000"/>
-                <w:left w:val="none" w:sz="0" w:space="0" w:color="000000"/>
-                <w:right w:val="none" w:sz="0" w:space="0" w:color="000000"/>
-              </w:pBdr>
-              <w:spacing w:after="100" w:before="100" w:line="240"/>
-              <w:ind w:left="100" w:right="100" w:firstLine="0" w:firstLineChars="0"/>
-              <w:rPr>
-                <w:rFonts w:ascii="Helvetica" w:hAnsi="Helvetica" w:eastAsia="Helvetica" w:cs="Helvetica"/>
-                <w:i w:val="false"/>
-                <w:b w:val="false"/>
-                <w:u w:val="none"/>
-                <w:sz w:val="22"/>
-                <w:szCs w:val="22"/>
-                <w:color w:val="000000"/>
-              </w:rPr>
-            </w:pPr>
-            <w:r>
-              <w:rPr>
-                <w:rFonts w:ascii="Helvetica" w:hAnsi="Helvetica" w:eastAsia="Helvetica" w:cs="Helvetica"/>
-                <w:i w:val="false"/>
-                <w:b w:val="false"/>
-                <w:u w:val="none"/>
-                <w:sz w:val="22"/>
-                <w:szCs w:val="22"/>
-                <w:color w:val="000000"/>
-              </w:rPr>
-              <w:t xml:space="preserve">323</w:t>
+              <w:t xml:space="preserve">322</w:t>
+            </w:r>
+          </w:p>
+        </w:tc>
+        <w:tc>
+          <w:tcPr>
+            <w:tcBorders>
+              <w:bottom w:val="none" w:sz="0" w:space="0" w:color="000000"/>
+              <w:top w:val="none" w:sz="0" w:space="0" w:color="000000"/>
+              <w:left w:val="none" w:sz="0" w:space="0" w:color="000000"/>
+              <w:right w:val="none" w:sz="0" w:space="0" w:color="000000"/>
+            </w:tcBorders>
+            <w:shd w:val="clear" w:color="auto" w:fill="FFFFFF"/>
+            <w:tcMar>
+              <w:top w:w="0" w:type="dxa"/>
+              <w:bottom w:w="0" w:type="dxa"/>
+              <w:left w:w="0" w:type="dxa"/>
+              <w:right w:w="0" w:type="dxa"/>
+            </w:tcMar>
+            <w:vAlign w:val="top"/>
+          </w:tcPr>
+          <w:p>
+            <w:pPr>
+              <w:pStyle w:val="Normal"/>
+              <w:jc w:val="center"/>
+              <w:pBdr>
+                <w:bottom w:val="none" w:sz="0" w:space="0" w:color="000000"/>
+                <w:top w:val="none" w:sz="0" w:space="0" w:color="000000"/>
+                <w:left w:val="none" w:sz="0" w:space="0" w:color="000000"/>
+                <w:right w:val="none" w:sz="0" w:space="0" w:color="000000"/>
+              </w:pBdr>
+              <w:spacing w:after="100" w:before="100" w:line="240"/>
+              <w:ind w:left="100" w:right="100" w:firstLine="0" w:firstLineChars="0"/>
+              <w:rPr>
+                <w:rFonts w:ascii="Helvetica" w:hAnsi="Helvetica" w:eastAsia="Helvetica" w:cs="Helvetica"/>
+                <w:i w:val="false"/>
+                <w:b w:val="false"/>
+                <w:u w:val="none"/>
+                <w:sz w:val="22"/>
+                <w:szCs w:val="22"/>
+                <w:color w:val="000000"/>
+              </w:rPr>
+            </w:pPr>
+            <w:r>
+              <w:rPr>
+                <w:rFonts w:ascii="Helvetica" w:hAnsi="Helvetica" w:eastAsia="Helvetica" w:cs="Helvetica"/>
+                <w:i w:val="false"/>
+                <w:b w:val="false"/>
+                <w:u w:val="none"/>
+                <w:sz w:val="22"/>
+                <w:szCs w:val="22"/>
+                <w:color w:val="000000"/>
+              </w:rPr>
+              <w:t xml:space="preserve">0.45</w:t>
+            </w:r>
+          </w:p>
+        </w:tc>
+        <w:tc>
+          <w:tcPr>
+            <w:tcBorders>
+              <w:bottom w:val="none" w:sz="0" w:space="0" w:color="000000"/>
+              <w:top w:val="none" w:sz="0" w:space="0" w:color="000000"/>
+              <w:left w:val="none" w:sz="0" w:space="0" w:color="000000"/>
+              <w:right w:val="none" w:sz="0" w:space="0" w:color="000000"/>
+            </w:tcBorders>
+            <w:shd w:val="clear" w:color="auto" w:fill="FFFFFF"/>
+            <w:tcMar>
+              <w:top w:w="0" w:type="dxa"/>
+              <w:bottom w:w="0" w:type="dxa"/>
+              <w:left w:w="0" w:type="dxa"/>
+              <w:right w:w="0" w:type="dxa"/>
+            </w:tcMar>
+            <w:vAlign w:val="top"/>
+          </w:tcPr>
+          <w:p>
+            <w:pPr>
+              <w:pStyle w:val="Normal"/>
+              <w:jc w:val="center"/>
+              <w:pBdr>
+                <w:bottom w:val="none" w:sz="0" w:space="0" w:color="000000"/>
+                <w:top w:val="none" w:sz="0" w:space="0" w:color="000000"/>
+                <w:left w:val="none" w:sz="0" w:space="0" w:color="000000"/>
+                <w:right w:val="none" w:sz="0" w:space="0" w:color="000000"/>
+              </w:pBdr>
+              <w:spacing w:after="100" w:before="100" w:line="240"/>
+              <w:ind w:left="100" w:right="100" w:firstLine="0" w:firstLineChars="0"/>
+              <w:rPr>
+                <w:rFonts w:ascii="Helvetica" w:hAnsi="Helvetica" w:eastAsia="Helvetica" w:cs="Helvetica"/>
+                <w:i w:val="false"/>
+                <w:b w:val="false"/>
+                <w:u w:val="none"/>
+                <w:sz w:val="22"/>
+                <w:szCs w:val="22"/>
+                <w:color w:val="000000"/>
+              </w:rPr>
+            </w:pPr>
+            <w:r>
+              <w:rPr>
+                <w:rFonts w:ascii="Helvetica" w:hAnsi="Helvetica" w:eastAsia="Helvetica" w:cs="Helvetica"/>
+                <w:i w:val="false"/>
+                <w:b w:val="false"/>
+                <w:u w:val="none"/>
+                <w:sz w:val="22"/>
+                <w:szCs w:val="22"/>
+                <w:color w:val="000000"/>
+              </w:rPr>
+              <w:t xml:space="preserve">0.22, 0.91</w:t>
+            </w:r>
+          </w:p>
+        </w:tc>
+        <w:tc>
+          <w:tcPr>
+            <w:tcBorders>
+              <w:bottom w:val="none" w:sz="0" w:space="0" w:color="000000"/>
+              <w:top w:val="none" w:sz="0" w:space="0" w:color="000000"/>
+              <w:left w:val="none" w:sz="0" w:space="0" w:color="000000"/>
+              <w:right w:val="none" w:sz="0" w:space="0" w:color="000000"/>
+            </w:tcBorders>
+            <w:shd w:val="clear" w:color="auto" w:fill="FFFFFF"/>
+            <w:tcMar>
+              <w:top w:w="0" w:type="dxa"/>
+              <w:bottom w:w="0" w:type="dxa"/>
+              <w:left w:w="0" w:type="dxa"/>
+              <w:right w:w="0" w:type="dxa"/>
+            </w:tcMar>
+            <w:vAlign w:val="top"/>
+          </w:tcPr>
+          <w:p>
+            <w:pPr>
+              <w:pStyle w:val="Normal"/>
+              <w:jc w:val="center"/>
+              <w:pBdr>
+                <w:bottom w:val="none" w:sz="0" w:space="0" w:color="000000"/>
+                <w:top w:val="none" w:sz="0" w:space="0" w:color="000000"/>
+                <w:left w:val="none" w:sz="0" w:space="0" w:color="000000"/>
+                <w:right w:val="none" w:sz="0" w:space="0" w:color="000000"/>
+              </w:pBdr>
+              <w:spacing w:after="100" w:before="100" w:line="240"/>
+              <w:ind w:left="100" w:right="100" w:firstLine="0" w:firstLineChars="0"/>
+              <w:rPr>
+                <w:rFonts w:ascii="Helvetica" w:hAnsi="Helvetica" w:eastAsia="Helvetica" w:cs="Helvetica"/>
+                <w:i w:val="false"/>
+                <w:b w:val="false"/>
+                <w:u w:val="none"/>
+                <w:sz w:val="22"/>
+                <w:szCs w:val="22"/>
+                <w:color w:val="000000"/>
+              </w:rPr>
+            </w:pPr>
+            <w:r>
+              <w:rPr>
+                <w:rFonts w:ascii="Helvetica" w:hAnsi="Helvetica" w:eastAsia="Helvetica" w:cs="Helvetica"/>
+                <w:i w:val="false"/>
+                <w:b w:val="false"/>
+                <w:u w:val="none"/>
+                <w:sz w:val="22"/>
+                <w:szCs w:val="22"/>
+                <w:color w:val="000000"/>
+              </w:rPr>
+              <w:t xml:space="preserve">0.026</w:t>
+            </w:r>
+          </w:p>
+        </w:tc>
+        <w:tc>
+          <w:tcPr>
+            <w:tcBorders>
+              <w:bottom w:val="none" w:sz="0" w:space="0" w:color="000000"/>
+              <w:top w:val="none" w:sz="0" w:space="0" w:color="000000"/>
+              <w:left w:val="none" w:sz="0" w:space="0" w:color="000000"/>
+              <w:right w:val="none" w:sz="0" w:space="0" w:color="000000"/>
+            </w:tcBorders>
+            <w:shd w:val="clear" w:color="auto" w:fill="FFFFFF"/>
+            <w:tcMar>
+              <w:top w:w="0" w:type="dxa"/>
+              <w:bottom w:w="0" w:type="dxa"/>
+              <w:left w:w="0" w:type="dxa"/>
+              <w:right w:w="0" w:type="dxa"/>
+            </w:tcMar>
+            <w:vAlign w:val="top"/>
+          </w:tcPr>
+          <w:p>
+            <w:pPr>
+              <w:pStyle w:val="Normal"/>
+              <w:jc w:val="center"/>
+              <w:pBdr>
+                <w:bottom w:val="none" w:sz="0" w:space="0" w:color="000000"/>
+                <w:top w:val="none" w:sz="0" w:space="0" w:color="000000"/>
+                <w:left w:val="none" w:sz="0" w:space="0" w:color="000000"/>
+                <w:right w:val="none" w:sz="0" w:space="0" w:color="000000"/>
+              </w:pBdr>
+              <w:spacing w:after="100" w:before="100" w:line="240"/>
+              <w:ind w:left="100" w:right="100" w:firstLine="0" w:firstLineChars="0"/>
+              <w:rPr>
+                <w:rFonts w:ascii="Helvetica" w:hAnsi="Helvetica" w:eastAsia="Helvetica" w:cs="Helvetica"/>
+                <w:i w:val="false"/>
+                <w:b w:val="false"/>
+                <w:u w:val="none"/>
+                <w:sz w:val="22"/>
+                <w:szCs w:val="22"/>
+                <w:color w:val="000000"/>
+              </w:rPr>
+            </w:pPr>
+            <w:r>
+              <w:rPr>
+                <w:rFonts w:ascii="Helvetica" w:hAnsi="Helvetica" w:eastAsia="Helvetica" w:cs="Helvetica"/>
+                <w:i w:val="false"/>
+                <w:b w:val="false"/>
+                <w:u w:val="none"/>
+                <w:sz w:val="22"/>
+                <w:szCs w:val="22"/>
+                <w:color w:val="000000"/>
+              </w:rPr>
+              <w:t xml:space="preserve">322</w:t>
             </w:r>
           </w:p>
         </w:tc>
@@ -12430,219 +12430,219 @@
                 <w:szCs w:val="22"/>
                 <w:color w:val="000000"/>
               </w:rPr>
-              <w:t xml:space="preserve">323</w:t>
-            </w:r>
-          </w:p>
-        </w:tc>
-        <w:tc>
-          <w:tcPr>
-            <w:tcBorders>
-              <w:bottom w:val="none" w:sz="0" w:space="0" w:color="000000"/>
-              <w:top w:val="none" w:sz="0" w:space="0" w:color="000000"/>
-              <w:left w:val="none" w:sz="0" w:space="0" w:color="000000"/>
-              <w:right w:val="none" w:sz="0" w:space="0" w:color="000000"/>
-            </w:tcBorders>
-            <w:shd w:val="clear" w:color="auto" w:fill="FFFFFF"/>
-            <w:tcMar>
-              <w:top w:w="0" w:type="dxa"/>
-              <w:bottom w:w="0" w:type="dxa"/>
-              <w:left w:w="0" w:type="dxa"/>
-              <w:right w:w="0" w:type="dxa"/>
-            </w:tcMar>
-            <w:vAlign w:val="top"/>
-          </w:tcPr>
-          <w:p>
-            <w:pPr>
-              <w:pStyle w:val="Normal"/>
-              <w:jc w:val="center"/>
-              <w:pBdr>
-                <w:bottom w:val="none" w:sz="0" w:space="0" w:color="000000"/>
-                <w:top w:val="none" w:sz="0" w:space="0" w:color="000000"/>
-                <w:left w:val="none" w:sz="0" w:space="0" w:color="000000"/>
-                <w:right w:val="none" w:sz="0" w:space="0" w:color="000000"/>
-              </w:pBdr>
-              <w:spacing w:after="100" w:before="100" w:line="240"/>
-              <w:ind w:left="100" w:right="100" w:firstLine="0" w:firstLineChars="0"/>
-              <w:rPr>
-                <w:rFonts w:ascii="Helvetica" w:hAnsi="Helvetica" w:eastAsia="Helvetica" w:cs="Helvetica"/>
-                <w:i w:val="false"/>
-                <w:b w:val="false"/>
-                <w:u w:val="none"/>
-                <w:sz w:val="22"/>
-                <w:szCs w:val="22"/>
-                <w:color w:val="000000"/>
-              </w:rPr>
-            </w:pPr>
-            <w:r>
-              <w:rPr>
-                <w:rFonts w:ascii="Helvetica" w:hAnsi="Helvetica" w:eastAsia="Helvetica" w:cs="Helvetica"/>
-                <w:i w:val="false"/>
-                <w:b w:val="false"/>
-                <w:u w:val="none"/>
-                <w:sz w:val="22"/>
-                <w:szCs w:val="22"/>
-                <w:color w:val="000000"/>
-              </w:rPr>
-              <w:t xml:space="preserve">0.92</w:t>
-            </w:r>
-          </w:p>
-        </w:tc>
-        <w:tc>
-          <w:tcPr>
-            <w:tcBorders>
-              <w:bottom w:val="none" w:sz="0" w:space="0" w:color="000000"/>
-              <w:top w:val="none" w:sz="0" w:space="0" w:color="000000"/>
-              <w:left w:val="none" w:sz="0" w:space="0" w:color="000000"/>
-              <w:right w:val="none" w:sz="0" w:space="0" w:color="000000"/>
-            </w:tcBorders>
-            <w:shd w:val="clear" w:color="auto" w:fill="FFFFFF"/>
-            <w:tcMar>
-              <w:top w:w="0" w:type="dxa"/>
-              <w:bottom w:w="0" w:type="dxa"/>
-              <w:left w:w="0" w:type="dxa"/>
-              <w:right w:w="0" w:type="dxa"/>
-            </w:tcMar>
-            <w:vAlign w:val="top"/>
-          </w:tcPr>
-          <w:p>
-            <w:pPr>
-              <w:pStyle w:val="Normal"/>
-              <w:jc w:val="center"/>
-              <w:pBdr>
-                <w:bottom w:val="none" w:sz="0" w:space="0" w:color="000000"/>
-                <w:top w:val="none" w:sz="0" w:space="0" w:color="000000"/>
-                <w:left w:val="none" w:sz="0" w:space="0" w:color="000000"/>
-                <w:right w:val="none" w:sz="0" w:space="0" w:color="000000"/>
-              </w:pBdr>
-              <w:spacing w:after="100" w:before="100" w:line="240"/>
-              <w:ind w:left="100" w:right="100" w:firstLine="0" w:firstLineChars="0"/>
-              <w:rPr>
-                <w:rFonts w:ascii="Helvetica" w:hAnsi="Helvetica" w:eastAsia="Helvetica" w:cs="Helvetica"/>
-                <w:i w:val="false"/>
-                <w:b w:val="false"/>
-                <w:u w:val="none"/>
-                <w:sz w:val="22"/>
-                <w:szCs w:val="22"/>
-                <w:color w:val="000000"/>
-              </w:rPr>
-            </w:pPr>
-            <w:r>
-              <w:rPr>
-                <w:rFonts w:ascii="Helvetica" w:hAnsi="Helvetica" w:eastAsia="Helvetica" w:cs="Helvetica"/>
-                <w:i w:val="false"/>
-                <w:b w:val="false"/>
-                <w:u w:val="none"/>
-                <w:sz w:val="22"/>
-                <w:szCs w:val="22"/>
-                <w:color w:val="000000"/>
-              </w:rPr>
-              <w:t xml:space="preserve">0.32, 2.64</w:t>
-            </w:r>
-          </w:p>
-        </w:tc>
-        <w:tc>
-          <w:tcPr>
-            <w:tcBorders>
-              <w:bottom w:val="none" w:sz="0" w:space="0" w:color="000000"/>
-              <w:top w:val="none" w:sz="0" w:space="0" w:color="000000"/>
-              <w:left w:val="none" w:sz="0" w:space="0" w:color="000000"/>
-              <w:right w:val="none" w:sz="0" w:space="0" w:color="000000"/>
-            </w:tcBorders>
-            <w:shd w:val="clear" w:color="auto" w:fill="FFFFFF"/>
-            <w:tcMar>
-              <w:top w:w="0" w:type="dxa"/>
-              <w:bottom w:w="0" w:type="dxa"/>
-              <w:left w:w="0" w:type="dxa"/>
-              <w:right w:w="0" w:type="dxa"/>
-            </w:tcMar>
-            <w:vAlign w:val="top"/>
-          </w:tcPr>
-          <w:p>
-            <w:pPr>
-              <w:pStyle w:val="Normal"/>
-              <w:jc w:val="center"/>
-              <w:pBdr>
-                <w:bottom w:val="none" w:sz="0" w:space="0" w:color="000000"/>
-                <w:top w:val="none" w:sz="0" w:space="0" w:color="000000"/>
-                <w:left w:val="none" w:sz="0" w:space="0" w:color="000000"/>
-                <w:right w:val="none" w:sz="0" w:space="0" w:color="000000"/>
-              </w:pBdr>
-              <w:spacing w:after="100" w:before="100" w:line="240"/>
-              <w:ind w:left="100" w:right="100" w:firstLine="0" w:firstLineChars="0"/>
-              <w:rPr>
-                <w:rFonts w:ascii="Helvetica" w:hAnsi="Helvetica" w:eastAsia="Helvetica" w:cs="Helvetica"/>
-                <w:i w:val="false"/>
-                <w:b w:val="false"/>
-                <w:u w:val="none"/>
-                <w:sz w:val="22"/>
-                <w:szCs w:val="22"/>
-                <w:color w:val="000000"/>
-              </w:rPr>
-            </w:pPr>
-            <w:r>
-              <w:rPr>
-                <w:rFonts w:ascii="Helvetica" w:hAnsi="Helvetica" w:eastAsia="Helvetica" w:cs="Helvetica"/>
-                <w:i w:val="false"/>
-                <w:b w:val="false"/>
-                <w:u w:val="none"/>
-                <w:sz w:val="22"/>
-                <w:szCs w:val="22"/>
-                <w:color w:val="000000"/>
-              </w:rPr>
-              <w:t xml:space="preserve">0.880</w:t>
-            </w:r>
-          </w:p>
-        </w:tc>
-        <w:tc>
-          <w:tcPr>
-            <w:tcBorders>
-              <w:bottom w:val="none" w:sz="0" w:space="0" w:color="000000"/>
-              <w:top w:val="none" w:sz="0" w:space="0" w:color="000000"/>
-              <w:left w:val="none" w:sz="0" w:space="0" w:color="000000"/>
-              <w:right w:val="none" w:sz="0" w:space="0" w:color="000000"/>
-            </w:tcBorders>
-            <w:shd w:val="clear" w:color="auto" w:fill="FFFFFF"/>
-            <w:tcMar>
-              <w:top w:w="0" w:type="dxa"/>
-              <w:bottom w:w="0" w:type="dxa"/>
-              <w:left w:w="0" w:type="dxa"/>
-              <w:right w:w="0" w:type="dxa"/>
-            </w:tcMar>
-            <w:vAlign w:val="top"/>
-          </w:tcPr>
-          <w:p>
-            <w:pPr>
-              <w:pStyle w:val="Normal"/>
-              <w:jc w:val="center"/>
-              <w:pBdr>
-                <w:bottom w:val="none" w:sz="0" w:space="0" w:color="000000"/>
-                <w:top w:val="none" w:sz="0" w:space="0" w:color="000000"/>
-                <w:left w:val="none" w:sz="0" w:space="0" w:color="000000"/>
-                <w:right w:val="none" w:sz="0" w:space="0" w:color="000000"/>
-              </w:pBdr>
-              <w:spacing w:after="100" w:before="100" w:line="240"/>
-              <w:ind w:left="100" w:right="100" w:firstLine="0" w:firstLineChars="0"/>
-              <w:rPr>
-                <w:rFonts w:ascii="Helvetica" w:hAnsi="Helvetica" w:eastAsia="Helvetica" w:cs="Helvetica"/>
-                <w:i w:val="false"/>
-                <w:b w:val="false"/>
-                <w:u w:val="none"/>
-                <w:sz w:val="22"/>
-                <w:szCs w:val="22"/>
-                <w:color w:val="000000"/>
-              </w:rPr>
-            </w:pPr>
-            <w:r>
-              <w:rPr>
-                <w:rFonts w:ascii="Helvetica" w:hAnsi="Helvetica" w:eastAsia="Helvetica" w:cs="Helvetica"/>
-                <w:i w:val="false"/>
-                <w:b w:val="false"/>
-                <w:u w:val="none"/>
-                <w:sz w:val="22"/>
-                <w:szCs w:val="22"/>
-                <w:color w:val="000000"/>
-              </w:rPr>
-              <w:t xml:space="preserve">323</w:t>
+              <w:t xml:space="preserve">322</w:t>
+            </w:r>
+          </w:p>
+        </w:tc>
+        <w:tc>
+          <w:tcPr>
+            <w:tcBorders>
+              <w:bottom w:val="none" w:sz="0" w:space="0" w:color="000000"/>
+              <w:top w:val="none" w:sz="0" w:space="0" w:color="000000"/>
+              <w:left w:val="none" w:sz="0" w:space="0" w:color="000000"/>
+              <w:right w:val="none" w:sz="0" w:space="0" w:color="000000"/>
+            </w:tcBorders>
+            <w:shd w:val="clear" w:color="auto" w:fill="FFFFFF"/>
+            <w:tcMar>
+              <w:top w:w="0" w:type="dxa"/>
+              <w:bottom w:w="0" w:type="dxa"/>
+              <w:left w:w="0" w:type="dxa"/>
+              <w:right w:w="0" w:type="dxa"/>
+            </w:tcMar>
+            <w:vAlign w:val="top"/>
+          </w:tcPr>
+          <w:p>
+            <w:pPr>
+              <w:pStyle w:val="Normal"/>
+              <w:jc w:val="center"/>
+              <w:pBdr>
+                <w:bottom w:val="none" w:sz="0" w:space="0" w:color="000000"/>
+                <w:top w:val="none" w:sz="0" w:space="0" w:color="000000"/>
+                <w:left w:val="none" w:sz="0" w:space="0" w:color="000000"/>
+                <w:right w:val="none" w:sz="0" w:space="0" w:color="000000"/>
+              </w:pBdr>
+              <w:spacing w:after="100" w:before="100" w:line="240"/>
+              <w:ind w:left="100" w:right="100" w:firstLine="0" w:firstLineChars="0"/>
+              <w:rPr>
+                <w:rFonts w:ascii="Helvetica" w:hAnsi="Helvetica" w:eastAsia="Helvetica" w:cs="Helvetica"/>
+                <w:i w:val="false"/>
+                <w:b w:val="false"/>
+                <w:u w:val="none"/>
+                <w:sz w:val="22"/>
+                <w:szCs w:val="22"/>
+                <w:color w:val="000000"/>
+              </w:rPr>
+            </w:pPr>
+            <w:r>
+              <w:rPr>
+                <w:rFonts w:ascii="Helvetica" w:hAnsi="Helvetica" w:eastAsia="Helvetica" w:cs="Helvetica"/>
+                <w:i w:val="false"/>
+                <w:b w:val="false"/>
+                <w:u w:val="none"/>
+                <w:sz w:val="22"/>
+                <w:szCs w:val="22"/>
+                <w:color w:val="000000"/>
+              </w:rPr>
+              <w:t xml:space="preserve">0.94</w:t>
+            </w:r>
+          </w:p>
+        </w:tc>
+        <w:tc>
+          <w:tcPr>
+            <w:tcBorders>
+              <w:bottom w:val="none" w:sz="0" w:space="0" w:color="000000"/>
+              <w:top w:val="none" w:sz="0" w:space="0" w:color="000000"/>
+              <w:left w:val="none" w:sz="0" w:space="0" w:color="000000"/>
+              <w:right w:val="none" w:sz="0" w:space="0" w:color="000000"/>
+            </w:tcBorders>
+            <w:shd w:val="clear" w:color="auto" w:fill="FFFFFF"/>
+            <w:tcMar>
+              <w:top w:w="0" w:type="dxa"/>
+              <w:bottom w:w="0" w:type="dxa"/>
+              <w:left w:w="0" w:type="dxa"/>
+              <w:right w:w="0" w:type="dxa"/>
+            </w:tcMar>
+            <w:vAlign w:val="top"/>
+          </w:tcPr>
+          <w:p>
+            <w:pPr>
+              <w:pStyle w:val="Normal"/>
+              <w:jc w:val="center"/>
+              <w:pBdr>
+                <w:bottom w:val="none" w:sz="0" w:space="0" w:color="000000"/>
+                <w:top w:val="none" w:sz="0" w:space="0" w:color="000000"/>
+                <w:left w:val="none" w:sz="0" w:space="0" w:color="000000"/>
+                <w:right w:val="none" w:sz="0" w:space="0" w:color="000000"/>
+              </w:pBdr>
+              <w:spacing w:after="100" w:before="100" w:line="240"/>
+              <w:ind w:left="100" w:right="100" w:firstLine="0" w:firstLineChars="0"/>
+              <w:rPr>
+                <w:rFonts w:ascii="Helvetica" w:hAnsi="Helvetica" w:eastAsia="Helvetica" w:cs="Helvetica"/>
+                <w:i w:val="false"/>
+                <w:b w:val="false"/>
+                <w:u w:val="none"/>
+                <w:sz w:val="22"/>
+                <w:szCs w:val="22"/>
+                <w:color w:val="000000"/>
+              </w:rPr>
+            </w:pPr>
+            <w:r>
+              <w:rPr>
+                <w:rFonts w:ascii="Helvetica" w:hAnsi="Helvetica" w:eastAsia="Helvetica" w:cs="Helvetica"/>
+                <w:i w:val="false"/>
+                <w:b w:val="false"/>
+                <w:u w:val="none"/>
+                <w:sz w:val="22"/>
+                <w:szCs w:val="22"/>
+                <w:color w:val="000000"/>
+              </w:rPr>
+              <w:t xml:space="preserve">0.33, 2.67</w:t>
+            </w:r>
+          </w:p>
+        </w:tc>
+        <w:tc>
+          <w:tcPr>
+            <w:tcBorders>
+              <w:bottom w:val="none" w:sz="0" w:space="0" w:color="000000"/>
+              <w:top w:val="none" w:sz="0" w:space="0" w:color="000000"/>
+              <w:left w:val="none" w:sz="0" w:space="0" w:color="000000"/>
+              <w:right w:val="none" w:sz="0" w:space="0" w:color="000000"/>
+            </w:tcBorders>
+            <w:shd w:val="clear" w:color="auto" w:fill="FFFFFF"/>
+            <w:tcMar>
+              <w:top w:w="0" w:type="dxa"/>
+              <w:bottom w:w="0" w:type="dxa"/>
+              <w:left w:w="0" w:type="dxa"/>
+              <w:right w:w="0" w:type="dxa"/>
+            </w:tcMar>
+            <w:vAlign w:val="top"/>
+          </w:tcPr>
+          <w:p>
+            <w:pPr>
+              <w:pStyle w:val="Normal"/>
+              <w:jc w:val="center"/>
+              <w:pBdr>
+                <w:bottom w:val="none" w:sz="0" w:space="0" w:color="000000"/>
+                <w:top w:val="none" w:sz="0" w:space="0" w:color="000000"/>
+                <w:left w:val="none" w:sz="0" w:space="0" w:color="000000"/>
+                <w:right w:val="none" w:sz="0" w:space="0" w:color="000000"/>
+              </w:pBdr>
+              <w:spacing w:after="100" w:before="100" w:line="240"/>
+              <w:ind w:left="100" w:right="100" w:firstLine="0" w:firstLineChars="0"/>
+              <w:rPr>
+                <w:rFonts w:ascii="Helvetica" w:hAnsi="Helvetica" w:eastAsia="Helvetica" w:cs="Helvetica"/>
+                <w:i w:val="false"/>
+                <w:b w:val="false"/>
+                <w:u w:val="none"/>
+                <w:sz w:val="22"/>
+                <w:szCs w:val="22"/>
+                <w:color w:val="000000"/>
+              </w:rPr>
+            </w:pPr>
+            <w:r>
+              <w:rPr>
+                <w:rFonts w:ascii="Helvetica" w:hAnsi="Helvetica" w:eastAsia="Helvetica" w:cs="Helvetica"/>
+                <w:i w:val="false"/>
+                <w:b w:val="false"/>
+                <w:u w:val="none"/>
+                <w:sz w:val="22"/>
+                <w:szCs w:val="22"/>
+                <w:color w:val="000000"/>
+              </w:rPr>
+              <w:t xml:space="preserve">0.900</w:t>
+            </w:r>
+          </w:p>
+        </w:tc>
+        <w:tc>
+          <w:tcPr>
+            <w:tcBorders>
+              <w:bottom w:val="none" w:sz="0" w:space="0" w:color="000000"/>
+              <w:top w:val="none" w:sz="0" w:space="0" w:color="000000"/>
+              <w:left w:val="none" w:sz="0" w:space="0" w:color="000000"/>
+              <w:right w:val="none" w:sz="0" w:space="0" w:color="000000"/>
+            </w:tcBorders>
+            <w:shd w:val="clear" w:color="auto" w:fill="FFFFFF"/>
+            <w:tcMar>
+              <w:top w:w="0" w:type="dxa"/>
+              <w:bottom w:w="0" w:type="dxa"/>
+              <w:left w:w="0" w:type="dxa"/>
+              <w:right w:w="0" w:type="dxa"/>
+            </w:tcMar>
+            <w:vAlign w:val="top"/>
+          </w:tcPr>
+          <w:p>
+            <w:pPr>
+              <w:pStyle w:val="Normal"/>
+              <w:jc w:val="center"/>
+              <w:pBdr>
+                <w:bottom w:val="none" w:sz="0" w:space="0" w:color="000000"/>
+                <w:top w:val="none" w:sz="0" w:space="0" w:color="000000"/>
+                <w:left w:val="none" w:sz="0" w:space="0" w:color="000000"/>
+                <w:right w:val="none" w:sz="0" w:space="0" w:color="000000"/>
+              </w:pBdr>
+              <w:spacing w:after="100" w:before="100" w:line="240"/>
+              <w:ind w:left="100" w:right="100" w:firstLine="0" w:firstLineChars="0"/>
+              <w:rPr>
+                <w:rFonts w:ascii="Helvetica" w:hAnsi="Helvetica" w:eastAsia="Helvetica" w:cs="Helvetica"/>
+                <w:i w:val="false"/>
+                <w:b w:val="false"/>
+                <w:u w:val="none"/>
+                <w:sz w:val="22"/>
+                <w:szCs w:val="22"/>
+                <w:color w:val="000000"/>
+              </w:rPr>
+            </w:pPr>
+            <w:r>
+              <w:rPr>
+                <w:rFonts w:ascii="Helvetica" w:hAnsi="Helvetica" w:eastAsia="Helvetica" w:cs="Helvetica"/>
+                <w:i w:val="false"/>
+                <w:b w:val="false"/>
+                <w:u w:val="none"/>
+                <w:sz w:val="22"/>
+                <w:szCs w:val="22"/>
+                <w:color w:val="000000"/>
+              </w:rPr>
+              <w:t xml:space="preserve">322</w:t>
             </w:r>
           </w:p>
         </w:tc>
@@ -12748,60 +12748,60 @@
                 <w:szCs w:val="22"/>
                 <w:color w:val="000000"/>
               </w:rPr>
-              <w:t xml:space="preserve">0.06, 0.97</w:t>
-            </w:r>
-          </w:p>
-        </w:tc>
-        <w:tc>
-          <w:tcPr>
-            <w:tcBorders>
-              <w:bottom w:val="none" w:sz="0" w:space="0" w:color="000000"/>
-              <w:top w:val="none" w:sz="0" w:space="0" w:color="000000"/>
-              <w:left w:val="none" w:sz="0" w:space="0" w:color="000000"/>
-              <w:right w:val="none" w:sz="0" w:space="0" w:color="000000"/>
-            </w:tcBorders>
-            <w:shd w:val="clear" w:color="auto" w:fill="FFFFFF"/>
-            <w:tcMar>
-              <w:top w:w="0" w:type="dxa"/>
-              <w:bottom w:w="0" w:type="dxa"/>
-              <w:left w:w="0" w:type="dxa"/>
-              <w:right w:w="0" w:type="dxa"/>
-            </w:tcMar>
-            <w:vAlign w:val="top"/>
-          </w:tcPr>
-          <w:p>
-            <w:pPr>
-              <w:pStyle w:val="Normal"/>
-              <w:jc w:val="center"/>
-              <w:pBdr>
-                <w:bottom w:val="none" w:sz="0" w:space="0" w:color="000000"/>
-                <w:top w:val="none" w:sz="0" w:space="0" w:color="000000"/>
-                <w:left w:val="none" w:sz="0" w:space="0" w:color="000000"/>
-                <w:right w:val="none" w:sz="0" w:space="0" w:color="000000"/>
-              </w:pBdr>
-              <w:spacing w:after="100" w:before="100" w:line="240"/>
-              <w:ind w:left="100" w:right="100" w:firstLine="0" w:firstLineChars="0"/>
-              <w:rPr>
-                <w:rFonts w:ascii="Helvetica" w:hAnsi="Helvetica" w:eastAsia="Helvetica" w:cs="Helvetica"/>
-                <w:i w:val="false"/>
-                <w:b w:val="false"/>
-                <w:u w:val="none"/>
-                <w:sz w:val="22"/>
-                <w:szCs w:val="22"/>
-                <w:color w:val="000000"/>
-              </w:rPr>
-            </w:pPr>
-            <w:r>
-              <w:rPr>
-                <w:rFonts w:ascii="Helvetica" w:hAnsi="Helvetica" w:eastAsia="Helvetica" w:cs="Helvetica"/>
-                <w:i w:val="false"/>
-                <w:b w:val="false"/>
-                <w:u w:val="none"/>
-                <w:sz w:val="22"/>
-                <w:szCs w:val="22"/>
-                <w:color w:val="000000"/>
-              </w:rPr>
-              <w:t xml:space="preserve">0.046</w:t>
+              <w:t xml:space="preserve">0.06, 1.01</w:t>
+            </w:r>
+          </w:p>
+        </w:tc>
+        <w:tc>
+          <w:tcPr>
+            <w:tcBorders>
+              <w:bottom w:val="none" w:sz="0" w:space="0" w:color="000000"/>
+              <w:top w:val="none" w:sz="0" w:space="0" w:color="000000"/>
+              <w:left w:val="none" w:sz="0" w:space="0" w:color="000000"/>
+              <w:right w:val="none" w:sz="0" w:space="0" w:color="000000"/>
+            </w:tcBorders>
+            <w:shd w:val="clear" w:color="auto" w:fill="FFFFFF"/>
+            <w:tcMar>
+              <w:top w:w="0" w:type="dxa"/>
+              <w:bottom w:w="0" w:type="dxa"/>
+              <w:left w:w="0" w:type="dxa"/>
+              <w:right w:w="0" w:type="dxa"/>
+            </w:tcMar>
+            <w:vAlign w:val="top"/>
+          </w:tcPr>
+          <w:p>
+            <w:pPr>
+              <w:pStyle w:val="Normal"/>
+              <w:jc w:val="center"/>
+              <w:pBdr>
+                <w:bottom w:val="none" w:sz="0" w:space="0" w:color="000000"/>
+                <w:top w:val="none" w:sz="0" w:space="0" w:color="000000"/>
+                <w:left w:val="none" w:sz="0" w:space="0" w:color="000000"/>
+                <w:right w:val="none" w:sz="0" w:space="0" w:color="000000"/>
+              </w:pBdr>
+              <w:spacing w:after="100" w:before="100" w:line="240"/>
+              <w:ind w:left="100" w:right="100" w:firstLine="0" w:firstLineChars="0"/>
+              <w:rPr>
+                <w:rFonts w:ascii="Helvetica" w:hAnsi="Helvetica" w:eastAsia="Helvetica" w:cs="Helvetica"/>
+                <w:i w:val="false"/>
+                <w:b w:val="false"/>
+                <w:u w:val="none"/>
+                <w:sz w:val="22"/>
+                <w:szCs w:val="22"/>
+                <w:color w:val="000000"/>
+              </w:rPr>
+            </w:pPr>
+            <w:r>
+              <w:rPr>
+                <w:rFonts w:ascii="Helvetica" w:hAnsi="Helvetica" w:eastAsia="Helvetica" w:cs="Helvetica"/>
+                <w:i w:val="false"/>
+                <w:b w:val="false"/>
+                <w:u w:val="none"/>
+                <w:sz w:val="22"/>
+                <w:szCs w:val="22"/>
+                <w:color w:val="000000"/>
+              </w:rPr>
+              <w:t xml:space="preserve">0.051</w:t>
             </w:r>
           </w:p>
         </w:tc>
@@ -12913,378 +12913,378 @@
                 <w:szCs w:val="22"/>
                 <w:color w:val="000000"/>
               </w:rPr>
-              <w:t xml:space="preserve">323</w:t>
-            </w:r>
-          </w:p>
-        </w:tc>
-        <w:tc>
-          <w:tcPr>
-            <w:tcBorders>
-              <w:bottom w:val="none" w:sz="0" w:space="0" w:color="000000"/>
-              <w:top w:val="none" w:sz="0" w:space="0" w:color="000000"/>
-              <w:left w:val="none" w:sz="0" w:space="0" w:color="000000"/>
-              <w:right w:val="none" w:sz="0" w:space="0" w:color="000000"/>
-            </w:tcBorders>
-            <w:shd w:val="clear" w:color="auto" w:fill="FFFFFF"/>
-            <w:tcMar>
-              <w:top w:w="0" w:type="dxa"/>
-              <w:bottom w:w="0" w:type="dxa"/>
-              <w:left w:w="0" w:type="dxa"/>
-              <w:right w:w="0" w:type="dxa"/>
-            </w:tcMar>
-            <w:vAlign w:val="top"/>
-          </w:tcPr>
-          <w:p>
-            <w:pPr>
-              <w:pStyle w:val="Normal"/>
-              <w:jc w:val="center"/>
-              <w:pBdr>
-                <w:bottom w:val="none" w:sz="0" w:space="0" w:color="000000"/>
-                <w:top w:val="none" w:sz="0" w:space="0" w:color="000000"/>
-                <w:left w:val="none" w:sz="0" w:space="0" w:color="000000"/>
-                <w:right w:val="none" w:sz="0" w:space="0" w:color="000000"/>
-              </w:pBdr>
-              <w:spacing w:after="100" w:before="100" w:line="240"/>
-              <w:ind w:left="100" w:right="100" w:firstLine="0" w:firstLineChars="0"/>
-              <w:rPr>
-                <w:rFonts w:ascii="Helvetica" w:hAnsi="Helvetica" w:eastAsia="Helvetica" w:cs="Helvetica"/>
-                <w:i w:val="false"/>
-                <w:b w:val="false"/>
-                <w:u w:val="none"/>
-                <w:sz w:val="22"/>
-                <w:szCs w:val="22"/>
-                <w:color w:val="000000"/>
-              </w:rPr>
-            </w:pPr>
-            <w:r>
-              <w:rPr>
-                <w:rFonts w:ascii="Helvetica" w:hAnsi="Helvetica" w:eastAsia="Helvetica" w:cs="Helvetica"/>
-                <w:i w:val="false"/>
-                <w:b w:val="false"/>
-                <w:u w:val="none"/>
-                <w:sz w:val="22"/>
-                <w:szCs w:val="22"/>
-                <w:color w:val="000000"/>
-              </w:rPr>
-              <w:t xml:space="preserve">1.34</w:t>
-            </w:r>
-          </w:p>
-        </w:tc>
-        <w:tc>
-          <w:tcPr>
-            <w:tcBorders>
-              <w:bottom w:val="none" w:sz="0" w:space="0" w:color="000000"/>
-              <w:top w:val="none" w:sz="0" w:space="0" w:color="000000"/>
-              <w:left w:val="none" w:sz="0" w:space="0" w:color="000000"/>
-              <w:right w:val="none" w:sz="0" w:space="0" w:color="000000"/>
-            </w:tcBorders>
-            <w:shd w:val="clear" w:color="auto" w:fill="FFFFFF"/>
-            <w:tcMar>
-              <w:top w:w="0" w:type="dxa"/>
-              <w:bottom w:w="0" w:type="dxa"/>
-              <w:left w:w="0" w:type="dxa"/>
-              <w:right w:w="0" w:type="dxa"/>
-            </w:tcMar>
-            <w:vAlign w:val="top"/>
-          </w:tcPr>
-          <w:p>
-            <w:pPr>
-              <w:pStyle w:val="Normal"/>
-              <w:jc w:val="center"/>
-              <w:pBdr>
-                <w:bottom w:val="none" w:sz="0" w:space="0" w:color="000000"/>
-                <w:top w:val="none" w:sz="0" w:space="0" w:color="000000"/>
-                <w:left w:val="none" w:sz="0" w:space="0" w:color="000000"/>
-                <w:right w:val="none" w:sz="0" w:space="0" w:color="000000"/>
-              </w:pBdr>
-              <w:spacing w:after="100" w:before="100" w:line="240"/>
-              <w:ind w:left="100" w:right="100" w:firstLine="0" w:firstLineChars="0"/>
-              <w:rPr>
-                <w:rFonts w:ascii="Helvetica" w:hAnsi="Helvetica" w:eastAsia="Helvetica" w:cs="Helvetica"/>
-                <w:i w:val="false"/>
-                <w:b w:val="false"/>
-                <w:u w:val="none"/>
-                <w:sz w:val="22"/>
-                <w:szCs w:val="22"/>
-                <w:color w:val="000000"/>
-              </w:rPr>
-            </w:pPr>
-            <w:r>
-              <w:rPr>
-                <w:rFonts w:ascii="Helvetica" w:hAnsi="Helvetica" w:eastAsia="Helvetica" w:cs="Helvetica"/>
-                <w:i w:val="false"/>
-                <w:b w:val="false"/>
-                <w:u w:val="none"/>
-                <w:sz w:val="22"/>
-                <w:szCs w:val="22"/>
-                <w:color w:val="000000"/>
-              </w:rPr>
-              <w:t xml:space="preserve">0.57, 3.13</w:t>
-            </w:r>
-          </w:p>
-        </w:tc>
-        <w:tc>
-          <w:tcPr>
-            <w:tcBorders>
-              <w:bottom w:val="none" w:sz="0" w:space="0" w:color="000000"/>
-              <w:top w:val="none" w:sz="0" w:space="0" w:color="000000"/>
-              <w:left w:val="none" w:sz="0" w:space="0" w:color="000000"/>
-              <w:right w:val="none" w:sz="0" w:space="0" w:color="000000"/>
-            </w:tcBorders>
-            <w:shd w:val="clear" w:color="auto" w:fill="FFFFFF"/>
-            <w:tcMar>
-              <w:top w:w="0" w:type="dxa"/>
-              <w:bottom w:w="0" w:type="dxa"/>
-              <w:left w:w="0" w:type="dxa"/>
-              <w:right w:w="0" w:type="dxa"/>
-            </w:tcMar>
-            <w:vAlign w:val="top"/>
-          </w:tcPr>
-          <w:p>
-            <w:pPr>
-              <w:pStyle w:val="Normal"/>
-              <w:jc w:val="center"/>
-              <w:pBdr>
-                <w:bottom w:val="none" w:sz="0" w:space="0" w:color="000000"/>
-                <w:top w:val="none" w:sz="0" w:space="0" w:color="000000"/>
-                <w:left w:val="none" w:sz="0" w:space="0" w:color="000000"/>
-                <w:right w:val="none" w:sz="0" w:space="0" w:color="000000"/>
-              </w:pBdr>
-              <w:spacing w:after="100" w:before="100" w:line="240"/>
-              <w:ind w:left="100" w:right="100" w:firstLine="0" w:firstLineChars="0"/>
-              <w:rPr>
-                <w:rFonts w:ascii="Helvetica" w:hAnsi="Helvetica" w:eastAsia="Helvetica" w:cs="Helvetica"/>
-                <w:i w:val="false"/>
-                <w:b w:val="false"/>
-                <w:u w:val="none"/>
-                <w:sz w:val="22"/>
-                <w:szCs w:val="22"/>
-                <w:color w:val="000000"/>
-              </w:rPr>
-            </w:pPr>
-            <w:r>
-              <w:rPr>
-                <w:rFonts w:ascii="Helvetica" w:hAnsi="Helvetica" w:eastAsia="Helvetica" w:cs="Helvetica"/>
-                <w:i w:val="false"/>
-                <w:b w:val="false"/>
-                <w:u w:val="none"/>
-                <w:sz w:val="22"/>
-                <w:szCs w:val="22"/>
-                <w:color w:val="000000"/>
-              </w:rPr>
-              <w:t xml:space="preserve">0.500</w:t>
-            </w:r>
-          </w:p>
-        </w:tc>
-        <w:tc>
-          <w:tcPr>
-            <w:tcBorders>
-              <w:bottom w:val="none" w:sz="0" w:space="0" w:color="000000"/>
-              <w:top w:val="none" w:sz="0" w:space="0" w:color="000000"/>
-              <w:left w:val="none" w:sz="0" w:space="0" w:color="000000"/>
-              <w:right w:val="none" w:sz="0" w:space="0" w:color="000000"/>
-            </w:tcBorders>
-            <w:shd w:val="clear" w:color="auto" w:fill="FFFFFF"/>
-            <w:tcMar>
-              <w:top w:w="0" w:type="dxa"/>
-              <w:bottom w:w="0" w:type="dxa"/>
-              <w:left w:w="0" w:type="dxa"/>
-              <w:right w:w="0" w:type="dxa"/>
-            </w:tcMar>
-            <w:vAlign w:val="top"/>
-          </w:tcPr>
-          <w:p>
-            <w:pPr>
-              <w:pStyle w:val="Normal"/>
-              <w:jc w:val="center"/>
-              <w:pBdr>
-                <w:bottom w:val="none" w:sz="0" w:space="0" w:color="000000"/>
-                <w:top w:val="none" w:sz="0" w:space="0" w:color="000000"/>
-                <w:left w:val="none" w:sz="0" w:space="0" w:color="000000"/>
-                <w:right w:val="none" w:sz="0" w:space="0" w:color="000000"/>
-              </w:pBdr>
-              <w:spacing w:after="100" w:before="100" w:line="240"/>
-              <w:ind w:left="100" w:right="100" w:firstLine="0" w:firstLineChars="0"/>
-              <w:rPr>
-                <w:rFonts w:ascii="Helvetica" w:hAnsi="Helvetica" w:eastAsia="Helvetica" w:cs="Helvetica"/>
-                <w:i w:val="false"/>
-                <w:b w:val="false"/>
-                <w:u w:val="none"/>
-                <w:sz w:val="22"/>
-                <w:szCs w:val="22"/>
-                <w:color w:val="000000"/>
-              </w:rPr>
-            </w:pPr>
-            <w:r>
-              <w:rPr>
-                <w:rFonts w:ascii="Helvetica" w:hAnsi="Helvetica" w:eastAsia="Helvetica" w:cs="Helvetica"/>
-                <w:i w:val="false"/>
-                <w:b w:val="false"/>
-                <w:u w:val="none"/>
-                <w:sz w:val="22"/>
-                <w:szCs w:val="22"/>
-                <w:color w:val="000000"/>
-              </w:rPr>
-              <w:t xml:space="preserve">323</w:t>
-            </w:r>
-          </w:p>
-        </w:tc>
-        <w:tc>
-          <w:tcPr>
-            <w:tcBorders>
-              <w:bottom w:val="none" w:sz="0" w:space="0" w:color="000000"/>
-              <w:top w:val="none" w:sz="0" w:space="0" w:color="000000"/>
-              <w:left w:val="none" w:sz="0" w:space="0" w:color="000000"/>
-              <w:right w:val="none" w:sz="0" w:space="0" w:color="000000"/>
-            </w:tcBorders>
-            <w:shd w:val="clear" w:color="auto" w:fill="FFFFFF"/>
-            <w:tcMar>
-              <w:top w:w="0" w:type="dxa"/>
-              <w:bottom w:w="0" w:type="dxa"/>
-              <w:left w:w="0" w:type="dxa"/>
-              <w:right w:w="0" w:type="dxa"/>
-            </w:tcMar>
-            <w:vAlign w:val="top"/>
-          </w:tcPr>
-          <w:p>
-            <w:pPr>
-              <w:pStyle w:val="Normal"/>
-              <w:jc w:val="center"/>
-              <w:pBdr>
-                <w:bottom w:val="none" w:sz="0" w:space="0" w:color="000000"/>
-                <w:top w:val="none" w:sz="0" w:space="0" w:color="000000"/>
-                <w:left w:val="none" w:sz="0" w:space="0" w:color="000000"/>
-                <w:right w:val="none" w:sz="0" w:space="0" w:color="000000"/>
-              </w:pBdr>
-              <w:spacing w:after="100" w:before="100" w:line="240"/>
-              <w:ind w:left="100" w:right="100" w:firstLine="0" w:firstLineChars="0"/>
-              <w:rPr>
-                <w:rFonts w:ascii="Helvetica" w:hAnsi="Helvetica" w:eastAsia="Helvetica" w:cs="Helvetica"/>
-                <w:i w:val="false"/>
-                <w:b w:val="false"/>
-                <w:u w:val="none"/>
-                <w:sz w:val="22"/>
-                <w:szCs w:val="22"/>
-                <w:color w:val="000000"/>
-              </w:rPr>
-            </w:pPr>
-            <w:r>
-              <w:rPr>
-                <w:rFonts w:ascii="Helvetica" w:hAnsi="Helvetica" w:eastAsia="Helvetica" w:cs="Helvetica"/>
-                <w:i w:val="false"/>
-                <w:b w:val="false"/>
-                <w:u w:val="none"/>
-                <w:sz w:val="22"/>
-                <w:szCs w:val="22"/>
-                <w:color w:val="000000"/>
-              </w:rPr>
-              <w:t xml:space="preserve">1.12</w:t>
-            </w:r>
-          </w:p>
-        </w:tc>
-        <w:tc>
-          <w:tcPr>
-            <w:tcBorders>
-              <w:bottom w:val="none" w:sz="0" w:space="0" w:color="000000"/>
-              <w:top w:val="none" w:sz="0" w:space="0" w:color="000000"/>
-              <w:left w:val="none" w:sz="0" w:space="0" w:color="000000"/>
-              <w:right w:val="none" w:sz="0" w:space="0" w:color="000000"/>
-            </w:tcBorders>
-            <w:shd w:val="clear" w:color="auto" w:fill="FFFFFF"/>
-            <w:tcMar>
-              <w:top w:w="0" w:type="dxa"/>
-              <w:bottom w:w="0" w:type="dxa"/>
-              <w:left w:w="0" w:type="dxa"/>
-              <w:right w:w="0" w:type="dxa"/>
-            </w:tcMar>
-            <w:vAlign w:val="top"/>
-          </w:tcPr>
-          <w:p>
-            <w:pPr>
-              <w:pStyle w:val="Normal"/>
-              <w:jc w:val="center"/>
-              <w:pBdr>
-                <w:bottom w:val="none" w:sz="0" w:space="0" w:color="000000"/>
-                <w:top w:val="none" w:sz="0" w:space="0" w:color="000000"/>
-                <w:left w:val="none" w:sz="0" w:space="0" w:color="000000"/>
-                <w:right w:val="none" w:sz="0" w:space="0" w:color="000000"/>
-              </w:pBdr>
-              <w:spacing w:after="100" w:before="100" w:line="240"/>
-              <w:ind w:left="100" w:right="100" w:firstLine="0" w:firstLineChars="0"/>
-              <w:rPr>
-                <w:rFonts w:ascii="Helvetica" w:hAnsi="Helvetica" w:eastAsia="Helvetica" w:cs="Helvetica"/>
-                <w:i w:val="false"/>
-                <w:b w:val="false"/>
-                <w:u w:val="none"/>
-                <w:sz w:val="22"/>
-                <w:szCs w:val="22"/>
-                <w:color w:val="000000"/>
-              </w:rPr>
-            </w:pPr>
-            <w:r>
-              <w:rPr>
-                <w:rFonts w:ascii="Helvetica" w:hAnsi="Helvetica" w:eastAsia="Helvetica" w:cs="Helvetica"/>
-                <w:i w:val="false"/>
-                <w:b w:val="false"/>
-                <w:u w:val="none"/>
-                <w:sz w:val="22"/>
-                <w:szCs w:val="22"/>
-                <w:color w:val="000000"/>
-              </w:rPr>
-              <w:t xml:space="preserve">0.14, 8.90</w:t>
-            </w:r>
-          </w:p>
-        </w:tc>
-        <w:tc>
-          <w:tcPr>
-            <w:tcBorders>
-              <w:bottom w:val="none" w:sz="0" w:space="0" w:color="000000"/>
-              <w:top w:val="none" w:sz="0" w:space="0" w:color="000000"/>
-              <w:left w:val="none" w:sz="0" w:space="0" w:color="000000"/>
-              <w:right w:val="none" w:sz="0" w:space="0" w:color="000000"/>
-            </w:tcBorders>
-            <w:shd w:val="clear" w:color="auto" w:fill="FFFFFF"/>
-            <w:tcMar>
-              <w:top w:w="0" w:type="dxa"/>
-              <w:bottom w:w="0" w:type="dxa"/>
-              <w:left w:w="0" w:type="dxa"/>
-              <w:right w:w="0" w:type="dxa"/>
-            </w:tcMar>
-            <w:vAlign w:val="top"/>
-          </w:tcPr>
-          <w:p>
-            <w:pPr>
-              <w:pStyle w:val="Normal"/>
-              <w:jc w:val="center"/>
-              <w:pBdr>
-                <w:bottom w:val="none" w:sz="0" w:space="0" w:color="000000"/>
-                <w:top w:val="none" w:sz="0" w:space="0" w:color="000000"/>
-                <w:left w:val="none" w:sz="0" w:space="0" w:color="000000"/>
-                <w:right w:val="none" w:sz="0" w:space="0" w:color="000000"/>
-              </w:pBdr>
-              <w:spacing w:after="100" w:before="100" w:line="240"/>
-              <w:ind w:left="100" w:right="100" w:firstLine="0" w:firstLineChars="0"/>
-              <w:rPr>
-                <w:rFonts w:ascii="Helvetica" w:hAnsi="Helvetica" w:eastAsia="Helvetica" w:cs="Helvetica"/>
-                <w:i w:val="false"/>
-                <w:b w:val="false"/>
-                <w:u w:val="none"/>
-                <w:sz w:val="22"/>
-                <w:szCs w:val="22"/>
-                <w:color w:val="000000"/>
-              </w:rPr>
-            </w:pPr>
-            <w:r>
-              <w:rPr>
-                <w:rFonts w:ascii="Helvetica" w:hAnsi="Helvetica" w:eastAsia="Helvetica" w:cs="Helvetica"/>
-                <w:i w:val="false"/>
-                <w:b w:val="false"/>
-                <w:u w:val="none"/>
-                <w:sz w:val="22"/>
-                <w:szCs w:val="22"/>
-                <w:color w:val="000000"/>
-              </w:rPr>
-              <w:t xml:space="preserve">0.920</w:t>
+              <w:t xml:space="preserve">322</w:t>
+            </w:r>
+          </w:p>
+        </w:tc>
+        <w:tc>
+          <w:tcPr>
+            <w:tcBorders>
+              <w:bottom w:val="none" w:sz="0" w:space="0" w:color="000000"/>
+              <w:top w:val="none" w:sz="0" w:space="0" w:color="000000"/>
+              <w:left w:val="none" w:sz="0" w:space="0" w:color="000000"/>
+              <w:right w:val="none" w:sz="0" w:space="0" w:color="000000"/>
+            </w:tcBorders>
+            <w:shd w:val="clear" w:color="auto" w:fill="FFFFFF"/>
+            <w:tcMar>
+              <w:top w:w="0" w:type="dxa"/>
+              <w:bottom w:w="0" w:type="dxa"/>
+              <w:left w:w="0" w:type="dxa"/>
+              <w:right w:w="0" w:type="dxa"/>
+            </w:tcMar>
+            <w:vAlign w:val="top"/>
+          </w:tcPr>
+          <w:p>
+            <w:pPr>
+              <w:pStyle w:val="Normal"/>
+              <w:jc w:val="center"/>
+              <w:pBdr>
+                <w:bottom w:val="none" w:sz="0" w:space="0" w:color="000000"/>
+                <w:top w:val="none" w:sz="0" w:space="0" w:color="000000"/>
+                <w:left w:val="none" w:sz="0" w:space="0" w:color="000000"/>
+                <w:right w:val="none" w:sz="0" w:space="0" w:color="000000"/>
+              </w:pBdr>
+              <w:spacing w:after="100" w:before="100" w:line="240"/>
+              <w:ind w:left="100" w:right="100" w:firstLine="0" w:firstLineChars="0"/>
+              <w:rPr>
+                <w:rFonts w:ascii="Helvetica" w:hAnsi="Helvetica" w:eastAsia="Helvetica" w:cs="Helvetica"/>
+                <w:i w:val="false"/>
+                <w:b w:val="false"/>
+                <w:u w:val="none"/>
+                <w:sz w:val="22"/>
+                <w:szCs w:val="22"/>
+                <w:color w:val="000000"/>
+              </w:rPr>
+            </w:pPr>
+            <w:r>
+              <w:rPr>
+                <w:rFonts w:ascii="Helvetica" w:hAnsi="Helvetica" w:eastAsia="Helvetica" w:cs="Helvetica"/>
+                <w:i w:val="false"/>
+                <w:b w:val="false"/>
+                <w:u w:val="none"/>
+                <w:sz w:val="22"/>
+                <w:szCs w:val="22"/>
+                <w:color w:val="000000"/>
+              </w:rPr>
+              <w:t xml:space="preserve">1.31</w:t>
+            </w:r>
+          </w:p>
+        </w:tc>
+        <w:tc>
+          <w:tcPr>
+            <w:tcBorders>
+              <w:bottom w:val="none" w:sz="0" w:space="0" w:color="000000"/>
+              <w:top w:val="none" w:sz="0" w:space="0" w:color="000000"/>
+              <w:left w:val="none" w:sz="0" w:space="0" w:color="000000"/>
+              <w:right w:val="none" w:sz="0" w:space="0" w:color="000000"/>
+            </w:tcBorders>
+            <w:shd w:val="clear" w:color="auto" w:fill="FFFFFF"/>
+            <w:tcMar>
+              <w:top w:w="0" w:type="dxa"/>
+              <w:bottom w:w="0" w:type="dxa"/>
+              <w:left w:w="0" w:type="dxa"/>
+              <w:right w:w="0" w:type="dxa"/>
+            </w:tcMar>
+            <w:vAlign w:val="top"/>
+          </w:tcPr>
+          <w:p>
+            <w:pPr>
+              <w:pStyle w:val="Normal"/>
+              <w:jc w:val="center"/>
+              <w:pBdr>
+                <w:bottom w:val="none" w:sz="0" w:space="0" w:color="000000"/>
+                <w:top w:val="none" w:sz="0" w:space="0" w:color="000000"/>
+                <w:left w:val="none" w:sz="0" w:space="0" w:color="000000"/>
+                <w:right w:val="none" w:sz="0" w:space="0" w:color="000000"/>
+              </w:pBdr>
+              <w:spacing w:after="100" w:before="100" w:line="240"/>
+              <w:ind w:left="100" w:right="100" w:firstLine="0" w:firstLineChars="0"/>
+              <w:rPr>
+                <w:rFonts w:ascii="Helvetica" w:hAnsi="Helvetica" w:eastAsia="Helvetica" w:cs="Helvetica"/>
+                <w:i w:val="false"/>
+                <w:b w:val="false"/>
+                <w:u w:val="none"/>
+                <w:sz w:val="22"/>
+                <w:szCs w:val="22"/>
+                <w:color w:val="000000"/>
+              </w:rPr>
+            </w:pPr>
+            <w:r>
+              <w:rPr>
+                <w:rFonts w:ascii="Helvetica" w:hAnsi="Helvetica" w:eastAsia="Helvetica" w:cs="Helvetica"/>
+                <w:i w:val="false"/>
+                <w:b w:val="false"/>
+                <w:u w:val="none"/>
+                <w:sz w:val="22"/>
+                <w:szCs w:val="22"/>
+                <w:color w:val="000000"/>
+              </w:rPr>
+              <w:t xml:space="preserve">0.56, 3.05</w:t>
+            </w:r>
+          </w:p>
+        </w:tc>
+        <w:tc>
+          <w:tcPr>
+            <w:tcBorders>
+              <w:bottom w:val="none" w:sz="0" w:space="0" w:color="000000"/>
+              <w:top w:val="none" w:sz="0" w:space="0" w:color="000000"/>
+              <w:left w:val="none" w:sz="0" w:space="0" w:color="000000"/>
+              <w:right w:val="none" w:sz="0" w:space="0" w:color="000000"/>
+            </w:tcBorders>
+            <w:shd w:val="clear" w:color="auto" w:fill="FFFFFF"/>
+            <w:tcMar>
+              <w:top w:w="0" w:type="dxa"/>
+              <w:bottom w:w="0" w:type="dxa"/>
+              <w:left w:w="0" w:type="dxa"/>
+              <w:right w:w="0" w:type="dxa"/>
+            </w:tcMar>
+            <w:vAlign w:val="top"/>
+          </w:tcPr>
+          <w:p>
+            <w:pPr>
+              <w:pStyle w:val="Normal"/>
+              <w:jc w:val="center"/>
+              <w:pBdr>
+                <w:bottom w:val="none" w:sz="0" w:space="0" w:color="000000"/>
+                <w:top w:val="none" w:sz="0" w:space="0" w:color="000000"/>
+                <w:left w:val="none" w:sz="0" w:space="0" w:color="000000"/>
+                <w:right w:val="none" w:sz="0" w:space="0" w:color="000000"/>
+              </w:pBdr>
+              <w:spacing w:after="100" w:before="100" w:line="240"/>
+              <w:ind w:left="100" w:right="100" w:firstLine="0" w:firstLineChars="0"/>
+              <w:rPr>
+                <w:rFonts w:ascii="Helvetica" w:hAnsi="Helvetica" w:eastAsia="Helvetica" w:cs="Helvetica"/>
+                <w:i w:val="false"/>
+                <w:b w:val="false"/>
+                <w:u w:val="none"/>
+                <w:sz w:val="22"/>
+                <w:szCs w:val="22"/>
+                <w:color w:val="000000"/>
+              </w:rPr>
+            </w:pPr>
+            <w:r>
+              <w:rPr>
+                <w:rFonts w:ascii="Helvetica" w:hAnsi="Helvetica" w:eastAsia="Helvetica" w:cs="Helvetica"/>
+                <w:i w:val="false"/>
+                <w:b w:val="false"/>
+                <w:u w:val="none"/>
+                <w:sz w:val="22"/>
+                <w:szCs w:val="22"/>
+                <w:color w:val="000000"/>
+              </w:rPr>
+              <w:t xml:space="preserve">0.530</w:t>
+            </w:r>
+          </w:p>
+        </w:tc>
+        <w:tc>
+          <w:tcPr>
+            <w:tcBorders>
+              <w:bottom w:val="none" w:sz="0" w:space="0" w:color="000000"/>
+              <w:top w:val="none" w:sz="0" w:space="0" w:color="000000"/>
+              <w:left w:val="none" w:sz="0" w:space="0" w:color="000000"/>
+              <w:right w:val="none" w:sz="0" w:space="0" w:color="000000"/>
+            </w:tcBorders>
+            <w:shd w:val="clear" w:color="auto" w:fill="FFFFFF"/>
+            <w:tcMar>
+              <w:top w:w="0" w:type="dxa"/>
+              <w:bottom w:w="0" w:type="dxa"/>
+              <w:left w:w="0" w:type="dxa"/>
+              <w:right w:w="0" w:type="dxa"/>
+            </w:tcMar>
+            <w:vAlign w:val="top"/>
+          </w:tcPr>
+          <w:p>
+            <w:pPr>
+              <w:pStyle w:val="Normal"/>
+              <w:jc w:val="center"/>
+              <w:pBdr>
+                <w:bottom w:val="none" w:sz="0" w:space="0" w:color="000000"/>
+                <w:top w:val="none" w:sz="0" w:space="0" w:color="000000"/>
+                <w:left w:val="none" w:sz="0" w:space="0" w:color="000000"/>
+                <w:right w:val="none" w:sz="0" w:space="0" w:color="000000"/>
+              </w:pBdr>
+              <w:spacing w:after="100" w:before="100" w:line="240"/>
+              <w:ind w:left="100" w:right="100" w:firstLine="0" w:firstLineChars="0"/>
+              <w:rPr>
+                <w:rFonts w:ascii="Helvetica" w:hAnsi="Helvetica" w:eastAsia="Helvetica" w:cs="Helvetica"/>
+                <w:i w:val="false"/>
+                <w:b w:val="false"/>
+                <w:u w:val="none"/>
+                <w:sz w:val="22"/>
+                <w:szCs w:val="22"/>
+                <w:color w:val="000000"/>
+              </w:rPr>
+            </w:pPr>
+            <w:r>
+              <w:rPr>
+                <w:rFonts w:ascii="Helvetica" w:hAnsi="Helvetica" w:eastAsia="Helvetica" w:cs="Helvetica"/>
+                <w:i w:val="false"/>
+                <w:b w:val="false"/>
+                <w:u w:val="none"/>
+                <w:sz w:val="22"/>
+                <w:szCs w:val="22"/>
+                <w:color w:val="000000"/>
+              </w:rPr>
+              <w:t xml:space="preserve">322</w:t>
+            </w:r>
+          </w:p>
+        </w:tc>
+        <w:tc>
+          <w:tcPr>
+            <w:tcBorders>
+              <w:bottom w:val="none" w:sz="0" w:space="0" w:color="000000"/>
+              <w:top w:val="none" w:sz="0" w:space="0" w:color="000000"/>
+              <w:left w:val="none" w:sz="0" w:space="0" w:color="000000"/>
+              <w:right w:val="none" w:sz="0" w:space="0" w:color="000000"/>
+            </w:tcBorders>
+            <w:shd w:val="clear" w:color="auto" w:fill="FFFFFF"/>
+            <w:tcMar>
+              <w:top w:w="0" w:type="dxa"/>
+              <w:bottom w:w="0" w:type="dxa"/>
+              <w:left w:w="0" w:type="dxa"/>
+              <w:right w:w="0" w:type="dxa"/>
+            </w:tcMar>
+            <w:vAlign w:val="top"/>
+          </w:tcPr>
+          <w:p>
+            <w:pPr>
+              <w:pStyle w:val="Normal"/>
+              <w:jc w:val="center"/>
+              <w:pBdr>
+                <w:bottom w:val="none" w:sz="0" w:space="0" w:color="000000"/>
+                <w:top w:val="none" w:sz="0" w:space="0" w:color="000000"/>
+                <w:left w:val="none" w:sz="0" w:space="0" w:color="000000"/>
+                <w:right w:val="none" w:sz="0" w:space="0" w:color="000000"/>
+              </w:pBdr>
+              <w:spacing w:after="100" w:before="100" w:line="240"/>
+              <w:ind w:left="100" w:right="100" w:firstLine="0" w:firstLineChars="0"/>
+              <w:rPr>
+                <w:rFonts w:ascii="Helvetica" w:hAnsi="Helvetica" w:eastAsia="Helvetica" w:cs="Helvetica"/>
+                <w:i w:val="false"/>
+                <w:b w:val="false"/>
+                <w:u w:val="none"/>
+                <w:sz w:val="22"/>
+                <w:szCs w:val="22"/>
+                <w:color w:val="000000"/>
+              </w:rPr>
+            </w:pPr>
+            <w:r>
+              <w:rPr>
+                <w:rFonts w:ascii="Helvetica" w:hAnsi="Helvetica" w:eastAsia="Helvetica" w:cs="Helvetica"/>
+                <w:i w:val="false"/>
+                <w:b w:val="false"/>
+                <w:u w:val="none"/>
+                <w:sz w:val="22"/>
+                <w:szCs w:val="22"/>
+                <w:color w:val="000000"/>
+              </w:rPr>
+              <w:t xml:space="preserve">1.17</w:t>
+            </w:r>
+          </w:p>
+        </w:tc>
+        <w:tc>
+          <w:tcPr>
+            <w:tcBorders>
+              <w:bottom w:val="none" w:sz="0" w:space="0" w:color="000000"/>
+              <w:top w:val="none" w:sz="0" w:space="0" w:color="000000"/>
+              <w:left w:val="none" w:sz="0" w:space="0" w:color="000000"/>
+              <w:right w:val="none" w:sz="0" w:space="0" w:color="000000"/>
+            </w:tcBorders>
+            <w:shd w:val="clear" w:color="auto" w:fill="FFFFFF"/>
+            <w:tcMar>
+              <w:top w:w="0" w:type="dxa"/>
+              <w:bottom w:w="0" w:type="dxa"/>
+              <w:left w:w="0" w:type="dxa"/>
+              <w:right w:w="0" w:type="dxa"/>
+            </w:tcMar>
+            <w:vAlign w:val="top"/>
+          </w:tcPr>
+          <w:p>
+            <w:pPr>
+              <w:pStyle w:val="Normal"/>
+              <w:jc w:val="center"/>
+              <w:pBdr>
+                <w:bottom w:val="none" w:sz="0" w:space="0" w:color="000000"/>
+                <w:top w:val="none" w:sz="0" w:space="0" w:color="000000"/>
+                <w:left w:val="none" w:sz="0" w:space="0" w:color="000000"/>
+                <w:right w:val="none" w:sz="0" w:space="0" w:color="000000"/>
+              </w:pBdr>
+              <w:spacing w:after="100" w:before="100" w:line="240"/>
+              <w:ind w:left="100" w:right="100" w:firstLine="0" w:firstLineChars="0"/>
+              <w:rPr>
+                <w:rFonts w:ascii="Helvetica" w:hAnsi="Helvetica" w:eastAsia="Helvetica" w:cs="Helvetica"/>
+                <w:i w:val="false"/>
+                <w:b w:val="false"/>
+                <w:u w:val="none"/>
+                <w:sz w:val="22"/>
+                <w:szCs w:val="22"/>
+                <w:color w:val="000000"/>
+              </w:rPr>
+            </w:pPr>
+            <w:r>
+              <w:rPr>
+                <w:rFonts w:ascii="Helvetica" w:hAnsi="Helvetica" w:eastAsia="Helvetica" w:cs="Helvetica"/>
+                <w:i w:val="false"/>
+                <w:b w:val="false"/>
+                <w:u w:val="none"/>
+                <w:sz w:val="22"/>
+                <w:szCs w:val="22"/>
+                <w:color w:val="000000"/>
+              </w:rPr>
+              <w:t xml:space="preserve">0.15, 9.46</w:t>
+            </w:r>
+          </w:p>
+        </w:tc>
+        <w:tc>
+          <w:tcPr>
+            <w:tcBorders>
+              <w:bottom w:val="none" w:sz="0" w:space="0" w:color="000000"/>
+              <w:top w:val="none" w:sz="0" w:space="0" w:color="000000"/>
+              <w:left w:val="none" w:sz="0" w:space="0" w:color="000000"/>
+              <w:right w:val="none" w:sz="0" w:space="0" w:color="000000"/>
+            </w:tcBorders>
+            <w:shd w:val="clear" w:color="auto" w:fill="FFFFFF"/>
+            <w:tcMar>
+              <w:top w:w="0" w:type="dxa"/>
+              <w:bottom w:w="0" w:type="dxa"/>
+              <w:left w:w="0" w:type="dxa"/>
+              <w:right w:w="0" w:type="dxa"/>
+            </w:tcMar>
+            <w:vAlign w:val="top"/>
+          </w:tcPr>
+          <w:p>
+            <w:pPr>
+              <w:pStyle w:val="Normal"/>
+              <w:jc w:val="center"/>
+              <w:pBdr>
+                <w:bottom w:val="none" w:sz="0" w:space="0" w:color="000000"/>
+                <w:top w:val="none" w:sz="0" w:space="0" w:color="000000"/>
+                <w:left w:val="none" w:sz="0" w:space="0" w:color="000000"/>
+                <w:right w:val="none" w:sz="0" w:space="0" w:color="000000"/>
+              </w:pBdr>
+              <w:spacing w:after="100" w:before="100" w:line="240"/>
+              <w:ind w:left="100" w:right="100" w:firstLine="0" w:firstLineChars="0"/>
+              <w:rPr>
+                <w:rFonts w:ascii="Helvetica" w:hAnsi="Helvetica" w:eastAsia="Helvetica" w:cs="Helvetica"/>
+                <w:i w:val="false"/>
+                <w:b w:val="false"/>
+                <w:u w:val="none"/>
+                <w:sz w:val="22"/>
+                <w:szCs w:val="22"/>
+                <w:color w:val="000000"/>
+              </w:rPr>
+            </w:pPr>
+            <w:r>
+              <w:rPr>
+                <w:rFonts w:ascii="Helvetica" w:hAnsi="Helvetica" w:eastAsia="Helvetica" w:cs="Helvetica"/>
+                <w:i w:val="false"/>
+                <w:b w:val="false"/>
+                <w:u w:val="none"/>
+                <w:sz w:val="22"/>
+                <w:szCs w:val="22"/>
+                <w:color w:val="000000"/>
+              </w:rPr>
+              <w:t xml:space="preserve">0.880</w:t>
             </w:r>
           </w:p>
         </w:tc>
@@ -13396,219 +13396,219 @@
                 <w:szCs w:val="22"/>
                 <w:color w:val="000000"/>
               </w:rPr>
-              <w:t xml:space="preserve">323</w:t>
-            </w:r>
-          </w:p>
-        </w:tc>
-        <w:tc>
-          <w:tcPr>
-            <w:tcBorders>
-              <w:bottom w:val="none" w:sz="0" w:space="0" w:color="000000"/>
-              <w:top w:val="none" w:sz="0" w:space="0" w:color="000000"/>
-              <w:left w:val="none" w:sz="0" w:space="0" w:color="000000"/>
-              <w:right w:val="none" w:sz="0" w:space="0" w:color="000000"/>
-            </w:tcBorders>
-            <w:shd w:val="clear" w:color="auto" w:fill="FFFFFF"/>
-            <w:tcMar>
-              <w:top w:w="0" w:type="dxa"/>
-              <w:bottom w:w="0" w:type="dxa"/>
-              <w:left w:w="0" w:type="dxa"/>
-              <w:right w:w="0" w:type="dxa"/>
-            </w:tcMar>
-            <w:vAlign w:val="top"/>
-          </w:tcPr>
-          <w:p>
-            <w:pPr>
-              <w:pStyle w:val="Normal"/>
-              <w:jc w:val="center"/>
-              <w:pBdr>
-                <w:bottom w:val="none" w:sz="0" w:space="0" w:color="000000"/>
-                <w:top w:val="none" w:sz="0" w:space="0" w:color="000000"/>
-                <w:left w:val="none" w:sz="0" w:space="0" w:color="000000"/>
-                <w:right w:val="none" w:sz="0" w:space="0" w:color="000000"/>
-              </w:pBdr>
-              <w:spacing w:after="100" w:before="100" w:line="240"/>
-              <w:ind w:left="100" w:right="100" w:firstLine="0" w:firstLineChars="0"/>
-              <w:rPr>
-                <w:rFonts w:ascii="Helvetica" w:hAnsi="Helvetica" w:eastAsia="Helvetica" w:cs="Helvetica"/>
-                <w:i w:val="false"/>
-                <w:b w:val="false"/>
-                <w:u w:val="none"/>
-                <w:sz w:val="22"/>
-                <w:szCs w:val="22"/>
-                <w:color w:val="000000"/>
-              </w:rPr>
-            </w:pPr>
-            <w:r>
-              <w:rPr>
-                <w:rFonts w:ascii="Helvetica" w:hAnsi="Helvetica" w:eastAsia="Helvetica" w:cs="Helvetica"/>
-                <w:i w:val="false"/>
-                <w:b w:val="false"/>
-                <w:u w:val="none"/>
-                <w:sz w:val="22"/>
-                <w:szCs w:val="22"/>
-                <w:color w:val="000000"/>
-              </w:rPr>
-              <w:t xml:space="preserve">1.08</w:t>
-            </w:r>
-          </w:p>
-        </w:tc>
-        <w:tc>
-          <w:tcPr>
-            <w:tcBorders>
-              <w:bottom w:val="none" w:sz="0" w:space="0" w:color="000000"/>
-              <w:top w:val="none" w:sz="0" w:space="0" w:color="000000"/>
-              <w:left w:val="none" w:sz="0" w:space="0" w:color="000000"/>
-              <w:right w:val="none" w:sz="0" w:space="0" w:color="000000"/>
-            </w:tcBorders>
-            <w:shd w:val="clear" w:color="auto" w:fill="FFFFFF"/>
-            <w:tcMar>
-              <w:top w:w="0" w:type="dxa"/>
-              <w:bottom w:w="0" w:type="dxa"/>
-              <w:left w:w="0" w:type="dxa"/>
-              <w:right w:w="0" w:type="dxa"/>
-            </w:tcMar>
-            <w:vAlign w:val="top"/>
-          </w:tcPr>
-          <w:p>
-            <w:pPr>
-              <w:pStyle w:val="Normal"/>
-              <w:jc w:val="center"/>
-              <w:pBdr>
-                <w:bottom w:val="none" w:sz="0" w:space="0" w:color="000000"/>
-                <w:top w:val="none" w:sz="0" w:space="0" w:color="000000"/>
-                <w:left w:val="none" w:sz="0" w:space="0" w:color="000000"/>
-                <w:right w:val="none" w:sz="0" w:space="0" w:color="000000"/>
-              </w:pBdr>
-              <w:spacing w:after="100" w:before="100" w:line="240"/>
-              <w:ind w:left="100" w:right="100" w:firstLine="0" w:firstLineChars="0"/>
-              <w:rPr>
-                <w:rFonts w:ascii="Helvetica" w:hAnsi="Helvetica" w:eastAsia="Helvetica" w:cs="Helvetica"/>
-                <w:i w:val="false"/>
-                <w:b w:val="false"/>
-                <w:u w:val="none"/>
-                <w:sz w:val="22"/>
-                <w:szCs w:val="22"/>
-                <w:color w:val="000000"/>
-              </w:rPr>
-            </w:pPr>
-            <w:r>
-              <w:rPr>
-                <w:rFonts w:ascii="Helvetica" w:hAnsi="Helvetica" w:eastAsia="Helvetica" w:cs="Helvetica"/>
-                <w:i w:val="false"/>
-                <w:b w:val="false"/>
-                <w:u w:val="none"/>
-                <w:sz w:val="22"/>
-                <w:szCs w:val="22"/>
-                <w:color w:val="000000"/>
-              </w:rPr>
-              <w:t xml:space="preserve">0.43, 2.73</w:t>
-            </w:r>
-          </w:p>
-        </w:tc>
-        <w:tc>
-          <w:tcPr>
-            <w:tcBorders>
-              <w:bottom w:val="none" w:sz="0" w:space="0" w:color="000000"/>
-              <w:top w:val="none" w:sz="0" w:space="0" w:color="000000"/>
-              <w:left w:val="none" w:sz="0" w:space="0" w:color="000000"/>
-              <w:right w:val="none" w:sz="0" w:space="0" w:color="000000"/>
-            </w:tcBorders>
-            <w:shd w:val="clear" w:color="auto" w:fill="FFFFFF"/>
-            <w:tcMar>
-              <w:top w:w="0" w:type="dxa"/>
-              <w:bottom w:w="0" w:type="dxa"/>
-              <w:left w:w="0" w:type="dxa"/>
-              <w:right w:w="0" w:type="dxa"/>
-            </w:tcMar>
-            <w:vAlign w:val="top"/>
-          </w:tcPr>
-          <w:p>
-            <w:pPr>
-              <w:pStyle w:val="Normal"/>
-              <w:jc w:val="center"/>
-              <w:pBdr>
-                <w:bottom w:val="none" w:sz="0" w:space="0" w:color="000000"/>
-                <w:top w:val="none" w:sz="0" w:space="0" w:color="000000"/>
-                <w:left w:val="none" w:sz="0" w:space="0" w:color="000000"/>
-                <w:right w:val="none" w:sz="0" w:space="0" w:color="000000"/>
-              </w:pBdr>
-              <w:spacing w:after="100" w:before="100" w:line="240"/>
-              <w:ind w:left="100" w:right="100" w:firstLine="0" w:firstLineChars="0"/>
-              <w:rPr>
-                <w:rFonts w:ascii="Helvetica" w:hAnsi="Helvetica" w:eastAsia="Helvetica" w:cs="Helvetica"/>
-                <w:i w:val="false"/>
-                <w:b w:val="false"/>
-                <w:u w:val="none"/>
-                <w:sz w:val="22"/>
-                <w:szCs w:val="22"/>
-                <w:color w:val="000000"/>
-              </w:rPr>
-            </w:pPr>
-            <w:r>
-              <w:rPr>
-                <w:rFonts w:ascii="Helvetica" w:hAnsi="Helvetica" w:eastAsia="Helvetica" w:cs="Helvetica"/>
-                <w:i w:val="false"/>
-                <w:b w:val="false"/>
-                <w:u w:val="none"/>
-                <w:sz w:val="22"/>
-                <w:szCs w:val="22"/>
-                <w:color w:val="000000"/>
-              </w:rPr>
-              <w:t xml:space="preserve">0.870</w:t>
-            </w:r>
-          </w:p>
-        </w:tc>
-        <w:tc>
-          <w:tcPr>
-            <w:tcBorders>
-              <w:bottom w:val="none" w:sz="0" w:space="0" w:color="000000"/>
-              <w:top w:val="none" w:sz="0" w:space="0" w:color="000000"/>
-              <w:left w:val="none" w:sz="0" w:space="0" w:color="000000"/>
-              <w:right w:val="none" w:sz="0" w:space="0" w:color="000000"/>
-            </w:tcBorders>
-            <w:shd w:val="clear" w:color="auto" w:fill="FFFFFF"/>
-            <w:tcMar>
-              <w:top w:w="0" w:type="dxa"/>
-              <w:bottom w:w="0" w:type="dxa"/>
-              <w:left w:w="0" w:type="dxa"/>
-              <w:right w:w="0" w:type="dxa"/>
-            </w:tcMar>
-            <w:vAlign w:val="top"/>
-          </w:tcPr>
-          <w:p>
-            <w:pPr>
-              <w:pStyle w:val="Normal"/>
-              <w:jc w:val="center"/>
-              <w:pBdr>
-                <w:bottom w:val="none" w:sz="0" w:space="0" w:color="000000"/>
-                <w:top w:val="none" w:sz="0" w:space="0" w:color="000000"/>
-                <w:left w:val="none" w:sz="0" w:space="0" w:color="000000"/>
-                <w:right w:val="none" w:sz="0" w:space="0" w:color="000000"/>
-              </w:pBdr>
-              <w:spacing w:after="100" w:before="100" w:line="240"/>
-              <w:ind w:left="100" w:right="100" w:firstLine="0" w:firstLineChars="0"/>
-              <w:rPr>
-                <w:rFonts w:ascii="Helvetica" w:hAnsi="Helvetica" w:eastAsia="Helvetica" w:cs="Helvetica"/>
-                <w:i w:val="false"/>
-                <w:b w:val="false"/>
-                <w:u w:val="none"/>
-                <w:sz w:val="22"/>
-                <w:szCs w:val="22"/>
-                <w:color w:val="000000"/>
-              </w:rPr>
-            </w:pPr>
-            <w:r>
-              <w:rPr>
-                <w:rFonts w:ascii="Helvetica" w:hAnsi="Helvetica" w:eastAsia="Helvetica" w:cs="Helvetica"/>
-                <w:i w:val="false"/>
-                <w:b w:val="false"/>
-                <w:u w:val="none"/>
-                <w:sz w:val="22"/>
-                <w:szCs w:val="22"/>
-                <w:color w:val="000000"/>
-              </w:rPr>
-              <w:t xml:space="preserve">323</w:t>
+              <w:t xml:space="preserve">322</w:t>
+            </w:r>
+          </w:p>
+        </w:tc>
+        <w:tc>
+          <w:tcPr>
+            <w:tcBorders>
+              <w:bottom w:val="none" w:sz="0" w:space="0" w:color="000000"/>
+              <w:top w:val="none" w:sz="0" w:space="0" w:color="000000"/>
+              <w:left w:val="none" w:sz="0" w:space="0" w:color="000000"/>
+              <w:right w:val="none" w:sz="0" w:space="0" w:color="000000"/>
+            </w:tcBorders>
+            <w:shd w:val="clear" w:color="auto" w:fill="FFFFFF"/>
+            <w:tcMar>
+              <w:top w:w="0" w:type="dxa"/>
+              <w:bottom w:w="0" w:type="dxa"/>
+              <w:left w:w="0" w:type="dxa"/>
+              <w:right w:w="0" w:type="dxa"/>
+            </w:tcMar>
+            <w:vAlign w:val="top"/>
+          </w:tcPr>
+          <w:p>
+            <w:pPr>
+              <w:pStyle w:val="Normal"/>
+              <w:jc w:val="center"/>
+              <w:pBdr>
+                <w:bottom w:val="none" w:sz="0" w:space="0" w:color="000000"/>
+                <w:top w:val="none" w:sz="0" w:space="0" w:color="000000"/>
+                <w:left w:val="none" w:sz="0" w:space="0" w:color="000000"/>
+                <w:right w:val="none" w:sz="0" w:space="0" w:color="000000"/>
+              </w:pBdr>
+              <w:spacing w:after="100" w:before="100" w:line="240"/>
+              <w:ind w:left="100" w:right="100" w:firstLine="0" w:firstLineChars="0"/>
+              <w:rPr>
+                <w:rFonts w:ascii="Helvetica" w:hAnsi="Helvetica" w:eastAsia="Helvetica" w:cs="Helvetica"/>
+                <w:i w:val="false"/>
+                <w:b w:val="false"/>
+                <w:u w:val="none"/>
+                <w:sz w:val="22"/>
+                <w:szCs w:val="22"/>
+                <w:color w:val="000000"/>
+              </w:rPr>
+            </w:pPr>
+            <w:r>
+              <w:rPr>
+                <w:rFonts w:ascii="Helvetica" w:hAnsi="Helvetica" w:eastAsia="Helvetica" w:cs="Helvetica"/>
+                <w:i w:val="false"/>
+                <w:b w:val="false"/>
+                <w:u w:val="none"/>
+                <w:sz w:val="22"/>
+                <w:szCs w:val="22"/>
+                <w:color w:val="000000"/>
+              </w:rPr>
+              <w:t xml:space="preserve">1.06</w:t>
+            </w:r>
+          </w:p>
+        </w:tc>
+        <w:tc>
+          <w:tcPr>
+            <w:tcBorders>
+              <w:bottom w:val="none" w:sz="0" w:space="0" w:color="000000"/>
+              <w:top w:val="none" w:sz="0" w:space="0" w:color="000000"/>
+              <w:left w:val="none" w:sz="0" w:space="0" w:color="000000"/>
+              <w:right w:val="none" w:sz="0" w:space="0" w:color="000000"/>
+            </w:tcBorders>
+            <w:shd w:val="clear" w:color="auto" w:fill="FFFFFF"/>
+            <w:tcMar>
+              <w:top w:w="0" w:type="dxa"/>
+              <w:bottom w:w="0" w:type="dxa"/>
+              <w:left w:w="0" w:type="dxa"/>
+              <w:right w:w="0" w:type="dxa"/>
+            </w:tcMar>
+            <w:vAlign w:val="top"/>
+          </w:tcPr>
+          <w:p>
+            <w:pPr>
+              <w:pStyle w:val="Normal"/>
+              <w:jc w:val="center"/>
+              <w:pBdr>
+                <w:bottom w:val="none" w:sz="0" w:space="0" w:color="000000"/>
+                <w:top w:val="none" w:sz="0" w:space="0" w:color="000000"/>
+                <w:left w:val="none" w:sz="0" w:space="0" w:color="000000"/>
+                <w:right w:val="none" w:sz="0" w:space="0" w:color="000000"/>
+              </w:pBdr>
+              <w:spacing w:after="100" w:before="100" w:line="240"/>
+              <w:ind w:left="100" w:right="100" w:firstLine="0" w:firstLineChars="0"/>
+              <w:rPr>
+                <w:rFonts w:ascii="Helvetica" w:hAnsi="Helvetica" w:eastAsia="Helvetica" w:cs="Helvetica"/>
+                <w:i w:val="false"/>
+                <w:b w:val="false"/>
+                <w:u w:val="none"/>
+                <w:sz w:val="22"/>
+                <w:szCs w:val="22"/>
+                <w:color w:val="000000"/>
+              </w:rPr>
+            </w:pPr>
+            <w:r>
+              <w:rPr>
+                <w:rFonts w:ascii="Helvetica" w:hAnsi="Helvetica" w:eastAsia="Helvetica" w:cs="Helvetica"/>
+                <w:i w:val="false"/>
+                <w:b w:val="false"/>
+                <w:u w:val="none"/>
+                <w:sz w:val="22"/>
+                <w:szCs w:val="22"/>
+                <w:color w:val="000000"/>
+              </w:rPr>
+              <w:t xml:space="preserve">0.42, 2.67</w:t>
+            </w:r>
+          </w:p>
+        </w:tc>
+        <w:tc>
+          <w:tcPr>
+            <w:tcBorders>
+              <w:bottom w:val="none" w:sz="0" w:space="0" w:color="000000"/>
+              <w:top w:val="none" w:sz="0" w:space="0" w:color="000000"/>
+              <w:left w:val="none" w:sz="0" w:space="0" w:color="000000"/>
+              <w:right w:val="none" w:sz="0" w:space="0" w:color="000000"/>
+            </w:tcBorders>
+            <w:shd w:val="clear" w:color="auto" w:fill="FFFFFF"/>
+            <w:tcMar>
+              <w:top w:w="0" w:type="dxa"/>
+              <w:bottom w:w="0" w:type="dxa"/>
+              <w:left w:w="0" w:type="dxa"/>
+              <w:right w:w="0" w:type="dxa"/>
+            </w:tcMar>
+            <w:vAlign w:val="top"/>
+          </w:tcPr>
+          <w:p>
+            <w:pPr>
+              <w:pStyle w:val="Normal"/>
+              <w:jc w:val="center"/>
+              <w:pBdr>
+                <w:bottom w:val="none" w:sz="0" w:space="0" w:color="000000"/>
+                <w:top w:val="none" w:sz="0" w:space="0" w:color="000000"/>
+                <w:left w:val="none" w:sz="0" w:space="0" w:color="000000"/>
+                <w:right w:val="none" w:sz="0" w:space="0" w:color="000000"/>
+              </w:pBdr>
+              <w:spacing w:after="100" w:before="100" w:line="240"/>
+              <w:ind w:left="100" w:right="100" w:firstLine="0" w:firstLineChars="0"/>
+              <w:rPr>
+                <w:rFonts w:ascii="Helvetica" w:hAnsi="Helvetica" w:eastAsia="Helvetica" w:cs="Helvetica"/>
+                <w:i w:val="false"/>
+                <w:b w:val="false"/>
+                <w:u w:val="none"/>
+                <w:sz w:val="22"/>
+                <w:szCs w:val="22"/>
+                <w:color w:val="000000"/>
+              </w:rPr>
+            </w:pPr>
+            <w:r>
+              <w:rPr>
+                <w:rFonts w:ascii="Helvetica" w:hAnsi="Helvetica" w:eastAsia="Helvetica" w:cs="Helvetica"/>
+                <w:i w:val="false"/>
+                <w:b w:val="false"/>
+                <w:u w:val="none"/>
+                <w:sz w:val="22"/>
+                <w:szCs w:val="22"/>
+                <w:color w:val="000000"/>
+              </w:rPr>
+              <w:t xml:space="preserve">0.900</w:t>
+            </w:r>
+          </w:p>
+        </w:tc>
+        <w:tc>
+          <w:tcPr>
+            <w:tcBorders>
+              <w:bottom w:val="none" w:sz="0" w:space="0" w:color="000000"/>
+              <w:top w:val="none" w:sz="0" w:space="0" w:color="000000"/>
+              <w:left w:val="none" w:sz="0" w:space="0" w:color="000000"/>
+              <w:right w:val="none" w:sz="0" w:space="0" w:color="000000"/>
+            </w:tcBorders>
+            <w:shd w:val="clear" w:color="auto" w:fill="FFFFFF"/>
+            <w:tcMar>
+              <w:top w:w="0" w:type="dxa"/>
+              <w:bottom w:w="0" w:type="dxa"/>
+              <w:left w:w="0" w:type="dxa"/>
+              <w:right w:w="0" w:type="dxa"/>
+            </w:tcMar>
+            <w:vAlign w:val="top"/>
+          </w:tcPr>
+          <w:p>
+            <w:pPr>
+              <w:pStyle w:val="Normal"/>
+              <w:jc w:val="center"/>
+              <w:pBdr>
+                <w:bottom w:val="none" w:sz="0" w:space="0" w:color="000000"/>
+                <w:top w:val="none" w:sz="0" w:space="0" w:color="000000"/>
+                <w:left w:val="none" w:sz="0" w:space="0" w:color="000000"/>
+                <w:right w:val="none" w:sz="0" w:space="0" w:color="000000"/>
+              </w:pBdr>
+              <w:spacing w:after="100" w:before="100" w:line="240"/>
+              <w:ind w:left="100" w:right="100" w:firstLine="0" w:firstLineChars="0"/>
+              <w:rPr>
+                <w:rFonts w:ascii="Helvetica" w:hAnsi="Helvetica" w:eastAsia="Helvetica" w:cs="Helvetica"/>
+                <w:i w:val="false"/>
+                <w:b w:val="false"/>
+                <w:u w:val="none"/>
+                <w:sz w:val="22"/>
+                <w:szCs w:val="22"/>
+                <w:color w:val="000000"/>
+              </w:rPr>
+            </w:pPr>
+            <w:r>
+              <w:rPr>
+                <w:rFonts w:ascii="Helvetica" w:hAnsi="Helvetica" w:eastAsia="Helvetica" w:cs="Helvetica"/>
+                <w:i w:val="false"/>
+                <w:b w:val="false"/>
+                <w:u w:val="none"/>
+                <w:sz w:val="22"/>
+                <w:szCs w:val="22"/>
+                <w:color w:val="000000"/>
+              </w:rPr>
+              <w:t xml:space="preserve">322</w:t>
             </w:r>
           </w:p>
         </w:tc>
@@ -13714,60 +13714,60 @@
                 <w:szCs w:val="22"/>
                 <w:color w:val="000000"/>
               </w:rPr>
-              <w:t xml:space="preserve">0.20, 3.33</w:t>
-            </w:r>
-          </w:p>
-        </w:tc>
-        <w:tc>
-          <w:tcPr>
-            <w:tcBorders>
-              <w:bottom w:val="none" w:sz="0" w:space="0" w:color="000000"/>
-              <w:top w:val="none" w:sz="0" w:space="0" w:color="000000"/>
-              <w:left w:val="none" w:sz="0" w:space="0" w:color="000000"/>
-              <w:right w:val="none" w:sz="0" w:space="0" w:color="000000"/>
-            </w:tcBorders>
-            <w:shd w:val="clear" w:color="auto" w:fill="FFFFFF"/>
-            <w:tcMar>
-              <w:top w:w="0" w:type="dxa"/>
-              <w:bottom w:w="0" w:type="dxa"/>
-              <w:left w:w="0" w:type="dxa"/>
-              <w:right w:w="0" w:type="dxa"/>
-            </w:tcMar>
-            <w:vAlign w:val="top"/>
-          </w:tcPr>
-          <w:p>
-            <w:pPr>
-              <w:pStyle w:val="Normal"/>
-              <w:jc w:val="center"/>
-              <w:pBdr>
-                <w:bottom w:val="none" w:sz="0" w:space="0" w:color="000000"/>
-                <w:top w:val="none" w:sz="0" w:space="0" w:color="000000"/>
-                <w:left w:val="none" w:sz="0" w:space="0" w:color="000000"/>
-                <w:right w:val="none" w:sz="0" w:space="0" w:color="000000"/>
-              </w:pBdr>
-              <w:spacing w:after="100" w:before="100" w:line="240"/>
-              <w:ind w:left="100" w:right="100" w:firstLine="0" w:firstLineChars="0"/>
-              <w:rPr>
-                <w:rFonts w:ascii="Helvetica" w:hAnsi="Helvetica" w:eastAsia="Helvetica" w:cs="Helvetica"/>
-                <w:i w:val="false"/>
-                <w:b w:val="false"/>
-                <w:u w:val="none"/>
-                <w:sz w:val="22"/>
-                <w:szCs w:val="22"/>
-                <w:color w:val="000000"/>
-              </w:rPr>
-            </w:pPr>
-            <w:r>
-              <w:rPr>
-                <w:rFonts w:ascii="Helvetica" w:hAnsi="Helvetica" w:eastAsia="Helvetica" w:cs="Helvetica"/>
-                <w:i w:val="false"/>
-                <w:b w:val="false"/>
-                <w:u w:val="none"/>
-                <w:sz w:val="22"/>
-                <w:szCs w:val="22"/>
-                <w:color w:val="000000"/>
-              </w:rPr>
-              <w:t xml:space="preserve">0.780</w:t>
+              <w:t xml:space="preserve">0.20, 3.29</w:t>
+            </w:r>
+          </w:p>
+        </w:tc>
+        <w:tc>
+          <w:tcPr>
+            <w:tcBorders>
+              <w:bottom w:val="none" w:sz="0" w:space="0" w:color="000000"/>
+              <w:top w:val="none" w:sz="0" w:space="0" w:color="000000"/>
+              <w:left w:val="none" w:sz="0" w:space="0" w:color="000000"/>
+              <w:right w:val="none" w:sz="0" w:space="0" w:color="000000"/>
+            </w:tcBorders>
+            <w:shd w:val="clear" w:color="auto" w:fill="FFFFFF"/>
+            <w:tcMar>
+              <w:top w:w="0" w:type="dxa"/>
+              <w:bottom w:w="0" w:type="dxa"/>
+              <w:left w:w="0" w:type="dxa"/>
+              <w:right w:w="0" w:type="dxa"/>
+            </w:tcMar>
+            <w:vAlign w:val="top"/>
+          </w:tcPr>
+          <w:p>
+            <w:pPr>
+              <w:pStyle w:val="Normal"/>
+              <w:jc w:val="center"/>
+              <w:pBdr>
+                <w:bottom w:val="none" w:sz="0" w:space="0" w:color="000000"/>
+                <w:top w:val="none" w:sz="0" w:space="0" w:color="000000"/>
+                <w:left w:val="none" w:sz="0" w:space="0" w:color="000000"/>
+                <w:right w:val="none" w:sz="0" w:space="0" w:color="000000"/>
+              </w:pBdr>
+              <w:spacing w:after="100" w:before="100" w:line="240"/>
+              <w:ind w:left="100" w:right="100" w:firstLine="0" w:firstLineChars="0"/>
+              <w:rPr>
+                <w:rFonts w:ascii="Helvetica" w:hAnsi="Helvetica" w:eastAsia="Helvetica" w:cs="Helvetica"/>
+                <w:i w:val="false"/>
+                <w:b w:val="false"/>
+                <w:u w:val="none"/>
+                <w:sz w:val="22"/>
+                <w:szCs w:val="22"/>
+                <w:color w:val="000000"/>
+              </w:rPr>
+            </w:pPr>
+            <w:r>
+              <w:rPr>
+                <w:rFonts w:ascii="Helvetica" w:hAnsi="Helvetica" w:eastAsia="Helvetica" w:cs="Helvetica"/>
+                <w:i w:val="false"/>
+                <w:b w:val="false"/>
+                <w:u w:val="none"/>
+                <w:sz w:val="22"/>
+                <w:szCs w:val="22"/>
+                <w:color w:val="000000"/>
+              </w:rPr>
+              <w:t xml:space="preserve">0.770</w:t>
             </w:r>
           </w:p>
         </w:tc>
@@ -13879,7 +13879,7 @@
                 <w:szCs w:val="22"/>
                 <w:color w:val="000000"/>
               </w:rPr>
-              <w:t xml:space="preserve">323</w:t>
+              <w:t xml:space="preserve">322</w:t>
             </w:r>
           </w:p>
         </w:tc>
@@ -14038,60 +14038,60 @@
                 <w:szCs w:val="22"/>
                 <w:color w:val="000000"/>
               </w:rPr>
-              <w:t xml:space="preserve">0.750</w:t>
-            </w:r>
-          </w:p>
-        </w:tc>
-        <w:tc>
-          <w:tcPr>
-            <w:tcBorders>
-              <w:bottom w:val="none" w:sz="0" w:space="0" w:color="000000"/>
-              <w:top w:val="none" w:sz="0" w:space="0" w:color="000000"/>
-              <w:left w:val="none" w:sz="0" w:space="0" w:color="000000"/>
-              <w:right w:val="none" w:sz="0" w:space="0" w:color="000000"/>
-            </w:tcBorders>
-            <w:shd w:val="clear" w:color="auto" w:fill="FFFFFF"/>
-            <w:tcMar>
-              <w:top w:w="0" w:type="dxa"/>
-              <w:bottom w:w="0" w:type="dxa"/>
-              <w:left w:w="0" w:type="dxa"/>
-              <w:right w:w="0" w:type="dxa"/>
-            </w:tcMar>
-            <w:vAlign w:val="top"/>
-          </w:tcPr>
-          <w:p>
-            <w:pPr>
-              <w:pStyle w:val="Normal"/>
-              <w:jc w:val="center"/>
-              <w:pBdr>
-                <w:bottom w:val="none" w:sz="0" w:space="0" w:color="000000"/>
-                <w:top w:val="none" w:sz="0" w:space="0" w:color="000000"/>
-                <w:left w:val="none" w:sz="0" w:space="0" w:color="000000"/>
-                <w:right w:val="none" w:sz="0" w:space="0" w:color="000000"/>
-              </w:pBdr>
-              <w:spacing w:after="100" w:before="100" w:line="240"/>
-              <w:ind w:left="100" w:right="100" w:firstLine="0" w:firstLineChars="0"/>
-              <w:rPr>
-                <w:rFonts w:ascii="Helvetica" w:hAnsi="Helvetica" w:eastAsia="Helvetica" w:cs="Helvetica"/>
-                <w:i w:val="false"/>
-                <w:b w:val="false"/>
-                <w:u w:val="none"/>
-                <w:sz w:val="22"/>
-                <w:szCs w:val="22"/>
-                <w:color w:val="000000"/>
-              </w:rPr>
-            </w:pPr>
-            <w:r>
-              <w:rPr>
-                <w:rFonts w:ascii="Helvetica" w:hAnsi="Helvetica" w:eastAsia="Helvetica" w:cs="Helvetica"/>
-                <w:i w:val="false"/>
-                <w:b w:val="false"/>
-                <w:u w:val="none"/>
-                <w:sz w:val="22"/>
-                <w:szCs w:val="22"/>
-                <w:color w:val="000000"/>
-              </w:rPr>
-              <w:t xml:space="preserve">323</w:t>
+              <w:t xml:space="preserve">0.770</w:t>
+            </w:r>
+          </w:p>
+        </w:tc>
+        <w:tc>
+          <w:tcPr>
+            <w:tcBorders>
+              <w:bottom w:val="none" w:sz="0" w:space="0" w:color="000000"/>
+              <w:top w:val="none" w:sz="0" w:space="0" w:color="000000"/>
+              <w:left w:val="none" w:sz="0" w:space="0" w:color="000000"/>
+              <w:right w:val="none" w:sz="0" w:space="0" w:color="000000"/>
+            </w:tcBorders>
+            <w:shd w:val="clear" w:color="auto" w:fill="FFFFFF"/>
+            <w:tcMar>
+              <w:top w:w="0" w:type="dxa"/>
+              <w:bottom w:w="0" w:type="dxa"/>
+              <w:left w:w="0" w:type="dxa"/>
+              <w:right w:w="0" w:type="dxa"/>
+            </w:tcMar>
+            <w:vAlign w:val="top"/>
+          </w:tcPr>
+          <w:p>
+            <w:pPr>
+              <w:pStyle w:val="Normal"/>
+              <w:jc w:val="center"/>
+              <w:pBdr>
+                <w:bottom w:val="none" w:sz="0" w:space="0" w:color="000000"/>
+                <w:top w:val="none" w:sz="0" w:space="0" w:color="000000"/>
+                <w:left w:val="none" w:sz="0" w:space="0" w:color="000000"/>
+                <w:right w:val="none" w:sz="0" w:space="0" w:color="000000"/>
+              </w:pBdr>
+              <w:spacing w:after="100" w:before="100" w:line="240"/>
+              <w:ind w:left="100" w:right="100" w:firstLine="0" w:firstLineChars="0"/>
+              <w:rPr>
+                <w:rFonts w:ascii="Helvetica" w:hAnsi="Helvetica" w:eastAsia="Helvetica" w:cs="Helvetica"/>
+                <w:i w:val="false"/>
+                <w:b w:val="false"/>
+                <w:u w:val="none"/>
+                <w:sz w:val="22"/>
+                <w:szCs w:val="22"/>
+                <w:color w:val="000000"/>
+              </w:rPr>
+            </w:pPr>
+            <w:r>
+              <w:rPr>
+                <w:rFonts w:ascii="Helvetica" w:hAnsi="Helvetica" w:eastAsia="Helvetica" w:cs="Helvetica"/>
+                <w:i w:val="false"/>
+                <w:b w:val="false"/>
+                <w:u w:val="none"/>
+                <w:sz w:val="22"/>
+                <w:szCs w:val="22"/>
+                <w:color w:val="000000"/>
+              </w:rPr>
+              <w:t xml:space="preserve">322</w:t>
             </w:r>
           </w:p>
         </w:tc>
@@ -14197,60 +14197,60 @@
                 <w:szCs w:val="22"/>
                 <w:color w:val="000000"/>
               </w:rPr>
-              <w:t xml:space="preserve">0.86, 0.99</w:t>
-            </w:r>
-          </w:p>
-        </w:tc>
-        <w:tc>
-          <w:tcPr>
-            <w:tcBorders>
-              <w:bottom w:val="none" w:sz="0" w:space="0" w:color="000000"/>
-              <w:top w:val="none" w:sz="0" w:space="0" w:color="000000"/>
-              <w:left w:val="none" w:sz="0" w:space="0" w:color="000000"/>
-              <w:right w:val="none" w:sz="0" w:space="0" w:color="000000"/>
-            </w:tcBorders>
-            <w:shd w:val="clear" w:color="auto" w:fill="FFFFFF"/>
-            <w:tcMar>
-              <w:top w:w="0" w:type="dxa"/>
-              <w:bottom w:w="0" w:type="dxa"/>
-              <w:left w:w="0" w:type="dxa"/>
-              <w:right w:w="0" w:type="dxa"/>
-            </w:tcMar>
-            <w:vAlign w:val="top"/>
-          </w:tcPr>
-          <w:p>
-            <w:pPr>
-              <w:pStyle w:val="Normal"/>
-              <w:jc w:val="center"/>
-              <w:pBdr>
-                <w:bottom w:val="none" w:sz="0" w:space="0" w:color="000000"/>
-                <w:top w:val="none" w:sz="0" w:space="0" w:color="000000"/>
-                <w:left w:val="none" w:sz="0" w:space="0" w:color="000000"/>
-                <w:right w:val="none" w:sz="0" w:space="0" w:color="000000"/>
-              </w:pBdr>
-              <w:spacing w:after="100" w:before="100" w:line="240"/>
-              <w:ind w:left="100" w:right="100" w:firstLine="0" w:firstLineChars="0"/>
-              <w:rPr>
-                <w:rFonts w:ascii="Helvetica" w:hAnsi="Helvetica" w:eastAsia="Helvetica" w:cs="Helvetica"/>
-                <w:i w:val="false"/>
-                <w:b w:val="false"/>
-                <w:u w:val="none"/>
-                <w:sz w:val="22"/>
-                <w:szCs w:val="22"/>
-                <w:color w:val="000000"/>
-              </w:rPr>
-            </w:pPr>
-            <w:r>
-              <w:rPr>
-                <w:rFonts w:ascii="Helvetica" w:hAnsi="Helvetica" w:eastAsia="Helvetica" w:cs="Helvetica"/>
-                <w:i w:val="false"/>
-                <w:b w:val="false"/>
-                <w:u w:val="none"/>
-                <w:sz w:val="22"/>
-                <w:szCs w:val="22"/>
-                <w:color w:val="000000"/>
-              </w:rPr>
-              <w:t xml:space="preserve">0.033</w:t>
+              <w:t xml:space="preserve">0.86, 1.0</w:t>
+            </w:r>
+          </w:p>
+        </w:tc>
+        <w:tc>
+          <w:tcPr>
+            <w:tcBorders>
+              <w:bottom w:val="none" w:sz="0" w:space="0" w:color="000000"/>
+              <w:top w:val="none" w:sz="0" w:space="0" w:color="000000"/>
+              <w:left w:val="none" w:sz="0" w:space="0" w:color="000000"/>
+              <w:right w:val="none" w:sz="0" w:space="0" w:color="000000"/>
+            </w:tcBorders>
+            <w:shd w:val="clear" w:color="auto" w:fill="FFFFFF"/>
+            <w:tcMar>
+              <w:top w:w="0" w:type="dxa"/>
+              <w:bottom w:w="0" w:type="dxa"/>
+              <w:left w:w="0" w:type="dxa"/>
+              <w:right w:w="0" w:type="dxa"/>
+            </w:tcMar>
+            <w:vAlign w:val="top"/>
+          </w:tcPr>
+          <w:p>
+            <w:pPr>
+              <w:pStyle w:val="Normal"/>
+              <w:jc w:val="center"/>
+              <w:pBdr>
+                <w:bottom w:val="none" w:sz="0" w:space="0" w:color="000000"/>
+                <w:top w:val="none" w:sz="0" w:space="0" w:color="000000"/>
+                <w:left w:val="none" w:sz="0" w:space="0" w:color="000000"/>
+                <w:right w:val="none" w:sz="0" w:space="0" w:color="000000"/>
+              </w:pBdr>
+              <w:spacing w:after="100" w:before="100" w:line="240"/>
+              <w:ind w:left="100" w:right="100" w:firstLine="0" w:firstLineChars="0"/>
+              <w:rPr>
+                <w:rFonts w:ascii="Helvetica" w:hAnsi="Helvetica" w:eastAsia="Helvetica" w:cs="Helvetica"/>
+                <w:i w:val="false"/>
+                <w:b w:val="false"/>
+                <w:u w:val="none"/>
+                <w:sz w:val="22"/>
+                <w:szCs w:val="22"/>
+                <w:color w:val="000000"/>
+              </w:rPr>
+            </w:pPr>
+            <w:r>
+              <w:rPr>
+                <w:rFonts w:ascii="Helvetica" w:hAnsi="Helvetica" w:eastAsia="Helvetica" w:cs="Helvetica"/>
+                <w:i w:val="false"/>
+                <w:b w:val="false"/>
+                <w:u w:val="none"/>
+                <w:sz w:val="22"/>
+                <w:szCs w:val="22"/>
+                <w:color w:val="000000"/>
+              </w:rPr>
+              <w:t xml:space="preserve">0.035</w:t>
             </w:r>
           </w:p>
         </w:tc>
@@ -14362,378 +14362,378 @@
                 <w:szCs w:val="22"/>
                 <w:color w:val="000000"/>
               </w:rPr>
-              <w:t xml:space="preserve">323</w:t>
-            </w:r>
-          </w:p>
-        </w:tc>
-        <w:tc>
-          <w:tcPr>
-            <w:tcBorders>
-              <w:bottom w:val="none" w:sz="0" w:space="0" w:color="000000"/>
-              <w:top w:val="none" w:sz="0" w:space="0" w:color="000000"/>
-              <w:left w:val="none" w:sz="0" w:space="0" w:color="000000"/>
-              <w:right w:val="none" w:sz="0" w:space="0" w:color="000000"/>
-            </w:tcBorders>
-            <w:shd w:val="clear" w:color="auto" w:fill="FFFFFF"/>
-            <w:tcMar>
-              <w:top w:w="0" w:type="dxa"/>
-              <w:bottom w:w="0" w:type="dxa"/>
-              <w:left w:w="0" w:type="dxa"/>
-              <w:right w:w="0" w:type="dxa"/>
-            </w:tcMar>
-            <w:vAlign w:val="top"/>
-          </w:tcPr>
-          <w:p>
-            <w:pPr>
-              <w:pStyle w:val="Normal"/>
-              <w:jc w:val="center"/>
-              <w:pBdr>
-                <w:bottom w:val="none" w:sz="0" w:space="0" w:color="000000"/>
-                <w:top w:val="none" w:sz="0" w:space="0" w:color="000000"/>
-                <w:left w:val="none" w:sz="0" w:space="0" w:color="000000"/>
-                <w:right w:val="none" w:sz="0" w:space="0" w:color="000000"/>
-              </w:pBdr>
-              <w:spacing w:after="100" w:before="100" w:line="240"/>
-              <w:ind w:left="100" w:right="100" w:firstLine="0" w:firstLineChars="0"/>
-              <w:rPr>
-                <w:rFonts w:ascii="Helvetica" w:hAnsi="Helvetica" w:eastAsia="Helvetica" w:cs="Helvetica"/>
-                <w:i w:val="false"/>
-                <w:b w:val="false"/>
-                <w:u w:val="none"/>
-                <w:sz w:val="22"/>
-                <w:szCs w:val="22"/>
-                <w:color w:val="000000"/>
-              </w:rPr>
-            </w:pPr>
-            <w:r>
-              <w:rPr>
-                <w:rFonts w:ascii="Helvetica" w:hAnsi="Helvetica" w:eastAsia="Helvetica" w:cs="Helvetica"/>
-                <w:i w:val="false"/>
-                <w:b w:val="false"/>
-                <w:u w:val="none"/>
-                <w:sz w:val="22"/>
-                <w:szCs w:val="22"/>
-                <w:color w:val="000000"/>
-              </w:rPr>
-              <w:t xml:space="preserve">1.44</w:t>
-            </w:r>
-          </w:p>
-        </w:tc>
-        <w:tc>
-          <w:tcPr>
-            <w:tcBorders>
-              <w:bottom w:val="none" w:sz="0" w:space="0" w:color="000000"/>
-              <w:top w:val="none" w:sz="0" w:space="0" w:color="000000"/>
-              <w:left w:val="none" w:sz="0" w:space="0" w:color="000000"/>
-              <w:right w:val="none" w:sz="0" w:space="0" w:color="000000"/>
-            </w:tcBorders>
-            <w:shd w:val="clear" w:color="auto" w:fill="FFFFFF"/>
-            <w:tcMar>
-              <w:top w:w="0" w:type="dxa"/>
-              <w:bottom w:w="0" w:type="dxa"/>
-              <w:left w:w="0" w:type="dxa"/>
-              <w:right w:w="0" w:type="dxa"/>
-            </w:tcMar>
-            <w:vAlign w:val="top"/>
-          </w:tcPr>
-          <w:p>
-            <w:pPr>
-              <w:pStyle w:val="Normal"/>
-              <w:jc w:val="center"/>
-              <w:pBdr>
-                <w:bottom w:val="none" w:sz="0" w:space="0" w:color="000000"/>
-                <w:top w:val="none" w:sz="0" w:space="0" w:color="000000"/>
-                <w:left w:val="none" w:sz="0" w:space="0" w:color="000000"/>
-                <w:right w:val="none" w:sz="0" w:space="0" w:color="000000"/>
-              </w:pBdr>
-              <w:spacing w:after="100" w:before="100" w:line="240"/>
-              <w:ind w:left="100" w:right="100" w:firstLine="0" w:firstLineChars="0"/>
-              <w:rPr>
-                <w:rFonts w:ascii="Helvetica" w:hAnsi="Helvetica" w:eastAsia="Helvetica" w:cs="Helvetica"/>
-                <w:i w:val="false"/>
-                <w:b w:val="false"/>
-                <w:u w:val="none"/>
-                <w:sz w:val="22"/>
-                <w:szCs w:val="22"/>
-                <w:color w:val="000000"/>
-              </w:rPr>
-            </w:pPr>
-            <w:r>
-              <w:rPr>
-                <w:rFonts w:ascii="Helvetica" w:hAnsi="Helvetica" w:eastAsia="Helvetica" w:cs="Helvetica"/>
-                <w:i w:val="false"/>
-                <w:b w:val="false"/>
-                <w:u w:val="none"/>
-                <w:sz w:val="22"/>
-                <w:szCs w:val="22"/>
-                <w:color w:val="000000"/>
-              </w:rPr>
-              <w:t xml:space="preserve">0.80, 2.60</w:t>
-            </w:r>
-          </w:p>
-        </w:tc>
-        <w:tc>
-          <w:tcPr>
-            <w:tcBorders>
-              <w:bottom w:val="none" w:sz="0" w:space="0" w:color="000000"/>
-              <w:top w:val="none" w:sz="0" w:space="0" w:color="000000"/>
-              <w:left w:val="none" w:sz="0" w:space="0" w:color="000000"/>
-              <w:right w:val="none" w:sz="0" w:space="0" w:color="000000"/>
-            </w:tcBorders>
-            <w:shd w:val="clear" w:color="auto" w:fill="FFFFFF"/>
-            <w:tcMar>
-              <w:top w:w="0" w:type="dxa"/>
-              <w:bottom w:w="0" w:type="dxa"/>
-              <w:left w:w="0" w:type="dxa"/>
-              <w:right w:w="0" w:type="dxa"/>
-            </w:tcMar>
-            <w:vAlign w:val="top"/>
-          </w:tcPr>
-          <w:p>
-            <w:pPr>
-              <w:pStyle w:val="Normal"/>
-              <w:jc w:val="center"/>
-              <w:pBdr>
-                <w:bottom w:val="none" w:sz="0" w:space="0" w:color="000000"/>
-                <w:top w:val="none" w:sz="0" w:space="0" w:color="000000"/>
-                <w:left w:val="none" w:sz="0" w:space="0" w:color="000000"/>
-                <w:right w:val="none" w:sz="0" w:space="0" w:color="000000"/>
-              </w:pBdr>
-              <w:spacing w:after="100" w:before="100" w:line="240"/>
-              <w:ind w:left="100" w:right="100" w:firstLine="0" w:firstLineChars="0"/>
-              <w:rPr>
-                <w:rFonts w:ascii="Helvetica" w:hAnsi="Helvetica" w:eastAsia="Helvetica" w:cs="Helvetica"/>
-                <w:i w:val="false"/>
-                <w:b w:val="false"/>
-                <w:u w:val="none"/>
-                <w:sz w:val="22"/>
-                <w:szCs w:val="22"/>
-                <w:color w:val="000000"/>
-              </w:rPr>
-            </w:pPr>
-            <w:r>
-              <w:rPr>
-                <w:rFonts w:ascii="Helvetica" w:hAnsi="Helvetica" w:eastAsia="Helvetica" w:cs="Helvetica"/>
-                <w:i w:val="false"/>
-                <w:b w:val="false"/>
-                <w:u w:val="none"/>
-                <w:sz w:val="22"/>
-                <w:szCs w:val="22"/>
-                <w:color w:val="000000"/>
-              </w:rPr>
-              <w:t xml:space="preserve">0.230</w:t>
-            </w:r>
-          </w:p>
-        </w:tc>
-        <w:tc>
-          <w:tcPr>
-            <w:tcBorders>
-              <w:bottom w:val="none" w:sz="0" w:space="0" w:color="000000"/>
-              <w:top w:val="none" w:sz="0" w:space="0" w:color="000000"/>
-              <w:left w:val="none" w:sz="0" w:space="0" w:color="000000"/>
-              <w:right w:val="none" w:sz="0" w:space="0" w:color="000000"/>
-            </w:tcBorders>
-            <w:shd w:val="clear" w:color="auto" w:fill="FFFFFF"/>
-            <w:tcMar>
-              <w:top w:w="0" w:type="dxa"/>
-              <w:bottom w:w="0" w:type="dxa"/>
-              <w:left w:w="0" w:type="dxa"/>
-              <w:right w:w="0" w:type="dxa"/>
-            </w:tcMar>
-            <w:vAlign w:val="top"/>
-          </w:tcPr>
-          <w:p>
-            <w:pPr>
-              <w:pStyle w:val="Normal"/>
-              <w:jc w:val="center"/>
-              <w:pBdr>
-                <w:bottom w:val="none" w:sz="0" w:space="0" w:color="000000"/>
-                <w:top w:val="none" w:sz="0" w:space="0" w:color="000000"/>
-                <w:left w:val="none" w:sz="0" w:space="0" w:color="000000"/>
-                <w:right w:val="none" w:sz="0" w:space="0" w:color="000000"/>
-              </w:pBdr>
-              <w:spacing w:after="100" w:before="100" w:line="240"/>
-              <w:ind w:left="100" w:right="100" w:firstLine="0" w:firstLineChars="0"/>
-              <w:rPr>
-                <w:rFonts w:ascii="Helvetica" w:hAnsi="Helvetica" w:eastAsia="Helvetica" w:cs="Helvetica"/>
-                <w:i w:val="false"/>
-                <w:b w:val="false"/>
-                <w:u w:val="none"/>
-                <w:sz w:val="22"/>
-                <w:szCs w:val="22"/>
-                <w:color w:val="000000"/>
-              </w:rPr>
-            </w:pPr>
-            <w:r>
-              <w:rPr>
-                <w:rFonts w:ascii="Helvetica" w:hAnsi="Helvetica" w:eastAsia="Helvetica" w:cs="Helvetica"/>
-                <w:i w:val="false"/>
-                <w:b w:val="false"/>
-                <w:u w:val="none"/>
-                <w:sz w:val="22"/>
-                <w:szCs w:val="22"/>
-                <w:color w:val="000000"/>
-              </w:rPr>
-              <w:t xml:space="preserve">323</w:t>
-            </w:r>
-          </w:p>
-        </w:tc>
-        <w:tc>
-          <w:tcPr>
-            <w:tcBorders>
-              <w:bottom w:val="none" w:sz="0" w:space="0" w:color="000000"/>
-              <w:top w:val="none" w:sz="0" w:space="0" w:color="000000"/>
-              <w:left w:val="none" w:sz="0" w:space="0" w:color="000000"/>
-              <w:right w:val="none" w:sz="0" w:space="0" w:color="000000"/>
-            </w:tcBorders>
-            <w:shd w:val="clear" w:color="auto" w:fill="FFFFFF"/>
-            <w:tcMar>
-              <w:top w:w="0" w:type="dxa"/>
-              <w:bottom w:w="0" w:type="dxa"/>
-              <w:left w:w="0" w:type="dxa"/>
-              <w:right w:w="0" w:type="dxa"/>
-            </w:tcMar>
-            <w:vAlign w:val="top"/>
-          </w:tcPr>
-          <w:p>
-            <w:pPr>
-              <w:pStyle w:val="Normal"/>
-              <w:jc w:val="center"/>
-              <w:pBdr>
-                <w:bottom w:val="none" w:sz="0" w:space="0" w:color="000000"/>
-                <w:top w:val="none" w:sz="0" w:space="0" w:color="000000"/>
-                <w:left w:val="none" w:sz="0" w:space="0" w:color="000000"/>
-                <w:right w:val="none" w:sz="0" w:space="0" w:color="000000"/>
-              </w:pBdr>
-              <w:spacing w:after="100" w:before="100" w:line="240"/>
-              <w:ind w:left="100" w:right="100" w:firstLine="0" w:firstLineChars="0"/>
-              <w:rPr>
-                <w:rFonts w:ascii="Helvetica" w:hAnsi="Helvetica" w:eastAsia="Helvetica" w:cs="Helvetica"/>
-                <w:i w:val="false"/>
-                <w:b w:val="false"/>
-                <w:u w:val="none"/>
-                <w:sz w:val="22"/>
-                <w:szCs w:val="22"/>
-                <w:color w:val="000000"/>
-              </w:rPr>
-            </w:pPr>
-            <w:r>
-              <w:rPr>
-                <w:rFonts w:ascii="Helvetica" w:hAnsi="Helvetica" w:eastAsia="Helvetica" w:cs="Helvetica"/>
-                <w:i w:val="false"/>
-                <w:b w:val="false"/>
-                <w:u w:val="none"/>
-                <w:sz w:val="22"/>
-                <w:szCs w:val="22"/>
-                <w:color w:val="000000"/>
-              </w:rPr>
-              <w:t xml:space="preserve">0.95</w:t>
-            </w:r>
-          </w:p>
-        </w:tc>
-        <w:tc>
-          <w:tcPr>
-            <w:tcBorders>
-              <w:bottom w:val="none" w:sz="0" w:space="0" w:color="000000"/>
-              <w:top w:val="none" w:sz="0" w:space="0" w:color="000000"/>
-              <w:left w:val="none" w:sz="0" w:space="0" w:color="000000"/>
-              <w:right w:val="none" w:sz="0" w:space="0" w:color="000000"/>
-            </w:tcBorders>
-            <w:shd w:val="clear" w:color="auto" w:fill="FFFFFF"/>
-            <w:tcMar>
-              <w:top w:w="0" w:type="dxa"/>
-              <w:bottom w:w="0" w:type="dxa"/>
-              <w:left w:w="0" w:type="dxa"/>
-              <w:right w:w="0" w:type="dxa"/>
-            </w:tcMar>
-            <w:vAlign w:val="top"/>
-          </w:tcPr>
-          <w:p>
-            <w:pPr>
-              <w:pStyle w:val="Normal"/>
-              <w:jc w:val="center"/>
-              <w:pBdr>
-                <w:bottom w:val="none" w:sz="0" w:space="0" w:color="000000"/>
-                <w:top w:val="none" w:sz="0" w:space="0" w:color="000000"/>
-                <w:left w:val="none" w:sz="0" w:space="0" w:color="000000"/>
-                <w:right w:val="none" w:sz="0" w:space="0" w:color="000000"/>
-              </w:pBdr>
-              <w:spacing w:after="100" w:before="100" w:line="240"/>
-              <w:ind w:left="100" w:right="100" w:firstLine="0" w:firstLineChars="0"/>
-              <w:rPr>
-                <w:rFonts w:ascii="Helvetica" w:hAnsi="Helvetica" w:eastAsia="Helvetica" w:cs="Helvetica"/>
-                <w:i w:val="false"/>
-                <w:b w:val="false"/>
-                <w:u w:val="none"/>
-                <w:sz w:val="22"/>
-                <w:szCs w:val="22"/>
-                <w:color w:val="000000"/>
-              </w:rPr>
-            </w:pPr>
-            <w:r>
-              <w:rPr>
-                <w:rFonts w:ascii="Helvetica" w:hAnsi="Helvetica" w:eastAsia="Helvetica" w:cs="Helvetica"/>
-                <w:i w:val="false"/>
-                <w:b w:val="false"/>
-                <w:u w:val="none"/>
-                <w:sz w:val="22"/>
-                <w:szCs w:val="22"/>
-                <w:color w:val="000000"/>
-              </w:rPr>
-              <w:t xml:space="preserve">0.41, 2.17</w:t>
-            </w:r>
-          </w:p>
-        </w:tc>
-        <w:tc>
-          <w:tcPr>
-            <w:tcBorders>
-              <w:bottom w:val="none" w:sz="0" w:space="0" w:color="000000"/>
-              <w:top w:val="none" w:sz="0" w:space="0" w:color="000000"/>
-              <w:left w:val="none" w:sz="0" w:space="0" w:color="000000"/>
-              <w:right w:val="none" w:sz="0" w:space="0" w:color="000000"/>
-            </w:tcBorders>
-            <w:shd w:val="clear" w:color="auto" w:fill="FFFFFF"/>
-            <w:tcMar>
-              <w:top w:w="0" w:type="dxa"/>
-              <w:bottom w:w="0" w:type="dxa"/>
-              <w:left w:w="0" w:type="dxa"/>
-              <w:right w:w="0" w:type="dxa"/>
-            </w:tcMar>
-            <w:vAlign w:val="top"/>
-          </w:tcPr>
-          <w:p>
-            <w:pPr>
-              <w:pStyle w:val="Normal"/>
-              <w:jc w:val="center"/>
-              <w:pBdr>
-                <w:bottom w:val="none" w:sz="0" w:space="0" w:color="000000"/>
-                <w:top w:val="none" w:sz="0" w:space="0" w:color="000000"/>
-                <w:left w:val="none" w:sz="0" w:space="0" w:color="000000"/>
-                <w:right w:val="none" w:sz="0" w:space="0" w:color="000000"/>
-              </w:pBdr>
-              <w:spacing w:after="100" w:before="100" w:line="240"/>
-              <w:ind w:left="100" w:right="100" w:firstLine="0" w:firstLineChars="0"/>
-              <w:rPr>
-                <w:rFonts w:ascii="Helvetica" w:hAnsi="Helvetica" w:eastAsia="Helvetica" w:cs="Helvetica"/>
-                <w:i w:val="false"/>
-                <w:b w:val="false"/>
-                <w:u w:val="none"/>
-                <w:sz w:val="22"/>
-                <w:szCs w:val="22"/>
-                <w:color w:val="000000"/>
-              </w:rPr>
-            </w:pPr>
-            <w:r>
-              <w:rPr>
-                <w:rFonts w:ascii="Helvetica" w:hAnsi="Helvetica" w:eastAsia="Helvetica" w:cs="Helvetica"/>
-                <w:i w:val="false"/>
-                <w:b w:val="false"/>
-                <w:u w:val="none"/>
-                <w:sz w:val="22"/>
-                <w:szCs w:val="22"/>
-                <w:color w:val="000000"/>
-              </w:rPr>
-              <w:t xml:space="preserve">0.900</w:t>
+              <w:t xml:space="preserve">322</w:t>
+            </w:r>
+          </w:p>
+        </w:tc>
+        <w:tc>
+          <w:tcPr>
+            <w:tcBorders>
+              <w:bottom w:val="none" w:sz="0" w:space="0" w:color="000000"/>
+              <w:top w:val="none" w:sz="0" w:space="0" w:color="000000"/>
+              <w:left w:val="none" w:sz="0" w:space="0" w:color="000000"/>
+              <w:right w:val="none" w:sz="0" w:space="0" w:color="000000"/>
+            </w:tcBorders>
+            <w:shd w:val="clear" w:color="auto" w:fill="FFFFFF"/>
+            <w:tcMar>
+              <w:top w:w="0" w:type="dxa"/>
+              <w:bottom w:w="0" w:type="dxa"/>
+              <w:left w:w="0" w:type="dxa"/>
+              <w:right w:w="0" w:type="dxa"/>
+            </w:tcMar>
+            <w:vAlign w:val="top"/>
+          </w:tcPr>
+          <w:p>
+            <w:pPr>
+              <w:pStyle w:val="Normal"/>
+              <w:jc w:val="center"/>
+              <w:pBdr>
+                <w:bottom w:val="none" w:sz="0" w:space="0" w:color="000000"/>
+                <w:top w:val="none" w:sz="0" w:space="0" w:color="000000"/>
+                <w:left w:val="none" w:sz="0" w:space="0" w:color="000000"/>
+                <w:right w:val="none" w:sz="0" w:space="0" w:color="000000"/>
+              </w:pBdr>
+              <w:spacing w:after="100" w:before="100" w:line="240"/>
+              <w:ind w:left="100" w:right="100" w:firstLine="0" w:firstLineChars="0"/>
+              <w:rPr>
+                <w:rFonts w:ascii="Helvetica" w:hAnsi="Helvetica" w:eastAsia="Helvetica" w:cs="Helvetica"/>
+                <w:i w:val="false"/>
+                <w:b w:val="false"/>
+                <w:u w:val="none"/>
+                <w:sz w:val="22"/>
+                <w:szCs w:val="22"/>
+                <w:color w:val="000000"/>
+              </w:rPr>
+            </w:pPr>
+            <w:r>
+              <w:rPr>
+                <w:rFonts w:ascii="Helvetica" w:hAnsi="Helvetica" w:eastAsia="Helvetica" w:cs="Helvetica"/>
+                <w:i w:val="false"/>
+                <w:b w:val="false"/>
+                <w:u w:val="none"/>
+                <w:sz w:val="22"/>
+                <w:szCs w:val="22"/>
+                <w:color w:val="000000"/>
+              </w:rPr>
+              <w:t xml:space="preserve">1.39</w:t>
+            </w:r>
+          </w:p>
+        </w:tc>
+        <w:tc>
+          <w:tcPr>
+            <w:tcBorders>
+              <w:bottom w:val="none" w:sz="0" w:space="0" w:color="000000"/>
+              <w:top w:val="none" w:sz="0" w:space="0" w:color="000000"/>
+              <w:left w:val="none" w:sz="0" w:space="0" w:color="000000"/>
+              <w:right w:val="none" w:sz="0" w:space="0" w:color="000000"/>
+            </w:tcBorders>
+            <w:shd w:val="clear" w:color="auto" w:fill="FFFFFF"/>
+            <w:tcMar>
+              <w:top w:w="0" w:type="dxa"/>
+              <w:bottom w:w="0" w:type="dxa"/>
+              <w:left w:w="0" w:type="dxa"/>
+              <w:right w:w="0" w:type="dxa"/>
+            </w:tcMar>
+            <w:vAlign w:val="top"/>
+          </w:tcPr>
+          <w:p>
+            <w:pPr>
+              <w:pStyle w:val="Normal"/>
+              <w:jc w:val="center"/>
+              <w:pBdr>
+                <w:bottom w:val="none" w:sz="0" w:space="0" w:color="000000"/>
+                <w:top w:val="none" w:sz="0" w:space="0" w:color="000000"/>
+                <w:left w:val="none" w:sz="0" w:space="0" w:color="000000"/>
+                <w:right w:val="none" w:sz="0" w:space="0" w:color="000000"/>
+              </w:pBdr>
+              <w:spacing w:after="100" w:before="100" w:line="240"/>
+              <w:ind w:left="100" w:right="100" w:firstLine="0" w:firstLineChars="0"/>
+              <w:rPr>
+                <w:rFonts w:ascii="Helvetica" w:hAnsi="Helvetica" w:eastAsia="Helvetica" w:cs="Helvetica"/>
+                <w:i w:val="false"/>
+                <w:b w:val="false"/>
+                <w:u w:val="none"/>
+                <w:sz w:val="22"/>
+                <w:szCs w:val="22"/>
+                <w:color w:val="000000"/>
+              </w:rPr>
+            </w:pPr>
+            <w:r>
+              <w:rPr>
+                <w:rFonts w:ascii="Helvetica" w:hAnsi="Helvetica" w:eastAsia="Helvetica" w:cs="Helvetica"/>
+                <w:i w:val="false"/>
+                <w:b w:val="false"/>
+                <w:u w:val="none"/>
+                <w:sz w:val="22"/>
+                <w:szCs w:val="22"/>
+                <w:color w:val="000000"/>
+              </w:rPr>
+              <w:t xml:space="preserve">0.77, 2.49</w:t>
+            </w:r>
+          </w:p>
+        </w:tc>
+        <w:tc>
+          <w:tcPr>
+            <w:tcBorders>
+              <w:bottom w:val="none" w:sz="0" w:space="0" w:color="000000"/>
+              <w:top w:val="none" w:sz="0" w:space="0" w:color="000000"/>
+              <w:left w:val="none" w:sz="0" w:space="0" w:color="000000"/>
+              <w:right w:val="none" w:sz="0" w:space="0" w:color="000000"/>
+            </w:tcBorders>
+            <w:shd w:val="clear" w:color="auto" w:fill="FFFFFF"/>
+            <w:tcMar>
+              <w:top w:w="0" w:type="dxa"/>
+              <w:bottom w:w="0" w:type="dxa"/>
+              <w:left w:w="0" w:type="dxa"/>
+              <w:right w:w="0" w:type="dxa"/>
+            </w:tcMar>
+            <w:vAlign w:val="top"/>
+          </w:tcPr>
+          <w:p>
+            <w:pPr>
+              <w:pStyle w:val="Normal"/>
+              <w:jc w:val="center"/>
+              <w:pBdr>
+                <w:bottom w:val="none" w:sz="0" w:space="0" w:color="000000"/>
+                <w:top w:val="none" w:sz="0" w:space="0" w:color="000000"/>
+                <w:left w:val="none" w:sz="0" w:space="0" w:color="000000"/>
+                <w:right w:val="none" w:sz="0" w:space="0" w:color="000000"/>
+              </w:pBdr>
+              <w:spacing w:after="100" w:before="100" w:line="240"/>
+              <w:ind w:left="100" w:right="100" w:firstLine="0" w:firstLineChars="0"/>
+              <w:rPr>
+                <w:rFonts w:ascii="Helvetica" w:hAnsi="Helvetica" w:eastAsia="Helvetica" w:cs="Helvetica"/>
+                <w:i w:val="false"/>
+                <w:b w:val="false"/>
+                <w:u w:val="none"/>
+                <w:sz w:val="22"/>
+                <w:szCs w:val="22"/>
+                <w:color w:val="000000"/>
+              </w:rPr>
+            </w:pPr>
+            <w:r>
+              <w:rPr>
+                <w:rFonts w:ascii="Helvetica" w:hAnsi="Helvetica" w:eastAsia="Helvetica" w:cs="Helvetica"/>
+                <w:i w:val="false"/>
+                <w:b w:val="false"/>
+                <w:u w:val="none"/>
+                <w:sz w:val="22"/>
+                <w:szCs w:val="22"/>
+                <w:color w:val="000000"/>
+              </w:rPr>
+              <w:t xml:space="preserve">0.270</w:t>
+            </w:r>
+          </w:p>
+        </w:tc>
+        <w:tc>
+          <w:tcPr>
+            <w:tcBorders>
+              <w:bottom w:val="none" w:sz="0" w:space="0" w:color="000000"/>
+              <w:top w:val="none" w:sz="0" w:space="0" w:color="000000"/>
+              <w:left w:val="none" w:sz="0" w:space="0" w:color="000000"/>
+              <w:right w:val="none" w:sz="0" w:space="0" w:color="000000"/>
+            </w:tcBorders>
+            <w:shd w:val="clear" w:color="auto" w:fill="FFFFFF"/>
+            <w:tcMar>
+              <w:top w:w="0" w:type="dxa"/>
+              <w:bottom w:w="0" w:type="dxa"/>
+              <w:left w:w="0" w:type="dxa"/>
+              <w:right w:w="0" w:type="dxa"/>
+            </w:tcMar>
+            <w:vAlign w:val="top"/>
+          </w:tcPr>
+          <w:p>
+            <w:pPr>
+              <w:pStyle w:val="Normal"/>
+              <w:jc w:val="center"/>
+              <w:pBdr>
+                <w:bottom w:val="none" w:sz="0" w:space="0" w:color="000000"/>
+                <w:top w:val="none" w:sz="0" w:space="0" w:color="000000"/>
+                <w:left w:val="none" w:sz="0" w:space="0" w:color="000000"/>
+                <w:right w:val="none" w:sz="0" w:space="0" w:color="000000"/>
+              </w:pBdr>
+              <w:spacing w:after="100" w:before="100" w:line="240"/>
+              <w:ind w:left="100" w:right="100" w:firstLine="0" w:firstLineChars="0"/>
+              <w:rPr>
+                <w:rFonts w:ascii="Helvetica" w:hAnsi="Helvetica" w:eastAsia="Helvetica" w:cs="Helvetica"/>
+                <w:i w:val="false"/>
+                <w:b w:val="false"/>
+                <w:u w:val="none"/>
+                <w:sz w:val="22"/>
+                <w:szCs w:val="22"/>
+                <w:color w:val="000000"/>
+              </w:rPr>
+            </w:pPr>
+            <w:r>
+              <w:rPr>
+                <w:rFonts w:ascii="Helvetica" w:hAnsi="Helvetica" w:eastAsia="Helvetica" w:cs="Helvetica"/>
+                <w:i w:val="false"/>
+                <w:b w:val="false"/>
+                <w:u w:val="none"/>
+                <w:sz w:val="22"/>
+                <w:szCs w:val="22"/>
+                <w:color w:val="000000"/>
+              </w:rPr>
+              <w:t xml:space="preserve">322</w:t>
+            </w:r>
+          </w:p>
+        </w:tc>
+        <w:tc>
+          <w:tcPr>
+            <w:tcBorders>
+              <w:bottom w:val="none" w:sz="0" w:space="0" w:color="000000"/>
+              <w:top w:val="none" w:sz="0" w:space="0" w:color="000000"/>
+              <w:left w:val="none" w:sz="0" w:space="0" w:color="000000"/>
+              <w:right w:val="none" w:sz="0" w:space="0" w:color="000000"/>
+            </w:tcBorders>
+            <w:shd w:val="clear" w:color="auto" w:fill="FFFFFF"/>
+            <w:tcMar>
+              <w:top w:w="0" w:type="dxa"/>
+              <w:bottom w:w="0" w:type="dxa"/>
+              <w:left w:w="0" w:type="dxa"/>
+              <w:right w:w="0" w:type="dxa"/>
+            </w:tcMar>
+            <w:vAlign w:val="top"/>
+          </w:tcPr>
+          <w:p>
+            <w:pPr>
+              <w:pStyle w:val="Normal"/>
+              <w:jc w:val="center"/>
+              <w:pBdr>
+                <w:bottom w:val="none" w:sz="0" w:space="0" w:color="000000"/>
+                <w:top w:val="none" w:sz="0" w:space="0" w:color="000000"/>
+                <w:left w:val="none" w:sz="0" w:space="0" w:color="000000"/>
+                <w:right w:val="none" w:sz="0" w:space="0" w:color="000000"/>
+              </w:pBdr>
+              <w:spacing w:after="100" w:before="100" w:line="240"/>
+              <w:ind w:left="100" w:right="100" w:firstLine="0" w:firstLineChars="0"/>
+              <w:rPr>
+                <w:rFonts w:ascii="Helvetica" w:hAnsi="Helvetica" w:eastAsia="Helvetica" w:cs="Helvetica"/>
+                <w:i w:val="false"/>
+                <w:b w:val="false"/>
+                <w:u w:val="none"/>
+                <w:sz w:val="22"/>
+                <w:szCs w:val="22"/>
+                <w:color w:val="000000"/>
+              </w:rPr>
+            </w:pPr>
+            <w:r>
+              <w:rPr>
+                <w:rFonts w:ascii="Helvetica" w:hAnsi="Helvetica" w:eastAsia="Helvetica" w:cs="Helvetica"/>
+                <w:i w:val="false"/>
+                <w:b w:val="false"/>
+                <w:u w:val="none"/>
+                <w:sz w:val="22"/>
+                <w:szCs w:val="22"/>
+                <w:color w:val="000000"/>
+              </w:rPr>
+              <w:t xml:space="preserve">0.92</w:t>
+            </w:r>
+          </w:p>
+        </w:tc>
+        <w:tc>
+          <w:tcPr>
+            <w:tcBorders>
+              <w:bottom w:val="none" w:sz="0" w:space="0" w:color="000000"/>
+              <w:top w:val="none" w:sz="0" w:space="0" w:color="000000"/>
+              <w:left w:val="none" w:sz="0" w:space="0" w:color="000000"/>
+              <w:right w:val="none" w:sz="0" w:space="0" w:color="000000"/>
+            </w:tcBorders>
+            <w:shd w:val="clear" w:color="auto" w:fill="FFFFFF"/>
+            <w:tcMar>
+              <w:top w:w="0" w:type="dxa"/>
+              <w:bottom w:w="0" w:type="dxa"/>
+              <w:left w:w="0" w:type="dxa"/>
+              <w:right w:w="0" w:type="dxa"/>
+            </w:tcMar>
+            <w:vAlign w:val="top"/>
+          </w:tcPr>
+          <w:p>
+            <w:pPr>
+              <w:pStyle w:val="Normal"/>
+              <w:jc w:val="center"/>
+              <w:pBdr>
+                <w:bottom w:val="none" w:sz="0" w:space="0" w:color="000000"/>
+                <w:top w:val="none" w:sz="0" w:space="0" w:color="000000"/>
+                <w:left w:val="none" w:sz="0" w:space="0" w:color="000000"/>
+                <w:right w:val="none" w:sz="0" w:space="0" w:color="000000"/>
+              </w:pBdr>
+              <w:spacing w:after="100" w:before="100" w:line="240"/>
+              <w:ind w:left="100" w:right="100" w:firstLine="0" w:firstLineChars="0"/>
+              <w:rPr>
+                <w:rFonts w:ascii="Helvetica" w:hAnsi="Helvetica" w:eastAsia="Helvetica" w:cs="Helvetica"/>
+                <w:i w:val="false"/>
+                <w:b w:val="false"/>
+                <w:u w:val="none"/>
+                <w:sz w:val="22"/>
+                <w:szCs w:val="22"/>
+                <w:color w:val="000000"/>
+              </w:rPr>
+            </w:pPr>
+            <w:r>
+              <w:rPr>
+                <w:rFonts w:ascii="Helvetica" w:hAnsi="Helvetica" w:eastAsia="Helvetica" w:cs="Helvetica"/>
+                <w:i w:val="false"/>
+                <w:b w:val="false"/>
+                <w:u w:val="none"/>
+                <w:sz w:val="22"/>
+                <w:szCs w:val="22"/>
+                <w:color w:val="000000"/>
+              </w:rPr>
+              <w:t xml:space="preserve">0.40, 2.09</w:t>
+            </w:r>
+          </w:p>
+        </w:tc>
+        <w:tc>
+          <w:tcPr>
+            <w:tcBorders>
+              <w:bottom w:val="none" w:sz="0" w:space="0" w:color="000000"/>
+              <w:top w:val="none" w:sz="0" w:space="0" w:color="000000"/>
+              <w:left w:val="none" w:sz="0" w:space="0" w:color="000000"/>
+              <w:right w:val="none" w:sz="0" w:space="0" w:color="000000"/>
+            </w:tcBorders>
+            <w:shd w:val="clear" w:color="auto" w:fill="FFFFFF"/>
+            <w:tcMar>
+              <w:top w:w="0" w:type="dxa"/>
+              <w:bottom w:w="0" w:type="dxa"/>
+              <w:left w:w="0" w:type="dxa"/>
+              <w:right w:w="0" w:type="dxa"/>
+            </w:tcMar>
+            <w:vAlign w:val="top"/>
+          </w:tcPr>
+          <w:p>
+            <w:pPr>
+              <w:pStyle w:val="Normal"/>
+              <w:jc w:val="center"/>
+              <w:pBdr>
+                <w:bottom w:val="none" w:sz="0" w:space="0" w:color="000000"/>
+                <w:top w:val="none" w:sz="0" w:space="0" w:color="000000"/>
+                <w:left w:val="none" w:sz="0" w:space="0" w:color="000000"/>
+                <w:right w:val="none" w:sz="0" w:space="0" w:color="000000"/>
+              </w:pBdr>
+              <w:spacing w:after="100" w:before="100" w:line="240"/>
+              <w:ind w:left="100" w:right="100" w:firstLine="0" w:firstLineChars="0"/>
+              <w:rPr>
+                <w:rFonts w:ascii="Helvetica" w:hAnsi="Helvetica" w:eastAsia="Helvetica" w:cs="Helvetica"/>
+                <w:i w:val="false"/>
+                <w:b w:val="false"/>
+                <w:u w:val="none"/>
+                <w:sz w:val="22"/>
+                <w:szCs w:val="22"/>
+                <w:color w:val="000000"/>
+              </w:rPr>
+            </w:pPr>
+            <w:r>
+              <w:rPr>
+                <w:rFonts w:ascii="Helvetica" w:hAnsi="Helvetica" w:eastAsia="Helvetica" w:cs="Helvetica"/>
+                <w:i w:val="false"/>
+                <w:b w:val="false"/>
+                <w:u w:val="none"/>
+                <w:sz w:val="22"/>
+                <w:szCs w:val="22"/>
+                <w:color w:val="000000"/>
+              </w:rPr>
+              <w:t xml:space="preserve">0.830</w:t>
             </w:r>
           </w:p>
         </w:tc>
@@ -14845,378 +14845,378 @@
                 <w:szCs w:val="22"/>
                 <w:color w:val="000000"/>
               </w:rPr>
-              <w:t xml:space="preserve">323</w:t>
-            </w:r>
-          </w:p>
-        </w:tc>
-        <w:tc>
-          <w:tcPr>
-            <w:tcBorders>
-              <w:bottom w:val="none" w:sz="0" w:space="0" w:color="000000"/>
-              <w:top w:val="none" w:sz="0" w:space="0" w:color="000000"/>
-              <w:left w:val="none" w:sz="0" w:space="0" w:color="000000"/>
-              <w:right w:val="none" w:sz="0" w:space="0" w:color="000000"/>
-            </w:tcBorders>
-            <w:shd w:val="clear" w:color="auto" w:fill="FFFFFF"/>
-            <w:tcMar>
-              <w:top w:w="0" w:type="dxa"/>
-              <w:bottom w:w="0" w:type="dxa"/>
-              <w:left w:w="0" w:type="dxa"/>
-              <w:right w:w="0" w:type="dxa"/>
-            </w:tcMar>
-            <w:vAlign w:val="top"/>
-          </w:tcPr>
-          <w:p>
-            <w:pPr>
-              <w:pStyle w:val="Normal"/>
-              <w:jc w:val="center"/>
-              <w:pBdr>
-                <w:bottom w:val="none" w:sz="0" w:space="0" w:color="000000"/>
-                <w:top w:val="none" w:sz="0" w:space="0" w:color="000000"/>
-                <w:left w:val="none" w:sz="0" w:space="0" w:color="000000"/>
-                <w:right w:val="none" w:sz="0" w:space="0" w:color="000000"/>
-              </w:pBdr>
-              <w:spacing w:after="100" w:before="100" w:line="240"/>
-              <w:ind w:left="100" w:right="100" w:firstLine="0" w:firstLineChars="0"/>
-              <w:rPr>
-                <w:rFonts w:ascii="Helvetica" w:hAnsi="Helvetica" w:eastAsia="Helvetica" w:cs="Helvetica"/>
-                <w:i w:val="false"/>
-                <w:b w:val="false"/>
-                <w:u w:val="none"/>
-                <w:sz w:val="22"/>
-                <w:szCs w:val="22"/>
-                <w:color w:val="000000"/>
-              </w:rPr>
-            </w:pPr>
-            <w:r>
-              <w:rPr>
-                <w:rFonts w:ascii="Helvetica" w:hAnsi="Helvetica" w:eastAsia="Helvetica" w:cs="Helvetica"/>
-                <w:i w:val="false"/>
-                <w:b w:val="false"/>
-                <w:u w:val="none"/>
-                <w:sz w:val="22"/>
-                <w:szCs w:val="22"/>
-                <w:color w:val="000000"/>
-              </w:rPr>
-              <w:t xml:space="preserve">0.47</w:t>
-            </w:r>
-          </w:p>
-        </w:tc>
-        <w:tc>
-          <w:tcPr>
-            <w:tcBorders>
-              <w:bottom w:val="none" w:sz="0" w:space="0" w:color="000000"/>
-              <w:top w:val="none" w:sz="0" w:space="0" w:color="000000"/>
-              <w:left w:val="none" w:sz="0" w:space="0" w:color="000000"/>
-              <w:right w:val="none" w:sz="0" w:space="0" w:color="000000"/>
-            </w:tcBorders>
-            <w:shd w:val="clear" w:color="auto" w:fill="FFFFFF"/>
-            <w:tcMar>
-              <w:top w:w="0" w:type="dxa"/>
-              <w:bottom w:w="0" w:type="dxa"/>
-              <w:left w:w="0" w:type="dxa"/>
-              <w:right w:w="0" w:type="dxa"/>
-            </w:tcMar>
-            <w:vAlign w:val="top"/>
-          </w:tcPr>
-          <w:p>
-            <w:pPr>
-              <w:pStyle w:val="Normal"/>
-              <w:jc w:val="center"/>
-              <w:pBdr>
-                <w:bottom w:val="none" w:sz="0" w:space="0" w:color="000000"/>
-                <w:top w:val="none" w:sz="0" w:space="0" w:color="000000"/>
-                <w:left w:val="none" w:sz="0" w:space="0" w:color="000000"/>
-                <w:right w:val="none" w:sz="0" w:space="0" w:color="000000"/>
-              </w:pBdr>
-              <w:spacing w:after="100" w:before="100" w:line="240"/>
-              <w:ind w:left="100" w:right="100" w:firstLine="0" w:firstLineChars="0"/>
-              <w:rPr>
-                <w:rFonts w:ascii="Helvetica" w:hAnsi="Helvetica" w:eastAsia="Helvetica" w:cs="Helvetica"/>
-                <w:i w:val="false"/>
-                <w:b w:val="false"/>
-                <w:u w:val="none"/>
-                <w:sz w:val="22"/>
-                <w:szCs w:val="22"/>
-                <w:color w:val="000000"/>
-              </w:rPr>
-            </w:pPr>
-            <w:r>
-              <w:rPr>
-                <w:rFonts w:ascii="Helvetica" w:hAnsi="Helvetica" w:eastAsia="Helvetica" w:cs="Helvetica"/>
-                <w:i w:val="false"/>
-                <w:b w:val="false"/>
-                <w:u w:val="none"/>
-                <w:sz w:val="22"/>
-                <w:szCs w:val="22"/>
-                <w:color w:val="000000"/>
-              </w:rPr>
-              <w:t xml:space="preserve">0.13, 1.71</w:t>
-            </w:r>
-          </w:p>
-        </w:tc>
-        <w:tc>
-          <w:tcPr>
-            <w:tcBorders>
-              <w:bottom w:val="none" w:sz="0" w:space="0" w:color="000000"/>
-              <w:top w:val="none" w:sz="0" w:space="0" w:color="000000"/>
-              <w:left w:val="none" w:sz="0" w:space="0" w:color="000000"/>
-              <w:right w:val="none" w:sz="0" w:space="0" w:color="000000"/>
-            </w:tcBorders>
-            <w:shd w:val="clear" w:color="auto" w:fill="FFFFFF"/>
-            <w:tcMar>
-              <w:top w:w="0" w:type="dxa"/>
-              <w:bottom w:w="0" w:type="dxa"/>
-              <w:left w:w="0" w:type="dxa"/>
-              <w:right w:w="0" w:type="dxa"/>
-            </w:tcMar>
-            <w:vAlign w:val="top"/>
-          </w:tcPr>
-          <w:p>
-            <w:pPr>
-              <w:pStyle w:val="Normal"/>
-              <w:jc w:val="center"/>
-              <w:pBdr>
-                <w:bottom w:val="none" w:sz="0" w:space="0" w:color="000000"/>
-                <w:top w:val="none" w:sz="0" w:space="0" w:color="000000"/>
-                <w:left w:val="none" w:sz="0" w:space="0" w:color="000000"/>
-                <w:right w:val="none" w:sz="0" w:space="0" w:color="000000"/>
-              </w:pBdr>
-              <w:spacing w:after="100" w:before="100" w:line="240"/>
-              <w:ind w:left="100" w:right="100" w:firstLine="0" w:firstLineChars="0"/>
-              <w:rPr>
-                <w:rFonts w:ascii="Helvetica" w:hAnsi="Helvetica" w:eastAsia="Helvetica" w:cs="Helvetica"/>
-                <w:i w:val="false"/>
-                <w:b w:val="false"/>
-                <w:u w:val="none"/>
-                <w:sz w:val="22"/>
-                <w:szCs w:val="22"/>
-                <w:color w:val="000000"/>
-              </w:rPr>
-            </w:pPr>
-            <w:r>
-              <w:rPr>
-                <w:rFonts w:ascii="Helvetica" w:hAnsi="Helvetica" w:eastAsia="Helvetica" w:cs="Helvetica"/>
-                <w:i w:val="false"/>
-                <w:b w:val="false"/>
-                <w:u w:val="none"/>
-                <w:sz w:val="22"/>
-                <w:szCs w:val="22"/>
-                <w:color w:val="000000"/>
-              </w:rPr>
-              <w:t xml:space="preserve">0.250</w:t>
-            </w:r>
-          </w:p>
-        </w:tc>
-        <w:tc>
-          <w:tcPr>
-            <w:tcBorders>
-              <w:bottom w:val="none" w:sz="0" w:space="0" w:color="000000"/>
-              <w:top w:val="none" w:sz="0" w:space="0" w:color="000000"/>
-              <w:left w:val="none" w:sz="0" w:space="0" w:color="000000"/>
-              <w:right w:val="none" w:sz="0" w:space="0" w:color="000000"/>
-            </w:tcBorders>
-            <w:shd w:val="clear" w:color="auto" w:fill="FFFFFF"/>
-            <w:tcMar>
-              <w:top w:w="0" w:type="dxa"/>
-              <w:bottom w:w="0" w:type="dxa"/>
-              <w:left w:w="0" w:type="dxa"/>
-              <w:right w:w="0" w:type="dxa"/>
-            </w:tcMar>
-            <w:vAlign w:val="top"/>
-          </w:tcPr>
-          <w:p>
-            <w:pPr>
-              <w:pStyle w:val="Normal"/>
-              <w:jc w:val="center"/>
-              <w:pBdr>
-                <w:bottom w:val="none" w:sz="0" w:space="0" w:color="000000"/>
-                <w:top w:val="none" w:sz="0" w:space="0" w:color="000000"/>
-                <w:left w:val="none" w:sz="0" w:space="0" w:color="000000"/>
-                <w:right w:val="none" w:sz="0" w:space="0" w:color="000000"/>
-              </w:pBdr>
-              <w:spacing w:after="100" w:before="100" w:line="240"/>
-              <w:ind w:left="100" w:right="100" w:firstLine="0" w:firstLineChars="0"/>
-              <w:rPr>
-                <w:rFonts w:ascii="Helvetica" w:hAnsi="Helvetica" w:eastAsia="Helvetica" w:cs="Helvetica"/>
-                <w:i w:val="false"/>
-                <w:b w:val="false"/>
-                <w:u w:val="none"/>
-                <w:sz w:val="22"/>
-                <w:szCs w:val="22"/>
-                <w:color w:val="000000"/>
-              </w:rPr>
-            </w:pPr>
-            <w:r>
-              <w:rPr>
-                <w:rFonts w:ascii="Helvetica" w:hAnsi="Helvetica" w:eastAsia="Helvetica" w:cs="Helvetica"/>
-                <w:i w:val="false"/>
-                <w:b w:val="false"/>
-                <w:u w:val="none"/>
-                <w:sz w:val="22"/>
-                <w:szCs w:val="22"/>
-                <w:color w:val="000000"/>
-              </w:rPr>
-              <w:t xml:space="preserve">323</w:t>
-            </w:r>
-          </w:p>
-        </w:tc>
-        <w:tc>
-          <w:tcPr>
-            <w:tcBorders>
-              <w:bottom w:val="none" w:sz="0" w:space="0" w:color="000000"/>
-              <w:top w:val="none" w:sz="0" w:space="0" w:color="000000"/>
-              <w:left w:val="none" w:sz="0" w:space="0" w:color="000000"/>
-              <w:right w:val="none" w:sz="0" w:space="0" w:color="000000"/>
-            </w:tcBorders>
-            <w:shd w:val="clear" w:color="auto" w:fill="FFFFFF"/>
-            <w:tcMar>
-              <w:top w:w="0" w:type="dxa"/>
-              <w:bottom w:w="0" w:type="dxa"/>
-              <w:left w:w="0" w:type="dxa"/>
-              <w:right w:w="0" w:type="dxa"/>
-            </w:tcMar>
-            <w:vAlign w:val="top"/>
-          </w:tcPr>
-          <w:p>
-            <w:pPr>
-              <w:pStyle w:val="Normal"/>
-              <w:jc w:val="center"/>
-              <w:pBdr>
-                <w:bottom w:val="none" w:sz="0" w:space="0" w:color="000000"/>
-                <w:top w:val="none" w:sz="0" w:space="0" w:color="000000"/>
-                <w:left w:val="none" w:sz="0" w:space="0" w:color="000000"/>
-                <w:right w:val="none" w:sz="0" w:space="0" w:color="000000"/>
-              </w:pBdr>
-              <w:spacing w:after="100" w:before="100" w:line="240"/>
-              <w:ind w:left="100" w:right="100" w:firstLine="0" w:firstLineChars="0"/>
-              <w:rPr>
-                <w:rFonts w:ascii="Helvetica" w:hAnsi="Helvetica" w:eastAsia="Helvetica" w:cs="Helvetica"/>
-                <w:i w:val="false"/>
-                <w:b w:val="false"/>
-                <w:u w:val="none"/>
-                <w:sz w:val="22"/>
-                <w:szCs w:val="22"/>
-                <w:color w:val="000000"/>
-              </w:rPr>
-            </w:pPr>
-            <w:r>
-              <w:rPr>
-                <w:rFonts w:ascii="Helvetica" w:hAnsi="Helvetica" w:eastAsia="Helvetica" w:cs="Helvetica"/>
-                <w:i w:val="false"/>
-                <w:b w:val="false"/>
-                <w:u w:val="none"/>
-                <w:sz w:val="22"/>
-                <w:szCs w:val="22"/>
-                <w:color w:val="000000"/>
-              </w:rPr>
-              <w:t xml:space="preserve">0.23</w:t>
-            </w:r>
-          </w:p>
-        </w:tc>
-        <w:tc>
-          <w:tcPr>
-            <w:tcBorders>
-              <w:bottom w:val="none" w:sz="0" w:space="0" w:color="000000"/>
-              <w:top w:val="none" w:sz="0" w:space="0" w:color="000000"/>
-              <w:left w:val="none" w:sz="0" w:space="0" w:color="000000"/>
-              <w:right w:val="none" w:sz="0" w:space="0" w:color="000000"/>
-            </w:tcBorders>
-            <w:shd w:val="clear" w:color="auto" w:fill="FFFFFF"/>
-            <w:tcMar>
-              <w:top w:w="0" w:type="dxa"/>
-              <w:bottom w:w="0" w:type="dxa"/>
-              <w:left w:w="0" w:type="dxa"/>
-              <w:right w:w="0" w:type="dxa"/>
-            </w:tcMar>
-            <w:vAlign w:val="top"/>
-          </w:tcPr>
-          <w:p>
-            <w:pPr>
-              <w:pStyle w:val="Normal"/>
-              <w:jc w:val="center"/>
-              <w:pBdr>
-                <w:bottom w:val="none" w:sz="0" w:space="0" w:color="000000"/>
-                <w:top w:val="none" w:sz="0" w:space="0" w:color="000000"/>
-                <w:left w:val="none" w:sz="0" w:space="0" w:color="000000"/>
-                <w:right w:val="none" w:sz="0" w:space="0" w:color="000000"/>
-              </w:pBdr>
-              <w:spacing w:after="100" w:before="100" w:line="240"/>
-              <w:ind w:left="100" w:right="100" w:firstLine="0" w:firstLineChars="0"/>
-              <w:rPr>
-                <w:rFonts w:ascii="Helvetica" w:hAnsi="Helvetica" w:eastAsia="Helvetica" w:cs="Helvetica"/>
-                <w:i w:val="false"/>
-                <w:b w:val="false"/>
-                <w:u w:val="none"/>
-                <w:sz w:val="22"/>
-                <w:szCs w:val="22"/>
-                <w:color w:val="000000"/>
-              </w:rPr>
-            </w:pPr>
-            <w:r>
-              <w:rPr>
-                <w:rFonts w:ascii="Helvetica" w:hAnsi="Helvetica" w:eastAsia="Helvetica" w:cs="Helvetica"/>
-                <w:i w:val="false"/>
-                <w:b w:val="false"/>
-                <w:u w:val="none"/>
-                <w:sz w:val="22"/>
-                <w:szCs w:val="22"/>
-                <w:color w:val="000000"/>
-              </w:rPr>
-              <w:t xml:space="preserve">0.04, 1.33</w:t>
-            </w:r>
-          </w:p>
-        </w:tc>
-        <w:tc>
-          <w:tcPr>
-            <w:tcBorders>
-              <w:bottom w:val="none" w:sz="0" w:space="0" w:color="000000"/>
-              <w:top w:val="none" w:sz="0" w:space="0" w:color="000000"/>
-              <w:left w:val="none" w:sz="0" w:space="0" w:color="000000"/>
-              <w:right w:val="none" w:sz="0" w:space="0" w:color="000000"/>
-            </w:tcBorders>
-            <w:shd w:val="clear" w:color="auto" w:fill="FFFFFF"/>
-            <w:tcMar>
-              <w:top w:w="0" w:type="dxa"/>
-              <w:bottom w:w="0" w:type="dxa"/>
-              <w:left w:w="0" w:type="dxa"/>
-              <w:right w:w="0" w:type="dxa"/>
-            </w:tcMar>
-            <w:vAlign w:val="top"/>
-          </w:tcPr>
-          <w:p>
-            <w:pPr>
-              <w:pStyle w:val="Normal"/>
-              <w:jc w:val="center"/>
-              <w:pBdr>
-                <w:bottom w:val="none" w:sz="0" w:space="0" w:color="000000"/>
-                <w:top w:val="none" w:sz="0" w:space="0" w:color="000000"/>
-                <w:left w:val="none" w:sz="0" w:space="0" w:color="000000"/>
-                <w:right w:val="none" w:sz="0" w:space="0" w:color="000000"/>
-              </w:pBdr>
-              <w:spacing w:after="100" w:before="100" w:line="240"/>
-              <w:ind w:left="100" w:right="100" w:firstLine="0" w:firstLineChars="0"/>
-              <w:rPr>
-                <w:rFonts w:ascii="Helvetica" w:hAnsi="Helvetica" w:eastAsia="Helvetica" w:cs="Helvetica"/>
-                <w:i w:val="false"/>
-                <w:b w:val="false"/>
-                <w:u w:val="none"/>
-                <w:sz w:val="22"/>
-                <w:szCs w:val="22"/>
-                <w:color w:val="000000"/>
-              </w:rPr>
-            </w:pPr>
-            <w:r>
-              <w:rPr>
-                <w:rFonts w:ascii="Helvetica" w:hAnsi="Helvetica" w:eastAsia="Helvetica" w:cs="Helvetica"/>
-                <w:i w:val="false"/>
-                <w:b w:val="false"/>
-                <w:u w:val="none"/>
-                <w:sz w:val="22"/>
-                <w:szCs w:val="22"/>
-                <w:color w:val="000000"/>
-              </w:rPr>
-              <w:t xml:space="preserve">0.100</w:t>
+              <w:t xml:space="preserve">322</w:t>
+            </w:r>
+          </w:p>
+        </w:tc>
+        <w:tc>
+          <w:tcPr>
+            <w:tcBorders>
+              <w:bottom w:val="none" w:sz="0" w:space="0" w:color="000000"/>
+              <w:top w:val="none" w:sz="0" w:space="0" w:color="000000"/>
+              <w:left w:val="none" w:sz="0" w:space="0" w:color="000000"/>
+              <w:right w:val="none" w:sz="0" w:space="0" w:color="000000"/>
+            </w:tcBorders>
+            <w:shd w:val="clear" w:color="auto" w:fill="FFFFFF"/>
+            <w:tcMar>
+              <w:top w:w="0" w:type="dxa"/>
+              <w:bottom w:w="0" w:type="dxa"/>
+              <w:left w:w="0" w:type="dxa"/>
+              <w:right w:w="0" w:type="dxa"/>
+            </w:tcMar>
+            <w:vAlign w:val="top"/>
+          </w:tcPr>
+          <w:p>
+            <w:pPr>
+              <w:pStyle w:val="Normal"/>
+              <w:jc w:val="center"/>
+              <w:pBdr>
+                <w:bottom w:val="none" w:sz="0" w:space="0" w:color="000000"/>
+                <w:top w:val="none" w:sz="0" w:space="0" w:color="000000"/>
+                <w:left w:val="none" w:sz="0" w:space="0" w:color="000000"/>
+                <w:right w:val="none" w:sz="0" w:space="0" w:color="000000"/>
+              </w:pBdr>
+              <w:spacing w:after="100" w:before="100" w:line="240"/>
+              <w:ind w:left="100" w:right="100" w:firstLine="0" w:firstLineChars="0"/>
+              <w:rPr>
+                <w:rFonts w:ascii="Helvetica" w:hAnsi="Helvetica" w:eastAsia="Helvetica" w:cs="Helvetica"/>
+                <w:i w:val="false"/>
+                <w:b w:val="false"/>
+                <w:u w:val="none"/>
+                <w:sz w:val="22"/>
+                <w:szCs w:val="22"/>
+                <w:color w:val="000000"/>
+              </w:rPr>
+            </w:pPr>
+            <w:r>
+              <w:rPr>
+                <w:rFonts w:ascii="Helvetica" w:hAnsi="Helvetica" w:eastAsia="Helvetica" w:cs="Helvetica"/>
+                <w:i w:val="false"/>
+                <w:b w:val="false"/>
+                <w:u w:val="none"/>
+                <w:sz w:val="22"/>
+                <w:szCs w:val="22"/>
+                <w:color w:val="000000"/>
+              </w:rPr>
+              <w:t xml:space="preserve">0.48</w:t>
+            </w:r>
+          </w:p>
+        </w:tc>
+        <w:tc>
+          <w:tcPr>
+            <w:tcBorders>
+              <w:bottom w:val="none" w:sz="0" w:space="0" w:color="000000"/>
+              <w:top w:val="none" w:sz="0" w:space="0" w:color="000000"/>
+              <w:left w:val="none" w:sz="0" w:space="0" w:color="000000"/>
+              <w:right w:val="none" w:sz="0" w:space="0" w:color="000000"/>
+            </w:tcBorders>
+            <w:shd w:val="clear" w:color="auto" w:fill="FFFFFF"/>
+            <w:tcMar>
+              <w:top w:w="0" w:type="dxa"/>
+              <w:bottom w:w="0" w:type="dxa"/>
+              <w:left w:w="0" w:type="dxa"/>
+              <w:right w:w="0" w:type="dxa"/>
+            </w:tcMar>
+            <w:vAlign w:val="top"/>
+          </w:tcPr>
+          <w:p>
+            <w:pPr>
+              <w:pStyle w:val="Normal"/>
+              <w:jc w:val="center"/>
+              <w:pBdr>
+                <w:bottom w:val="none" w:sz="0" w:space="0" w:color="000000"/>
+                <w:top w:val="none" w:sz="0" w:space="0" w:color="000000"/>
+                <w:left w:val="none" w:sz="0" w:space="0" w:color="000000"/>
+                <w:right w:val="none" w:sz="0" w:space="0" w:color="000000"/>
+              </w:pBdr>
+              <w:spacing w:after="100" w:before="100" w:line="240"/>
+              <w:ind w:left="100" w:right="100" w:firstLine="0" w:firstLineChars="0"/>
+              <w:rPr>
+                <w:rFonts w:ascii="Helvetica" w:hAnsi="Helvetica" w:eastAsia="Helvetica" w:cs="Helvetica"/>
+                <w:i w:val="false"/>
+                <w:b w:val="false"/>
+                <w:u w:val="none"/>
+                <w:sz w:val="22"/>
+                <w:szCs w:val="22"/>
+                <w:color w:val="000000"/>
+              </w:rPr>
+            </w:pPr>
+            <w:r>
+              <w:rPr>
+                <w:rFonts w:ascii="Helvetica" w:hAnsi="Helvetica" w:eastAsia="Helvetica" w:cs="Helvetica"/>
+                <w:i w:val="false"/>
+                <w:b w:val="false"/>
+                <w:u w:val="none"/>
+                <w:sz w:val="22"/>
+                <w:szCs w:val="22"/>
+                <w:color w:val="000000"/>
+              </w:rPr>
+              <w:t xml:space="preserve">0.13, 1.75</w:t>
+            </w:r>
+          </w:p>
+        </w:tc>
+        <w:tc>
+          <w:tcPr>
+            <w:tcBorders>
+              <w:bottom w:val="none" w:sz="0" w:space="0" w:color="000000"/>
+              <w:top w:val="none" w:sz="0" w:space="0" w:color="000000"/>
+              <w:left w:val="none" w:sz="0" w:space="0" w:color="000000"/>
+              <w:right w:val="none" w:sz="0" w:space="0" w:color="000000"/>
+            </w:tcBorders>
+            <w:shd w:val="clear" w:color="auto" w:fill="FFFFFF"/>
+            <w:tcMar>
+              <w:top w:w="0" w:type="dxa"/>
+              <w:bottom w:w="0" w:type="dxa"/>
+              <w:left w:w="0" w:type="dxa"/>
+              <w:right w:w="0" w:type="dxa"/>
+            </w:tcMar>
+            <w:vAlign w:val="top"/>
+          </w:tcPr>
+          <w:p>
+            <w:pPr>
+              <w:pStyle w:val="Normal"/>
+              <w:jc w:val="center"/>
+              <w:pBdr>
+                <w:bottom w:val="none" w:sz="0" w:space="0" w:color="000000"/>
+                <w:top w:val="none" w:sz="0" w:space="0" w:color="000000"/>
+                <w:left w:val="none" w:sz="0" w:space="0" w:color="000000"/>
+                <w:right w:val="none" w:sz="0" w:space="0" w:color="000000"/>
+              </w:pBdr>
+              <w:spacing w:after="100" w:before="100" w:line="240"/>
+              <w:ind w:left="100" w:right="100" w:firstLine="0" w:firstLineChars="0"/>
+              <w:rPr>
+                <w:rFonts w:ascii="Helvetica" w:hAnsi="Helvetica" w:eastAsia="Helvetica" w:cs="Helvetica"/>
+                <w:i w:val="false"/>
+                <w:b w:val="false"/>
+                <w:u w:val="none"/>
+                <w:sz w:val="22"/>
+                <w:szCs w:val="22"/>
+                <w:color w:val="000000"/>
+              </w:rPr>
+            </w:pPr>
+            <w:r>
+              <w:rPr>
+                <w:rFonts w:ascii="Helvetica" w:hAnsi="Helvetica" w:eastAsia="Helvetica" w:cs="Helvetica"/>
+                <w:i w:val="false"/>
+                <w:b w:val="false"/>
+                <w:u w:val="none"/>
+                <w:sz w:val="22"/>
+                <w:szCs w:val="22"/>
+                <w:color w:val="000000"/>
+              </w:rPr>
+              <w:t xml:space="preserve">0.270</w:t>
+            </w:r>
+          </w:p>
+        </w:tc>
+        <w:tc>
+          <w:tcPr>
+            <w:tcBorders>
+              <w:bottom w:val="none" w:sz="0" w:space="0" w:color="000000"/>
+              <w:top w:val="none" w:sz="0" w:space="0" w:color="000000"/>
+              <w:left w:val="none" w:sz="0" w:space="0" w:color="000000"/>
+              <w:right w:val="none" w:sz="0" w:space="0" w:color="000000"/>
+            </w:tcBorders>
+            <w:shd w:val="clear" w:color="auto" w:fill="FFFFFF"/>
+            <w:tcMar>
+              <w:top w:w="0" w:type="dxa"/>
+              <w:bottom w:w="0" w:type="dxa"/>
+              <w:left w:w="0" w:type="dxa"/>
+              <w:right w:w="0" w:type="dxa"/>
+            </w:tcMar>
+            <w:vAlign w:val="top"/>
+          </w:tcPr>
+          <w:p>
+            <w:pPr>
+              <w:pStyle w:val="Normal"/>
+              <w:jc w:val="center"/>
+              <w:pBdr>
+                <w:bottom w:val="none" w:sz="0" w:space="0" w:color="000000"/>
+                <w:top w:val="none" w:sz="0" w:space="0" w:color="000000"/>
+                <w:left w:val="none" w:sz="0" w:space="0" w:color="000000"/>
+                <w:right w:val="none" w:sz="0" w:space="0" w:color="000000"/>
+              </w:pBdr>
+              <w:spacing w:after="100" w:before="100" w:line="240"/>
+              <w:ind w:left="100" w:right="100" w:firstLine="0" w:firstLineChars="0"/>
+              <w:rPr>
+                <w:rFonts w:ascii="Helvetica" w:hAnsi="Helvetica" w:eastAsia="Helvetica" w:cs="Helvetica"/>
+                <w:i w:val="false"/>
+                <w:b w:val="false"/>
+                <w:u w:val="none"/>
+                <w:sz w:val="22"/>
+                <w:szCs w:val="22"/>
+                <w:color w:val="000000"/>
+              </w:rPr>
+            </w:pPr>
+            <w:r>
+              <w:rPr>
+                <w:rFonts w:ascii="Helvetica" w:hAnsi="Helvetica" w:eastAsia="Helvetica" w:cs="Helvetica"/>
+                <w:i w:val="false"/>
+                <w:b w:val="false"/>
+                <w:u w:val="none"/>
+                <w:sz w:val="22"/>
+                <w:szCs w:val="22"/>
+                <w:color w:val="000000"/>
+              </w:rPr>
+              <w:t xml:space="preserve">322</w:t>
+            </w:r>
+          </w:p>
+        </w:tc>
+        <w:tc>
+          <w:tcPr>
+            <w:tcBorders>
+              <w:bottom w:val="none" w:sz="0" w:space="0" w:color="000000"/>
+              <w:top w:val="none" w:sz="0" w:space="0" w:color="000000"/>
+              <w:left w:val="none" w:sz="0" w:space="0" w:color="000000"/>
+              <w:right w:val="none" w:sz="0" w:space="0" w:color="000000"/>
+            </w:tcBorders>
+            <w:shd w:val="clear" w:color="auto" w:fill="FFFFFF"/>
+            <w:tcMar>
+              <w:top w:w="0" w:type="dxa"/>
+              <w:bottom w:w="0" w:type="dxa"/>
+              <w:left w:w="0" w:type="dxa"/>
+              <w:right w:w="0" w:type="dxa"/>
+            </w:tcMar>
+            <w:vAlign w:val="top"/>
+          </w:tcPr>
+          <w:p>
+            <w:pPr>
+              <w:pStyle w:val="Normal"/>
+              <w:jc w:val="center"/>
+              <w:pBdr>
+                <w:bottom w:val="none" w:sz="0" w:space="0" w:color="000000"/>
+                <w:top w:val="none" w:sz="0" w:space="0" w:color="000000"/>
+                <w:left w:val="none" w:sz="0" w:space="0" w:color="000000"/>
+                <w:right w:val="none" w:sz="0" w:space="0" w:color="000000"/>
+              </w:pBdr>
+              <w:spacing w:after="100" w:before="100" w:line="240"/>
+              <w:ind w:left="100" w:right="100" w:firstLine="0" w:firstLineChars="0"/>
+              <w:rPr>
+                <w:rFonts w:ascii="Helvetica" w:hAnsi="Helvetica" w:eastAsia="Helvetica" w:cs="Helvetica"/>
+                <w:i w:val="false"/>
+                <w:b w:val="false"/>
+                <w:u w:val="none"/>
+                <w:sz w:val="22"/>
+                <w:szCs w:val="22"/>
+                <w:color w:val="000000"/>
+              </w:rPr>
+            </w:pPr>
+            <w:r>
+              <w:rPr>
+                <w:rFonts w:ascii="Helvetica" w:hAnsi="Helvetica" w:eastAsia="Helvetica" w:cs="Helvetica"/>
+                <w:i w:val="false"/>
+                <w:b w:val="false"/>
+                <w:u w:val="none"/>
+                <w:sz w:val="22"/>
+                <w:szCs w:val="22"/>
+                <w:color w:val="000000"/>
+              </w:rPr>
+              <w:t xml:space="preserve">0.22</w:t>
+            </w:r>
+          </w:p>
+        </w:tc>
+        <w:tc>
+          <w:tcPr>
+            <w:tcBorders>
+              <w:bottom w:val="none" w:sz="0" w:space="0" w:color="000000"/>
+              <w:top w:val="none" w:sz="0" w:space="0" w:color="000000"/>
+              <w:left w:val="none" w:sz="0" w:space="0" w:color="000000"/>
+              <w:right w:val="none" w:sz="0" w:space="0" w:color="000000"/>
+            </w:tcBorders>
+            <w:shd w:val="clear" w:color="auto" w:fill="FFFFFF"/>
+            <w:tcMar>
+              <w:top w:w="0" w:type="dxa"/>
+              <w:bottom w:w="0" w:type="dxa"/>
+              <w:left w:w="0" w:type="dxa"/>
+              <w:right w:w="0" w:type="dxa"/>
+            </w:tcMar>
+            <w:vAlign w:val="top"/>
+          </w:tcPr>
+          <w:p>
+            <w:pPr>
+              <w:pStyle w:val="Normal"/>
+              <w:jc w:val="center"/>
+              <w:pBdr>
+                <w:bottom w:val="none" w:sz="0" w:space="0" w:color="000000"/>
+                <w:top w:val="none" w:sz="0" w:space="0" w:color="000000"/>
+                <w:left w:val="none" w:sz="0" w:space="0" w:color="000000"/>
+                <w:right w:val="none" w:sz="0" w:space="0" w:color="000000"/>
+              </w:pBdr>
+              <w:spacing w:after="100" w:before="100" w:line="240"/>
+              <w:ind w:left="100" w:right="100" w:firstLine="0" w:firstLineChars="0"/>
+              <w:rPr>
+                <w:rFonts w:ascii="Helvetica" w:hAnsi="Helvetica" w:eastAsia="Helvetica" w:cs="Helvetica"/>
+                <w:i w:val="false"/>
+                <w:b w:val="false"/>
+                <w:u w:val="none"/>
+                <w:sz w:val="22"/>
+                <w:szCs w:val="22"/>
+                <w:color w:val="000000"/>
+              </w:rPr>
+            </w:pPr>
+            <w:r>
+              <w:rPr>
+                <w:rFonts w:ascii="Helvetica" w:hAnsi="Helvetica" w:eastAsia="Helvetica" w:cs="Helvetica"/>
+                <w:i w:val="false"/>
+                <w:b w:val="false"/>
+                <w:u w:val="none"/>
+                <w:sz w:val="22"/>
+                <w:szCs w:val="22"/>
+                <w:color w:val="000000"/>
+              </w:rPr>
+              <w:t xml:space="preserve">0.04, 1.25</w:t>
+            </w:r>
+          </w:p>
+        </w:tc>
+        <w:tc>
+          <w:tcPr>
+            <w:tcBorders>
+              <w:bottom w:val="none" w:sz="0" w:space="0" w:color="000000"/>
+              <w:top w:val="none" w:sz="0" w:space="0" w:color="000000"/>
+              <w:left w:val="none" w:sz="0" w:space="0" w:color="000000"/>
+              <w:right w:val="none" w:sz="0" w:space="0" w:color="000000"/>
+            </w:tcBorders>
+            <w:shd w:val="clear" w:color="auto" w:fill="FFFFFF"/>
+            <w:tcMar>
+              <w:top w:w="0" w:type="dxa"/>
+              <w:bottom w:w="0" w:type="dxa"/>
+              <w:left w:w="0" w:type="dxa"/>
+              <w:right w:w="0" w:type="dxa"/>
+            </w:tcMar>
+            <w:vAlign w:val="top"/>
+          </w:tcPr>
+          <w:p>
+            <w:pPr>
+              <w:pStyle w:val="Normal"/>
+              <w:jc w:val="center"/>
+              <w:pBdr>
+                <w:bottom w:val="none" w:sz="0" w:space="0" w:color="000000"/>
+                <w:top w:val="none" w:sz="0" w:space="0" w:color="000000"/>
+                <w:left w:val="none" w:sz="0" w:space="0" w:color="000000"/>
+                <w:right w:val="none" w:sz="0" w:space="0" w:color="000000"/>
+              </w:pBdr>
+              <w:spacing w:after="100" w:before="100" w:line="240"/>
+              <w:ind w:left="100" w:right="100" w:firstLine="0" w:firstLineChars="0"/>
+              <w:rPr>
+                <w:rFonts w:ascii="Helvetica" w:hAnsi="Helvetica" w:eastAsia="Helvetica" w:cs="Helvetica"/>
+                <w:i w:val="false"/>
+                <w:b w:val="false"/>
+                <w:u w:val="none"/>
+                <w:sz w:val="22"/>
+                <w:szCs w:val="22"/>
+                <w:color w:val="000000"/>
+              </w:rPr>
+            </w:pPr>
+            <w:r>
+              <w:rPr>
+                <w:rFonts w:ascii="Helvetica" w:hAnsi="Helvetica" w:eastAsia="Helvetica" w:cs="Helvetica"/>
+                <w:i w:val="false"/>
+                <w:b w:val="false"/>
+                <w:u w:val="none"/>
+                <w:sz w:val="22"/>
+                <w:szCs w:val="22"/>
+                <w:color w:val="000000"/>
+              </w:rPr>
+              <w:t xml:space="preserve">0.088</w:t>
             </w:r>
           </w:p>
         </w:tc>
@@ -15328,325 +15328,325 @@
                 <w:szCs w:val="22"/>
                 <w:color w:val="000000"/>
               </w:rPr>
-              <w:t xml:space="preserve">323</w:t>
-            </w:r>
-          </w:p>
-        </w:tc>
-        <w:tc>
-          <w:tcPr>
-            <w:tcBorders>
-              <w:bottom w:val="none" w:sz="0" w:space="0" w:color="000000"/>
-              <w:top w:val="none" w:sz="0" w:space="0" w:color="000000"/>
-              <w:left w:val="none" w:sz="0" w:space="0" w:color="000000"/>
-              <w:right w:val="none" w:sz="0" w:space="0" w:color="000000"/>
-            </w:tcBorders>
-            <w:shd w:val="clear" w:color="auto" w:fill="FFFFFF"/>
-            <w:tcMar>
-              <w:top w:w="0" w:type="dxa"/>
-              <w:bottom w:w="0" w:type="dxa"/>
-              <w:left w:w="0" w:type="dxa"/>
-              <w:right w:w="0" w:type="dxa"/>
-            </w:tcMar>
-            <w:vAlign w:val="top"/>
-          </w:tcPr>
-          <w:p>
-            <w:pPr>
-              <w:pStyle w:val="Normal"/>
-              <w:jc w:val="center"/>
-              <w:pBdr>
-                <w:bottom w:val="none" w:sz="0" w:space="0" w:color="000000"/>
-                <w:top w:val="none" w:sz="0" w:space="0" w:color="000000"/>
-                <w:left w:val="none" w:sz="0" w:space="0" w:color="000000"/>
-                <w:right w:val="none" w:sz="0" w:space="0" w:color="000000"/>
-              </w:pBdr>
-              <w:spacing w:after="100" w:before="100" w:line="240"/>
-              <w:ind w:left="100" w:right="100" w:firstLine="0" w:firstLineChars="0"/>
-              <w:rPr>
-                <w:rFonts w:ascii="Helvetica" w:hAnsi="Helvetica" w:eastAsia="Helvetica" w:cs="Helvetica"/>
-                <w:i w:val="false"/>
-                <w:b w:val="false"/>
-                <w:u w:val="none"/>
-                <w:sz w:val="22"/>
-                <w:szCs w:val="22"/>
-                <w:color w:val="000000"/>
-              </w:rPr>
-            </w:pPr>
-            <w:r>
-              <w:rPr>
-                <w:rFonts w:ascii="Helvetica" w:hAnsi="Helvetica" w:eastAsia="Helvetica" w:cs="Helvetica"/>
-                <w:i w:val="false"/>
-                <w:b w:val="false"/>
-                <w:u w:val="none"/>
-                <w:sz w:val="22"/>
-                <w:szCs w:val="22"/>
-                <w:color w:val="000000"/>
-              </w:rPr>
-              <w:t xml:space="preserve">2.39</w:t>
-            </w:r>
-          </w:p>
-        </w:tc>
-        <w:tc>
-          <w:tcPr>
-            <w:tcBorders>
-              <w:bottom w:val="none" w:sz="0" w:space="0" w:color="000000"/>
-              <w:top w:val="none" w:sz="0" w:space="0" w:color="000000"/>
-              <w:left w:val="none" w:sz="0" w:space="0" w:color="000000"/>
-              <w:right w:val="none" w:sz="0" w:space="0" w:color="000000"/>
-            </w:tcBorders>
-            <w:shd w:val="clear" w:color="auto" w:fill="FFFFFF"/>
-            <w:tcMar>
-              <w:top w:w="0" w:type="dxa"/>
-              <w:bottom w:w="0" w:type="dxa"/>
-              <w:left w:w="0" w:type="dxa"/>
-              <w:right w:w="0" w:type="dxa"/>
-            </w:tcMar>
-            <w:vAlign w:val="top"/>
-          </w:tcPr>
-          <w:p>
-            <w:pPr>
-              <w:pStyle w:val="Normal"/>
-              <w:jc w:val="center"/>
-              <w:pBdr>
-                <w:bottom w:val="none" w:sz="0" w:space="0" w:color="000000"/>
-                <w:top w:val="none" w:sz="0" w:space="0" w:color="000000"/>
-                <w:left w:val="none" w:sz="0" w:space="0" w:color="000000"/>
-                <w:right w:val="none" w:sz="0" w:space="0" w:color="000000"/>
-              </w:pBdr>
-              <w:spacing w:after="100" w:before="100" w:line="240"/>
-              <w:ind w:left="100" w:right="100" w:firstLine="0" w:firstLineChars="0"/>
-              <w:rPr>
-                <w:rFonts w:ascii="Helvetica" w:hAnsi="Helvetica" w:eastAsia="Helvetica" w:cs="Helvetica"/>
-                <w:i w:val="false"/>
-                <w:b w:val="false"/>
-                <w:u w:val="none"/>
-                <w:sz w:val="22"/>
-                <w:szCs w:val="22"/>
-                <w:color w:val="000000"/>
-              </w:rPr>
-            </w:pPr>
-            <w:r>
-              <w:rPr>
-                <w:rFonts w:ascii="Helvetica" w:hAnsi="Helvetica" w:eastAsia="Helvetica" w:cs="Helvetica"/>
-                <w:i w:val="false"/>
-                <w:b w:val="false"/>
-                <w:u w:val="none"/>
-                <w:sz w:val="22"/>
-                <w:szCs w:val="22"/>
-                <w:color w:val="000000"/>
-              </w:rPr>
-              <w:t xml:space="preserve">1.26, 4.52</w:t>
-            </w:r>
-          </w:p>
-        </w:tc>
-        <w:tc>
-          <w:tcPr>
-            <w:tcBorders>
-              <w:bottom w:val="none" w:sz="0" w:space="0" w:color="000000"/>
-              <w:top w:val="none" w:sz="0" w:space="0" w:color="000000"/>
-              <w:left w:val="none" w:sz="0" w:space="0" w:color="000000"/>
-              <w:right w:val="none" w:sz="0" w:space="0" w:color="000000"/>
-            </w:tcBorders>
-            <w:shd w:val="clear" w:color="auto" w:fill="FFFFFF"/>
-            <w:tcMar>
-              <w:top w:w="0" w:type="dxa"/>
-              <w:bottom w:w="0" w:type="dxa"/>
-              <w:left w:w="0" w:type="dxa"/>
-              <w:right w:w="0" w:type="dxa"/>
-            </w:tcMar>
-            <w:vAlign w:val="top"/>
-          </w:tcPr>
-          <w:p>
-            <w:pPr>
-              <w:pStyle w:val="Normal"/>
-              <w:jc w:val="center"/>
-              <w:pBdr>
-                <w:bottom w:val="none" w:sz="0" w:space="0" w:color="000000"/>
-                <w:top w:val="none" w:sz="0" w:space="0" w:color="000000"/>
-                <w:left w:val="none" w:sz="0" w:space="0" w:color="000000"/>
-                <w:right w:val="none" w:sz="0" w:space="0" w:color="000000"/>
-              </w:pBdr>
-              <w:spacing w:after="100" w:before="100" w:line="240"/>
-              <w:ind w:left="100" w:right="100" w:firstLine="0" w:firstLineChars="0"/>
-              <w:rPr>
-                <w:rFonts w:ascii="Helvetica" w:hAnsi="Helvetica" w:eastAsia="Helvetica" w:cs="Helvetica"/>
-                <w:i w:val="false"/>
-                <w:b w:val="false"/>
-                <w:u w:val="none"/>
-                <w:sz w:val="22"/>
-                <w:szCs w:val="22"/>
-                <w:color w:val="000000"/>
-              </w:rPr>
-            </w:pPr>
-            <w:r>
-              <w:rPr>
-                <w:rFonts w:ascii="Helvetica" w:hAnsi="Helvetica" w:eastAsia="Helvetica" w:cs="Helvetica"/>
-                <w:i w:val="false"/>
-                <w:b w:val="false"/>
-                <w:u w:val="none"/>
-                <w:sz w:val="22"/>
-                <w:szCs w:val="22"/>
-                <w:color w:val="000000"/>
-              </w:rPr>
-              <w:t xml:space="preserve">0.008</w:t>
-            </w:r>
-          </w:p>
-        </w:tc>
-        <w:tc>
-          <w:tcPr>
-            <w:tcBorders>
-              <w:bottom w:val="none" w:sz="0" w:space="0" w:color="000000"/>
-              <w:top w:val="none" w:sz="0" w:space="0" w:color="000000"/>
-              <w:left w:val="none" w:sz="0" w:space="0" w:color="000000"/>
-              <w:right w:val="none" w:sz="0" w:space="0" w:color="000000"/>
-            </w:tcBorders>
-            <w:shd w:val="clear" w:color="auto" w:fill="FFFFFF"/>
-            <w:tcMar>
-              <w:top w:w="0" w:type="dxa"/>
-              <w:bottom w:w="0" w:type="dxa"/>
-              <w:left w:w="0" w:type="dxa"/>
-              <w:right w:w="0" w:type="dxa"/>
-            </w:tcMar>
-            <w:vAlign w:val="top"/>
-          </w:tcPr>
-          <w:p>
-            <w:pPr>
-              <w:pStyle w:val="Normal"/>
-              <w:jc w:val="center"/>
-              <w:pBdr>
-                <w:bottom w:val="none" w:sz="0" w:space="0" w:color="000000"/>
-                <w:top w:val="none" w:sz="0" w:space="0" w:color="000000"/>
-                <w:left w:val="none" w:sz="0" w:space="0" w:color="000000"/>
-                <w:right w:val="none" w:sz="0" w:space="0" w:color="000000"/>
-              </w:pBdr>
-              <w:spacing w:after="100" w:before="100" w:line="240"/>
-              <w:ind w:left="100" w:right="100" w:firstLine="0" w:firstLineChars="0"/>
-              <w:rPr>
-                <w:rFonts w:ascii="Helvetica" w:hAnsi="Helvetica" w:eastAsia="Helvetica" w:cs="Helvetica"/>
-                <w:i w:val="false"/>
-                <w:b w:val="false"/>
-                <w:u w:val="none"/>
-                <w:sz w:val="22"/>
-                <w:szCs w:val="22"/>
-                <w:color w:val="000000"/>
-              </w:rPr>
-            </w:pPr>
-            <w:r>
-              <w:rPr>
-                <w:rFonts w:ascii="Helvetica" w:hAnsi="Helvetica" w:eastAsia="Helvetica" w:cs="Helvetica"/>
-                <w:i w:val="false"/>
-                <w:b w:val="false"/>
-                <w:u w:val="none"/>
-                <w:sz w:val="22"/>
-                <w:szCs w:val="22"/>
-                <w:color w:val="000000"/>
-              </w:rPr>
-              <w:t xml:space="preserve">323</w:t>
-            </w:r>
-          </w:p>
-        </w:tc>
-        <w:tc>
-          <w:tcPr>
-            <w:tcBorders>
-              <w:bottom w:val="none" w:sz="0" w:space="0" w:color="000000"/>
-              <w:top w:val="none" w:sz="0" w:space="0" w:color="000000"/>
-              <w:left w:val="none" w:sz="0" w:space="0" w:color="000000"/>
-              <w:right w:val="none" w:sz="0" w:space="0" w:color="000000"/>
-            </w:tcBorders>
-            <w:shd w:val="clear" w:color="auto" w:fill="FFFFFF"/>
-            <w:tcMar>
-              <w:top w:w="0" w:type="dxa"/>
-              <w:bottom w:w="0" w:type="dxa"/>
-              <w:left w:w="0" w:type="dxa"/>
-              <w:right w:w="0" w:type="dxa"/>
-            </w:tcMar>
-            <w:vAlign w:val="top"/>
-          </w:tcPr>
-          <w:p>
-            <w:pPr>
-              <w:pStyle w:val="Normal"/>
-              <w:jc w:val="center"/>
-              <w:pBdr>
-                <w:bottom w:val="none" w:sz="0" w:space="0" w:color="000000"/>
-                <w:top w:val="none" w:sz="0" w:space="0" w:color="000000"/>
-                <w:left w:val="none" w:sz="0" w:space="0" w:color="000000"/>
-                <w:right w:val="none" w:sz="0" w:space="0" w:color="000000"/>
-              </w:pBdr>
-              <w:spacing w:after="100" w:before="100" w:line="240"/>
-              <w:ind w:left="100" w:right="100" w:firstLine="0" w:firstLineChars="0"/>
-              <w:rPr>
-                <w:rFonts w:ascii="Helvetica" w:hAnsi="Helvetica" w:eastAsia="Helvetica" w:cs="Helvetica"/>
-                <w:i w:val="false"/>
-                <w:b w:val="false"/>
-                <w:u w:val="none"/>
-                <w:sz w:val="22"/>
-                <w:szCs w:val="22"/>
-                <w:color w:val="000000"/>
-              </w:rPr>
-            </w:pPr>
-            <w:r>
-              <w:rPr>
-                <w:rFonts w:ascii="Helvetica" w:hAnsi="Helvetica" w:eastAsia="Helvetica" w:cs="Helvetica"/>
-                <w:i w:val="false"/>
-                <w:b w:val="false"/>
-                <w:u w:val="none"/>
-                <w:sz w:val="22"/>
-                <w:szCs w:val="22"/>
-                <w:color w:val="000000"/>
-              </w:rPr>
-              <w:t xml:space="preserve">3.26</w:t>
-            </w:r>
-          </w:p>
-        </w:tc>
-        <w:tc>
-          <w:tcPr>
-            <w:tcBorders>
-              <w:bottom w:val="none" w:sz="0" w:space="0" w:color="000000"/>
-              <w:top w:val="none" w:sz="0" w:space="0" w:color="000000"/>
-              <w:left w:val="none" w:sz="0" w:space="0" w:color="000000"/>
-              <w:right w:val="none" w:sz="0" w:space="0" w:color="000000"/>
-            </w:tcBorders>
-            <w:shd w:val="clear" w:color="auto" w:fill="FFFFFF"/>
-            <w:tcMar>
-              <w:top w:w="0" w:type="dxa"/>
-              <w:bottom w:w="0" w:type="dxa"/>
-              <w:left w:w="0" w:type="dxa"/>
-              <w:right w:w="0" w:type="dxa"/>
-            </w:tcMar>
-            <w:vAlign w:val="top"/>
-          </w:tcPr>
-          <w:p>
-            <w:pPr>
-              <w:pStyle w:val="Normal"/>
-              <w:jc w:val="center"/>
-              <w:pBdr>
-                <w:bottom w:val="none" w:sz="0" w:space="0" w:color="000000"/>
-                <w:top w:val="none" w:sz="0" w:space="0" w:color="000000"/>
-                <w:left w:val="none" w:sz="0" w:space="0" w:color="000000"/>
-                <w:right w:val="none" w:sz="0" w:space="0" w:color="000000"/>
-              </w:pBdr>
-              <w:spacing w:after="100" w:before="100" w:line="240"/>
-              <w:ind w:left="100" w:right="100" w:firstLine="0" w:firstLineChars="0"/>
-              <w:rPr>
-                <w:rFonts w:ascii="Helvetica" w:hAnsi="Helvetica" w:eastAsia="Helvetica" w:cs="Helvetica"/>
-                <w:i w:val="false"/>
-                <w:b w:val="false"/>
-                <w:u w:val="none"/>
-                <w:sz w:val="22"/>
-                <w:szCs w:val="22"/>
-                <w:color w:val="000000"/>
-              </w:rPr>
-            </w:pPr>
-            <w:r>
-              <w:rPr>
-                <w:rFonts w:ascii="Helvetica" w:hAnsi="Helvetica" w:eastAsia="Helvetica" w:cs="Helvetica"/>
-                <w:i w:val="false"/>
-                <w:b w:val="false"/>
-                <w:u w:val="none"/>
-                <w:sz w:val="22"/>
-                <w:szCs w:val="22"/>
-                <w:color w:val="000000"/>
-              </w:rPr>
-              <w:t xml:space="preserve">1.62, 6.58</w:t>
+              <w:t xml:space="preserve">322</w:t>
+            </w:r>
+          </w:p>
+        </w:tc>
+        <w:tc>
+          <w:tcPr>
+            <w:tcBorders>
+              <w:bottom w:val="none" w:sz="0" w:space="0" w:color="000000"/>
+              <w:top w:val="none" w:sz="0" w:space="0" w:color="000000"/>
+              <w:left w:val="none" w:sz="0" w:space="0" w:color="000000"/>
+              <w:right w:val="none" w:sz="0" w:space="0" w:color="000000"/>
+            </w:tcBorders>
+            <w:shd w:val="clear" w:color="auto" w:fill="FFFFFF"/>
+            <w:tcMar>
+              <w:top w:w="0" w:type="dxa"/>
+              <w:bottom w:w="0" w:type="dxa"/>
+              <w:left w:w="0" w:type="dxa"/>
+              <w:right w:w="0" w:type="dxa"/>
+            </w:tcMar>
+            <w:vAlign w:val="top"/>
+          </w:tcPr>
+          <w:p>
+            <w:pPr>
+              <w:pStyle w:val="Normal"/>
+              <w:jc w:val="center"/>
+              <w:pBdr>
+                <w:bottom w:val="none" w:sz="0" w:space="0" w:color="000000"/>
+                <w:top w:val="none" w:sz="0" w:space="0" w:color="000000"/>
+                <w:left w:val="none" w:sz="0" w:space="0" w:color="000000"/>
+                <w:right w:val="none" w:sz="0" w:space="0" w:color="000000"/>
+              </w:pBdr>
+              <w:spacing w:after="100" w:before="100" w:line="240"/>
+              <w:ind w:left="100" w:right="100" w:firstLine="0" w:firstLineChars="0"/>
+              <w:rPr>
+                <w:rFonts w:ascii="Helvetica" w:hAnsi="Helvetica" w:eastAsia="Helvetica" w:cs="Helvetica"/>
+                <w:i w:val="false"/>
+                <w:b w:val="false"/>
+                <w:u w:val="none"/>
+                <w:sz w:val="22"/>
+                <w:szCs w:val="22"/>
+                <w:color w:val="000000"/>
+              </w:rPr>
+            </w:pPr>
+            <w:r>
+              <w:rPr>
+                <w:rFonts w:ascii="Helvetica" w:hAnsi="Helvetica" w:eastAsia="Helvetica" w:cs="Helvetica"/>
+                <w:i w:val="false"/>
+                <w:b w:val="false"/>
+                <w:u w:val="none"/>
+                <w:sz w:val="22"/>
+                <w:szCs w:val="22"/>
+                <w:color w:val="000000"/>
+              </w:rPr>
+              <w:t xml:space="preserve">2.32</w:t>
+            </w:r>
+          </w:p>
+        </w:tc>
+        <w:tc>
+          <w:tcPr>
+            <w:tcBorders>
+              <w:bottom w:val="none" w:sz="0" w:space="0" w:color="000000"/>
+              <w:top w:val="none" w:sz="0" w:space="0" w:color="000000"/>
+              <w:left w:val="none" w:sz="0" w:space="0" w:color="000000"/>
+              <w:right w:val="none" w:sz="0" w:space="0" w:color="000000"/>
+            </w:tcBorders>
+            <w:shd w:val="clear" w:color="auto" w:fill="FFFFFF"/>
+            <w:tcMar>
+              <w:top w:w="0" w:type="dxa"/>
+              <w:bottom w:w="0" w:type="dxa"/>
+              <w:left w:w="0" w:type="dxa"/>
+              <w:right w:w="0" w:type="dxa"/>
+            </w:tcMar>
+            <w:vAlign w:val="top"/>
+          </w:tcPr>
+          <w:p>
+            <w:pPr>
+              <w:pStyle w:val="Normal"/>
+              <w:jc w:val="center"/>
+              <w:pBdr>
+                <w:bottom w:val="none" w:sz="0" w:space="0" w:color="000000"/>
+                <w:top w:val="none" w:sz="0" w:space="0" w:color="000000"/>
+                <w:left w:val="none" w:sz="0" w:space="0" w:color="000000"/>
+                <w:right w:val="none" w:sz="0" w:space="0" w:color="000000"/>
+              </w:pBdr>
+              <w:spacing w:after="100" w:before="100" w:line="240"/>
+              <w:ind w:left="100" w:right="100" w:firstLine="0" w:firstLineChars="0"/>
+              <w:rPr>
+                <w:rFonts w:ascii="Helvetica" w:hAnsi="Helvetica" w:eastAsia="Helvetica" w:cs="Helvetica"/>
+                <w:i w:val="false"/>
+                <w:b w:val="false"/>
+                <w:u w:val="none"/>
+                <w:sz w:val="22"/>
+                <w:szCs w:val="22"/>
+                <w:color w:val="000000"/>
+              </w:rPr>
+            </w:pPr>
+            <w:r>
+              <w:rPr>
+                <w:rFonts w:ascii="Helvetica" w:hAnsi="Helvetica" w:eastAsia="Helvetica" w:cs="Helvetica"/>
+                <w:i w:val="false"/>
+                <w:b w:val="false"/>
+                <w:u w:val="none"/>
+                <w:sz w:val="22"/>
+                <w:szCs w:val="22"/>
+                <w:color w:val="000000"/>
+              </w:rPr>
+              <w:t xml:space="preserve">1.23, 4.37</w:t>
+            </w:r>
+          </w:p>
+        </w:tc>
+        <w:tc>
+          <w:tcPr>
+            <w:tcBorders>
+              <w:bottom w:val="none" w:sz="0" w:space="0" w:color="000000"/>
+              <w:top w:val="none" w:sz="0" w:space="0" w:color="000000"/>
+              <w:left w:val="none" w:sz="0" w:space="0" w:color="000000"/>
+              <w:right w:val="none" w:sz="0" w:space="0" w:color="000000"/>
+            </w:tcBorders>
+            <w:shd w:val="clear" w:color="auto" w:fill="FFFFFF"/>
+            <w:tcMar>
+              <w:top w:w="0" w:type="dxa"/>
+              <w:bottom w:w="0" w:type="dxa"/>
+              <w:left w:w="0" w:type="dxa"/>
+              <w:right w:w="0" w:type="dxa"/>
+            </w:tcMar>
+            <w:vAlign w:val="top"/>
+          </w:tcPr>
+          <w:p>
+            <w:pPr>
+              <w:pStyle w:val="Normal"/>
+              <w:jc w:val="center"/>
+              <w:pBdr>
+                <w:bottom w:val="none" w:sz="0" w:space="0" w:color="000000"/>
+                <w:top w:val="none" w:sz="0" w:space="0" w:color="000000"/>
+                <w:left w:val="none" w:sz="0" w:space="0" w:color="000000"/>
+                <w:right w:val="none" w:sz="0" w:space="0" w:color="000000"/>
+              </w:pBdr>
+              <w:spacing w:after="100" w:before="100" w:line="240"/>
+              <w:ind w:left="100" w:right="100" w:firstLine="0" w:firstLineChars="0"/>
+              <w:rPr>
+                <w:rFonts w:ascii="Helvetica" w:hAnsi="Helvetica" w:eastAsia="Helvetica" w:cs="Helvetica"/>
+                <w:i w:val="false"/>
+                <w:b w:val="false"/>
+                <w:u w:val="none"/>
+                <w:sz w:val="22"/>
+                <w:szCs w:val="22"/>
+                <w:color w:val="000000"/>
+              </w:rPr>
+            </w:pPr>
+            <w:r>
+              <w:rPr>
+                <w:rFonts w:ascii="Helvetica" w:hAnsi="Helvetica" w:eastAsia="Helvetica" w:cs="Helvetica"/>
+                <w:i w:val="false"/>
+                <w:b w:val="false"/>
+                <w:u w:val="none"/>
+                <w:sz w:val="22"/>
+                <w:szCs w:val="22"/>
+                <w:color w:val="000000"/>
+              </w:rPr>
+              <w:t xml:space="preserve">0.010</w:t>
+            </w:r>
+          </w:p>
+        </w:tc>
+        <w:tc>
+          <w:tcPr>
+            <w:tcBorders>
+              <w:bottom w:val="none" w:sz="0" w:space="0" w:color="000000"/>
+              <w:top w:val="none" w:sz="0" w:space="0" w:color="000000"/>
+              <w:left w:val="none" w:sz="0" w:space="0" w:color="000000"/>
+              <w:right w:val="none" w:sz="0" w:space="0" w:color="000000"/>
+            </w:tcBorders>
+            <w:shd w:val="clear" w:color="auto" w:fill="FFFFFF"/>
+            <w:tcMar>
+              <w:top w:w="0" w:type="dxa"/>
+              <w:bottom w:w="0" w:type="dxa"/>
+              <w:left w:w="0" w:type="dxa"/>
+              <w:right w:w="0" w:type="dxa"/>
+            </w:tcMar>
+            <w:vAlign w:val="top"/>
+          </w:tcPr>
+          <w:p>
+            <w:pPr>
+              <w:pStyle w:val="Normal"/>
+              <w:jc w:val="center"/>
+              <w:pBdr>
+                <w:bottom w:val="none" w:sz="0" w:space="0" w:color="000000"/>
+                <w:top w:val="none" w:sz="0" w:space="0" w:color="000000"/>
+                <w:left w:val="none" w:sz="0" w:space="0" w:color="000000"/>
+                <w:right w:val="none" w:sz="0" w:space="0" w:color="000000"/>
+              </w:pBdr>
+              <w:spacing w:after="100" w:before="100" w:line="240"/>
+              <w:ind w:left="100" w:right="100" w:firstLine="0" w:firstLineChars="0"/>
+              <w:rPr>
+                <w:rFonts w:ascii="Helvetica" w:hAnsi="Helvetica" w:eastAsia="Helvetica" w:cs="Helvetica"/>
+                <w:i w:val="false"/>
+                <w:b w:val="false"/>
+                <w:u w:val="none"/>
+                <w:sz w:val="22"/>
+                <w:szCs w:val="22"/>
+                <w:color w:val="000000"/>
+              </w:rPr>
+            </w:pPr>
+            <w:r>
+              <w:rPr>
+                <w:rFonts w:ascii="Helvetica" w:hAnsi="Helvetica" w:eastAsia="Helvetica" w:cs="Helvetica"/>
+                <w:i w:val="false"/>
+                <w:b w:val="false"/>
+                <w:u w:val="none"/>
+                <w:sz w:val="22"/>
+                <w:szCs w:val="22"/>
+                <w:color w:val="000000"/>
+              </w:rPr>
+              <w:t xml:space="preserve">322</w:t>
+            </w:r>
+          </w:p>
+        </w:tc>
+        <w:tc>
+          <w:tcPr>
+            <w:tcBorders>
+              <w:bottom w:val="none" w:sz="0" w:space="0" w:color="000000"/>
+              <w:top w:val="none" w:sz="0" w:space="0" w:color="000000"/>
+              <w:left w:val="none" w:sz="0" w:space="0" w:color="000000"/>
+              <w:right w:val="none" w:sz="0" w:space="0" w:color="000000"/>
+            </w:tcBorders>
+            <w:shd w:val="clear" w:color="auto" w:fill="FFFFFF"/>
+            <w:tcMar>
+              <w:top w:w="0" w:type="dxa"/>
+              <w:bottom w:w="0" w:type="dxa"/>
+              <w:left w:w="0" w:type="dxa"/>
+              <w:right w:w="0" w:type="dxa"/>
+            </w:tcMar>
+            <w:vAlign w:val="top"/>
+          </w:tcPr>
+          <w:p>
+            <w:pPr>
+              <w:pStyle w:val="Normal"/>
+              <w:jc w:val="center"/>
+              <w:pBdr>
+                <w:bottom w:val="none" w:sz="0" w:space="0" w:color="000000"/>
+                <w:top w:val="none" w:sz="0" w:space="0" w:color="000000"/>
+                <w:left w:val="none" w:sz="0" w:space="0" w:color="000000"/>
+                <w:right w:val="none" w:sz="0" w:space="0" w:color="000000"/>
+              </w:pBdr>
+              <w:spacing w:after="100" w:before="100" w:line="240"/>
+              <w:ind w:left="100" w:right="100" w:firstLine="0" w:firstLineChars="0"/>
+              <w:rPr>
+                <w:rFonts w:ascii="Helvetica" w:hAnsi="Helvetica" w:eastAsia="Helvetica" w:cs="Helvetica"/>
+                <w:i w:val="false"/>
+                <w:b w:val="false"/>
+                <w:u w:val="none"/>
+                <w:sz w:val="22"/>
+                <w:szCs w:val="22"/>
+                <w:color w:val="000000"/>
+              </w:rPr>
+            </w:pPr>
+            <w:r>
+              <w:rPr>
+                <w:rFonts w:ascii="Helvetica" w:hAnsi="Helvetica" w:eastAsia="Helvetica" w:cs="Helvetica"/>
+                <w:i w:val="false"/>
+                <w:b w:val="false"/>
+                <w:u w:val="none"/>
+                <w:sz w:val="22"/>
+                <w:szCs w:val="22"/>
+                <w:color w:val="000000"/>
+              </w:rPr>
+              <w:t xml:space="preserve">3.28</w:t>
+            </w:r>
+          </w:p>
+        </w:tc>
+        <w:tc>
+          <w:tcPr>
+            <w:tcBorders>
+              <w:bottom w:val="none" w:sz="0" w:space="0" w:color="000000"/>
+              <w:top w:val="none" w:sz="0" w:space="0" w:color="000000"/>
+              <w:left w:val="none" w:sz="0" w:space="0" w:color="000000"/>
+              <w:right w:val="none" w:sz="0" w:space="0" w:color="000000"/>
+            </w:tcBorders>
+            <w:shd w:val="clear" w:color="auto" w:fill="FFFFFF"/>
+            <w:tcMar>
+              <w:top w:w="0" w:type="dxa"/>
+              <w:bottom w:w="0" w:type="dxa"/>
+              <w:left w:w="0" w:type="dxa"/>
+              <w:right w:w="0" w:type="dxa"/>
+            </w:tcMar>
+            <w:vAlign w:val="top"/>
+          </w:tcPr>
+          <w:p>
+            <w:pPr>
+              <w:pStyle w:val="Normal"/>
+              <w:jc w:val="center"/>
+              <w:pBdr>
+                <w:bottom w:val="none" w:sz="0" w:space="0" w:color="000000"/>
+                <w:top w:val="none" w:sz="0" w:space="0" w:color="000000"/>
+                <w:left w:val="none" w:sz="0" w:space="0" w:color="000000"/>
+                <w:right w:val="none" w:sz="0" w:space="0" w:color="000000"/>
+              </w:pBdr>
+              <w:spacing w:after="100" w:before="100" w:line="240"/>
+              <w:ind w:left="100" w:right="100" w:firstLine="0" w:firstLineChars="0"/>
+              <w:rPr>
+                <w:rFonts w:ascii="Helvetica" w:hAnsi="Helvetica" w:eastAsia="Helvetica" w:cs="Helvetica"/>
+                <w:i w:val="false"/>
+                <w:b w:val="false"/>
+                <w:u w:val="none"/>
+                <w:sz w:val="22"/>
+                <w:szCs w:val="22"/>
+                <w:color w:val="000000"/>
+              </w:rPr>
+            </w:pPr>
+            <w:r>
+              <w:rPr>
+                <w:rFonts w:ascii="Helvetica" w:hAnsi="Helvetica" w:eastAsia="Helvetica" w:cs="Helvetica"/>
+                <w:i w:val="false"/>
+                <w:b w:val="false"/>
+                <w:u w:val="none"/>
+                <w:sz w:val="22"/>
+                <w:szCs w:val="22"/>
+                <w:color w:val="000000"/>
+              </w:rPr>
+              <w:t xml:space="preserve">1.64, 6.56</w:t>
             </w:r>
           </w:p>
         </w:tc>
@@ -15811,7 +15811,7 @@
                 <w:szCs w:val="22"/>
                 <w:color w:val="000000"/>
               </w:rPr>
-              <w:t xml:space="preserve">323</w:t>
+              <w:t xml:space="preserve">322</w:t>
             </w:r>
           </w:p>
         </w:tc>
@@ -15970,7 +15970,7 @@
                 <w:szCs w:val="22"/>
                 <w:color w:val="000000"/>
               </w:rPr>
-              <w:t xml:space="preserve">0.460</w:t>
+              <w:t xml:space="preserve">0.420</w:t>
             </w:r>
           </w:p>
         </w:tc>
@@ -16023,7 +16023,7 @@
                 <w:szCs w:val="22"/>
                 <w:color w:val="000000"/>
               </w:rPr>
-              <w:t xml:space="preserve">323</w:t>
+              <w:t xml:space="preserve">322</w:t>
             </w:r>
           </w:p>
         </w:tc>
@@ -16182,7 +16182,7 @@
                 <w:szCs w:val="22"/>
                 <w:color w:val="000000"/>
               </w:rPr>
-              <w:t xml:space="preserve">0.450</w:t>
+              <w:t xml:space="preserve">0.370</w:t>
             </w:r>
           </w:p>
         </w:tc>
